--- a/考公/判断推理.docx
+++ b/考公/判断推理.docx
@@ -580,6 +580,7 @@
         </w:numPr>
         <w:spacing w:line="360" w:lineRule="exact"/>
         <w:rPr>
+          <w:rFonts w:hint="eastAsia"/>
           <w:color w:val="EE0000"/>
           <w:sz w:val="24"/>
           <w:szCs w:val="28"/>
@@ -783,7 +784,16 @@
           <w:sz w:val="24"/>
           <w:szCs w:val="28"/>
         </w:rPr>
-        <w:t>，无头绪优先数面</w:t>
+        <w:t>，</w:t>
+      </w:r>
+      <w:r>
+        <w:rPr>
+          <w:rFonts w:hint="eastAsia"/>
+          <w:color w:val="EE0000"/>
+          <w:sz w:val="24"/>
+          <w:szCs w:val="28"/>
+        </w:rPr>
+        <w:t>无头绪优先数面</w:t>
       </w:r>
       <w:r>
         <w:rPr>
@@ -1871,6 +1881,14 @@
         </w:rPr>
         <w:t>，还是半封闭</w:t>
       </w:r>
+      <w:r>
+        <w:rPr>
+          <w:rFonts w:hint="eastAsia"/>
+          <w:sz w:val="24"/>
+          <w:szCs w:val="28"/>
+        </w:rPr>
+        <w:t>。主要看有没有单独的线条</w:t>
+      </w:r>
     </w:p>
     <w:p>
       <w:pPr>
@@ -2259,6 +2277,7 @@
           <w:sz w:val="24"/>
           <w:szCs w:val="28"/>
         </w:rPr>
+        <w:lastRenderedPageBreak/>
         <w:tab/>
       </w:r>
       <w:r>
@@ -2294,7 +2313,6 @@
           <w:sz w:val="24"/>
           <w:szCs w:val="28"/>
         </w:rPr>
-        <w:lastRenderedPageBreak/>
         <w:tab/>
       </w:r>
       <w:r>
@@ -3076,6 +3094,7 @@
           <w:sz w:val="24"/>
           <w:szCs w:val="28"/>
         </w:rPr>
+        <w:lastRenderedPageBreak/>
         <w:t>注：</w:t>
       </w:r>
       <w:r>
@@ -3596,6 +3615,7 @@
           <w:sz w:val="24"/>
           <w:szCs w:val="28"/>
         </w:rPr>
+        <w:lastRenderedPageBreak/>
         <w:t>黑球白球的数量</w:t>
       </w:r>
     </w:p>
@@ -3884,6 +3904,7 @@
         </w:numPr>
         <w:spacing w:line="360" w:lineRule="exact"/>
         <w:rPr>
+          <w:rFonts w:hint="eastAsia"/>
           <w:sz w:val="24"/>
           <w:szCs w:val="28"/>
         </w:rPr>
@@ -4103,6 +4124,7 @@
           <w:sz w:val="24"/>
           <w:szCs w:val="28"/>
         </w:rPr>
+        <w:lastRenderedPageBreak/>
         <w:t>注：这些图由完全相同的16个圆形和一条线组成，要找规律只能从线的角度出发，分析每一笔，每一个转折包可能蕴含的信息</w:t>
       </w:r>
     </w:p>
@@ -4153,7 +4175,6 @@
         <w:rPr>
           <w:noProof/>
         </w:rPr>
-        <w:lastRenderedPageBreak/>
         <w:drawing>
           <wp:anchor distT="0" distB="0" distL="114300" distR="114300" simplePos="0" relativeHeight="251691008" behindDoc="0" locked="0" layoutInCell="1" allowOverlap="1" wp14:anchorId="1B53A18C" wp14:editId="726930F4">
             <wp:simplePos x="0" y="0"/>
@@ -4613,6 +4634,7 @@
           <w:sz w:val="24"/>
           <w:szCs w:val="28"/>
         </w:rPr>
+        <w:lastRenderedPageBreak/>
         <w:drawing>
           <wp:anchor distT="0" distB="0" distL="114300" distR="114300" simplePos="0" relativeHeight="251713536" behindDoc="0" locked="0" layoutInCell="1" allowOverlap="1" wp14:anchorId="74189742" wp14:editId="144D9806">
             <wp:simplePos x="0" y="0"/>
@@ -4731,6 +4753,14 @@
           </wp:anchor>
         </w:drawing>
       </w:r>
+      <w:r>
+        <w:rPr>
+          <w:rFonts w:hint="eastAsia"/>
+          <w:sz w:val="24"/>
+          <w:szCs w:val="28"/>
+        </w:rPr>
+        <w:t>总交点数，不算端点</w:t>
+      </w:r>
     </w:p>
     <w:p>
       <w:pPr>
@@ -5333,7 +5363,6 @@
           <w:sz w:val="24"/>
           <w:szCs w:val="28"/>
         </w:rPr>
-        <w:lastRenderedPageBreak/>
         <w:tab/>
       </w:r>
       <w:r>
@@ -5677,8 +5706,9 @@
           <w:sz w:val="24"/>
           <w:szCs w:val="28"/>
         </w:rPr>
+        <w:lastRenderedPageBreak/>
         <w:drawing>
-          <wp:anchor distT="0" distB="0" distL="114300" distR="114300" simplePos="0" relativeHeight="251704320" behindDoc="0" locked="0" layoutInCell="1" allowOverlap="1" wp14:anchorId="46F1AC02" wp14:editId="34F6B148">
+          <wp:anchor distT="0" distB="0" distL="114300" distR="114300" simplePos="0" relativeHeight="251704320" behindDoc="0" locked="0" layoutInCell="1" allowOverlap="1" wp14:anchorId="46F1AC02" wp14:editId="4A34402B">
             <wp:simplePos x="0" y="0"/>
             <wp:positionH relativeFrom="margin">
               <wp:align>left</wp:align>
@@ -5747,6 +5777,67 @@
       </w:pPr>
       <w:r>
         <w:rPr>
+          <w:sz w:val="24"/>
+          <w:szCs w:val="28"/>
+        </w:rPr>
+        <w:drawing>
+          <wp:anchor distT="0" distB="0" distL="114300" distR="114300" simplePos="0" relativeHeight="251722752" behindDoc="0" locked="0" layoutInCell="1" allowOverlap="1" wp14:anchorId="3FFA4A19" wp14:editId="1C5508A0">
+            <wp:simplePos x="0" y="0"/>
+            <wp:positionH relativeFrom="margin">
+              <wp:align>left</wp:align>
+            </wp:positionH>
+            <wp:positionV relativeFrom="paragraph">
+              <wp:posOffset>1329478</wp:posOffset>
+            </wp:positionV>
+            <wp:extent cx="2242185" cy="1159510"/>
+            <wp:effectExtent l="0" t="0" r="5715" b="2540"/>
+            <wp:wrapTopAndBottom/>
+            <wp:docPr id="1083095998" name="图片 1"/>
+            <wp:cNvGraphicFramePr>
+              <a:graphicFrameLocks xmlns:a="http://schemas.openxmlformats.org/drawingml/2006/main" noChangeAspect="1"/>
+            </wp:cNvGraphicFramePr>
+            <a:graphic xmlns:a="http://schemas.openxmlformats.org/drawingml/2006/main">
+              <a:graphicData uri="http://schemas.openxmlformats.org/drawingml/2006/picture">
+                <pic:pic xmlns:pic="http://schemas.openxmlformats.org/drawingml/2006/picture">
+                  <pic:nvPicPr>
+                    <pic:cNvPr id="1083095998" name=""/>
+                    <pic:cNvPicPr/>
+                  </pic:nvPicPr>
+                  <pic:blipFill>
+                    <a:blip r:embed="rId25">
+                      <a:extLst>
+                        <a:ext uri="{28A0092B-C50C-407E-A947-70E740481C1C}">
+                          <a14:useLocalDpi xmlns:a14="http://schemas.microsoft.com/office/drawing/2010/main" val="0"/>
+                        </a:ext>
+                      </a:extLst>
+                    </a:blip>
+                    <a:stretch>
+                      <a:fillRect/>
+                    </a:stretch>
+                  </pic:blipFill>
+                  <pic:spPr>
+                    <a:xfrm>
+                      <a:off x="0" y="0"/>
+                      <a:ext cx="2252039" cy="1164847"/>
+                    </a:xfrm>
+                    <a:prstGeom prst="rect">
+                      <a:avLst/>
+                    </a:prstGeom>
+                  </pic:spPr>
+                </pic:pic>
+              </a:graphicData>
+            </a:graphic>
+            <wp14:sizeRelH relativeFrom="page">
+              <wp14:pctWidth>0</wp14:pctWidth>
+            </wp14:sizeRelH>
+            <wp14:sizeRelV relativeFrom="page">
+              <wp14:pctHeight>0</wp14:pctHeight>
+            </wp14:sizeRelV>
+          </wp:anchor>
+        </w:drawing>
+      </w:r>
+      <w:r>
+        <w:rPr>
           <w:rFonts w:hint="eastAsia"/>
           <w:sz w:val="24"/>
           <w:szCs w:val="28"/>
@@ -5789,6 +5880,14 @@
           <w:szCs w:val="28"/>
         </w:rPr>
       </w:pPr>
+      <w:r>
+        <w:rPr>
+          <w:rFonts w:hint="eastAsia"/>
+          <w:sz w:val="24"/>
+          <w:szCs w:val="28"/>
+        </w:rPr>
+        <w:t>146是半开区间，因为存在单个线条的端点，没闭合</w:t>
+      </w:r>
     </w:p>
     <w:p>
       <w:pPr>
@@ -5807,7 +5906,6 @@
           <w:sz w:val="24"/>
           <w:szCs w:val="28"/>
         </w:rPr>
-        <w:lastRenderedPageBreak/>
         <w:drawing>
           <wp:anchor distT="0" distB="0" distL="114300" distR="114300" simplePos="0" relativeHeight="251708416" behindDoc="0" locked="0" layoutInCell="1" allowOverlap="1" wp14:anchorId="3799D1D8" wp14:editId="1DD289E3">
             <wp:simplePos x="0" y="0"/>
@@ -5832,7 +5930,7 @@
                     <pic:cNvPicPr/>
                   </pic:nvPicPr>
                   <pic:blipFill>
-                    <a:blip r:embed="rId25">
+                    <a:blip r:embed="rId26">
                       <a:extLst>
                         <a:ext uri="{28A0092B-C50C-407E-A947-70E740481C1C}">
                           <a14:useLocalDpi xmlns:a14="http://schemas.microsoft.com/office/drawing/2010/main" val="0"/>
@@ -6032,7 +6130,7 @@
                     <pic:cNvPicPr/>
                   </pic:nvPicPr>
                   <pic:blipFill>
-                    <a:blip r:embed="rId26">
+                    <a:blip r:embed="rId27">
                       <a:extLst>
                         <a:ext uri="{28A0092B-C50C-407E-A947-70E740481C1C}">
                           <a14:useLocalDpi xmlns:a14="http://schemas.microsoft.com/office/drawing/2010/main" val="0"/>
@@ -6162,7 +6260,7 @@
                     <pic:cNvPicPr/>
                   </pic:nvPicPr>
                   <pic:blipFill>
-                    <a:blip r:embed="rId27">
+                    <a:blip r:embed="rId28">
                       <a:extLst>
                         <a:ext uri="{28A0092B-C50C-407E-A947-70E740481C1C}">
                           <a14:useLocalDpi xmlns:a14="http://schemas.microsoft.com/office/drawing/2010/main" val="0"/>
@@ -6371,7 +6469,7 @@
                     <pic:cNvPicPr/>
                   </pic:nvPicPr>
                   <pic:blipFill>
-                    <a:blip r:embed="rId28">
+                    <a:blip r:embed="rId29">
                       <a:extLst>
                         <a:ext uri="{28A0092B-C50C-407E-A947-70E740481C1C}">
                           <a14:useLocalDpi xmlns:a14="http://schemas.microsoft.com/office/drawing/2010/main" val="0"/>
@@ -6617,7 +6715,7 @@
                     <pic:cNvPicPr/>
                   </pic:nvPicPr>
                   <pic:blipFill>
-                    <a:blip r:embed="rId29">
+                    <a:blip r:embed="rId30">
                       <a:extLst>
                         <a:ext uri="{28A0092B-C50C-407E-A947-70E740481C1C}">
                           <a14:useLocalDpi xmlns:a14="http://schemas.microsoft.com/office/drawing/2010/main" val="0"/>
@@ -6667,7 +6765,6 @@
           <w:sz w:val="24"/>
           <w:szCs w:val="28"/>
         </w:rPr>
-        <w:lastRenderedPageBreak/>
         <w:t>图中刻意标记了圆点，可知这题大概率与这几个点有关。</w:t>
       </w:r>
     </w:p>
@@ -6764,7 +6861,7 @@
                     <pic:cNvPicPr/>
                   </pic:nvPicPr>
                   <pic:blipFill>
-                    <a:blip r:embed="rId30">
+                    <a:blip r:embed="rId31">
                       <a:extLst>
                         <a:ext uri="{28A0092B-C50C-407E-A947-70E740481C1C}">
                           <a14:useLocalDpi xmlns:a14="http://schemas.microsoft.com/office/drawing/2010/main" val="0"/>
@@ -7009,6 +7106,7 @@
           <w:sz w:val="24"/>
           <w:szCs w:val="28"/>
         </w:rPr>
+        <w:lastRenderedPageBreak/>
         <w:drawing>
           <wp:anchor distT="0" distB="0" distL="114300" distR="114300" simplePos="0" relativeHeight="251674624" behindDoc="0" locked="0" layoutInCell="1" allowOverlap="1" wp14:anchorId="0A3AE0A0" wp14:editId="0FC80852">
             <wp:simplePos x="0" y="0"/>
@@ -7035,7 +7133,7 @@
                     </pic:cNvPicPr>
                   </pic:nvPicPr>
                   <pic:blipFill>
-                    <a:blip r:embed="rId31">
+                    <a:blip r:embed="rId32">
                       <a:extLst>
                         <a:ext uri="{28A0092B-C50C-407E-A947-70E740481C1C}">
                           <a14:useLocalDpi xmlns:a14="http://schemas.microsoft.com/office/drawing/2010/main" val="0"/>
@@ -7154,16 +7252,7 @@
           <w:sz w:val="24"/>
           <w:szCs w:val="28"/>
         </w:rPr>
-        <w:t>从连接各个封闭图形的方式出发，②④⑥纯靠点连接，①③⑤纯靠线连</w:t>
-      </w:r>
-      <w:r>
-        <w:rPr>
-          <w:rFonts w:hint="eastAsia"/>
-          <w:sz w:val="24"/>
-          <w:szCs w:val="28"/>
-        </w:rPr>
-        <w:lastRenderedPageBreak/>
-        <w:t>接，符合分组规律。</w:t>
+        <w:t>从连接各个封闭图形的方式出发，②④⑥纯靠点连接，①③⑤纯靠线连接，符合分组规律。</w:t>
       </w:r>
     </w:p>
     <w:p>
@@ -7224,7 +7313,7 @@
                     </pic:cNvPicPr>
                   </pic:nvPicPr>
                   <pic:blipFill>
-                    <a:blip r:embed="rId32">
+                    <a:blip r:embed="rId33">
                       <a:extLst>
                         <a:ext uri="{28A0092B-C50C-407E-A947-70E740481C1C}">
                           <a14:useLocalDpi xmlns:a14="http://schemas.microsoft.com/office/drawing/2010/main" val="0"/>
@@ -7397,7 +7486,7 @@
                     </pic:cNvPicPr>
                   </pic:nvPicPr>
                   <pic:blipFill>
-                    <a:blip r:embed="rId33">
+                    <a:blip r:embed="rId34">
                       <a:extLst>
                         <a:ext uri="{28A0092B-C50C-407E-A947-70E740481C1C}">
                           <a14:useLocalDpi xmlns:a14="http://schemas.microsoft.com/office/drawing/2010/main" val="0"/>
@@ -7463,16 +7552,7 @@
           <w:sz w:val="24"/>
           <w:szCs w:val="28"/>
         </w:rPr>
-        <w:t>乍一看，每个图形都由多个封闭图形组成，且是一个封闭图形中包含了</w:t>
-      </w:r>
-      <w:r>
-        <w:rPr>
-          <w:rFonts w:hint="eastAsia"/>
-          <w:sz w:val="24"/>
-          <w:szCs w:val="28"/>
-        </w:rPr>
-        <w:lastRenderedPageBreak/>
-        <w:t>其他图形</w:t>
+        <w:t>乍一看，每个图形都由多个封闭图形组成，且是一个封闭图形中包含了其他图形</w:t>
       </w:r>
     </w:p>
     <w:p>
@@ -7713,6 +7793,7 @@
           <w:sz w:val="24"/>
           <w:szCs w:val="28"/>
         </w:rPr>
+        <w:lastRenderedPageBreak/>
         <w:drawing>
           <wp:anchor distT="0" distB="0" distL="114300" distR="114300" simplePos="0" relativeHeight="251681792" behindDoc="0" locked="0" layoutInCell="1" allowOverlap="1" wp14:anchorId="4C0EC7BC" wp14:editId="6E115C73">
             <wp:simplePos x="0" y="0"/>
@@ -7739,7 +7820,7 @@
                     </pic:cNvPicPr>
                   </pic:nvPicPr>
                   <pic:blipFill>
-                    <a:blip r:embed="rId34">
+                    <a:blip r:embed="rId35">
                       <a:extLst>
                         <a:ext uri="{28A0092B-C50C-407E-A947-70E740481C1C}">
                           <a14:useLocalDpi xmlns:a14="http://schemas.microsoft.com/office/drawing/2010/main" val="0"/>
@@ -7873,7 +7954,6 @@
           <w:sz w:val="24"/>
           <w:szCs w:val="28"/>
         </w:rPr>
-        <w:lastRenderedPageBreak/>
         <w:drawing>
           <wp:anchor distT="0" distB="0" distL="114300" distR="114300" simplePos="0" relativeHeight="251682816" behindDoc="0" locked="0" layoutInCell="1" allowOverlap="1" wp14:anchorId="2B1489DC" wp14:editId="4DF98DEB">
             <wp:simplePos x="0" y="0"/>
@@ -7900,7 +7980,7 @@
                     </pic:cNvPicPr>
                   </pic:nvPicPr>
                   <pic:blipFill>
-                    <a:blip r:embed="rId35">
+                    <a:blip r:embed="rId36">
                       <a:extLst>
                         <a:ext uri="{28A0092B-C50C-407E-A947-70E740481C1C}">
                           <a14:useLocalDpi xmlns:a14="http://schemas.microsoft.com/office/drawing/2010/main" val="0"/>
@@ -8034,6 +8114,7 @@
           <w:sz w:val="24"/>
           <w:szCs w:val="28"/>
         </w:rPr>
+        <w:lastRenderedPageBreak/>
         <w:drawing>
           <wp:anchor distT="0" distB="0" distL="114300" distR="114300" simplePos="0" relativeHeight="251685888" behindDoc="0" locked="0" layoutInCell="1" allowOverlap="1" wp14:anchorId="79C657C5" wp14:editId="492213E1">
             <wp:simplePos x="0" y="0"/>
@@ -8060,7 +8141,7 @@
                     </pic:cNvPicPr>
                   </pic:nvPicPr>
                   <pic:blipFill>
-                    <a:blip r:embed="rId36">
+                    <a:blip r:embed="rId37">
                       <a:extLst>
                         <a:ext uri="{28A0092B-C50C-407E-A947-70E740481C1C}">
                           <a14:useLocalDpi xmlns:a14="http://schemas.microsoft.com/office/drawing/2010/main" val="0"/>
@@ -8181,9 +8262,8 @@
           <w:sz w:val="24"/>
           <w:szCs w:val="28"/>
         </w:rPr>
-        <w:lastRenderedPageBreak/>
         <w:drawing>
-          <wp:anchor distT="0" distB="0" distL="114300" distR="114300" simplePos="0" relativeHeight="251680768" behindDoc="1" locked="0" layoutInCell="1" allowOverlap="1" wp14:anchorId="3B618D8F" wp14:editId="5159ADC1">
+          <wp:anchor distT="0" distB="0" distL="114300" distR="114300" simplePos="0" relativeHeight="251680768" behindDoc="1" locked="0" layoutInCell="1" allowOverlap="1" wp14:anchorId="3B618D8F" wp14:editId="2D34E8CF">
             <wp:simplePos x="0" y="0"/>
             <wp:positionH relativeFrom="column">
               <wp:posOffset>473710</wp:posOffset>
@@ -8208,7 +8288,7 @@
                     </pic:cNvPicPr>
                   </pic:nvPicPr>
                   <pic:blipFill>
-                    <a:blip r:embed="rId37" cstate="print">
+                    <a:blip r:embed="rId38" cstate="print">
                       <a:extLst>
                         <a:ext uri="{28A0092B-C50C-407E-A947-70E740481C1C}">
                           <a14:useLocalDpi xmlns:a14="http://schemas.microsoft.com/office/drawing/2010/main" val="0"/>
@@ -8378,6 +8458,7 @@
           <w:sz w:val="24"/>
           <w:szCs w:val="28"/>
         </w:rPr>
+        <w:lastRenderedPageBreak/>
         <w:drawing>
           <wp:anchor distT="0" distB="0" distL="114300" distR="114300" simplePos="0" relativeHeight="251677696" behindDoc="0" locked="0" layoutInCell="1" allowOverlap="1" wp14:anchorId="62D14E76" wp14:editId="12BBEF45">
             <wp:simplePos x="0" y="0"/>
@@ -8404,7 +8485,7 @@
                     </pic:cNvPicPr>
                   </pic:nvPicPr>
                   <pic:blipFill>
-                    <a:blip r:embed="rId38">
+                    <a:blip r:embed="rId39">
                       <a:extLst>
                         <a:ext uri="{28A0092B-C50C-407E-A947-70E740481C1C}">
                           <a14:useLocalDpi xmlns:a14="http://schemas.microsoft.com/office/drawing/2010/main" val="0"/>
@@ -8584,7 +8665,7 @@
                     </pic:cNvPicPr>
                   </pic:nvPicPr>
                   <pic:blipFill>
-                    <a:blip r:embed="rId39">
+                    <a:blip r:embed="rId40">
                       <a:extLst>
                         <a:ext uri="{28A0092B-C50C-407E-A947-70E740481C1C}">
                           <a14:useLocalDpi xmlns:a14="http://schemas.microsoft.com/office/drawing/2010/main" val="0"/>
@@ -8688,7 +8769,16 @@
           <w:sz w:val="24"/>
           <w:szCs w:val="28"/>
         </w:rPr>
-        <w:t>看数量，好像也无明显规律。但该图中圆形和正方形的数量都是变的，看看他们俩之间的相对数量变化，发现有三个是圆形比正方形多一个，有三个是正方形比圆形多一个。符合分组要求</w:t>
+        <w:t>看数量，好像也无明显规律。但该图中圆形和正方形的数量都是变的，看看他们俩之间的相对数量变化，发现有三个是圆形比正方形多一个，有三</w:t>
+      </w:r>
+      <w:r>
+        <w:rPr>
+          <w:rFonts w:hint="eastAsia"/>
+          <w:sz w:val="24"/>
+          <w:szCs w:val="28"/>
+        </w:rPr>
+        <w:lastRenderedPageBreak/>
+        <w:t>个是正方形比圆形多一个。符合分组要求</w:t>
       </w:r>
     </w:p>
     <w:p>
@@ -8745,7 +8835,7 @@
                     </pic:cNvPicPr>
                   </pic:nvPicPr>
                   <pic:blipFill>
-                    <a:blip r:embed="rId40">
+                    <a:blip r:embed="rId41">
                       <a:extLst>
                         <a:ext uri="{28A0092B-C50C-407E-A947-70E740481C1C}">
                           <a14:useLocalDpi xmlns:a14="http://schemas.microsoft.com/office/drawing/2010/main" val="0"/>
@@ -8849,16 +8939,7 @@
           <w:sz w:val="24"/>
           <w:szCs w:val="28"/>
         </w:rPr>
-        <w:t>看第一幅图的三个画面，试图中出相同点，共有的一横都没有了，猜测</w:t>
-      </w:r>
-      <w:r>
-        <w:rPr>
-          <w:rFonts w:hint="eastAsia"/>
-          <w:sz w:val="24"/>
-          <w:szCs w:val="28"/>
-        </w:rPr>
-        <w:lastRenderedPageBreak/>
-        <w:t>是求异。仔细一看，是求异后画面左右翻转了下。可由此推出第三行的结论</w:t>
+        <w:t>看第一幅图的三个画面，试图中出相同点，共有的一横都没有了，猜测是求异。仔细一看，是求异后画面左右翻转了下。可由此推出第三行的结论</w:t>
       </w:r>
     </w:p>
     <w:p>
@@ -8915,7 +8996,7 @@
                     </pic:cNvPicPr>
                   </pic:nvPicPr>
                   <pic:blipFill>
-                    <a:blip r:embed="rId41">
+                    <a:blip r:embed="rId42">
                       <a:extLst>
                         <a:ext uri="{28A0092B-C50C-407E-A947-70E740481C1C}">
                           <a14:useLocalDpi xmlns:a14="http://schemas.microsoft.com/office/drawing/2010/main" val="0"/>
@@ -9038,7 +9119,16 @@
           <w:sz w:val="24"/>
           <w:szCs w:val="28"/>
         </w:rPr>
-        <w:t>回过头来看位置，看黑球与白球的组合位置规律，发现他们的连线有的是垂直有的是平行，由此可以答案是啥</w:t>
+        <w:t>回过头来看位置，看黑球与白球的组合位置规律，发现他们的连线有的</w:t>
+      </w:r>
+      <w:r>
+        <w:rPr>
+          <w:rFonts w:hint="eastAsia"/>
+          <w:sz w:val="24"/>
+          <w:szCs w:val="28"/>
+        </w:rPr>
+        <w:lastRenderedPageBreak/>
+        <w:t>是垂直有的是平行，由此可以答案是啥</w:t>
       </w:r>
     </w:p>
     <w:p>
@@ -9199,7 +9289,7 @@
                     <pic:cNvPicPr/>
                   </pic:nvPicPr>
                   <pic:blipFill>
-                    <a:blip r:embed="rId42">
+                    <a:blip r:embed="rId43">
                       <a:extLst>
                         <a:ext uri="{28A0092B-C50C-407E-A947-70E740481C1C}">
                           <a14:useLocalDpi xmlns:a14="http://schemas.microsoft.com/office/drawing/2010/main" val="0"/>
@@ -9299,7 +9389,6 @@
           <w:sz w:val="24"/>
           <w:szCs w:val="28"/>
         </w:rPr>
-        <w:lastRenderedPageBreak/>
         <w:tab/>
         <w:t xml:space="preserve"> </w:t>
       </w:r>
@@ -9479,7 +9568,7 @@
           <w:szCs w:val="28"/>
         </w:rPr>
         <w:drawing>
-          <wp:anchor distT="0" distB="0" distL="114300" distR="114300" simplePos="0" relativeHeight="251718656" behindDoc="0" locked="0" layoutInCell="1" allowOverlap="1" wp14:anchorId="59D836DA" wp14:editId="7DEB9254">
+          <wp:anchor distT="0" distB="0" distL="114300" distR="114300" simplePos="0" relativeHeight="251718656" behindDoc="0" locked="0" layoutInCell="1" allowOverlap="1" wp14:anchorId="59D836DA" wp14:editId="777DB926">
             <wp:simplePos x="0" y="0"/>
             <wp:positionH relativeFrom="column">
               <wp:posOffset>539750</wp:posOffset>
@@ -9502,7 +9591,7 @@
                     <pic:cNvPicPr/>
                   </pic:nvPicPr>
                   <pic:blipFill>
-                    <a:blip r:embed="rId43" cstate="print">
+                    <a:blip r:embed="rId44" cstate="print">
                       <a:extLst>
                         <a:ext uri="{28A0092B-C50C-407E-A947-70E740481C1C}">
                           <a14:useLocalDpi xmlns:a14="http://schemas.microsoft.com/office/drawing/2010/main" val="0"/>
@@ -9714,6 +9803,7 @@
           <w:sz w:val="24"/>
           <w:szCs w:val="28"/>
         </w:rPr>
+        <w:lastRenderedPageBreak/>
         <w:drawing>
           <wp:anchor distT="0" distB="0" distL="114300" distR="114300" simplePos="0" relativeHeight="251710464" behindDoc="0" locked="0" layoutInCell="1" allowOverlap="1" wp14:anchorId="375D9CD8" wp14:editId="315EA990">
             <wp:simplePos x="0" y="0"/>
@@ -9738,7 +9828,7 @@
                     <pic:cNvPicPr/>
                   </pic:nvPicPr>
                   <pic:blipFill>
-                    <a:blip r:embed="rId44">
+                    <a:blip r:embed="rId45">
                       <a:extLst>
                         <a:ext uri="{28A0092B-C50C-407E-A947-70E740481C1C}">
                           <a14:useLocalDpi xmlns:a14="http://schemas.microsoft.com/office/drawing/2010/main" val="0"/>
@@ -9910,7 +10000,6 @@
           <w:sz w:val="32"/>
           <w:szCs w:val="36"/>
         </w:rPr>
-        <w:lastRenderedPageBreak/>
         <w:t>定义判断</w:t>
       </w:r>
     </w:p>
@@ -10344,6 +10433,7 @@
           <w:sz w:val="24"/>
           <w:szCs w:val="28"/>
         </w:rPr>
+        <w:lastRenderedPageBreak/>
         <w:t>注：解题技巧就是这样，没啥问题，该题型难点在于某些话的理解上</w:t>
       </w:r>
     </w:p>
@@ -10505,16 +10595,7 @@
           <w:sz w:val="24"/>
           <w:szCs w:val="28"/>
         </w:rPr>
-        <w:t>对应定义的特有性</w:t>
-      </w:r>
-      <w:r>
-        <w:rPr>
-          <w:rFonts w:hint="eastAsia"/>
-          <w:sz w:val="24"/>
-          <w:szCs w:val="28"/>
-        </w:rPr>
-        <w:lastRenderedPageBreak/>
-        <w:t>质</w:t>
+        <w:t>对应定义的特有性质</w:t>
       </w:r>
       <w:r>
         <w:rPr>
@@ -11245,17 +11326,7 @@
           <w:sz w:val="24"/>
           <w:szCs w:val="28"/>
         </w:rPr>
-        <w:t>根据简单定义的流程，带着初步理解的定义找选项，可以保留BC。此时不要靠感觉选其中一个，</w:t>
-      </w:r>
-      <w:r>
-        <w:rPr>
-          <w:rFonts w:hint="eastAsia"/>
-          <w:color w:val="000000" w:themeColor="text1"/>
-          <w:sz w:val="24"/>
-          <w:szCs w:val="28"/>
-        </w:rPr>
-        <w:lastRenderedPageBreak/>
-        <w:t>而是拿着选项去比对波浪线。B选项在比对</w:t>
+        <w:t>根据简单定义的流程，带着初步理解的定义找选项，可以保留BC。此时不要靠感觉选其中一个，而是拿着选项去比对波浪线。B选项在比对</w:t>
       </w:r>
       <w:r>
         <w:rPr>
@@ -11560,7 +11631,16 @@
           <w:sz w:val="24"/>
           <w:szCs w:val="28"/>
         </w:rPr>
-        <w:t>读完定义内容后，心中并没有理解定义主体 后视错觉 的概念。（但好在定义内容并不是十分抽象，单独的每句话还是看得懂的。如果定义内容十分抽象，也是这个流程）这时别再试图继续理解定义主体了。</w:t>
+        <w:t>读完定义内容后，心中并没有理解定义主体 后视错觉 的概念。（但好在定义内容并不是十分抽象，单独的每句话还是看得懂的。如果定义内容十分抽</w:t>
+      </w:r>
+      <w:r>
+        <w:rPr>
+          <w:rFonts w:hint="eastAsia"/>
+          <w:sz w:val="24"/>
+          <w:szCs w:val="28"/>
+        </w:rPr>
+        <w:lastRenderedPageBreak/>
+        <w:t>象，也是这个流程）这时别再试图继续理解定义主体了。</w:t>
       </w:r>
     </w:p>
     <w:p>
@@ -11819,7 +11899,6 @@
           <w:sz w:val="24"/>
           <w:szCs w:val="28"/>
         </w:rPr>
-        <w:lastRenderedPageBreak/>
         <w:t>A小张从事美容工作多年，她总是专注而耐心地倾听客户说话，让客户在享受按摩的同时心情舒畅</w:t>
       </w:r>
     </w:p>
@@ -12444,7 +12523,6 @@
           <w:sz w:val="24"/>
           <w:szCs w:val="28"/>
         </w:rPr>
-        <w:lastRenderedPageBreak/>
         <w:t>20260123补：这两种监管有共同点如</w:t>
       </w:r>
       <w:r>
@@ -12764,7 +12842,17 @@
           <w:sz w:val="24"/>
           <w:szCs w:val="28"/>
         </w:rPr>
-        <w:t xml:space="preserve">这类复杂定义中，往往有些定义内容是次要的，有些是主要的。且次要的定义内容在选项中要用不合理的推断才能推断出来，或者直接没提到这个定义内容 </w:t>
+        <w:t>这类复杂定义中，往往有些定义内容是次要的，有些是主要的。且次要的</w:t>
+      </w:r>
+      <w:r>
+        <w:rPr>
+          <w:rFonts w:hint="eastAsia"/>
+          <w:strike/>
+          <w:sz w:val="24"/>
+          <w:szCs w:val="28"/>
+        </w:rPr>
+        <w:lastRenderedPageBreak/>
+        <w:t xml:space="preserve">定义内容在选项中要用不合理的推断才能推断出来，或者直接没提到这个定义内容 </w:t>
       </w:r>
     </w:p>
     <w:p>
@@ -13022,15 +13110,7 @@
           <w:sz w:val="24"/>
           <w:szCs w:val="28"/>
         </w:rPr>
-        <w:t>A甲实施多起电信诈骗，获利十余万元，在公安机关进行的一次隐患排查</w:t>
-      </w:r>
-      <w:r>
-        <w:rPr>
-          <w:sz w:val="24"/>
-          <w:szCs w:val="28"/>
-        </w:rPr>
-        <w:lastRenderedPageBreak/>
-        <w:t>入户走访中，发现甲形迹可疑，经盘问甲主动交代了自己的罪行</w:t>
+        <w:t>A甲实施多起电信诈骗，获利十余万元，在公安机关进行的一次隐患排查入户走访中，发现甲形迹可疑，经盘问甲主动交代了自己的罪行</w:t>
       </w:r>
     </w:p>
     <w:p>
@@ -13268,6 +13348,7 @@
           <w:sz w:val="24"/>
           <w:szCs w:val="28"/>
         </w:rPr>
+        <w:lastRenderedPageBreak/>
         <w:t>（至少需要部分和重点符合）</w:t>
       </w:r>
     </w:p>
@@ -13472,15 +13553,7 @@
           <w:sz w:val="24"/>
           <w:szCs w:val="28"/>
         </w:rPr>
-        <w:t>合意是指当事人双方或者多方意思表示达成一致。决议是指多个主体根据表决</w:t>
-      </w:r>
-      <w:r>
-        <w:rPr>
-          <w:sz w:val="24"/>
-          <w:szCs w:val="28"/>
-        </w:rPr>
-        <w:lastRenderedPageBreak/>
-        <w:t>原则做出的决定，是经由多数决策程序机制得出的意思表示，决议结果对团体内部全体成员都有效。</w:t>
+        <w:t>合意是指当事人双方或者多方意思表示达成一致。决议是指多个主体根据表决原则做出的决定，是经由多数决策程序机制得出的意思表示，决议结果对团体内部全体成员都有效。</w:t>
       </w:r>
     </w:p>
     <w:p>
@@ -13692,7 +13765,14 @@
         <w:rPr>
           <w:rFonts w:hint="eastAsia"/>
         </w:rPr>
-        <w:t>相互转变和变体滑移，材料外形发生明显变化并能恢复原态。</w:t>
+        <w:t>相互转变和变体滑移，材料外形发生明显变化并能恢复原</w:t>
+      </w:r>
+      <w:r>
+        <w:rPr>
+          <w:rFonts w:hint="eastAsia"/>
+        </w:rPr>
+        <w:lastRenderedPageBreak/>
+        <w:t>态。</w:t>
       </w:r>
     </w:p>
     <w:p>
@@ -13879,7 +13959,6 @@
         </w:rPr>
       </w:pPr>
       <w:r>
-        <w:lastRenderedPageBreak/>
         <w:t>A加大物联网、大数据、人工智能等技术在建筑上的应用</w:t>
       </w:r>
     </w:p>
@@ -14138,6 +14217,7 @@
           <w:sz w:val="24"/>
           <w:szCs w:val="28"/>
         </w:rPr>
+        <w:lastRenderedPageBreak/>
         <w:t>考察本质：</w:t>
       </w:r>
     </w:p>
@@ -14407,16 +14487,7 @@
           <w:sz w:val="24"/>
           <w:szCs w:val="28"/>
         </w:rPr>
-        <w:t>20260119增：春兰 墨兰和兰花是包含关系，且是一个物种和其中细分品种的包含关系，属于一级关系的二级属性。题干和D都属于花，属于词义</w:t>
-      </w:r>
-      <w:r>
-        <w:rPr>
-          <w:rFonts w:hint="eastAsia"/>
-          <w:sz w:val="24"/>
-          <w:szCs w:val="28"/>
-        </w:rPr>
-        <w:lastRenderedPageBreak/>
-        <w:t>的二级属性，优先级低。</w:t>
+        <w:t>20260119增：春兰 墨兰和兰花是包含关系，且是一个物种和其中细分品种的包含关系，属于一级关系的二级属性。题干和D都属于花，属于词义的二级属性，优先级低。</w:t>
       </w:r>
     </w:p>
     <w:p>
@@ -14568,7 +14639,7 @@
                     </pic:cNvPicPr>
                   </pic:nvPicPr>
                   <pic:blipFill>
-                    <a:blip r:embed="rId45" cstate="print">
+                    <a:blip r:embed="rId46" cstate="print">
                       <a:extLst>
                         <a:ext uri="{28A0092B-C50C-407E-A947-70E740481C1C}">
                           <a14:useLocalDpi xmlns:a14="http://schemas.microsoft.com/office/drawing/2010/main" val="0"/>
@@ -14725,7 +14796,7 @@
                     </pic:cNvPicPr>
                   </pic:nvPicPr>
                   <pic:blipFill>
-                    <a:blip r:embed="rId46" cstate="print">
+                    <a:blip r:embed="rId47" cstate="print">
                       <a:extLst>
                         <a:ext uri="{28A0092B-C50C-407E-A947-70E740481C1C}">
                           <a14:useLocalDpi xmlns:a14="http://schemas.microsoft.com/office/drawing/2010/main" val="0"/>
@@ -15153,7 +15224,6 @@
           <w:sz w:val="24"/>
           <w:szCs w:val="28"/>
         </w:rPr>
-        <w:lastRenderedPageBreak/>
         <w:t>二级属性往往难分析，可以着重</w:t>
       </w:r>
       <w:r>
@@ -15875,7 +15945,6 @@
           <w:sz w:val="24"/>
           <w:szCs w:val="28"/>
         </w:rPr>
-        <w:lastRenderedPageBreak/>
         <w:t>D</w:t>
       </w:r>
       <w:r>
@@ -16226,6 +16295,7 @@
           <w:sz w:val="24"/>
           <w:szCs w:val="28"/>
         </w:rPr>
+        <w:lastRenderedPageBreak/>
         <w:t>继续想，</w:t>
       </w:r>
       <w:r>
@@ -16585,7 +16655,6 @@
           <w:sz w:val="24"/>
           <w:szCs w:val="28"/>
         </w:rPr>
-        <w:lastRenderedPageBreak/>
         <w:t>A</w:t>
       </w:r>
       <w:r>
@@ -16921,6 +16990,7 @@
           <w:sz w:val="24"/>
           <w:szCs w:val="28"/>
         </w:rPr>
+        <w:lastRenderedPageBreak/>
         <w:t>分析一级关系：功能的对应关系</w:t>
       </w:r>
     </w:p>
@@ -16948,6 +17018,7 @@
         <w:spacing w:after="16" w:line="360" w:lineRule="exact"/>
         <w:ind w:left="840" w:firstLine="420"/>
         <w:rPr>
+          <w:rFonts w:hint="eastAsia"/>
           <w:sz w:val="24"/>
           <w:szCs w:val="28"/>
         </w:rPr>
@@ -17274,7 +17345,6 @@
           <w:sz w:val="24"/>
           <w:szCs w:val="28"/>
         </w:rPr>
-        <w:lastRenderedPageBreak/>
         <w:t xml:space="preserve"> </w:t>
       </w:r>
       <w:r>
@@ -17673,6 +17743,7 @@
           <w:sz w:val="24"/>
           <w:szCs w:val="28"/>
         </w:rPr>
+        <w:lastRenderedPageBreak/>
         <w:t>其优先级高于词义的二级属性（此处的词义不等于语义，词义</w:t>
       </w:r>
       <w:r>
@@ -18090,7 +18161,6 @@
           <w:sz w:val="24"/>
           <w:szCs w:val="28"/>
         </w:rPr>
-        <w:lastRenderedPageBreak/>
         <w:t>例2</w:t>
       </w:r>
       <w:r>
@@ -18444,6 +18514,7 @@
           <w:sz w:val="24"/>
           <w:szCs w:val="28"/>
         </w:rPr>
+        <w:lastRenderedPageBreak/>
         <w:t>C</w:t>
       </w:r>
       <w:r>
@@ -18860,7 +18931,6 @@
           <w:sz w:val="24"/>
           <w:szCs w:val="28"/>
         </w:rPr>
-        <w:lastRenderedPageBreak/>
         <w:t>继续分析，分析三个词对的词意，发现题干和B的词对描述的是自然情况，共同点更多，选</w:t>
       </w:r>
       <w:r>
@@ -19175,6 +19245,7 @@
           <w:sz w:val="24"/>
           <w:szCs w:val="28"/>
         </w:rPr>
+        <w:lastRenderedPageBreak/>
         <w:t>例3</w:t>
       </w:r>
     </w:p>
@@ -19352,6 +19423,7 @@
         <w:spacing w:after="16" w:line="360" w:lineRule="exact"/>
         <w:ind w:left="840" w:firstLine="420"/>
         <w:rPr>
+          <w:rFonts w:hint="eastAsia"/>
           <w:sz w:val="24"/>
           <w:szCs w:val="28"/>
         </w:rPr>
@@ -19562,16 +19634,7 @@
           <w:sz w:val="24"/>
           <w:szCs w:val="28"/>
         </w:rPr>
-        <w:t>判断一级关系：并列与包含关系，排除BC。B是调味品，C是两者</w:t>
-      </w:r>
-      <w:r>
-        <w:rPr>
-          <w:rFonts w:hint="eastAsia"/>
-          <w:sz w:val="24"/>
-          <w:szCs w:val="28"/>
-        </w:rPr>
-        <w:lastRenderedPageBreak/>
-        <w:t>并列，不是四者。</w:t>
+        <w:t>判断一级关系：并列与包含关系，排除BC。B是调味品，C是两者并列，不是四者。</w:t>
       </w:r>
     </w:p>
     <w:p>
@@ -19840,6 +19903,7 @@
           <w:sz w:val="24"/>
           <w:szCs w:val="28"/>
         </w:rPr>
+        <w:lastRenderedPageBreak/>
         <w:t>例5</w:t>
       </w:r>
     </w:p>
@@ -20200,16 +20264,7 @@
           <w:sz w:val="24"/>
           <w:szCs w:val="28"/>
         </w:rPr>
-        <w:t>判断一级关系：必要条件和非必要条件，结婚必须要身份证但可以不用户口本。（其中必要与非必要按大众认知来判断，不要钻牛角尖。 按大众</w:t>
-      </w:r>
-      <w:r>
-        <w:rPr>
-          <w:rFonts w:hint="eastAsia"/>
-          <w:sz w:val="24"/>
-          <w:szCs w:val="28"/>
-        </w:rPr>
-        <w:lastRenderedPageBreak/>
-        <w:t>认知，成功7分努力3分运气，所以努力是必要的。 不少人爬山不会带登山杖，但几乎所有人都会穿鞋，所以登山杖非必要，鞋子必要）</w:t>
+        <w:t>判断一级关系：必要条件和非必要条件，结婚必须要身份证但可以不用户口本。（其中必要与非必要按大众认知来判断，不要钻牛角尖。 按大众认知，成功7分努力3分运气，所以努力是必要的。 不少人爬山不会带登山杖，但几乎所有人都会穿鞋，所以登山杖非必要，鞋子必要）</w:t>
       </w:r>
     </w:p>
     <w:p>
@@ -20891,7 +20946,6 @@
           <w:sz w:val="24"/>
           <w:szCs w:val="28"/>
         </w:rPr>
-        <w:lastRenderedPageBreak/>
         <w:t>D学生：阅读：课本</w:t>
       </w:r>
     </w:p>
@@ -21164,6 +21218,7 @@
           <w:sz w:val="24"/>
           <w:szCs w:val="28"/>
         </w:rPr>
+        <w:lastRenderedPageBreak/>
         <w:t>逻辑关系就是内外属性</w:t>
       </w:r>
       <w:r>
@@ -21600,7 +21655,6 @@
           <w:sz w:val="24"/>
           <w:szCs w:val="28"/>
         </w:rPr>
-        <w:lastRenderedPageBreak/>
         <w:t>这个理论待验证</w:t>
       </w:r>
     </w:p>
@@ -21767,6 +21821,7 @@
           <w:sz w:val="24"/>
           <w:szCs w:val="28"/>
         </w:rPr>
+        <w:lastRenderedPageBreak/>
         <w:t>20260107增：并列关系首先是全异关系，在此基础上如果属于同一个父类别，则叫做并列关系</w:t>
       </w:r>
     </w:p>
@@ -22191,7 +22246,6 @@
           <w:sz w:val="24"/>
           <w:szCs w:val="28"/>
         </w:rPr>
-        <w:lastRenderedPageBreak/>
         <w:tab/>
       </w:r>
       <w:r>
@@ -22362,6 +22416,7 @@
         <w:spacing w:beforeLines="50" w:before="156" w:after="0" w:line="360" w:lineRule="exact"/>
         <w:ind w:left="799"/>
         <w:rPr>
+          <w:rFonts w:hint="eastAsia"/>
           <w:sz w:val="24"/>
           <w:szCs w:val="28"/>
         </w:rPr>
@@ -22869,6 +22924,7 @@
           <w:sz w:val="24"/>
           <w:szCs w:val="28"/>
         </w:rPr>
+        <w:lastRenderedPageBreak/>
         <w:tab/>
       </w:r>
       <w:r>
@@ -23481,7 +23537,14 @@
         <w:rPr>
           <w:rFonts w:hint="eastAsia"/>
         </w:rPr>
-        <w:t>维护一开始想的是装备的属性，但感觉有点牵强，只能牵强的理解为海军装备和军事装备需要维护，但这样一来，无法排除所有选项，这个思路不对</w:t>
+        <w:t>维护一开始想的是装备的属性，但感觉有点牵强，只能牵强的理解为海军装备</w:t>
+      </w:r>
+      <w:r>
+        <w:rPr>
+          <w:rFonts w:hint="eastAsia"/>
+        </w:rPr>
+        <w:lastRenderedPageBreak/>
+        <w:t>和军事装备需要维护，但这样一来，无法排除所有选项，这个思路不对</w:t>
       </w:r>
     </w:p>
     <w:p>
@@ -23795,7 +23858,6 @@
           <w:sz w:val="24"/>
           <w:szCs w:val="28"/>
         </w:rPr>
-        <w:lastRenderedPageBreak/>
         <w:t>A教学：教师：家长</w:t>
       </w:r>
     </w:p>
@@ -24450,18 +24512,295 @@
         </w:numPr>
         <w:spacing w:beforeLines="50" w:before="156" w:after="0" w:line="360" w:lineRule="exact"/>
         <w:rPr>
-          <w:sz w:val="24"/>
-          <w:szCs w:val="28"/>
-        </w:rPr>
-      </w:pPr>
-      <w:r>
-        <w:rPr>
-          <w:rFonts w:hint="eastAsia"/>
-          <w:sz w:val="24"/>
-          <w:szCs w:val="28"/>
-        </w:rPr>
-        <w:t>刑事警察和打击犯罪构成了职责的对应关系，刑事警察的职责是打击犯罪。（说是目的对应关系好像也行，但是没有职责对应关系顺。如</w:t>
-      </w:r>
+          <w:rFonts w:hint="eastAsia"/>
+          <w:sz w:val="24"/>
+          <w:szCs w:val="28"/>
+        </w:rPr>
+      </w:pPr>
+      <w:r>
+        <w:rPr>
+          <w:rFonts w:hint="eastAsia"/>
+          <w:sz w:val="24"/>
+          <w:szCs w:val="28"/>
+        </w:rPr>
+        <w:t>刑事警察和打击犯罪构成了职责的对应关系，刑事警察的职责是打击犯罪。（说是目的对应关系好像也行，但是没有职责对应关系顺。如选项中不含职责对应，只含目的对应，那就当目的对应来写）。外交人员的职责是对外交涉，十分合适</w:t>
+      </w:r>
+    </w:p>
+    <w:p>
+      <w:pPr>
+        <w:pStyle w:val="ae"/>
+        <w:spacing w:beforeLines="50" w:before="156" w:after="0" w:line="360" w:lineRule="exact"/>
+        <w:rPr>
+          <w:rFonts w:hint="eastAsia"/>
+          <w:sz w:val="24"/>
+          <w:szCs w:val="28"/>
+        </w:rPr>
+      </w:pPr>
+      <w:r>
+        <w:rPr>
+          <w:rFonts w:hint="eastAsia"/>
+          <w:sz w:val="24"/>
+          <w:szCs w:val="28"/>
+        </w:rPr>
+        <w:t>A应该是组成与包含的关系</w:t>
+      </w:r>
+    </w:p>
+    <w:p>
+      <w:pPr>
+        <w:pStyle w:val="ae"/>
+        <w:spacing w:beforeLines="50" w:before="156" w:after="0" w:line="360" w:lineRule="exact"/>
+        <w:ind w:left="0"/>
+        <w:rPr>
+          <w:rFonts w:hint="eastAsia"/>
+          <w:sz w:val="24"/>
+          <w:szCs w:val="28"/>
+        </w:rPr>
+      </w:pPr>
+    </w:p>
+    <w:p>
+      <w:pPr>
+        <w:pStyle w:val="ae"/>
+        <w:spacing w:beforeLines="50" w:before="156" w:after="0" w:line="360" w:lineRule="exact"/>
+        <w:ind w:left="0" w:firstLineChars="290" w:firstLine="696"/>
+        <w:rPr>
+          <w:rFonts w:hint="eastAsia"/>
+          <w:sz w:val="24"/>
+          <w:szCs w:val="28"/>
+        </w:rPr>
+      </w:pPr>
+      <w:r>
+        <w:rPr>
+          <w:rFonts w:hint="eastAsia"/>
+          <w:sz w:val="24"/>
+          <w:szCs w:val="28"/>
+        </w:rPr>
+        <w:t>例7（特殊对应关系 填空题）</w:t>
+      </w:r>
+    </w:p>
+    <w:p>
+      <w:pPr>
+        <w:pStyle w:val="ae"/>
+        <w:spacing w:beforeLines="50" w:before="156" w:after="0" w:line="360" w:lineRule="exact"/>
+        <w:ind w:left="0" w:firstLineChars="290" w:firstLine="696"/>
+        <w:rPr>
+          <w:rFonts w:hint="eastAsia"/>
+          <w:sz w:val="24"/>
+          <w:szCs w:val="28"/>
+        </w:rPr>
+      </w:pPr>
+      <w:r>
+        <w:rPr>
+          <w:sz w:val="24"/>
+          <w:szCs w:val="28"/>
+        </w:rPr>
+        <w:t>建筑工人 对于 （ ） 相当于 （ ） 对于 汽车芯片</w:t>
+      </w:r>
+    </w:p>
+    <w:p>
+      <w:pPr>
+        <w:pStyle w:val="ae"/>
+        <w:spacing w:beforeLines="50" w:before="156" w:after="0" w:line="360" w:lineRule="exact"/>
+        <w:ind w:left="0" w:firstLineChars="390" w:firstLine="936"/>
+        <w:rPr>
+          <w:rFonts w:hint="eastAsia"/>
+          <w:sz w:val="24"/>
+          <w:szCs w:val="28"/>
+        </w:rPr>
+      </w:pPr>
+      <w:r>
+        <w:rPr>
+          <w:sz w:val="24"/>
+          <w:szCs w:val="28"/>
+        </w:rPr>
+        <w:t>A高楼大厦；芯片厂商</w:t>
+      </w:r>
+    </w:p>
+    <w:p>
+      <w:pPr>
+        <w:pStyle w:val="ae"/>
+        <w:spacing w:beforeLines="50" w:before="156" w:after="0" w:line="360" w:lineRule="exact"/>
+        <w:ind w:left="0" w:firstLine="420"/>
+        <w:rPr>
+          <w:rFonts w:hint="eastAsia"/>
+          <w:sz w:val="24"/>
+          <w:szCs w:val="28"/>
+        </w:rPr>
+      </w:pPr>
+      <w:r>
+        <w:rPr>
+          <w:rFonts w:hint="eastAsia"/>
+          <w:sz w:val="24"/>
+          <w:szCs w:val="28"/>
+        </w:rPr>
+        <w:t xml:space="preserve">·    </w:t>
+      </w:r>
+      <w:r>
+        <w:rPr>
+          <w:sz w:val="24"/>
+          <w:szCs w:val="28"/>
+        </w:rPr>
+        <w:t>B焊工；手机芯片</w:t>
+      </w:r>
+    </w:p>
+    <w:p>
+      <w:pPr>
+        <w:pStyle w:val="ae"/>
+        <w:spacing w:beforeLines="50" w:before="156" w:after="0" w:line="360" w:lineRule="exact"/>
+        <w:ind w:left="0" w:firstLineChars="390" w:firstLine="936"/>
+        <w:rPr>
+          <w:rFonts w:hint="eastAsia"/>
+          <w:sz w:val="24"/>
+          <w:szCs w:val="28"/>
+        </w:rPr>
+      </w:pPr>
+      <w:r>
+        <w:rPr>
+          <w:sz w:val="24"/>
+          <w:szCs w:val="28"/>
+        </w:rPr>
+        <w:t>C建筑；汽车</w:t>
+      </w:r>
+    </w:p>
+    <w:p>
+      <w:pPr>
+        <w:pStyle w:val="ae"/>
+        <w:spacing w:beforeLines="50" w:before="156" w:after="0" w:line="360" w:lineRule="exact"/>
+        <w:ind w:left="0" w:firstLineChars="490" w:firstLine="1176"/>
+        <w:rPr>
+          <w:rFonts w:hint="eastAsia"/>
+          <w:sz w:val="24"/>
+          <w:szCs w:val="28"/>
+        </w:rPr>
+      </w:pPr>
+      <w:r>
+        <w:rPr>
+          <w:sz w:val="24"/>
+          <w:szCs w:val="28"/>
+        </w:rPr>
+        <w:t>D工人宿舍；汽车零件</w:t>
+      </w:r>
+    </w:p>
+    <w:p>
+      <w:pPr>
+        <w:pStyle w:val="ae"/>
+        <w:spacing w:beforeLines="50" w:before="156" w:after="0" w:line="360" w:lineRule="exact"/>
+        <w:ind w:left="420" w:firstLine="420"/>
+        <w:rPr>
+          <w:rFonts w:hint="eastAsia"/>
+          <w:sz w:val="24"/>
+          <w:szCs w:val="28"/>
+        </w:rPr>
+      </w:pPr>
+      <w:r>
+        <w:rPr>
+          <w:rFonts w:hint="eastAsia"/>
+          <w:sz w:val="24"/>
+          <w:szCs w:val="28"/>
+        </w:rPr>
+        <w:t>产出结果 的对应关系</w:t>
+      </w:r>
+    </w:p>
+    <w:p>
+      <w:pPr>
+        <w:pStyle w:val="ae"/>
+        <w:spacing w:beforeLines="50" w:before="156" w:after="0" w:line="360" w:lineRule="exact"/>
+        <w:rPr>
+          <w:rFonts w:hint="eastAsia"/>
+          <w:sz w:val="24"/>
+          <w:szCs w:val="28"/>
+        </w:rPr>
+      </w:pPr>
+    </w:p>
+    <w:p>
+      <w:pPr>
+        <w:pStyle w:val="ae"/>
+        <w:spacing w:beforeLines="50" w:before="156" w:after="0" w:line="360" w:lineRule="exact"/>
+        <w:rPr>
+          <w:rFonts w:hint="eastAsia"/>
+          <w:sz w:val="24"/>
+          <w:szCs w:val="28"/>
+        </w:rPr>
+      </w:pPr>
+      <w:r>
+        <w:rPr>
+          <w:rFonts w:hint="eastAsia"/>
+          <w:sz w:val="24"/>
+          <w:szCs w:val="28"/>
+        </w:rPr>
+        <w:t>例8（非常理题  关键字的含义  好像只有江苏会出，这题用来扩展思路即可）</w:t>
+      </w:r>
+    </w:p>
+    <w:p>
+      <w:pPr>
+        <w:pStyle w:val="ae"/>
+        <w:spacing w:beforeLines="50" w:before="156" w:after="0" w:line="360" w:lineRule="exact"/>
+        <w:ind w:left="641"/>
+        <w:rPr>
+          <w:rFonts w:hint="eastAsia"/>
+          <w:sz w:val="24"/>
+          <w:szCs w:val="28"/>
+        </w:rPr>
+      </w:pPr>
+      <w:r>
+        <w:rPr>
+          <w:rFonts w:hint="eastAsia"/>
+          <w:sz w:val="24"/>
+          <w:szCs w:val="28"/>
+        </w:rPr>
+        <w:t>海：海沟：海量</w:t>
+      </w:r>
+    </w:p>
+    <w:p>
+      <w:pPr>
+        <w:pStyle w:val="ae"/>
+        <w:spacing w:beforeLines="50" w:before="156" w:after="0" w:line="360" w:lineRule="exact"/>
+        <w:ind w:left="641" w:firstLine="199"/>
+        <w:rPr>
+          <w:rFonts w:hint="eastAsia"/>
+          <w:sz w:val="24"/>
+          <w:szCs w:val="28"/>
+        </w:rPr>
+      </w:pPr>
+      <w:r>
+        <w:rPr>
+          <w:rFonts w:hint="eastAsia"/>
+          <w:sz w:val="24"/>
+          <w:szCs w:val="28"/>
+        </w:rPr>
+        <w:t>A天：天眼：天堑</w:t>
+      </w:r>
+    </w:p>
+    <w:p>
+      <w:pPr>
+        <w:pStyle w:val="ae"/>
+        <w:spacing w:beforeLines="50" w:before="156" w:after="0" w:line="360" w:lineRule="exact"/>
+        <w:ind w:left="641" w:firstLine="199"/>
+        <w:rPr>
+          <w:rFonts w:hint="eastAsia"/>
+          <w:sz w:val="24"/>
+          <w:szCs w:val="28"/>
+        </w:rPr>
+      </w:pPr>
+      <w:r>
+        <w:rPr>
+          <w:rFonts w:hint="eastAsia"/>
+          <w:sz w:val="24"/>
+          <w:szCs w:val="28"/>
+        </w:rPr>
+        <w:t>B碑：碑座：碑林</w:t>
+      </w:r>
+    </w:p>
+    <w:p>
+      <w:pPr>
+        <w:pStyle w:val="ae"/>
+        <w:spacing w:beforeLines="50" w:before="156" w:after="0" w:line="360" w:lineRule="exact"/>
+        <w:ind w:left="641" w:firstLine="199"/>
+        <w:rPr>
+          <w:rFonts w:hint="eastAsia"/>
+          <w:sz w:val="24"/>
+          <w:szCs w:val="28"/>
+        </w:rPr>
+      </w:pPr>
       <w:r>
         <w:rPr>
           <w:rFonts w:hint="eastAsia"/>
@@ -24469,211 +24808,27 @@
           <w:szCs w:val="28"/>
         </w:rPr>
         <w:lastRenderedPageBreak/>
-        <w:t>选项中不含职责对应，只含目的对应，那就当目的对应来写）。外交人员的职责是对外交涉，十分合适</w:t>
-      </w:r>
-    </w:p>
-    <w:p>
-      <w:pPr>
-        <w:pStyle w:val="ae"/>
-        <w:spacing w:beforeLines="50" w:before="156" w:after="0" w:line="360" w:lineRule="exact"/>
-        <w:rPr>
-          <w:rFonts w:hint="eastAsia"/>
-          <w:sz w:val="24"/>
-          <w:szCs w:val="28"/>
-        </w:rPr>
-      </w:pPr>
-      <w:r>
-        <w:rPr>
-          <w:rFonts w:hint="eastAsia"/>
-          <w:sz w:val="24"/>
-          <w:szCs w:val="28"/>
-        </w:rPr>
-        <w:t>A应该是组成与包含的关系</w:t>
-      </w:r>
-    </w:p>
-    <w:p>
-      <w:pPr>
-        <w:pStyle w:val="ae"/>
-        <w:spacing w:beforeLines="50" w:before="156" w:after="0" w:line="360" w:lineRule="exact"/>
-        <w:ind w:left="0"/>
-        <w:rPr>
-          <w:rFonts w:hint="eastAsia"/>
-          <w:sz w:val="24"/>
-          <w:szCs w:val="28"/>
-        </w:rPr>
-      </w:pPr>
-    </w:p>
-    <w:p>
-      <w:pPr>
-        <w:pStyle w:val="ae"/>
-        <w:spacing w:beforeLines="50" w:before="156" w:after="0" w:line="360" w:lineRule="exact"/>
-        <w:ind w:left="0" w:firstLineChars="290" w:firstLine="696"/>
-        <w:rPr>
-          <w:rFonts w:hint="eastAsia"/>
-          <w:sz w:val="24"/>
-          <w:szCs w:val="28"/>
-        </w:rPr>
-      </w:pPr>
-      <w:r>
-        <w:rPr>
-          <w:rFonts w:hint="eastAsia"/>
-          <w:sz w:val="24"/>
-          <w:szCs w:val="28"/>
-        </w:rPr>
-        <w:t>例7（特殊对应关系 填空题）</w:t>
-      </w:r>
-    </w:p>
-    <w:p>
-      <w:pPr>
-        <w:pStyle w:val="ae"/>
-        <w:spacing w:beforeLines="50" w:before="156" w:after="0" w:line="360" w:lineRule="exact"/>
-        <w:ind w:left="0" w:firstLineChars="290" w:firstLine="696"/>
-        <w:rPr>
-          <w:rFonts w:hint="eastAsia"/>
-          <w:sz w:val="24"/>
-          <w:szCs w:val="28"/>
-        </w:rPr>
-      </w:pPr>
-      <w:r>
-        <w:rPr>
-          <w:sz w:val="24"/>
-          <w:szCs w:val="28"/>
-        </w:rPr>
-        <w:t>建筑工人 对于 （ ） 相当于 （ ） 对于 汽车芯片</w:t>
-      </w:r>
-    </w:p>
-    <w:p>
-      <w:pPr>
-        <w:pStyle w:val="ae"/>
-        <w:spacing w:beforeLines="50" w:before="156" w:after="0" w:line="360" w:lineRule="exact"/>
-        <w:ind w:left="0" w:firstLineChars="390" w:firstLine="936"/>
-        <w:rPr>
-          <w:rFonts w:hint="eastAsia"/>
-          <w:sz w:val="24"/>
-          <w:szCs w:val="28"/>
-        </w:rPr>
-      </w:pPr>
-      <w:r>
-        <w:rPr>
-          <w:sz w:val="24"/>
-          <w:szCs w:val="28"/>
-        </w:rPr>
-        <w:t>A高楼大厦；芯片厂商</w:t>
-      </w:r>
-    </w:p>
-    <w:p>
-      <w:pPr>
-        <w:pStyle w:val="ae"/>
-        <w:spacing w:beforeLines="50" w:before="156" w:after="0" w:line="360" w:lineRule="exact"/>
-        <w:ind w:left="0" w:firstLine="420"/>
-        <w:rPr>
-          <w:rFonts w:hint="eastAsia"/>
-          <w:sz w:val="24"/>
-          <w:szCs w:val="28"/>
-        </w:rPr>
-      </w:pPr>
-      <w:r>
-        <w:rPr>
-          <w:rFonts w:hint="eastAsia"/>
-          <w:sz w:val="24"/>
-          <w:szCs w:val="28"/>
-        </w:rPr>
-        <w:t xml:space="preserve">·    </w:t>
-      </w:r>
-      <w:r>
-        <w:rPr>
-          <w:sz w:val="24"/>
-          <w:szCs w:val="28"/>
-        </w:rPr>
-        <w:t>B焊工；手机芯片</w:t>
-      </w:r>
-    </w:p>
-    <w:p>
-      <w:pPr>
-        <w:pStyle w:val="ae"/>
-        <w:spacing w:beforeLines="50" w:before="156" w:after="0" w:line="360" w:lineRule="exact"/>
-        <w:ind w:left="0" w:firstLineChars="390" w:firstLine="936"/>
-        <w:rPr>
-          <w:rFonts w:hint="eastAsia"/>
-          <w:sz w:val="24"/>
-          <w:szCs w:val="28"/>
-        </w:rPr>
-      </w:pPr>
-      <w:r>
-        <w:rPr>
-          <w:sz w:val="24"/>
-          <w:szCs w:val="28"/>
-        </w:rPr>
-        <w:t>C建筑；汽车</w:t>
-      </w:r>
-    </w:p>
-    <w:p>
-      <w:pPr>
-        <w:pStyle w:val="ae"/>
-        <w:spacing w:beforeLines="50" w:before="156" w:after="0" w:line="360" w:lineRule="exact"/>
-        <w:ind w:left="0" w:firstLineChars="490" w:firstLine="1176"/>
-        <w:rPr>
-          <w:rFonts w:hint="eastAsia"/>
-          <w:sz w:val="24"/>
-          <w:szCs w:val="28"/>
-        </w:rPr>
-      </w:pPr>
-      <w:r>
-        <w:rPr>
-          <w:sz w:val="24"/>
-          <w:szCs w:val="28"/>
-        </w:rPr>
-        <w:t>D工人宿舍；汽车零件</w:t>
-      </w:r>
-    </w:p>
-    <w:p>
-      <w:pPr>
-        <w:pStyle w:val="ae"/>
-        <w:spacing w:beforeLines="50" w:before="156" w:after="0" w:line="360" w:lineRule="exact"/>
-        <w:ind w:left="420" w:firstLine="420"/>
-        <w:rPr>
-          <w:rFonts w:hint="eastAsia"/>
-          <w:sz w:val="24"/>
-          <w:szCs w:val="28"/>
-        </w:rPr>
-      </w:pPr>
-      <w:r>
-        <w:rPr>
-          <w:rFonts w:hint="eastAsia"/>
-          <w:sz w:val="24"/>
-          <w:szCs w:val="28"/>
-        </w:rPr>
-        <w:t>产出结果 的对应关系</w:t>
-      </w:r>
-    </w:p>
-    <w:p>
-      <w:pPr>
-        <w:pStyle w:val="ae"/>
-        <w:spacing w:beforeLines="50" w:before="156" w:after="0" w:line="360" w:lineRule="exact"/>
-        <w:rPr>
-          <w:rFonts w:hint="eastAsia"/>
-          <w:sz w:val="24"/>
-          <w:szCs w:val="28"/>
-        </w:rPr>
-      </w:pPr>
-    </w:p>
-    <w:p>
-      <w:pPr>
-        <w:pStyle w:val="ae"/>
-        <w:spacing w:beforeLines="50" w:before="156" w:after="0" w:line="360" w:lineRule="exact"/>
-        <w:rPr>
-          <w:rFonts w:hint="eastAsia"/>
-          <w:sz w:val="24"/>
-          <w:szCs w:val="28"/>
-        </w:rPr>
-      </w:pPr>
-      <w:r>
-        <w:rPr>
-          <w:rFonts w:hint="eastAsia"/>
-          <w:sz w:val="24"/>
-          <w:szCs w:val="28"/>
-        </w:rPr>
-        <w:t>例8（非常理题  关键字的含义  好像只有江苏会出，这题用来扩展思路即可）</w:t>
+        <w:t>C火：火焰：火气</w:t>
+      </w:r>
+    </w:p>
+    <w:p>
+      <w:pPr>
+        <w:pStyle w:val="ae"/>
+        <w:spacing w:beforeLines="50" w:before="156" w:after="0" w:line="360" w:lineRule="exact"/>
+        <w:ind w:left="641" w:firstLine="199"/>
+        <w:rPr>
+          <w:rFonts w:hint="eastAsia"/>
+          <w:sz w:val="24"/>
+          <w:szCs w:val="28"/>
+        </w:rPr>
+      </w:pPr>
+      <w:r>
+        <w:rPr>
+          <w:rFonts w:hint="eastAsia"/>
+          <w:sz w:val="24"/>
+          <w:szCs w:val="28"/>
+        </w:rPr>
+        <w:t>D心：心房：心腹</w:t>
       </w:r>
     </w:p>
     <w:p>
@@ -24693,7 +24848,142 @@
           <w:sz w:val="24"/>
           <w:szCs w:val="28"/>
         </w:rPr>
-        <w:t>海：海沟：海量</w:t>
+        <w:t>海沟中海的含义就是本意，指海洋。海量中的海是海洋的引申意，像海一样，指量大</w:t>
+      </w:r>
+    </w:p>
+    <w:p>
+      <w:pPr>
+        <w:pStyle w:val="ae"/>
+        <w:spacing w:beforeLines="50" w:before="156" w:after="0" w:line="360" w:lineRule="exact"/>
+        <w:ind w:left="641"/>
+        <w:rPr>
+          <w:rFonts w:hint="eastAsia"/>
+          <w:sz w:val="24"/>
+          <w:szCs w:val="28"/>
+        </w:rPr>
+      </w:pPr>
+      <w:r>
+        <w:rPr>
+          <w:rFonts w:hint="eastAsia"/>
+          <w:sz w:val="24"/>
+          <w:szCs w:val="28"/>
+        </w:rPr>
+        <w:t>C中火焰中的火指的是火的本意，火气中的火指的是火的引申意，像火一样，指气暴躁</w:t>
+      </w:r>
+    </w:p>
+    <w:p>
+      <w:pPr>
+        <w:pStyle w:val="ae"/>
+        <w:spacing w:beforeLines="50" w:before="156" w:after="0" w:line="360" w:lineRule="exact"/>
+        <w:ind w:left="641"/>
+        <w:rPr>
+          <w:rFonts w:hint="eastAsia"/>
+          <w:sz w:val="24"/>
+          <w:szCs w:val="28"/>
+        </w:rPr>
+      </w:pPr>
+      <w:r>
+        <w:rPr>
+          <w:rFonts w:hint="eastAsia"/>
+          <w:sz w:val="24"/>
+          <w:szCs w:val="28"/>
+        </w:rPr>
+        <w:t>D心腹，像心一样，感觉有点奇怪</w:t>
+      </w:r>
+    </w:p>
+    <w:p>
+      <w:pPr>
+        <w:pStyle w:val="ae"/>
+        <w:spacing w:beforeLines="50" w:before="156" w:after="0" w:line="360" w:lineRule="exact"/>
+        <w:ind w:left="641"/>
+        <w:rPr>
+          <w:rFonts w:hint="eastAsia"/>
+          <w:sz w:val="24"/>
+          <w:szCs w:val="28"/>
+        </w:rPr>
+      </w:pPr>
+      <w:r>
+        <w:rPr>
+          <w:rFonts w:hint="eastAsia"/>
+          <w:sz w:val="24"/>
+          <w:szCs w:val="28"/>
+        </w:rPr>
+        <w:t>应该是选A</w:t>
+      </w:r>
+    </w:p>
+    <w:p>
+      <w:pPr>
+        <w:spacing w:beforeLines="50" w:before="156" w:after="0" w:line="360" w:lineRule="exact"/>
+        <w:rPr>
+          <w:rFonts w:hint="eastAsia"/>
+          <w:sz w:val="24"/>
+          <w:szCs w:val="28"/>
+        </w:rPr>
+      </w:pPr>
+      <w:r>
+        <w:rPr>
+          <w:sz w:val="24"/>
+          <w:szCs w:val="28"/>
+        </w:rPr>
+        <w:tab/>
+      </w:r>
+      <w:r>
+        <w:rPr>
+          <w:sz w:val="24"/>
+          <w:szCs w:val="28"/>
+        </w:rPr>
+        <w:tab/>
+      </w:r>
+    </w:p>
+    <w:p>
+      <w:pPr>
+        <w:spacing w:beforeLines="50" w:before="156" w:after="0" w:line="360" w:lineRule="exact"/>
+        <w:rPr>
+          <w:rFonts w:hint="eastAsia"/>
+          <w:sz w:val="24"/>
+          <w:szCs w:val="28"/>
+        </w:rPr>
+      </w:pPr>
+      <w:r>
+        <w:rPr>
+          <w:sz w:val="24"/>
+          <w:szCs w:val="28"/>
+        </w:rPr>
+        <w:tab/>
+      </w:r>
+      <w:r>
+        <w:rPr>
+          <w:sz w:val="24"/>
+          <w:szCs w:val="28"/>
+        </w:rPr>
+        <w:tab/>
+      </w:r>
+      <w:r>
+        <w:rPr>
+          <w:rFonts w:hint="eastAsia"/>
+          <w:sz w:val="24"/>
+          <w:szCs w:val="28"/>
+        </w:rPr>
+        <w:t>例9（因果关系+语法   对顺序关系理解不够透彻，导致用错）</w:t>
+      </w:r>
+    </w:p>
+    <w:p>
+      <w:pPr>
+        <w:pStyle w:val="ae"/>
+        <w:spacing w:beforeLines="50" w:before="156" w:after="0" w:line="360" w:lineRule="exact"/>
+        <w:ind w:left="641"/>
+        <w:rPr>
+          <w:rFonts w:hint="eastAsia"/>
+          <w:sz w:val="24"/>
+          <w:szCs w:val="28"/>
+        </w:rPr>
+      </w:pPr>
+      <w:r>
+        <w:rPr>
+          <w:sz w:val="24"/>
+          <w:szCs w:val="28"/>
+        </w:rPr>
+        <w:t>雷击：停电：电梯停运</w:t>
       </w:r>
     </w:p>
     <w:p>
@@ -24709,11 +24999,10 @@
       </w:pPr>
       <w:r>
         <w:rPr>
-          <w:rFonts w:hint="eastAsia"/>
-          <w:sz w:val="24"/>
-          <w:szCs w:val="28"/>
-        </w:rPr>
-        <w:t>A天：天眼：天堑</w:t>
+          <w:sz w:val="24"/>
+          <w:szCs w:val="28"/>
+        </w:rPr>
+        <w:t>A生病：住院：四肢酸疼</w:t>
       </w:r>
     </w:p>
     <w:p>
@@ -24729,11 +25018,10 @@
       </w:pPr>
       <w:r>
         <w:rPr>
-          <w:rFonts w:hint="eastAsia"/>
-          <w:sz w:val="24"/>
-          <w:szCs w:val="28"/>
-        </w:rPr>
-        <w:t>B碑：碑座：碑林</w:t>
+          <w:sz w:val="24"/>
+          <w:szCs w:val="28"/>
+        </w:rPr>
+        <w:t>B通胀：加息：资金回流</w:t>
       </w:r>
     </w:p>
     <w:p>
@@ -24749,11 +25037,10 @@
       </w:pPr>
       <w:r>
         <w:rPr>
-          <w:rFonts w:hint="eastAsia"/>
-          <w:sz w:val="24"/>
-          <w:szCs w:val="28"/>
-        </w:rPr>
-        <w:t>C火：火焰：火气</w:t>
+          <w:sz w:val="24"/>
+          <w:szCs w:val="28"/>
+        </w:rPr>
+        <w:t>C增收：免签：航班增加</w:t>
       </w:r>
     </w:p>
     <w:p>
@@ -24769,11 +25056,10 @@
       </w:pPr>
       <w:r>
         <w:rPr>
-          <w:rFonts w:hint="eastAsia"/>
-          <w:sz w:val="24"/>
-          <w:szCs w:val="28"/>
-        </w:rPr>
-        <w:t>D心：心房：心腹</w:t>
+          <w:sz w:val="24"/>
+          <w:szCs w:val="28"/>
+        </w:rPr>
+        <w:t>D奋斗：成长：自立自强</w:t>
       </w:r>
     </w:p>
     <w:p>
@@ -24793,7 +25079,63 @@
           <w:sz w:val="24"/>
           <w:szCs w:val="28"/>
         </w:rPr>
-        <w:t>海沟中海的含义就是本意，指海洋。海量中的海是海洋的引申意，像海一样，指量大</w:t>
+        <w:t>这个一开始我认为是顺序关系+因果关系。其实只有因果关系，</w:t>
+      </w:r>
+      <w:r>
+        <w:rPr>
+          <w:rFonts w:hint="eastAsia"/>
+          <w:strike/>
+          <w:sz w:val="24"/>
+          <w:szCs w:val="28"/>
+        </w:rPr>
+        <w:t>顺序关系的关键词是只有什么，才能什么。就算没雷击也会停电，不属于顺序关系。</w:t>
+      </w:r>
+      <w:r>
+        <w:rPr>
+          <w:rFonts w:hint="eastAsia"/>
+          <w:strike/>
+          <w:sz w:val="24"/>
+          <w:szCs w:val="28"/>
+        </w:rPr>
+        <w:t xml:space="preserve">   </w:t>
+      </w:r>
+      <w:r>
+        <w:rPr>
+          <w:rFonts w:hint="eastAsia"/>
+          <w:sz w:val="24"/>
+          <w:szCs w:val="28"/>
+        </w:rPr>
+        <w:t>顺序关系不是关系，只有顺承</w:t>
+      </w:r>
+      <w:r>
+        <w:rPr>
+          <w:rFonts w:hint="eastAsia"/>
+          <w:sz w:val="24"/>
+          <w:szCs w:val="28"/>
+        </w:rPr>
+        <w:t>或序列</w:t>
+      </w:r>
+      <w:r>
+        <w:rPr>
+          <w:sz w:val="24"/>
+          <w:szCs w:val="28"/>
+        </w:rPr>
+        <w:tab/>
+      </w:r>
+      <w:r>
+        <w:rPr>
+          <w:sz w:val="24"/>
+          <w:szCs w:val="28"/>
+        </w:rPr>
+        <w:tab/>
+      </w:r>
+      <w:r>
+        <w:rPr>
+          <w:rFonts w:hint="eastAsia"/>
+          <w:sz w:val="24"/>
+          <w:szCs w:val="28"/>
+        </w:rPr>
+        <w:t>关系</w:t>
       </w:r>
     </w:p>
     <w:p>
@@ -24813,7 +25155,7 @@
           <w:sz w:val="24"/>
           <w:szCs w:val="28"/>
         </w:rPr>
-        <w:t>C中火焰中的火指的是火的本意，火气中的火指的是火的引申意，像火一样，指气暴躁</w:t>
+        <w:t>因果关系BD都满足，选个最好的，电梯停运是名词加动词，B更合适</w:t>
       </w:r>
     </w:p>
     <w:p>
@@ -24833,7 +25175,7 @@
           <w:sz w:val="24"/>
           <w:szCs w:val="28"/>
         </w:rPr>
-        <w:t>D心腹，像心一样，感觉有点奇怪</w:t>
+        <w:t>20260304补：我感觉是非必然因果和必然因果的关系</w:t>
       </w:r>
     </w:p>
     <w:p>
@@ -24853,294 +25195,6 @@
           <w:sz w:val="24"/>
           <w:szCs w:val="28"/>
         </w:rPr>
-        <w:t>应该是选A</w:t>
-      </w:r>
-    </w:p>
-    <w:p>
-      <w:pPr>
-        <w:spacing w:beforeLines="50" w:before="156" w:after="0" w:line="360" w:lineRule="exact"/>
-        <w:rPr>
-          <w:rFonts w:hint="eastAsia"/>
-          <w:sz w:val="24"/>
-          <w:szCs w:val="28"/>
-        </w:rPr>
-      </w:pPr>
-      <w:r>
-        <w:rPr>
-          <w:sz w:val="24"/>
-          <w:szCs w:val="28"/>
-        </w:rPr>
-        <w:tab/>
-      </w:r>
-      <w:r>
-        <w:rPr>
-          <w:sz w:val="24"/>
-          <w:szCs w:val="28"/>
-        </w:rPr>
-        <w:tab/>
-      </w:r>
-    </w:p>
-    <w:p>
-      <w:pPr>
-        <w:spacing w:beforeLines="50" w:before="156" w:after="0" w:line="360" w:lineRule="exact"/>
-        <w:rPr>
-          <w:rFonts w:hint="eastAsia"/>
-          <w:sz w:val="24"/>
-          <w:szCs w:val="28"/>
-        </w:rPr>
-      </w:pPr>
-      <w:r>
-        <w:rPr>
-          <w:sz w:val="24"/>
-          <w:szCs w:val="28"/>
-        </w:rPr>
-        <w:tab/>
-      </w:r>
-      <w:r>
-        <w:rPr>
-          <w:sz w:val="24"/>
-          <w:szCs w:val="28"/>
-        </w:rPr>
-        <w:tab/>
-      </w:r>
-      <w:r>
-        <w:rPr>
-          <w:rFonts w:hint="eastAsia"/>
-          <w:sz w:val="24"/>
-          <w:szCs w:val="28"/>
-        </w:rPr>
-        <w:t>例9（因果关系+语法   对顺序关系理解不够透彻，导致用错）</w:t>
-      </w:r>
-    </w:p>
-    <w:p>
-      <w:pPr>
-        <w:pStyle w:val="ae"/>
-        <w:spacing w:beforeLines="50" w:before="156" w:after="0" w:line="360" w:lineRule="exact"/>
-        <w:ind w:left="641"/>
-        <w:rPr>
-          <w:rFonts w:hint="eastAsia"/>
-          <w:sz w:val="24"/>
-          <w:szCs w:val="28"/>
-        </w:rPr>
-      </w:pPr>
-      <w:r>
-        <w:rPr>
-          <w:sz w:val="24"/>
-          <w:szCs w:val="28"/>
-        </w:rPr>
-        <w:t>雷击：停电：电梯停运</w:t>
-      </w:r>
-    </w:p>
-    <w:p>
-      <w:pPr>
-        <w:pStyle w:val="ae"/>
-        <w:spacing w:beforeLines="50" w:before="156" w:after="0" w:line="360" w:lineRule="exact"/>
-        <w:ind w:left="641" w:firstLine="199"/>
-        <w:rPr>
-          <w:rFonts w:hint="eastAsia"/>
-          <w:sz w:val="24"/>
-          <w:szCs w:val="28"/>
-        </w:rPr>
-      </w:pPr>
-      <w:r>
-        <w:rPr>
-          <w:sz w:val="24"/>
-          <w:szCs w:val="28"/>
-        </w:rPr>
-        <w:t>A生病：住院：四肢酸疼</w:t>
-      </w:r>
-    </w:p>
-    <w:p>
-      <w:pPr>
-        <w:pStyle w:val="ae"/>
-        <w:spacing w:beforeLines="50" w:before="156" w:after="0" w:line="360" w:lineRule="exact"/>
-        <w:ind w:left="641" w:firstLine="199"/>
-        <w:rPr>
-          <w:rFonts w:hint="eastAsia"/>
-          <w:sz w:val="24"/>
-          <w:szCs w:val="28"/>
-        </w:rPr>
-      </w:pPr>
-      <w:r>
-        <w:rPr>
-          <w:sz w:val="24"/>
-          <w:szCs w:val="28"/>
-        </w:rPr>
-        <w:t>B通胀：加息：资金回流</w:t>
-      </w:r>
-    </w:p>
-    <w:p>
-      <w:pPr>
-        <w:pStyle w:val="ae"/>
-        <w:spacing w:beforeLines="50" w:before="156" w:after="0" w:line="360" w:lineRule="exact"/>
-        <w:ind w:left="641" w:firstLine="199"/>
-        <w:rPr>
-          <w:rFonts w:hint="eastAsia"/>
-          <w:sz w:val="24"/>
-          <w:szCs w:val="28"/>
-        </w:rPr>
-      </w:pPr>
-      <w:r>
-        <w:rPr>
-          <w:sz w:val="24"/>
-          <w:szCs w:val="28"/>
-        </w:rPr>
-        <w:t>C增收：免签：航班增加</w:t>
-      </w:r>
-    </w:p>
-    <w:p>
-      <w:pPr>
-        <w:pStyle w:val="ae"/>
-        <w:spacing w:beforeLines="50" w:before="156" w:after="0" w:line="360" w:lineRule="exact"/>
-        <w:ind w:left="641" w:firstLine="199"/>
-        <w:rPr>
-          <w:rFonts w:hint="eastAsia"/>
-          <w:sz w:val="24"/>
-          <w:szCs w:val="28"/>
-        </w:rPr>
-      </w:pPr>
-      <w:r>
-        <w:rPr>
-          <w:sz w:val="24"/>
-          <w:szCs w:val="28"/>
-        </w:rPr>
-        <w:t>D奋斗：成长：自立自强</w:t>
-      </w:r>
-    </w:p>
-    <w:p>
-      <w:pPr>
-        <w:pStyle w:val="ae"/>
-        <w:spacing w:beforeLines="50" w:before="156" w:after="0" w:line="360" w:lineRule="exact"/>
-        <w:ind w:left="641"/>
-        <w:rPr>
-          <w:rFonts w:hint="eastAsia"/>
-          <w:sz w:val="24"/>
-          <w:szCs w:val="28"/>
-        </w:rPr>
-      </w:pPr>
-      <w:r>
-        <w:rPr>
-          <w:rFonts w:hint="eastAsia"/>
-          <w:sz w:val="24"/>
-          <w:szCs w:val="28"/>
-        </w:rPr>
-        <w:t>这个一开始我认为是顺序关系+因果关系。其实只有因果关系，</w:t>
-      </w:r>
-      <w:r>
-        <w:rPr>
-          <w:rFonts w:hint="eastAsia"/>
-          <w:strike/>
-          <w:sz w:val="24"/>
-          <w:szCs w:val="28"/>
-        </w:rPr>
-        <w:t>顺序关系的关键词是只有什么，才能什么。就算没雷击也会停电，不属于顺序关系。</w:t>
-      </w:r>
-      <w:r>
-        <w:rPr>
-          <w:rFonts w:hint="eastAsia"/>
-          <w:strike/>
-          <w:sz w:val="24"/>
-          <w:szCs w:val="28"/>
-        </w:rPr>
-        <w:t xml:space="preserve">   </w:t>
-      </w:r>
-      <w:r>
-        <w:rPr>
-          <w:rFonts w:hint="eastAsia"/>
-          <w:sz w:val="24"/>
-          <w:szCs w:val="28"/>
-        </w:rPr>
-        <w:t>顺序关系不是关系，只有顺承</w:t>
-      </w:r>
-      <w:r>
-        <w:rPr>
-          <w:rFonts w:hint="eastAsia"/>
-          <w:sz w:val="24"/>
-          <w:szCs w:val="28"/>
-        </w:rPr>
-        <w:t>或序列</w:t>
-      </w:r>
-      <w:r>
-        <w:rPr>
-          <w:sz w:val="24"/>
-          <w:szCs w:val="28"/>
-        </w:rPr>
-        <w:tab/>
-      </w:r>
-      <w:r>
-        <w:rPr>
-          <w:sz w:val="24"/>
-          <w:szCs w:val="28"/>
-        </w:rPr>
-        <w:tab/>
-      </w:r>
-      <w:r>
-        <w:rPr>
-          <w:rFonts w:hint="eastAsia"/>
-          <w:sz w:val="24"/>
-          <w:szCs w:val="28"/>
-        </w:rPr>
-        <w:t>关系</w:t>
-      </w:r>
-    </w:p>
-    <w:p>
-      <w:pPr>
-        <w:pStyle w:val="ae"/>
-        <w:spacing w:beforeLines="50" w:before="156" w:after="0" w:line="360" w:lineRule="exact"/>
-        <w:ind w:left="641"/>
-        <w:rPr>
-          <w:rFonts w:hint="eastAsia"/>
-          <w:sz w:val="24"/>
-          <w:szCs w:val="28"/>
-        </w:rPr>
-      </w:pPr>
-      <w:r>
-        <w:rPr>
-          <w:rFonts w:hint="eastAsia"/>
-          <w:sz w:val="24"/>
-          <w:szCs w:val="28"/>
-        </w:rPr>
-        <w:t>因果关系BD都满足，选个最好的，电梯停运是名词加动词，B更合适</w:t>
-      </w:r>
-    </w:p>
-    <w:p>
-      <w:pPr>
-        <w:pStyle w:val="ae"/>
-        <w:spacing w:beforeLines="50" w:before="156" w:after="0" w:line="360" w:lineRule="exact"/>
-        <w:ind w:left="641"/>
-        <w:rPr>
-          <w:rFonts w:hint="eastAsia"/>
-          <w:sz w:val="24"/>
-          <w:szCs w:val="28"/>
-        </w:rPr>
-      </w:pPr>
-      <w:r>
-        <w:rPr>
-          <w:rFonts w:hint="eastAsia"/>
-          <w:sz w:val="24"/>
-          <w:szCs w:val="28"/>
-        </w:rPr>
-        <w:t>20260304补：我感觉是非必然因果和必然因果的关系</w:t>
-      </w:r>
-    </w:p>
-    <w:p>
-      <w:pPr>
-        <w:pStyle w:val="ae"/>
-        <w:spacing w:beforeLines="50" w:before="156" w:after="0" w:line="360" w:lineRule="exact"/>
-        <w:ind w:left="641"/>
-        <w:rPr>
-          <w:rFonts w:hint="eastAsia"/>
-          <w:sz w:val="24"/>
-          <w:szCs w:val="28"/>
-        </w:rPr>
-      </w:pPr>
-      <w:r>
-        <w:rPr>
-          <w:rFonts w:hint="eastAsia"/>
-          <w:sz w:val="24"/>
-          <w:szCs w:val="28"/>
-        </w:rPr>
-        <w:lastRenderedPageBreak/>
         <w:t>例10（非常理题  关键字的含义  扩展思路）</w:t>
       </w:r>
     </w:p>
@@ -25445,6 +25499,7 @@
           <w:sz w:val="24"/>
           <w:szCs w:val="28"/>
         </w:rPr>
+        <w:lastRenderedPageBreak/>
         <w:tab/>
       </w:r>
       <w:r>
@@ -25796,8 +25851,230 @@
           <w:sz w:val="24"/>
           <w:szCs w:val="28"/>
         </w:rPr>
+        <w:t>D 锻炼:强身:报国</w:t>
+      </w:r>
+    </w:p>
+    <w:p>
+      <w:pPr>
+        <w:pStyle w:val="ae"/>
+        <w:spacing w:beforeLines="50" w:before="156" w:after="0" w:line="360" w:lineRule="exact"/>
+        <w:ind w:left="641"/>
+        <w:rPr>
+          <w:rFonts w:hint="eastAsia"/>
+          <w:sz w:val="24"/>
+          <w:szCs w:val="28"/>
+        </w:rPr>
+      </w:pPr>
+      <w:r>
+        <w:rPr>
+          <w:rFonts w:hint="eastAsia"/>
+          <w:sz w:val="24"/>
+          <w:szCs w:val="28"/>
+        </w:rPr>
+        <w:t>因为堵车导致迟到，因为迟到导致受罚，因果关系</w:t>
+      </w:r>
+    </w:p>
+    <w:p>
+      <w:pPr>
+        <w:pStyle w:val="ae"/>
+        <w:spacing w:beforeLines="50" w:before="156" w:after="0" w:line="360" w:lineRule="exact"/>
+        <w:ind w:left="641"/>
+        <w:rPr>
+          <w:rFonts w:hint="eastAsia"/>
+          <w:sz w:val="24"/>
+          <w:szCs w:val="28"/>
+        </w:rPr>
+      </w:pPr>
+      <w:r>
+        <w:rPr>
+          <w:rFonts w:hint="eastAsia"/>
+          <w:sz w:val="24"/>
+          <w:szCs w:val="28"/>
+        </w:rPr>
+        <w:t>AC符合因果关系。 BD中的进食-&gt;健康 强身-&gt; 报国 在某种特定环境下成立，在普遍情况下通常不会被大多数人认定为因果关系，所以不算。</w:t>
+      </w:r>
+    </w:p>
+    <w:p>
+      <w:pPr>
+        <w:pStyle w:val="ae"/>
+        <w:spacing w:beforeLines="50" w:before="156" w:after="0" w:line="360" w:lineRule="exact"/>
+        <w:ind w:left="641"/>
+        <w:rPr>
+          <w:rFonts w:hint="eastAsia"/>
+          <w:sz w:val="24"/>
+          <w:szCs w:val="28"/>
+        </w:rPr>
+      </w:pPr>
+      <w:r>
+        <w:rPr>
+          <w:rFonts w:hint="eastAsia"/>
+          <w:sz w:val="24"/>
+          <w:szCs w:val="28"/>
+        </w:rPr>
+        <w:t>分析AC，A两个果的性质是被动行为-&gt;主动行为</w:t>
+      </w:r>
+    </w:p>
+    <w:p>
+      <w:pPr>
+        <w:pStyle w:val="ae"/>
+        <w:spacing w:beforeLines="50" w:before="156" w:after="0" w:line="360" w:lineRule="exact"/>
+        <w:ind w:left="641"/>
+        <w:rPr>
+          <w:rFonts w:hint="eastAsia"/>
+          <w:sz w:val="24"/>
+          <w:szCs w:val="28"/>
+        </w:rPr>
+      </w:pPr>
+      <w:r>
+        <w:rPr>
+          <w:rFonts w:hint="eastAsia"/>
+          <w:sz w:val="24"/>
+          <w:szCs w:val="28"/>
+        </w:rPr>
+        <w:t>C的性质是被动-&gt;被动，更符合题干的规律，受罚是被动效果</w:t>
+      </w:r>
+    </w:p>
+    <w:p>
+      <w:pPr>
+        <w:pStyle w:val="ae"/>
+        <w:spacing w:beforeLines="50" w:before="156" w:after="0" w:line="360" w:lineRule="exact"/>
+        <w:ind w:left="641"/>
+        <w:rPr>
+          <w:rFonts w:hint="eastAsia"/>
+          <w:sz w:val="24"/>
+          <w:szCs w:val="28"/>
+        </w:rPr>
+      </w:pPr>
+      <w:r>
+        <w:rPr>
+          <w:rFonts w:hint="eastAsia"/>
+          <w:sz w:val="24"/>
+          <w:szCs w:val="28"/>
+        </w:rPr>
+        <w:t>主动被动不严谨，统一改为果是正面还是负面</w:t>
+      </w:r>
+    </w:p>
+    <w:p>
+      <w:pPr>
+        <w:pStyle w:val="ae"/>
+        <w:spacing w:beforeLines="50" w:before="156" w:after="0" w:line="360" w:lineRule="exact"/>
+        <w:ind w:left="641"/>
+        <w:rPr>
+          <w:rFonts w:hint="eastAsia"/>
+          <w:sz w:val="24"/>
+          <w:szCs w:val="28"/>
+        </w:rPr>
+      </w:pPr>
+    </w:p>
+    <w:p>
+      <w:pPr>
+        <w:pStyle w:val="ae"/>
+        <w:spacing w:beforeLines="50" w:before="156" w:after="0" w:line="360" w:lineRule="exact"/>
+        <w:ind w:left="641"/>
+        <w:rPr>
+          <w:rFonts w:hint="eastAsia"/>
+          <w:sz w:val="24"/>
+          <w:szCs w:val="28"/>
+        </w:rPr>
+      </w:pPr>
+      <w:r>
+        <w:rPr>
+          <w:rFonts w:hint="eastAsia"/>
+          <w:sz w:val="24"/>
+          <w:szCs w:val="28"/>
+        </w:rPr>
+        <w:t>例14</w:t>
+      </w:r>
+    </w:p>
+    <w:p>
+      <w:pPr>
+        <w:spacing w:beforeLines="50" w:before="156" w:after="0" w:line="360" w:lineRule="exact"/>
+        <w:ind w:firstLineChars="300" w:firstLine="720"/>
+        <w:rPr>
+          <w:rFonts w:hint="eastAsia"/>
+          <w:sz w:val="24"/>
+          <w:szCs w:val="28"/>
+        </w:rPr>
+      </w:pPr>
+      <w:r>
+        <w:rPr>
+          <w:sz w:val="24"/>
+          <w:szCs w:val="28"/>
+        </w:rPr>
+        <w:t xml:space="preserve">张嘴:喝水 </w:t>
+      </w:r>
+    </w:p>
+    <w:p>
+      <w:pPr>
+        <w:spacing w:beforeLines="50" w:before="156" w:after="0" w:line="360" w:lineRule="exact"/>
+        <w:ind w:firstLineChars="300" w:firstLine="720"/>
+        <w:rPr>
+          <w:rFonts w:hint="eastAsia"/>
+          <w:sz w:val="24"/>
+          <w:szCs w:val="28"/>
+        </w:rPr>
+      </w:pPr>
+      <w:r>
+        <w:rPr>
+          <w:sz w:val="24"/>
+          <w:szCs w:val="28"/>
+        </w:rPr>
+        <w:t xml:space="preserve">A 洗手:吃饭 </w:t>
+      </w:r>
+    </w:p>
+    <w:p>
+      <w:pPr>
+        <w:spacing w:beforeLines="50" w:before="156" w:after="0" w:line="360" w:lineRule="exact"/>
+        <w:ind w:firstLineChars="300" w:firstLine="720"/>
+        <w:rPr>
+          <w:rFonts w:hint="eastAsia"/>
+          <w:sz w:val="24"/>
+          <w:szCs w:val="28"/>
+        </w:rPr>
+      </w:pPr>
+      <w:r>
+        <w:rPr>
+          <w:sz w:val="24"/>
+          <w:szCs w:val="28"/>
+        </w:rPr>
+        <w:t xml:space="preserve">B 睡觉:做梦 </w:t>
+      </w:r>
+    </w:p>
+    <w:p>
+      <w:pPr>
+        <w:spacing w:beforeLines="50" w:before="156" w:after="0" w:line="360" w:lineRule="exact"/>
+        <w:ind w:firstLineChars="300" w:firstLine="720"/>
+        <w:rPr>
+          <w:rFonts w:hint="eastAsia"/>
+          <w:sz w:val="24"/>
+          <w:szCs w:val="28"/>
+        </w:rPr>
+      </w:pPr>
+      <w:r>
+        <w:rPr>
+          <w:sz w:val="24"/>
+          <w:szCs w:val="28"/>
+        </w:rPr>
+        <w:t xml:space="preserve">C 开门:通风 </w:t>
+      </w:r>
+    </w:p>
+    <w:p>
+      <w:pPr>
+        <w:spacing w:beforeLines="50" w:before="156" w:after="0" w:line="360" w:lineRule="exact"/>
+        <w:ind w:firstLineChars="300" w:firstLine="720"/>
+        <w:rPr>
+          <w:rFonts w:hint="eastAsia"/>
+          <w:sz w:val="24"/>
+          <w:szCs w:val="28"/>
+        </w:rPr>
+      </w:pPr>
+      <w:r>
+        <w:rPr>
+          <w:sz w:val="24"/>
+          <w:szCs w:val="28"/>
+        </w:rPr>
         <w:lastRenderedPageBreak/>
-        <w:t>D 锻炼:强身:报国</w:t>
+        <w:t>D 复习:考试</w:t>
       </w:r>
     </w:p>
     <w:p>
@@ -25817,7 +26094,7 @@
           <w:sz w:val="24"/>
           <w:szCs w:val="28"/>
         </w:rPr>
-        <w:t>因为堵车导致迟到，因为迟到导致受罚，因果关系</w:t>
+        <w:t>初步判断是顺序关系，先张嘴然后喝水。四个选项都是顺序关系，继续分析，张嘴和喝水是必然的顺序关系，只有张嘴了才能喝水。</w:t>
       </w:r>
     </w:p>
     <w:p>
@@ -25837,7 +26114,7 @@
           <w:sz w:val="24"/>
           <w:szCs w:val="28"/>
         </w:rPr>
-        <w:t>AC符合因果关系。 BD中的进食-&gt;健康 强身-&gt; 报国 在某种特定环境下成立，在普遍情况下通常不会被大多数人认定为因果关系，所以不算。</w:t>
+        <w:t>四个选项中必然顺序关系只有B</w:t>
       </w:r>
     </w:p>
     <w:p>
@@ -25857,7 +26134,7 @@
           <w:sz w:val="24"/>
           <w:szCs w:val="28"/>
         </w:rPr>
-        <w:t>分析AC，A两个果的性质是被动行为-&gt;主动行为</w:t>
+        <w:t>Deepseek认为题干是目的关系中的动作-目的关系，D是行为和目的关系</w:t>
       </w:r>
     </w:p>
     <w:p>
@@ -25877,7 +26154,7 @@
           <w:sz w:val="24"/>
           <w:szCs w:val="28"/>
         </w:rPr>
-        <w:t>C的性质是被动-&gt;被动，更符合题干的规律，受罚是被动效果</w:t>
+        <w:t>因为顺序本身不是一种关系，顺承才是。A两者之间的目的关系不强，选C</w:t>
       </w:r>
     </w:p>
     <w:p>
@@ -25897,7 +26174,7 @@
           <w:sz w:val="24"/>
           <w:szCs w:val="28"/>
         </w:rPr>
-        <w:t>主动被动不严谨，统一改为果是正面还是负面</w:t>
+        <w:t>感觉这题有争议</w:t>
       </w:r>
     </w:p>
     <w:p>
@@ -25911,6 +26188,14 @@
           <w:szCs w:val="28"/>
         </w:rPr>
       </w:pPr>
+      <w:r>
+        <w:rPr>
+          <w:rFonts w:hint="eastAsia"/>
+          <w:sz w:val="24"/>
+          <w:szCs w:val="28"/>
+        </w:rPr>
+        <w:t>按序列关系，应该是选择B</w:t>
+      </w:r>
     </w:p>
     <w:p>
       <w:pPr>
@@ -25923,104 +26208,6 @@
           <w:szCs w:val="28"/>
         </w:rPr>
       </w:pPr>
-      <w:r>
-        <w:rPr>
-          <w:rFonts w:hint="eastAsia"/>
-          <w:sz w:val="24"/>
-          <w:szCs w:val="28"/>
-        </w:rPr>
-        <w:t>例14</w:t>
-      </w:r>
-    </w:p>
-    <w:p>
-      <w:pPr>
-        <w:spacing w:beforeLines="50" w:before="156" w:after="0" w:line="360" w:lineRule="exact"/>
-        <w:ind w:firstLineChars="300" w:firstLine="720"/>
-        <w:rPr>
-          <w:rFonts w:hint="eastAsia"/>
-          <w:sz w:val="24"/>
-          <w:szCs w:val="28"/>
-        </w:rPr>
-      </w:pPr>
-      <w:r>
-        <w:rPr>
-          <w:sz w:val="24"/>
-          <w:szCs w:val="28"/>
-        </w:rPr>
-        <w:t xml:space="preserve">张嘴:喝水 </w:t>
-      </w:r>
-    </w:p>
-    <w:p>
-      <w:pPr>
-        <w:spacing w:beforeLines="50" w:before="156" w:after="0" w:line="360" w:lineRule="exact"/>
-        <w:ind w:firstLineChars="300" w:firstLine="720"/>
-        <w:rPr>
-          <w:rFonts w:hint="eastAsia"/>
-          <w:sz w:val="24"/>
-          <w:szCs w:val="28"/>
-        </w:rPr>
-      </w:pPr>
-      <w:r>
-        <w:rPr>
-          <w:sz w:val="24"/>
-          <w:szCs w:val="28"/>
-        </w:rPr>
-        <w:t xml:space="preserve">A 洗手:吃饭 </w:t>
-      </w:r>
-    </w:p>
-    <w:p>
-      <w:pPr>
-        <w:spacing w:beforeLines="50" w:before="156" w:after="0" w:line="360" w:lineRule="exact"/>
-        <w:ind w:firstLineChars="300" w:firstLine="720"/>
-        <w:rPr>
-          <w:rFonts w:hint="eastAsia"/>
-          <w:sz w:val="24"/>
-          <w:szCs w:val="28"/>
-        </w:rPr>
-      </w:pPr>
-      <w:r>
-        <w:rPr>
-          <w:sz w:val="24"/>
-          <w:szCs w:val="28"/>
-        </w:rPr>
-        <w:t xml:space="preserve">B 睡觉:做梦 </w:t>
-      </w:r>
-    </w:p>
-    <w:p>
-      <w:pPr>
-        <w:spacing w:beforeLines="50" w:before="156" w:after="0" w:line="360" w:lineRule="exact"/>
-        <w:ind w:firstLineChars="300" w:firstLine="720"/>
-        <w:rPr>
-          <w:rFonts w:hint="eastAsia"/>
-          <w:sz w:val="24"/>
-          <w:szCs w:val="28"/>
-        </w:rPr>
-      </w:pPr>
-      <w:r>
-        <w:rPr>
-          <w:sz w:val="24"/>
-          <w:szCs w:val="28"/>
-        </w:rPr>
-        <w:t xml:space="preserve">C 开门:通风 </w:t>
-      </w:r>
-    </w:p>
-    <w:p>
-      <w:pPr>
-        <w:spacing w:beforeLines="50" w:before="156" w:after="0" w:line="360" w:lineRule="exact"/>
-        <w:ind w:firstLineChars="300" w:firstLine="720"/>
-        <w:rPr>
-          <w:rFonts w:hint="eastAsia"/>
-          <w:sz w:val="24"/>
-          <w:szCs w:val="28"/>
-        </w:rPr>
-      </w:pPr>
-      <w:r>
-        <w:rPr>
-          <w:sz w:val="24"/>
-          <w:szCs w:val="28"/>
-        </w:rPr>
-        <w:t>D 复习:考试</w:t>
-      </w:r>
     </w:p>
     <w:p>
       <w:pPr>
@@ -26039,7 +26226,7 @@
           <w:sz w:val="24"/>
           <w:szCs w:val="28"/>
         </w:rPr>
-        <w:t>初步判断是顺序关系，先张嘴然后喝水。四个选项都是顺序关系，继续分析，张嘴和喝水是必然的顺序关系，只有张嘴了才能喝水。</w:t>
+        <w:t>例15</w:t>
       </w:r>
     </w:p>
     <w:p>
@@ -26055,11 +26242,10 @@
       </w:pPr>
       <w:r>
         <w:rPr>
-          <w:rFonts w:hint="eastAsia"/>
-          <w:sz w:val="24"/>
-          <w:szCs w:val="28"/>
-        </w:rPr>
-        <w:t>四个选项中必然顺序关系只有B</w:t>
+          <w:sz w:val="24"/>
+          <w:szCs w:val="28"/>
+        </w:rPr>
+        <w:t xml:space="preserve">言之无文:行之不远 </w:t>
       </w:r>
     </w:p>
     <w:p>
@@ -26075,11 +26261,10 @@
       </w:pPr>
       <w:r>
         <w:rPr>
-          <w:rFonts w:hint="eastAsia"/>
-          <w:sz w:val="24"/>
-          <w:szCs w:val="28"/>
-        </w:rPr>
-        <w:t>Deepseek认为题干是目的关系中的动作-目的关系，D是行为和目的关系</w:t>
+          <w:sz w:val="24"/>
+          <w:szCs w:val="28"/>
+        </w:rPr>
+        <w:t xml:space="preserve">A 一叶障目:不见泰山 </w:t>
       </w:r>
     </w:p>
     <w:p>
@@ -26095,11 +26280,10 @@
       </w:pPr>
       <w:r>
         <w:rPr>
-          <w:rFonts w:hint="eastAsia"/>
-          <w:sz w:val="24"/>
-          <w:szCs w:val="28"/>
-        </w:rPr>
-        <w:t>因为顺序本身不是一种关系，顺承才是。A两者之间的目的关系不强，选C</w:t>
+          <w:sz w:val="24"/>
+          <w:szCs w:val="28"/>
+        </w:rPr>
+        <w:t xml:space="preserve">B 宁为玉碎:不为瓦全 </w:t>
       </w:r>
     </w:p>
     <w:p>
@@ -26115,11 +26299,10 @@
       </w:pPr>
       <w:r>
         <w:rPr>
-          <w:rFonts w:hint="eastAsia"/>
-          <w:sz w:val="24"/>
-          <w:szCs w:val="28"/>
-        </w:rPr>
-        <w:t>感觉这题有争议</w:t>
+          <w:sz w:val="24"/>
+          <w:szCs w:val="28"/>
+        </w:rPr>
+        <w:t xml:space="preserve">C 藏诸名山:传之其人 </w:t>
       </w:r>
     </w:p>
     <w:p>
@@ -26135,11 +26318,10 @@
       </w:pPr>
       <w:r>
         <w:rPr>
-          <w:rFonts w:hint="eastAsia"/>
-          <w:sz w:val="24"/>
-          <w:szCs w:val="28"/>
-        </w:rPr>
-        <w:t>按序列关系，应该是选择B</w:t>
+          <w:sz w:val="24"/>
+          <w:szCs w:val="28"/>
+        </w:rPr>
+        <w:t>D 取之不尽:用之不竭</w:t>
       </w:r>
     </w:p>
     <w:p>
@@ -26153,6 +26335,14 @@
           <w:szCs w:val="28"/>
         </w:rPr>
       </w:pPr>
+      <w:r>
+        <w:rPr>
+          <w:rFonts w:hint="eastAsia"/>
+          <w:sz w:val="24"/>
+          <w:szCs w:val="28"/>
+        </w:rPr>
+        <w:t xml:space="preserve"> 题干为因果关系，AD看起来是，且D的词型更像。但D仔细分析，都是表示资源取不完，资源用不完，更像是表示资源多的词语类别下的并列关系，因果关系比较弱</w:t>
+      </w:r>
     </w:p>
     <w:p>
       <w:pPr>
@@ -26165,14 +26355,6 @@
           <w:szCs w:val="28"/>
         </w:rPr>
       </w:pPr>
-      <w:r>
-        <w:rPr>
-          <w:rFonts w:hint="eastAsia"/>
-          <w:sz w:val="24"/>
-          <w:szCs w:val="28"/>
-        </w:rPr>
-        <w:t>例15</w:t>
-      </w:r>
     </w:p>
     <w:p>
       <w:pPr>
@@ -26187,10 +26369,18 @@
       </w:pPr>
       <w:r>
         <w:rPr>
-          <w:sz w:val="24"/>
-          <w:szCs w:val="28"/>
-        </w:rPr>
-        <w:t xml:space="preserve">言之无文:行之不远 </w:t>
+          <w:rFonts w:hint="eastAsia"/>
+          <w:sz w:val="24"/>
+          <w:szCs w:val="28"/>
+        </w:rPr>
+        <w:t>蜘蛛</w:t>
+      </w:r>
+      <w:r>
+        <w:rPr>
+          <w:sz w:val="24"/>
+          <w:szCs w:val="28"/>
+        </w:rPr>
+        <w:t xml:space="preserve"> 之于( )相当于( )之于 能力</w:t>
       </w:r>
     </w:p>
     <w:p>
@@ -26206,146 +26396,10 @@
       </w:pPr>
       <w:r>
         <w:rPr>
-          <w:sz w:val="24"/>
-          <w:szCs w:val="28"/>
-        </w:rPr>
-        <w:t xml:space="preserve">A 一叶障目:不见泰山 </w:t>
-      </w:r>
-    </w:p>
-    <w:p>
-      <w:pPr>
-        <w:pStyle w:val="ae"/>
-        <w:spacing w:beforeLines="50" w:before="156" w:after="0" w:line="360" w:lineRule="exact"/>
-        <w:ind w:left="641"/>
-        <w:rPr>
-          <w:rFonts w:hint="eastAsia"/>
-          <w:sz w:val="24"/>
-          <w:szCs w:val="28"/>
-        </w:rPr>
-      </w:pPr>
-      <w:r>
-        <w:rPr>
-          <w:sz w:val="24"/>
-          <w:szCs w:val="28"/>
-        </w:rPr>
-        <w:t xml:space="preserve">B 宁为玉碎:不为瓦全 </w:t>
-      </w:r>
-    </w:p>
-    <w:p>
-      <w:pPr>
-        <w:pStyle w:val="ae"/>
-        <w:spacing w:beforeLines="50" w:before="156" w:after="0" w:line="360" w:lineRule="exact"/>
-        <w:ind w:left="641"/>
-        <w:rPr>
-          <w:rFonts w:hint="eastAsia"/>
-          <w:sz w:val="24"/>
-          <w:szCs w:val="28"/>
-        </w:rPr>
-      </w:pPr>
-      <w:r>
-        <w:rPr>
-          <w:sz w:val="24"/>
-          <w:szCs w:val="28"/>
-        </w:rPr>
-        <w:t xml:space="preserve">C 藏诸名山:传之其人 </w:t>
-      </w:r>
-    </w:p>
-    <w:p>
-      <w:pPr>
-        <w:pStyle w:val="ae"/>
-        <w:spacing w:beforeLines="50" w:before="156" w:after="0" w:line="360" w:lineRule="exact"/>
-        <w:ind w:left="641"/>
-        <w:rPr>
-          <w:rFonts w:hint="eastAsia"/>
-          <w:sz w:val="24"/>
-          <w:szCs w:val="28"/>
-        </w:rPr>
-      </w:pPr>
-      <w:r>
-        <w:rPr>
-          <w:sz w:val="24"/>
-          <w:szCs w:val="28"/>
-        </w:rPr>
-        <w:t>D 取之不尽:用之不竭</w:t>
-      </w:r>
-    </w:p>
-    <w:p>
-      <w:pPr>
-        <w:pStyle w:val="ae"/>
-        <w:spacing w:beforeLines="50" w:before="156" w:after="0" w:line="360" w:lineRule="exact"/>
-        <w:ind w:left="641"/>
-        <w:rPr>
-          <w:rFonts w:hint="eastAsia"/>
-          <w:sz w:val="24"/>
-          <w:szCs w:val="28"/>
-        </w:rPr>
-      </w:pPr>
-      <w:r>
-        <w:rPr>
-          <w:rFonts w:hint="eastAsia"/>
-          <w:sz w:val="24"/>
-          <w:szCs w:val="28"/>
-        </w:rPr>
-        <w:t xml:space="preserve"> 题干为因果关系，AD看起来是，且D的词型更像。但D仔细分析，都是表示资源取不完，资源用不完，更像是表示资源多的词语类别下的并列关系，因果关系比较弱</w:t>
-      </w:r>
-    </w:p>
-    <w:p>
-      <w:pPr>
-        <w:pStyle w:val="ae"/>
-        <w:spacing w:beforeLines="50" w:before="156" w:after="0" w:line="360" w:lineRule="exact"/>
-        <w:ind w:left="641"/>
-        <w:rPr>
-          <w:rFonts w:hint="eastAsia"/>
-          <w:sz w:val="24"/>
-          <w:szCs w:val="28"/>
-        </w:rPr>
-      </w:pPr>
-    </w:p>
-    <w:p>
-      <w:pPr>
-        <w:pStyle w:val="ae"/>
-        <w:spacing w:beforeLines="50" w:before="156" w:after="0" w:line="360" w:lineRule="exact"/>
-        <w:ind w:left="641"/>
-        <w:rPr>
-          <w:rFonts w:hint="eastAsia"/>
-          <w:sz w:val="24"/>
-          <w:szCs w:val="28"/>
-        </w:rPr>
-      </w:pPr>
-      <w:r>
-        <w:rPr>
-          <w:rFonts w:hint="eastAsia"/>
-          <w:sz w:val="24"/>
-          <w:szCs w:val="28"/>
-        </w:rPr>
-        <w:t>蜘蛛</w:t>
-      </w:r>
-      <w:r>
-        <w:rPr>
-          <w:sz w:val="24"/>
-          <w:szCs w:val="28"/>
-        </w:rPr>
-        <w:t xml:space="preserve"> 之于( )相当于( )之于 能力</w:t>
-      </w:r>
-    </w:p>
-    <w:p>
-      <w:pPr>
-        <w:pStyle w:val="ae"/>
-        <w:spacing w:beforeLines="50" w:before="156" w:after="0" w:line="360" w:lineRule="exact"/>
-        <w:ind w:left="641"/>
-        <w:rPr>
-          <w:rFonts w:hint="eastAsia"/>
-          <w:sz w:val="24"/>
-          <w:szCs w:val="28"/>
-        </w:rPr>
-      </w:pPr>
-      <w:r>
-        <w:rPr>
-          <w:rFonts w:hint="eastAsia"/>
-          <w:sz w:val="24"/>
-          <w:szCs w:val="28"/>
-        </w:rPr>
-        <w:lastRenderedPageBreak/>
+          <w:rFonts w:hint="eastAsia"/>
+          <w:sz w:val="24"/>
+          <w:szCs w:val="28"/>
+        </w:rPr>
         <w:t>A</w:t>
       </w:r>
       <w:r>
@@ -26713,6 +26767,7 @@
           <w:sz w:val="24"/>
           <w:szCs w:val="28"/>
         </w:rPr>
+        <w:lastRenderedPageBreak/>
         <w:t>感想指的是经历了一个事情，心中的产生的想法</w:t>
       </w:r>
       <w:r>
@@ -27205,7 +27260,6 @@
           <w:sz w:val="24"/>
           <w:szCs w:val="28"/>
         </w:rPr>
-        <w:lastRenderedPageBreak/>
         <w:t>D</w:t>
       </w:r>
       <w:r>
@@ -27571,6 +27625,7 @@
           <w:sz w:val="24"/>
           <w:szCs w:val="28"/>
         </w:rPr>
+        <w:lastRenderedPageBreak/>
         <w:t>这种</w:t>
       </w:r>
       <w:r>
@@ -28435,6 +28490,7 @@
           <w:rFonts w:hint="eastAsia"/>
           <w:szCs w:val="28"/>
         </w:rPr>
+        <w:lastRenderedPageBreak/>
         <w:t xml:space="preserve">论点是“卫星与移动走向互补，构建网络是大势所趋”， </w:t>
       </w:r>
     </w:p>
@@ -29479,7 +29535,6 @@
           <w:sz w:val="24"/>
           <w:szCs w:val="28"/>
         </w:rPr>
-        <w:lastRenderedPageBreak/>
         <w:t>2</w:t>
       </w:r>
       <w:r>
@@ -30248,9 +30303,6 @@
     <w:p>
       <w:pPr>
         <w:spacing w:after="0" w:line="360" w:lineRule="exact"/>
-        <w:rPr>
-          <w:rFonts w:hint="eastAsia"/>
-        </w:rPr>
       </w:pPr>
       <w:r>
         <w:tab/>
@@ -30282,6 +30334,26 @@
         <w:rPr>
           <w:rFonts w:hint="eastAsia"/>
         </w:rPr>
+        <w:t>论据：经常走路的老年女人死亡率更低</w:t>
+      </w:r>
+    </w:p>
+    <w:p>
+      <w:pPr>
+        <w:spacing w:after="0" w:line="360" w:lineRule="exact"/>
+        <w:rPr>
+          <w:rFonts w:hint="eastAsia"/>
+        </w:rPr>
+      </w:pPr>
+      <w:r>
+        <w:tab/>
+      </w:r>
+      <w:r>
+        <w:tab/>
+      </w:r>
+      <w:r>
+        <w:rPr>
+          <w:rFonts w:hint="eastAsia"/>
+        </w:rPr>
         <w:t>论点：只要走路就能降低老年女人死亡率</w:t>
       </w:r>
     </w:p>
@@ -30328,9 +30400,6 @@
     <w:p>
       <w:pPr>
         <w:spacing w:after="0" w:line="360" w:lineRule="exact"/>
-        <w:rPr>
-          <w:rFonts w:hint="eastAsia"/>
-        </w:rPr>
       </w:pPr>
       <w:r>
         <w:tab/>
@@ -30342,7 +30411,31 @@
         <w:rPr>
           <w:rFonts w:hint="eastAsia"/>
         </w:rPr>
-        <w:t>A强调的是伴随，是他因削弱，B强调的是走路带来的结果，是加强论据</w:t>
+        <w:t>A强调的是伴随</w:t>
+      </w:r>
+      <w:r>
+        <w:rPr>
+          <w:rFonts w:hint="eastAsia"/>
+        </w:rPr>
+        <w:t>（走路和有健康意识非必然捆绑关系，所以并非走路就能死亡率低）</w:t>
+      </w:r>
+      <w:r>
+        <w:rPr>
+          <w:rFonts w:hint="eastAsia"/>
+        </w:rPr>
+        <w:t>，是他因削弱，B强调的是走路带来的结果</w:t>
+      </w:r>
+      <w:r>
+        <w:rPr>
+          <w:rFonts w:hint="eastAsia"/>
+        </w:rPr>
+        <w:t>（是必然关系）</w:t>
+      </w:r>
+      <w:r>
+        <w:rPr>
+          <w:rFonts w:hint="eastAsia"/>
+        </w:rPr>
+        <w:t>，是加强论据</w:t>
       </w:r>
     </w:p>
     <w:p>
@@ -30400,6 +30493,7 @@
         <w:rPr>
           <w:rFonts w:hint="eastAsia"/>
         </w:rPr>
+        <w:lastRenderedPageBreak/>
         <w:t>此时说 身体好的人会经常走路</w:t>
       </w:r>
     </w:p>
@@ -30450,15 +30544,94 @@
         <w:pStyle w:val="ae"/>
         <w:spacing w:beforeLines="50" w:before="156" w:after="0" w:line="360" w:lineRule="exact"/>
         <w:ind w:left="924"/>
-        <w:rPr>
-          <w:rFonts w:hint="eastAsia"/>
-        </w:rPr>
       </w:pPr>
       <w:r>
         <w:rPr>
           <w:rFonts w:hint="eastAsia"/>
         </w:rPr>
         <w:t>则 身体好的人会经常走路，而非经常走路导致身体好 此时是加强</w:t>
+      </w:r>
+    </w:p>
+    <w:p>
+      <w:pPr>
+        <w:pStyle w:val="ae"/>
+        <w:spacing w:beforeLines="50" w:before="156" w:after="0" w:line="360" w:lineRule="exact"/>
+        <w:ind w:left="924"/>
+      </w:pPr>
+    </w:p>
+    <w:p>
+      <w:pPr>
+        <w:pStyle w:val="ae"/>
+        <w:spacing w:beforeLines="50" w:before="156" w:after="0" w:line="360" w:lineRule="exact"/>
+        <w:ind w:left="924"/>
+      </w:pPr>
+    </w:p>
+    <w:p>
+      <w:pPr>
+        <w:pStyle w:val="ae"/>
+        <w:spacing w:beforeLines="50" w:before="156" w:after="0" w:line="360" w:lineRule="exact"/>
+        <w:ind w:left="924"/>
+      </w:pPr>
+      <w:r>
+        <w:rPr>
+          <w:rFonts w:hint="eastAsia"/>
+        </w:rPr>
+        <w:t>明确加强优先级大于模糊加强</w:t>
+      </w:r>
+    </w:p>
+    <w:p>
+      <w:pPr>
+        <w:pStyle w:val="ae"/>
+        <w:spacing w:beforeLines="50" w:before="156" w:after="0" w:line="360" w:lineRule="exact"/>
+        <w:ind w:left="924"/>
+      </w:pPr>
+      <w:r>
+        <w:rPr>
+          <w:rFonts w:hint="eastAsia"/>
+        </w:rPr>
+        <w:t>论点：多吃盐会导致早死</w:t>
+      </w:r>
+    </w:p>
+    <w:p>
+      <w:pPr>
+        <w:pStyle w:val="ae"/>
+        <w:spacing w:beforeLines="50" w:before="156" w:after="0" w:line="360" w:lineRule="exact"/>
+        <w:ind w:left="924"/>
+      </w:pPr>
+      <w:r>
+        <w:rPr>
+          <w:rFonts w:hint="eastAsia"/>
+        </w:rPr>
+        <w:t>A 盐中含有亚硝酸盐，会导致得胃癌概率增加</w:t>
+      </w:r>
+    </w:p>
+    <w:p>
+      <w:pPr>
+        <w:pStyle w:val="ae"/>
+        <w:spacing w:beforeLines="50" w:before="156" w:after="0" w:line="360" w:lineRule="exact"/>
+        <w:ind w:left="924"/>
+      </w:pPr>
+      <w:r>
+        <w:rPr>
+          <w:rFonts w:hint="eastAsia"/>
+        </w:rPr>
+        <w:t>B 减少盐的用量会降低早死概率</w:t>
+      </w:r>
+    </w:p>
+    <w:p>
+      <w:pPr>
+        <w:pStyle w:val="ae"/>
+        <w:spacing w:beforeLines="50" w:before="156" w:after="0" w:line="360" w:lineRule="exact"/>
+        <w:ind w:left="924"/>
+        <w:rPr>
+          <w:rFonts w:hint="eastAsia"/>
+        </w:rPr>
+      </w:pPr>
+      <w:r>
+        <w:rPr>
+          <w:rFonts w:hint="eastAsia"/>
+        </w:rPr>
+        <w:t>得胃癌和早死有关，会使得早死概率变大但不一定，此处加强的比较模糊</w:t>
       </w:r>
     </w:p>
     <w:p>
@@ -30593,6 +30766,56 @@
           <w:szCs w:val="28"/>
         </w:rPr>
         <w:t>等</w:t>
+      </w:r>
+    </w:p>
+    <w:p>
+      <w:pPr>
+        <w:spacing w:beforeLines="50" w:before="156" w:after="0" w:line="360" w:lineRule="exact"/>
+        <w:ind w:left="420"/>
+        <w:contextualSpacing/>
+        <w:rPr>
+          <w:sz w:val="24"/>
+          <w:szCs w:val="28"/>
+        </w:rPr>
+      </w:pPr>
+    </w:p>
+    <w:p>
+      <w:pPr>
+        <w:spacing w:beforeLines="50" w:before="156" w:after="0" w:line="360" w:lineRule="exact"/>
+        <w:ind w:left="420"/>
+        <w:contextualSpacing/>
+        <w:rPr>
+          <w:sz w:val="24"/>
+          <w:szCs w:val="28"/>
+        </w:rPr>
+      </w:pPr>
+      <w:r>
+        <w:rPr>
+          <w:rFonts w:hint="eastAsia"/>
+          <w:sz w:val="24"/>
+          <w:szCs w:val="28"/>
+        </w:rPr>
+        <w:t>题目有时候会说削弱观点，有时候会说削弱论证，之间有没有区别</w:t>
+      </w:r>
+    </w:p>
+    <w:p>
+      <w:pPr>
+        <w:spacing w:beforeLines="50" w:before="156" w:after="0" w:line="360" w:lineRule="exact"/>
+        <w:ind w:left="420"/>
+        <w:contextualSpacing/>
+        <w:rPr>
+          <w:rFonts w:hint="eastAsia"/>
+          <w:sz w:val="24"/>
+          <w:szCs w:val="28"/>
+        </w:rPr>
+      </w:pPr>
+      <w:r>
+        <w:rPr>
+          <w:rFonts w:hint="eastAsia"/>
+          <w:sz w:val="24"/>
+          <w:szCs w:val="28"/>
+        </w:rPr>
+        <w:t>我理解削弱论证指的是逻辑推理这个过程</w:t>
       </w:r>
     </w:p>
     <w:p>
@@ -30749,7 +30972,23 @@
           <w:sz w:val="24"/>
           <w:szCs w:val="28"/>
         </w:rPr>
-        <w:t>（因果关系论点，论据需要补充因果之间的空）</w:t>
+        <w:t>（因果关系</w:t>
+      </w:r>
+      <w:r>
+        <w:rPr>
+          <w:rFonts w:hint="eastAsia"/>
+          <w:sz w:val="24"/>
+          <w:szCs w:val="28"/>
+        </w:rPr>
+        <w:t>（事实因果或推论因果）</w:t>
+      </w:r>
+      <w:r>
+        <w:rPr>
+          <w:rFonts w:hint="eastAsia"/>
+          <w:sz w:val="24"/>
+          <w:szCs w:val="28"/>
+        </w:rPr>
+        <w:t>论点，论据需要补充因果之间的空）</w:t>
       </w:r>
       <w:r>
         <w:rPr>
@@ -30949,7 +31188,6 @@
           <w:sz w:val="24"/>
           <w:szCs w:val="28"/>
         </w:rPr>
-        <w:lastRenderedPageBreak/>
         <w:tab/>
       </w:r>
       <w:r>
@@ -31078,7 +31316,7 @@
           <w:sz w:val="20"/>
           <w:szCs w:val="22"/>
         </w:rPr>
-        <w:t>因为构建网络就包含了互补的意思。但互补也不是证明论点的证据，不算论据，所以还是留在</w:t>
+        <w:t>因为构建网络就包含了互补的意</w:t>
       </w:r>
       <w:r>
         <w:rPr>
@@ -31086,7 +31324,8 @@
           <w:sz w:val="20"/>
           <w:szCs w:val="22"/>
         </w:rPr>
-        <w:t>论点里比较好，</w:t>
+        <w:lastRenderedPageBreak/>
+        <w:t>思。但互补也不是证明论点的证据，不算论据，所以还是留在</w:t>
       </w:r>
       <w:r>
         <w:rPr>
@@ -31094,7 +31333,7 @@
           <w:sz w:val="20"/>
           <w:szCs w:val="22"/>
         </w:rPr>
-        <w:t>同时它也</w:t>
+        <w:t>论点里比较好，</w:t>
       </w:r>
       <w:r>
         <w:rPr>
@@ -31102,7 +31341,7 @@
           <w:sz w:val="20"/>
           <w:szCs w:val="22"/>
         </w:rPr>
-        <w:t>把核心论点</w:t>
+        <w:t>同时它也</w:t>
       </w:r>
       <w:r>
         <w:rPr>
@@ -31110,7 +31349,7 @@
           <w:sz w:val="20"/>
           <w:szCs w:val="22"/>
         </w:rPr>
-        <w:t>所</w:t>
+        <w:t>把核心论点</w:t>
       </w:r>
       <w:r>
         <w:rPr>
@@ -31118,7 +31357,7 @@
           <w:sz w:val="20"/>
           <w:szCs w:val="22"/>
         </w:rPr>
-        <w:t>依赖的东西展现</w:t>
+        <w:t>所</w:t>
       </w:r>
       <w:r>
         <w:rPr>
@@ -31126,7 +31365,7 @@
           <w:sz w:val="20"/>
           <w:szCs w:val="22"/>
         </w:rPr>
-        <w:t>了</w:t>
+        <w:t>依赖的东西展现</w:t>
       </w:r>
       <w:r>
         <w:rPr>
@@ -31134,7 +31373,7 @@
           <w:sz w:val="20"/>
           <w:szCs w:val="22"/>
         </w:rPr>
-        <w:t>出来，更利于分析选项是否对论点有影响</w:t>
+        <w:t>了</w:t>
       </w:r>
       <w:r>
         <w:rPr>
@@ -31142,6 +31381,14 @@
           <w:sz w:val="20"/>
           <w:szCs w:val="22"/>
         </w:rPr>
+        <w:t>出来，更利于分析选项是否对论点有影响</w:t>
+      </w:r>
+      <w:r>
+        <w:rPr>
+          <w:rFonts w:hint="eastAsia"/>
+          <w:sz w:val="20"/>
+          <w:szCs w:val="22"/>
+        </w:rPr>
         <w:t>）</w:t>
       </w:r>
     </w:p>
@@ -31195,6 +31442,14 @@
           <w:szCs w:val="28"/>
         </w:rPr>
         <w:t>型</w:t>
+      </w:r>
+      <w:r>
+        <w:rPr>
+          <w:rFonts w:hint="eastAsia"/>
+          <w:sz w:val="24"/>
+          <w:szCs w:val="28"/>
+        </w:rPr>
+        <w:t>（反驳式论点？ 容易考两原因串联）</w:t>
       </w:r>
     </w:p>
     <w:p>
@@ -32648,7 +32903,6 @@
           <w:sz w:val="24"/>
           <w:szCs w:val="28"/>
         </w:rPr>
-        <w:lastRenderedPageBreak/>
         <w:t>A 研究中认知测试得分高的人，其睡眠质量高，他们不需要太早进入睡眠</w:t>
       </w:r>
     </w:p>
@@ -33239,16 +33493,7 @@
           <w:sz w:val="24"/>
           <w:szCs w:val="28"/>
         </w:rPr>
-        <w:t>C是它因削弱，削弱论点因果链条中的第一个链条。A延长保质期要做好抑菌，增加防腐，说明短保质期是防腐剂更少的，是加强。然后又说了也要防止氧化，这是他因削弱，说明保质期短可能是氧化没做好，不是防腐剂</w:t>
-      </w:r>
-      <w:r>
-        <w:rPr>
-          <w:rFonts w:hint="eastAsia"/>
-          <w:sz w:val="24"/>
-          <w:szCs w:val="28"/>
-        </w:rPr>
-        <w:lastRenderedPageBreak/>
-        <w:t>少，一加一减，效果没C好。</w:t>
+        <w:t>C是它因削弱，削弱论点因果链条中的第一个链条。A延长保质期要做好抑菌，增加防腐，说明短保质期是防腐剂更少的，是加强。然后又说了也要防止氧化，这是他因削弱，说明保质期短可能是氧化没做好，不是防腐剂少，一加一减，效果没C好。</w:t>
       </w:r>
     </w:p>
     <w:p>
@@ -33257,7 +33502,6 @@
         <w:ind w:left="420"/>
         <w:contextualSpacing/>
         <w:rPr>
-          <w:rFonts w:hint="eastAsia"/>
           <w:sz w:val="24"/>
           <w:szCs w:val="28"/>
         </w:rPr>
@@ -33282,6 +33526,47 @@
           <w:szCs w:val="28"/>
         </w:rPr>
       </w:pPr>
+      <w:r>
+        <w:rPr>
+          <w:rFonts w:hint="eastAsia"/>
+          <w:sz w:val="24"/>
+          <w:szCs w:val="28"/>
+        </w:rPr>
+        <w:t>20260305增：虽然论点“选月饼要看保质期”是对的，但是逻辑题里一般不</w:t>
+      </w:r>
+      <w:r>
+        <w:rPr>
+          <w:rFonts w:hint="eastAsia"/>
+          <w:sz w:val="24"/>
+          <w:szCs w:val="28"/>
+        </w:rPr>
+        <w:lastRenderedPageBreak/>
+        <w:t>拿这个当论点，重点是后面那句</w:t>
+      </w:r>
+      <w:r>
+        <w:rPr>
+          <w:rFonts w:hint="eastAsia"/>
+          <w:sz w:val="24"/>
+          <w:szCs w:val="28"/>
+        </w:rPr>
+        <w:t>。一定要看保质期是为了</w:t>
+      </w:r>
+      <w:r>
+        <w:rPr>
+          <w:rFonts w:hint="eastAsia"/>
+          <w:sz w:val="24"/>
+          <w:szCs w:val="28"/>
+        </w:rPr>
+        <w:t>引出</w:t>
+      </w:r>
+      <w:r>
+        <w:rPr>
+          <w:rFonts w:hint="eastAsia"/>
+          <w:sz w:val="24"/>
+          <w:szCs w:val="28"/>
+        </w:rPr>
+        <w:t xml:space="preserve"> 后面这个关键的论点？</w:t>
+      </w:r>
     </w:p>
     <w:p>
       <w:pPr>
@@ -33330,14 +33615,6 @@
           <w:szCs w:val="28"/>
         </w:rPr>
       </w:pPr>
-      <w:r>
-        <w:rPr>
-          <w:rFonts w:hint="eastAsia"/>
-          <w:sz w:val="24"/>
-          <w:szCs w:val="28"/>
-        </w:rPr>
-        <w:t>新例题</w:t>
-      </w:r>
     </w:p>
     <w:p>
       <w:pPr>
@@ -33356,14 +33633,7 @@
           <w:sz w:val="24"/>
           <w:szCs w:val="28"/>
         </w:rPr>
-        <w:t>调查显示，某地区第二产业从业人员与五年前相比减少了</w:t>
-      </w:r>
-      <w:r>
-        <w:rPr>
-          <w:sz w:val="24"/>
-          <w:szCs w:val="28"/>
-        </w:rPr>
-        <w:t>10.4%，对于第二产业从业人员减少的原因，一种观点认为，产业优化升级是第二产业从业人员减少的原因，第二产业在实现产业规模快速扩大的同时，不断加快技术改造，实现“机器换工”，客观上降低了工业企业的用工需求。另一种观点则认为，这与第二产业的优化升级无关，第三产业的蓬勃发展发挥了就业“蓄水池”的功能，吸纳了大量第二产业从业人员。</w:t>
+        <w:t>新例题</w:t>
       </w:r>
     </w:p>
     <w:p>
@@ -33377,6 +33647,21 @@
           <w:szCs w:val="28"/>
         </w:rPr>
       </w:pPr>
+      <w:r>
+        <w:rPr>
+          <w:rFonts w:hint="eastAsia"/>
+          <w:sz w:val="24"/>
+          <w:szCs w:val="28"/>
+        </w:rPr>
+        <w:t>调查显示，某地区第二产业从业人员与五年前相比减少了</w:t>
+      </w:r>
+      <w:r>
+        <w:rPr>
+          <w:sz w:val="24"/>
+          <w:szCs w:val="28"/>
+        </w:rPr>
+        <w:t>10.4%，对于第二产业从业人员减少的原因，一种观点认为，产业优化升级是第二产业从业人员减少的原因，第二产业在实现产业规模快速扩大的同时，不断加快技术改造，实现“机器换工”，客观上降低了工业企业的用工需求。另一种观点则认为，这与第二产业的优化升级无关，第三产业的蓬勃发展发挥了就业“蓄水池”的功能，吸纳了大量第二产业从业人员。</w:t>
+      </w:r>
     </w:p>
     <w:p>
       <w:pPr>
@@ -33389,14 +33674,6 @@
           <w:szCs w:val="28"/>
         </w:rPr>
       </w:pPr>
-      <w:r>
-        <w:rPr>
-          <w:rFonts w:hint="eastAsia"/>
-          <w:sz w:val="24"/>
-          <w:szCs w:val="28"/>
-        </w:rPr>
-        <w:t>以下哪项如果为真，最能削弱第二种观点？</w:t>
-      </w:r>
     </w:p>
     <w:p>
       <w:pPr>
@@ -33411,18 +33688,11 @@
       </w:pPr>
       <w:r>
         <w:rPr>
-          <w:sz w:val="24"/>
-          <w:szCs w:val="28"/>
-        </w:rPr>
-        <w:t>A</w:t>
-      </w:r>
-      <w:r>
-        <w:rPr>
-          <w:rFonts w:hint="eastAsia"/>
-          <w:sz w:val="24"/>
-          <w:szCs w:val="28"/>
-        </w:rPr>
-        <w:t>第二产业优化升级拉动了第三产业蓬勃发展</w:t>
+          <w:rFonts w:hint="eastAsia"/>
+          <w:sz w:val="24"/>
+          <w:szCs w:val="28"/>
+        </w:rPr>
+        <w:t>以下哪项如果为真，最能削弱第二种观点？</w:t>
       </w:r>
     </w:p>
     <w:p>
@@ -33441,15 +33711,15 @@
           <w:sz w:val="24"/>
           <w:szCs w:val="28"/>
         </w:rPr>
-        <w:t>B</w:t>
-      </w:r>
-      <w:r>
-        <w:rPr>
-          <w:rFonts w:hint="eastAsia"/>
-          <w:sz w:val="24"/>
-          <w:szCs w:val="28"/>
-        </w:rPr>
-        <w:t>该地区第三产业的整体规模比第二产业要小</w:t>
+        <w:t>A</w:t>
+      </w:r>
+      <w:r>
+        <w:rPr>
+          <w:rFonts w:hint="eastAsia"/>
+          <w:sz w:val="24"/>
+          <w:szCs w:val="28"/>
+        </w:rPr>
+        <w:t>第二产业优化升级拉动了第三产业蓬勃发展</w:t>
       </w:r>
     </w:p>
     <w:p>
@@ -33468,15 +33738,15 @@
           <w:sz w:val="24"/>
           <w:szCs w:val="28"/>
         </w:rPr>
-        <w:t>C</w:t>
-      </w:r>
-      <w:r>
-        <w:rPr>
-          <w:rFonts w:hint="eastAsia"/>
-          <w:sz w:val="24"/>
-          <w:szCs w:val="28"/>
-        </w:rPr>
-        <w:t>第三产业的发展得益于持续优化的营商环境</w:t>
+        <w:t>B</w:t>
+      </w:r>
+      <w:r>
+        <w:rPr>
+          <w:rFonts w:hint="eastAsia"/>
+          <w:sz w:val="24"/>
+          <w:szCs w:val="28"/>
+        </w:rPr>
+        <w:t>该地区第三产业的整体规模比第二产业要小</w:t>
       </w:r>
     </w:p>
     <w:p>
@@ -33495,15 +33765,15 @@
           <w:sz w:val="24"/>
           <w:szCs w:val="28"/>
         </w:rPr>
-        <w:t>D</w:t>
-      </w:r>
-      <w:r>
-        <w:rPr>
-          <w:rFonts w:hint="eastAsia"/>
-          <w:sz w:val="24"/>
-          <w:szCs w:val="28"/>
-        </w:rPr>
-        <w:t>第二产业和第三产业都对吸纳就业作出贡献</w:t>
+        <w:t>C</w:t>
+      </w:r>
+      <w:r>
+        <w:rPr>
+          <w:rFonts w:hint="eastAsia"/>
+          <w:sz w:val="24"/>
+          <w:szCs w:val="28"/>
+        </w:rPr>
+        <w:t>第三产业的发展得益于持续优化的营商环境</w:t>
       </w:r>
     </w:p>
     <w:p>
@@ -33517,6 +33787,21 @@
           <w:szCs w:val="28"/>
         </w:rPr>
       </w:pPr>
+      <w:r>
+        <w:rPr>
+          <w:sz w:val="24"/>
+          <w:szCs w:val="28"/>
+        </w:rPr>
+        <w:t>D</w:t>
+      </w:r>
+      <w:r>
+        <w:rPr>
+          <w:rFonts w:hint="eastAsia"/>
+          <w:sz w:val="24"/>
+          <w:szCs w:val="28"/>
+        </w:rPr>
+        <w:t>第二产业和第三产业都对吸纳就业作出贡献</w:t>
+      </w:r>
     </w:p>
     <w:p>
       <w:pPr>
@@ -33529,36 +33814,6 @@
           <w:szCs w:val="28"/>
         </w:rPr>
       </w:pPr>
-      <w:r>
-        <w:rPr>
-          <w:rFonts w:hint="eastAsia"/>
-          <w:sz w:val="24"/>
-          <w:szCs w:val="28"/>
-        </w:rPr>
-        <w:t>论点：</w:t>
-      </w:r>
-      <w:r>
-        <w:rPr>
-          <w:sz w:val="24"/>
-          <w:szCs w:val="28"/>
-        </w:rPr>
-        <w:t>第二产业</w:t>
-      </w:r>
-      <w:r>
-        <w:rPr>
-          <w:rFonts w:hint="eastAsia"/>
-          <w:sz w:val="24"/>
-          <w:szCs w:val="28"/>
-        </w:rPr>
-        <w:t>人员减少与</w:t>
-      </w:r>
-      <w:r>
-        <w:rPr>
-          <w:sz w:val="24"/>
-          <w:szCs w:val="28"/>
-        </w:rPr>
-        <w:t>第二产业的优化升级无关</w:t>
-      </w:r>
     </w:p>
     <w:p>
       <w:pPr>
@@ -33577,22 +33832,29 @@
           <w:sz w:val="24"/>
           <w:szCs w:val="28"/>
         </w:rPr>
-        <w:t>论据：</w:t>
-      </w:r>
-      <w:r>
-        <w:rPr>
-          <w:sz w:val="24"/>
-          <w:szCs w:val="28"/>
-        </w:rPr>
-        <w:t>第三产业</w:t>
-      </w:r>
-      <w:r>
-        <w:rPr>
-          <w:rFonts w:hint="eastAsia"/>
-          <w:sz w:val="24"/>
-          <w:szCs w:val="28"/>
-        </w:rPr>
-        <w:t>蓬勃发展吸纳大量第二产业</w:t>
+        <w:t>论点：</w:t>
+      </w:r>
+      <w:r>
+        <w:rPr>
+          <w:sz w:val="24"/>
+          <w:szCs w:val="28"/>
+        </w:rPr>
+        <w:t>第二产业</w:t>
+      </w:r>
+      <w:r>
+        <w:rPr>
+          <w:rFonts w:hint="eastAsia"/>
+          <w:sz w:val="24"/>
+          <w:szCs w:val="28"/>
+        </w:rPr>
+        <w:t>人员减少与</w:t>
+      </w:r>
+      <w:r>
+        <w:rPr>
+          <w:sz w:val="24"/>
+          <w:szCs w:val="28"/>
+        </w:rPr>
+        <w:t>第二产业的优化升级无关</w:t>
       </w:r>
     </w:p>
     <w:p>
@@ -33608,26 +33870,26 @@
       </w:pPr>
       <w:r>
         <w:rPr>
-          <w:sz w:val="24"/>
-          <w:szCs w:val="28"/>
-        </w:rPr>
-        <w:t xml:space="preserve">A </w:t>
-      </w:r>
-      <w:r>
-        <w:rPr>
-          <w:rFonts w:hint="eastAsia"/>
-          <w:sz w:val="24"/>
-          <w:szCs w:val="28"/>
-        </w:rPr>
-        <w:t>解释蓬勃发展原因，加强论据。但加强的方式是第二产业优化升级，也就是说第三产业发展吸引大量第二产业的根本原因还是</w:t>
-      </w:r>
-      <w:r>
-        <w:rPr>
-          <w:rFonts w:hint="eastAsia"/>
-          <w:sz w:val="24"/>
-          <w:szCs w:val="28"/>
-        </w:rPr>
-        <w:t>第二产业优化升级，很大的削弱了论点，总的来说还是有较大的削弱</w:t>
+          <w:rFonts w:hint="eastAsia"/>
+          <w:sz w:val="24"/>
+          <w:szCs w:val="28"/>
+        </w:rPr>
+        <w:t>论据：</w:t>
+      </w:r>
+      <w:r>
+        <w:rPr>
+          <w:sz w:val="24"/>
+          <w:szCs w:val="28"/>
+        </w:rPr>
+        <w:t>第三产业</w:t>
+      </w:r>
+      <w:r>
+        <w:rPr>
+          <w:rFonts w:hint="eastAsia"/>
+          <w:sz w:val="24"/>
+          <w:szCs w:val="28"/>
+        </w:rPr>
+        <w:t>蓬勃发展吸纳大量第二产业</w:t>
       </w:r>
     </w:p>
     <w:p>
@@ -33643,50 +33905,26 @@
       </w:pPr>
       <w:r>
         <w:rPr>
-          <w:rFonts w:hint="eastAsia"/>
-          <w:sz w:val="24"/>
-          <w:szCs w:val="28"/>
-        </w:rPr>
-        <w:t>D</w:t>
-      </w:r>
-      <w:r>
-        <w:rPr>
-          <w:sz w:val="24"/>
-          <w:szCs w:val="28"/>
-        </w:rPr>
-        <w:t xml:space="preserve"> </w:t>
-      </w:r>
-      <w:r>
-        <w:rPr>
-          <w:rFonts w:hint="eastAsia"/>
-          <w:sz w:val="24"/>
-          <w:szCs w:val="28"/>
-        </w:rPr>
-        <w:t>二三产业都吸纳就业，对论据有轻微的削弱，第二产业也吸纳人了，按理也不是</w:t>
-      </w:r>
-      <w:r>
-        <w:rPr>
-          <w:rFonts w:hint="eastAsia"/>
-          <w:sz w:val="24"/>
-          <w:szCs w:val="28"/>
-        </w:rPr>
-        <w:t>因为过于不缺人</w:t>
-      </w:r>
-      <w:r>
-        <w:rPr>
-          <w:rFonts w:hint="eastAsia"/>
-          <w:sz w:val="24"/>
-          <w:szCs w:val="28"/>
-        </w:rPr>
-        <w:t>导致被第三产业吸纳。但没说第二产业吸纳人的数量，没说第二产业减少人的数量，没说第三产业吸纳第二产业人的数量，所以削弱的效果很微弱。</w:t>
-      </w:r>
-      <w:r>
-        <w:rPr>
-          <w:rFonts w:hint="eastAsia"/>
-          <w:sz w:val="24"/>
-          <w:szCs w:val="28"/>
-        </w:rPr>
-        <w:t xml:space="preserve"> 如果说第二产业和第三产业吸纳了相同的人，那对论据的削弱要强一丢丢，也不太强，因为可能第二产业从第一产业接受了很多人，然后第三产业接受了不少第二产业，还一部分第二产业失业了，对论据论点可以无影响。</w:t>
+          <w:sz w:val="24"/>
+          <w:szCs w:val="28"/>
+        </w:rPr>
+        <w:t xml:space="preserve">A </w:t>
+      </w:r>
+      <w:r>
+        <w:rPr>
+          <w:rFonts w:hint="eastAsia"/>
+          <w:sz w:val="24"/>
+          <w:szCs w:val="28"/>
+        </w:rPr>
+        <w:t>解释蓬勃发展原因，加强论据。但加强的方式是第二产业优化升级，也就是说第三产业发展吸引大量第二产业的根本原因还是</w:t>
+      </w:r>
+      <w:r>
+        <w:rPr>
+          <w:rFonts w:hint="eastAsia"/>
+          <w:sz w:val="24"/>
+          <w:szCs w:val="28"/>
+        </w:rPr>
+        <w:t>第二产业优化升级，很大的削弱了论点，总的来说还是有较大的削弱</w:t>
       </w:r>
     </w:p>
     <w:p>
@@ -33700,6 +33938,53 @@
           <w:szCs w:val="28"/>
         </w:rPr>
       </w:pPr>
+      <w:r>
+        <w:rPr>
+          <w:rFonts w:hint="eastAsia"/>
+          <w:sz w:val="24"/>
+          <w:szCs w:val="28"/>
+        </w:rPr>
+        <w:t>D</w:t>
+      </w:r>
+      <w:r>
+        <w:rPr>
+          <w:sz w:val="24"/>
+          <w:szCs w:val="28"/>
+        </w:rPr>
+        <w:t xml:space="preserve"> </w:t>
+      </w:r>
+      <w:r>
+        <w:rPr>
+          <w:rFonts w:hint="eastAsia"/>
+          <w:sz w:val="24"/>
+          <w:szCs w:val="28"/>
+        </w:rPr>
+        <w:t>二三产业都吸纳就业，对论据有轻微的削弱，第二产业也吸纳人了，按理也不是</w:t>
+      </w:r>
+      <w:r>
+        <w:rPr>
+          <w:rFonts w:hint="eastAsia"/>
+          <w:sz w:val="24"/>
+          <w:szCs w:val="28"/>
+        </w:rPr>
+        <w:t>因为过于不缺人</w:t>
+      </w:r>
+      <w:r>
+        <w:rPr>
+          <w:rFonts w:hint="eastAsia"/>
+          <w:sz w:val="24"/>
+          <w:szCs w:val="28"/>
+        </w:rPr>
+        <w:t>导致被第三产业吸纳。但没说第二产业吸纳人的数量，没说第二产业减少人的数量，没说第三产业吸纳第二产业人的数量，所以削弱的效果很微弱。</w:t>
+      </w:r>
+      <w:r>
+        <w:rPr>
+          <w:rFonts w:hint="eastAsia"/>
+          <w:sz w:val="24"/>
+          <w:szCs w:val="28"/>
+        </w:rPr>
+        <w:t xml:space="preserve"> 如果说第二产业和第三产业吸纳了相同的人，那对论据的削弱要强一丢丢，也不太强，因为可能第二产业从第一产业接受了很多人，然后第三产业接受了不少第二产业，还一部分第二产业失业了，对论据论点可以无影响。</w:t>
+      </w:r>
     </w:p>
     <w:p>
       <w:pPr>
@@ -33720,20 +34005,10 @@
         <w:contextualSpacing/>
         <w:rPr>
           <w:rFonts w:hint="eastAsia"/>
-          <w:color w:val="FF0000"/>
-          <w:sz w:val="24"/>
-          <w:szCs w:val="28"/>
-        </w:rPr>
-      </w:pPr>
-      <w:r>
-        <w:rPr>
-          <w:rFonts w:hint="eastAsia"/>
-          <w:color w:val="FF0000"/>
-          <w:sz w:val="24"/>
-          <w:szCs w:val="28"/>
-        </w:rPr>
-        <w:t>新例题（较完善的例题）</w:t>
-      </w:r>
+          <w:sz w:val="24"/>
+          <w:szCs w:val="28"/>
+        </w:rPr>
+      </w:pPr>
     </w:p>
     <w:p>
       <w:pPr>
@@ -33742,26 +34017,19 @@
         <w:contextualSpacing/>
         <w:rPr>
           <w:rFonts w:hint="eastAsia"/>
-          <w:sz w:val="24"/>
-          <w:szCs w:val="28"/>
-        </w:rPr>
-      </w:pPr>
-      <w:r>
-        <w:rPr>
-          <w:rFonts w:hint="eastAsia"/>
-          <w:sz w:val="24"/>
-          <w:szCs w:val="28"/>
-        </w:rPr>
-        <w:t>人的跖趾关节将其脚趾与脚的其他部位相连，使得双脚在行走和跑步中更加平稳，动作更加迅速。有研究认为，当跖趾关节向上弯曲时，连接着脚</w:t>
-      </w:r>
-      <w:r>
-        <w:rPr>
-          <w:rFonts w:hint="eastAsia"/>
-          <w:sz w:val="24"/>
-          <w:szCs w:val="28"/>
-        </w:rPr>
-        <w:lastRenderedPageBreak/>
-        <w:t>趾骨和跟骨的足底腱膜会变得更加紧绷，产生一个向上的力，来抵消脚纵弓承受的一部分压力，从而让双脚在前进中更加稳定。因此，一些常见的运动鞋或者老年健步鞋会有一个特征——具有鞋尖翘度。当人们穿上一双鞋尖向上翘起的鞋时，跖趾关节会顺着鞋尖翘起的弧度向上翘起，产生相似的效果。</w:t>
+          <w:color w:val="FF0000"/>
+          <w:sz w:val="24"/>
+          <w:szCs w:val="28"/>
+        </w:rPr>
+      </w:pPr>
+      <w:r>
+        <w:rPr>
+          <w:rFonts w:hint="eastAsia"/>
+          <w:color w:val="FF0000"/>
+          <w:sz w:val="24"/>
+          <w:szCs w:val="28"/>
+        </w:rPr>
+        <w:t>新例题（较完善的例题）</w:t>
       </w:r>
     </w:p>
     <w:p>
@@ -33775,13 +34043,23 @@
           <w:szCs w:val="28"/>
         </w:rPr>
       </w:pPr>
-      <w:r>
-        <w:rPr>
-          <w:rFonts w:hint="eastAsia"/>
-          <w:sz w:val="24"/>
-          <w:szCs w:val="28"/>
-        </w:rPr>
-        <w:t>以下哪项如果为真，最能削弱上述研究者的观点？</w:t>
+      <w:bookmarkStart w:id="6" w:name="OLE_LINK5"/>
+      <w:r>
+        <w:rPr>
+          <w:rFonts w:hint="eastAsia"/>
+          <w:sz w:val="24"/>
+          <w:szCs w:val="28"/>
+        </w:rPr>
+        <w:t>人的跖趾关节将其脚趾与脚的其他部位相连，使得双脚在行走和跑步中更加平稳，动作更加迅速。有研究认为，当跖趾关节向上弯曲时，连接着脚趾骨和跟骨的足底腱膜会变得更加紧绷，产生一个向上的力，来抵消脚纵</w:t>
+      </w:r>
+      <w:r>
+        <w:rPr>
+          <w:rFonts w:hint="eastAsia"/>
+          <w:sz w:val="24"/>
+          <w:szCs w:val="28"/>
+        </w:rPr>
+        <w:lastRenderedPageBreak/>
+        <w:t>弓承受的一部分压力，从而让双脚在前进中更加稳定。因此，一些常见的运动鞋或者老年健步鞋会有一个特征——具有鞋尖翘度。当人们穿上一双鞋尖向上翘起的鞋时，跖趾关节会顺着鞋尖翘起的弧度向上翘起，产生相似的效果。</w:t>
       </w:r>
     </w:p>
     <w:p>
@@ -33795,6 +34073,14 @@
           <w:szCs w:val="28"/>
         </w:rPr>
       </w:pPr>
+      <w:r>
+        <w:rPr>
+          <w:rFonts w:hint="eastAsia"/>
+          <w:sz w:val="24"/>
+          <w:szCs w:val="28"/>
+        </w:rPr>
+        <w:t>以下哪项如果为真，最能削弱上述研究者的观点？</w:t>
+      </w:r>
     </w:p>
     <w:p>
       <w:pPr>
@@ -33807,14 +34093,6 @@
           <w:szCs w:val="28"/>
         </w:rPr>
       </w:pPr>
-      <w:r>
-        <w:rPr>
-          <w:rFonts w:hint="eastAsia"/>
-          <w:sz w:val="24"/>
-          <w:szCs w:val="28"/>
-        </w:rPr>
-        <w:t>论点：跖趾关节向上弯曲让双脚前进更加稳定</w:t>
-      </w:r>
     </w:p>
     <w:p>
       <w:pPr>
@@ -33833,7 +34111,7 @@
           <w:sz w:val="24"/>
           <w:szCs w:val="28"/>
         </w:rPr>
-        <w:t>论据：跖趾关节向上弯曲时，连接着脚趾骨和跟骨的足底腱膜会变得更加紧绷，产生一个向上的力，来抵消脚纵弓承受的一部分压力</w:t>
+        <w:t>论点：跖趾关节向上弯曲让双脚前进更加稳定</w:t>
       </w:r>
     </w:p>
     <w:p>
@@ -33853,14 +34131,7 @@
           <w:sz w:val="24"/>
           <w:szCs w:val="28"/>
         </w:rPr>
-        <w:t>弱论据：老年鞋有翘度，翘起时抵消压力</w:t>
-      </w:r>
-      <w:r>
-        <w:rPr>
-          <w:sz w:val="24"/>
-          <w:szCs w:val="28"/>
-        </w:rPr>
-        <w:t xml:space="preserve">   （这句话本身就不一定是对的，因为这句话是根据研究者的观点推出来的，这句话成立的前提条件就是观点是对的，现在反过来用来证明观点是对还是错，有点本末倒置了。  所以这句话基本不能拿来当证明论点的证据，但是如果选项中肯定了这个说法，这句话成立的前提条件不是研究者观点了，那就可以当作强论据了 ）</w:t>
+        <w:t>论据：跖趾关节向上弯曲时，连接着脚趾骨和跟骨的足底腱膜会变得更加紧绷，产生一个向上的力，来抵消脚纵弓承受的一部分压力</w:t>
       </w:r>
     </w:p>
     <w:p>
@@ -33874,6 +34145,21 @@
           <w:szCs w:val="28"/>
         </w:rPr>
       </w:pPr>
+      <w:r>
+        <w:rPr>
+          <w:rFonts w:hint="eastAsia"/>
+          <w:sz w:val="24"/>
+          <w:szCs w:val="28"/>
+        </w:rPr>
+        <w:t>弱论据：老年鞋有翘度，翘起时抵消压力</w:t>
+      </w:r>
+      <w:r>
+        <w:rPr>
+          <w:sz w:val="24"/>
+          <w:szCs w:val="28"/>
+        </w:rPr>
+        <w:t xml:space="preserve">   （这句话本身就不一定是对的，因为这句话是根据研究者的观点推出来的，这句话成立的前提条件就是观点是对的，现在反过来用来证明观点是对还是错，有点本末倒置了。  所以这句话基本不能拿来当证明论点的证据，但是如果选项中肯定了这个说法，这句话成立的前提条件不是研究者观点了，那就可以当作强论据了 ）</w:t>
+      </w:r>
     </w:p>
     <w:p>
       <w:pPr>
@@ -33898,13 +34184,6 @@
           <w:szCs w:val="28"/>
         </w:rPr>
       </w:pPr>
-      <w:r>
-        <w:rPr>
-          <w:sz w:val="24"/>
-          <w:szCs w:val="28"/>
-        </w:rPr>
-        <w:t>A. 这些具有足弓支持、缓冲等作用的鞋出现的时间并不长</w:t>
-      </w:r>
     </w:p>
     <w:p>
       <w:pPr>
@@ -33922,7 +34201,7 @@
           <w:sz w:val="24"/>
           <w:szCs w:val="28"/>
         </w:rPr>
-        <w:t>B. 脚发力过程中，鞋尖翘度会明显影响跖趾关节的弯曲范围，限制其活动</w:t>
+        <w:t>A. 这些具有足弓支持、缓冲等作用的鞋出现的时间并不长</w:t>
       </w:r>
     </w:p>
     <w:p>
@@ -33941,7 +34220,7 @@
           <w:sz w:val="24"/>
           <w:szCs w:val="28"/>
         </w:rPr>
-        <w:t>C. 穿上鞋尖有翘度的鞋行走感觉更轻盈，这是由于脚纵弓承受的压力减少所导致的</w:t>
+        <w:t>B. 脚发力过程中，鞋尖翘度会明显影响跖趾关节的弯曲范围，限制其活动</w:t>
       </w:r>
     </w:p>
     <w:p>
@@ -33960,7 +34239,7 @@
           <w:sz w:val="24"/>
           <w:szCs w:val="28"/>
         </w:rPr>
-        <w:t>D. 跖趾关节向上弯曲产生的向上力虽可抵消脚纵弓承受的一部分压力，但十分微弱，对人类稳定行走的影响不大</w:t>
+        <w:t>C. 穿上鞋尖有翘度的鞋行走感觉更轻盈，这是由于脚纵弓承受的压力减少所导致的</w:t>
       </w:r>
     </w:p>
     <w:p>
@@ -33974,7 +34253,15 @@
           <w:szCs w:val="28"/>
         </w:rPr>
       </w:pPr>
-    </w:p>
+      <w:r>
+        <w:rPr>
+          <w:sz w:val="24"/>
+          <w:szCs w:val="28"/>
+        </w:rPr>
+        <w:t>D. 跖趾关节向上弯曲产生的向上力虽可抵消脚纵弓承受的一部分压力，但十分微弱，对人类稳定行走的影响不大</w:t>
+      </w:r>
+    </w:p>
+    <w:bookmarkEnd w:id="6"/>
     <w:p>
       <w:pPr>
         <w:spacing w:beforeLines="50" w:before="156" w:after="0" w:line="360" w:lineRule="exact"/>
@@ -33986,14 +34273,6 @@
           <w:szCs w:val="28"/>
         </w:rPr>
       </w:pPr>
-      <w:r>
-        <w:rPr>
-          <w:rFonts w:hint="eastAsia"/>
-          <w:sz w:val="24"/>
-          <w:szCs w:val="28"/>
-        </w:rPr>
-        <w:t>研究者的观点、结论很长，但是并非不可拆分，根据论点精简理论，得到论点是跖趾关节向上弯曲让双脚前进更加稳定</w:t>
-      </w:r>
     </w:p>
     <w:p>
       <w:pPr>
@@ -34012,7 +34291,7 @@
           <w:sz w:val="24"/>
           <w:szCs w:val="28"/>
         </w:rPr>
-        <w:t>此时论点很简单，不需要用论点拆分理论</w:t>
+        <w:t>研究者的观点、结论很长，但是并非不可拆分，根据论点精简理论，得到论点是跖趾关节向上弯曲让双脚前进更加稳定</w:t>
       </w:r>
     </w:p>
     <w:p>
@@ -34026,6 +34305,14 @@
           <w:szCs w:val="28"/>
         </w:rPr>
       </w:pPr>
+      <w:r>
+        <w:rPr>
+          <w:rFonts w:hint="eastAsia"/>
+          <w:sz w:val="24"/>
+          <w:szCs w:val="28"/>
+        </w:rPr>
+        <w:t>此时论点很简单，不需要用论点拆分理论</w:t>
+      </w:r>
     </w:p>
     <w:p>
       <w:pPr>
@@ -34038,38 +34325,6 @@
           <w:szCs w:val="28"/>
         </w:rPr>
       </w:pPr>
-      <w:r>
-        <w:rPr>
-          <w:rFonts w:hint="eastAsia"/>
-          <w:sz w:val="24"/>
-          <w:szCs w:val="28"/>
-        </w:rPr>
-        <w:t>根据是否有关理论，论点讨论的是跖趾关节弯曲</w:t>
-      </w:r>
-      <w:r>
-        <w:rPr>
-          <w:sz w:val="24"/>
-          <w:szCs w:val="28"/>
-        </w:rPr>
-        <w:t xml:space="preserve"> 和 双脚稳定性的关系（此处也可具体成跖趾关节弯曲向上弯曲行为和双脚更稳定的关系，但是不建议这么干，适用性不强，假如此时论点为跖趾关节越向上靠近，则双脚的稳定性越好，那运用是否有关理论，将其整理为具体版后容易漏答案，如选项 跖趾关节越向下靠近，双脚稳定性越好，可以削弱，但是太具体的话，就会觉得这个是无关选项）（因为向下靠近和向上靠近是有重复空间的，你把脚向上弯曲到极点，此时向下靠近，可以达到向上弯曲到一般的程度，此时该选项反驳了这个观点，并不是越向上越好，向上一半的</w:t>
-      </w:r>
-      <w:r>
-        <w:rPr>
-          <w:rFonts w:hint="eastAsia"/>
-          <w:sz w:val="24"/>
-          <w:szCs w:val="28"/>
-        </w:rPr>
-        <w:t>程度比最上要好）（此处举例说的是向上向下靠近，而不是向上向下弯</w:t>
-      </w:r>
-      <w:r>
-        <w:rPr>
-          <w:rFonts w:hint="eastAsia"/>
-          <w:sz w:val="24"/>
-          <w:szCs w:val="28"/>
-        </w:rPr>
-        <w:lastRenderedPageBreak/>
-        <w:t>曲，因为向下弯曲指的是在水平的基础上向下弯曲，和向上弯曲没有重复空间，所以此时管你向下弯曲是什么效果，都影响不到向上弯曲的效果的结论）</w:t>
-      </w:r>
     </w:p>
     <w:p>
       <w:pPr>
@@ -34082,6 +34337,38 @@
           <w:szCs w:val="28"/>
         </w:rPr>
       </w:pPr>
+      <w:r>
+        <w:rPr>
+          <w:rFonts w:hint="eastAsia"/>
+          <w:sz w:val="24"/>
+          <w:szCs w:val="28"/>
+        </w:rPr>
+        <w:t>根据是否有关理论，论点讨论的是跖趾关节弯曲</w:t>
+      </w:r>
+      <w:r>
+        <w:rPr>
+          <w:sz w:val="24"/>
+          <w:szCs w:val="28"/>
+        </w:rPr>
+        <w:t xml:space="preserve"> 和 双脚稳定性的关系（此处也可具体成跖趾关节弯曲向上弯曲行为和双脚更稳定的关系，但是不建议这么干，适用性不强，假如此时论点为跖趾关节越向上靠近，则双脚的稳定性越好，那运用是否有关理论，将其整理为具体版后容易漏答案，如选项 跖趾关节越向下靠近，双脚稳定性越好，可以削弱，但是太具体的话，就会觉得这个是无关选项）（因为向下靠近和向上靠近是有重复空间的，你把脚向上弯曲到极点，此时向下靠近，可以达到向上弯曲到一般的程度，此时该选项反驳了这个观点，并不是越向上越好，向上一半的</w:t>
+      </w:r>
+      <w:r>
+        <w:rPr>
+          <w:rFonts w:hint="eastAsia"/>
+          <w:sz w:val="24"/>
+          <w:szCs w:val="28"/>
+        </w:rPr>
+        <w:t>程度比最上要好）（此处举例说的是向上向下靠近，而不是向上向下弯曲，因为向下弯曲指的是在水平的基础上向下弯曲，和向上弯曲没有重复</w:t>
+      </w:r>
+      <w:r>
+        <w:rPr>
+          <w:rFonts w:hint="eastAsia"/>
+          <w:sz w:val="24"/>
+          <w:szCs w:val="28"/>
+        </w:rPr>
+        <w:lastRenderedPageBreak/>
+        <w:t>空间，所以此时管你向下弯曲是什么效果，都影响不到向上弯曲的效果的结论）</w:t>
+      </w:r>
     </w:p>
     <w:p>
       <w:pPr>
@@ -34094,21 +34381,6 @@
           <w:szCs w:val="28"/>
         </w:rPr>
       </w:pPr>
-      <w:r>
-        <w:rPr>
-          <w:rFonts w:hint="eastAsia"/>
-          <w:sz w:val="24"/>
-          <w:szCs w:val="28"/>
-        </w:rPr>
-        <w:t>是否可以在是否有关理论的基础上引出一个</w:t>
-      </w:r>
-      <w:r>
-        <w:rPr>
-          <w:sz w:val="24"/>
-          <w:szCs w:val="28"/>
-        </w:rPr>
-        <w:t xml:space="preserve"> 范围重复理论，用来判断选项和论点论据是否真的存在影响关系，此处可以多举几个例子</w:t>
-      </w:r>
     </w:p>
     <w:p>
       <w:pPr>
@@ -34121,6 +34393,21 @@
           <w:szCs w:val="28"/>
         </w:rPr>
       </w:pPr>
+      <w:r>
+        <w:rPr>
+          <w:rFonts w:hint="eastAsia"/>
+          <w:sz w:val="24"/>
+          <w:szCs w:val="28"/>
+        </w:rPr>
+        <w:t>是否可以在是否有关理论的基础上引出一个</w:t>
+      </w:r>
+      <w:r>
+        <w:rPr>
+          <w:sz w:val="24"/>
+          <w:szCs w:val="28"/>
+        </w:rPr>
+        <w:t xml:space="preserve"> 范围重复理论，用来判断选项和论点论据是否真的存在影响关系，此处可以多举几个例子</w:t>
+      </w:r>
     </w:p>
     <w:p>
       <w:pPr>
@@ -34157,6 +34444,18 @@
           <w:szCs w:val="28"/>
         </w:rPr>
       </w:pPr>
+    </w:p>
+    <w:p>
+      <w:pPr>
+        <w:spacing w:beforeLines="50" w:before="156" w:after="0" w:line="360" w:lineRule="exact"/>
+        <w:ind w:left="420"/>
+        <w:contextualSpacing/>
+        <w:rPr>
+          <w:rFonts w:hint="eastAsia"/>
+          <w:sz w:val="24"/>
+          <w:szCs w:val="28"/>
+        </w:rPr>
+      </w:pPr>
       <w:r>
         <w:rPr>
           <w:rFonts w:hint="eastAsia"/>
@@ -34164,6 +34463,25 @@
           <w:szCs w:val="28"/>
         </w:rPr>
         <w:t>论点拆分理论其实不完善，不光是论点各部分之间的关系，更重要的是论点的整体性，对复杂论点进行加强或削弱，只针对论点中最终的结论往往不行。</w:t>
+      </w:r>
+    </w:p>
+    <w:p>
+      <w:pPr>
+        <w:spacing w:beforeLines="50" w:before="156" w:after="0" w:line="360" w:lineRule="exact"/>
+        <w:ind w:left="420"/>
+        <w:contextualSpacing/>
+        <w:rPr>
+          <w:sz w:val="24"/>
+          <w:szCs w:val="28"/>
+        </w:rPr>
+      </w:pPr>
+      <w:r>
+        <w:rPr>
+          <w:rFonts w:hint="eastAsia"/>
+          <w:sz w:val="24"/>
+          <w:szCs w:val="28"/>
+        </w:rPr>
+        <w:t>选D</w:t>
       </w:r>
     </w:p>
     <w:p>
@@ -34608,7 +34926,7 @@
         <w:lastRenderedPageBreak/>
         <w:t>由于剖宫产分娩是无菌分娩，分娩时胎儿不会接触到妈妈产道中的有益菌群，使得剖宫产宝宝的肠道菌群定植迟缓，影响免疫系统的发育，过敏风险也随之升高。要降低剖宫产宝宝的过敏风险，家长们需要把好饮食关。专家指出，</w:t>
       </w:r>
-      <w:bookmarkStart w:id="6" w:name="OLE_LINK3"/>
+      <w:bookmarkStart w:id="7" w:name="OLE_LINK3"/>
       <w:r>
         <w:rPr>
           <w:sz w:val="24"/>
@@ -34616,7 +34934,7 @@
         </w:rPr>
         <w:t>母乳喂养可降低剖宫产宝宝过敏风险</w:t>
       </w:r>
-      <w:bookmarkEnd w:id="6"/>
+      <w:bookmarkEnd w:id="7"/>
       <w:r>
         <w:rPr>
           <w:sz w:val="24"/>
@@ -36804,7 +37122,6 @@
         <w:spacing w:beforeLines="50" w:before="156" w:after="0" w:line="360" w:lineRule="exact"/>
         <w:ind w:firstLine="420"/>
         <w:rPr>
-          <w:rFonts w:hint="eastAsia"/>
           <w:sz w:val="24"/>
           <w:szCs w:val="28"/>
         </w:rPr>
@@ -36831,6 +37148,61 @@
           <w:szCs w:val="28"/>
         </w:rPr>
         <w:t>部分人的态度和名米的关系，根据是否有关理论，和吸引有关。根据范围重复理论，无关。</w:t>
+      </w:r>
+    </w:p>
+    <w:p>
+      <w:pPr>
+        <w:spacing w:beforeLines="50" w:before="156" w:after="0" w:line="360" w:lineRule="exact"/>
+        <w:ind w:firstLine="420"/>
+        <w:rPr>
+          <w:sz w:val="24"/>
+          <w:szCs w:val="28"/>
+        </w:rPr>
+      </w:pPr>
+    </w:p>
+    <w:p>
+      <w:pPr>
+        <w:spacing w:beforeLines="50" w:before="156" w:after="0" w:line="360" w:lineRule="exact"/>
+        <w:ind w:firstLine="420"/>
+        <w:rPr>
+          <w:sz w:val="24"/>
+          <w:szCs w:val="28"/>
+        </w:rPr>
+      </w:pPr>
+      <w:r>
+        <w:rPr>
+          <w:rFonts w:hint="eastAsia"/>
+          <w:sz w:val="24"/>
+          <w:szCs w:val="28"/>
+        </w:rPr>
+        <w:t>20260305 此处是递进式论点，降低成本-&gt;缩小差距-&gt;使价格接近持平 -&gt;吸引消费者</w:t>
+      </w:r>
+    </w:p>
+    <w:p>
+      <w:pPr>
+        <w:spacing w:beforeLines="50" w:before="156" w:after="0" w:line="360" w:lineRule="exact"/>
+        <w:ind w:firstLine="420"/>
+        <w:rPr>
+          <w:rFonts w:hint="eastAsia"/>
+          <w:sz w:val="24"/>
+          <w:szCs w:val="28"/>
+        </w:rPr>
+      </w:pPr>
+      <w:r>
+        <w:rPr>
+          <w:rFonts w:hint="eastAsia"/>
+          <w:sz w:val="24"/>
+          <w:szCs w:val="28"/>
+        </w:rPr>
+        <w:t>最核心的论点是价格持平-&gt;吸引消费者</w:t>
+      </w:r>
+      <w:r>
+        <w:rPr>
+          <w:rFonts w:hint="eastAsia"/>
+          <w:sz w:val="24"/>
+          <w:szCs w:val="28"/>
+        </w:rPr>
+        <w:t xml:space="preserve">   事实因果论点，前面的都是铺垫，不是论据</w:t>
       </w:r>
     </w:p>
     <w:p>
@@ -36960,6 +37332,7 @@
           <w:sz w:val="24"/>
           <w:szCs w:val="28"/>
         </w:rPr>
+        <w:lastRenderedPageBreak/>
         <w:t>C在城市发展农业能解决部分“低端岗位”就业问题，促进城市低收入群体创业增收</w:t>
       </w:r>
     </w:p>
@@ -36995,379 +37368,407 @@
         <w:rPr>
           <w:rFonts w:hint="eastAsia"/>
         </w:rPr>
-        <w:t>注意：材料给了两个观点，发展农业有必要和无必要。问题问的是以上意见，材料中</w:t>
-      </w:r>
-      <w:r>
-        <w:rPr>
-          <w:rFonts w:hint="eastAsia"/>
+        <w:t>注意：材料给了两个观点，发展农业有必要和无必要。问题问的是以上意见，材料中只把后一个观点称作意见，所以材料的论点为无必要</w:t>
+      </w:r>
+    </w:p>
+    <w:p>
+      <w:pPr>
+        <w:spacing w:beforeLines="50" w:before="156" w:after="0" w:line="360" w:lineRule="exact"/>
+        <w:rPr>
+          <w:rFonts w:hint="eastAsia"/>
+          <w:sz w:val="24"/>
+          <w:szCs w:val="28"/>
+        </w:rPr>
+      </w:pPr>
+      <w:r>
+        <w:rPr>
+          <w:rFonts w:hint="eastAsia"/>
+          <w:sz w:val="24"/>
+          <w:szCs w:val="28"/>
+        </w:rPr>
+        <w:t>题目提炼为：蔬菜长时间远距离运输难，易影响成本和质量安全，影响城市蔬菜供应 -&gt; 城市应该发展农业  （反方意见）</w:t>
+      </w:r>
+    </w:p>
+    <w:p>
+      <w:pPr>
+        <w:spacing w:beforeLines="50" w:before="156" w:after="0" w:line="360" w:lineRule="exact"/>
+        <w:rPr>
+          <w:rFonts w:hint="eastAsia"/>
+          <w:sz w:val="24"/>
+          <w:szCs w:val="28"/>
+          <w:u w:val="single"/>
+        </w:rPr>
+      </w:pPr>
+      <w:r>
+        <w:rPr>
+          <w:rFonts w:hint="eastAsia"/>
+          <w:sz w:val="24"/>
+          <w:szCs w:val="28"/>
+          <w:u w:val="single"/>
+        </w:rPr>
+        <w:t>寸土寸金</w:t>
+      </w:r>
+      <w:r>
+        <w:rPr>
+          <w:rFonts w:hint="eastAsia"/>
+          <w:sz w:val="24"/>
+          <w:szCs w:val="28"/>
+        </w:rPr>
+        <w:t xml:space="preserve">            -&gt; </w:t>
+      </w:r>
+      <w:r>
+        <w:rPr>
+          <w:rFonts w:hint="eastAsia"/>
+          <w:sz w:val="24"/>
+          <w:szCs w:val="28"/>
+          <w:u w:val="single"/>
+        </w:rPr>
+        <w:t>应发展收益高的产业 --&gt; 没必要发展农业</w:t>
+      </w:r>
+    </w:p>
+    <w:p>
+      <w:pPr>
+        <w:spacing w:beforeLines="50" w:before="156" w:after="0" w:line="360" w:lineRule="exact"/>
+        <w:rPr>
+          <w:sz w:val="24"/>
+          <w:szCs w:val="28"/>
+        </w:rPr>
+      </w:pPr>
+      <w:r>
+        <w:rPr>
+          <w:rFonts w:hint="eastAsia"/>
+          <w:sz w:val="24"/>
+          <w:szCs w:val="28"/>
+        </w:rPr>
+        <w:t>论据（算入论点也可）          两部分论点</w:t>
+      </w:r>
+    </w:p>
+    <w:p>
+      <w:pPr>
+        <w:spacing w:beforeLines="50" w:before="156" w:after="0" w:line="360" w:lineRule="exact"/>
+        <w:rPr>
+          <w:sz w:val="24"/>
+          <w:szCs w:val="28"/>
+        </w:rPr>
+      </w:pPr>
+    </w:p>
+    <w:p>
+      <w:pPr>
+        <w:spacing w:beforeLines="50" w:before="156" w:after="0" w:line="360" w:lineRule="exact"/>
+        <w:rPr>
+          <w:rFonts w:hint="eastAsia"/>
+          <w:sz w:val="24"/>
+          <w:szCs w:val="28"/>
+        </w:rPr>
+      </w:pPr>
+      <w:r>
+        <w:rPr>
+          <w:rFonts w:hint="eastAsia"/>
+          <w:sz w:val="24"/>
+          <w:szCs w:val="28"/>
+        </w:rPr>
+        <w:t>20260305补充，这算是递进式论点</w:t>
+      </w:r>
+      <w:r>
+        <w:rPr>
+          <w:rFonts w:hint="eastAsia"/>
+          <w:sz w:val="24"/>
+          <w:szCs w:val="28"/>
+        </w:rPr>
+        <w:t>。不是推论因果。如果论点是因果论点的话，则是根据已知事实推导因果间的关系，明显此处最终观点是不发展农业</w:t>
+      </w:r>
+    </w:p>
+    <w:p>
+      <w:pPr>
+        <w:spacing w:beforeLines="50" w:before="156" w:after="0" w:line="360" w:lineRule="exact"/>
+        <w:rPr>
+          <w:rFonts w:hint="eastAsia"/>
+          <w:sz w:val="24"/>
+          <w:szCs w:val="28"/>
+        </w:rPr>
+      </w:pPr>
+      <w:r>
+        <w:rPr>
+          <w:rFonts w:hint="eastAsia"/>
+          <w:sz w:val="24"/>
+          <w:szCs w:val="28"/>
+        </w:rPr>
+        <w:t>20260108补：</w:t>
+      </w:r>
+      <w:r>
+        <w:rPr>
+          <w:rFonts w:hint="eastAsia"/>
+          <w:sz w:val="24"/>
+          <w:szCs w:val="28"/>
+        </w:rPr>
+        <w:t>寸土寸金不该纳入论点</w:t>
+      </w:r>
+    </w:p>
+    <w:p>
+      <w:pPr>
+        <w:spacing w:beforeLines="50" w:before="156" w:after="0" w:line="360" w:lineRule="exact"/>
+        <w:rPr>
+          <w:rFonts w:hint="eastAsia"/>
+          <w:sz w:val="24"/>
+          <w:szCs w:val="28"/>
+        </w:rPr>
+      </w:pPr>
+      <w:r>
+        <w:rPr>
+          <w:sz w:val="24"/>
+          <w:szCs w:val="28"/>
+        </w:rPr>
+        <w:tab/>
+      </w:r>
+      <w:r>
+        <w:rPr>
+          <w:rFonts w:hint="eastAsia"/>
+          <w:sz w:val="24"/>
+          <w:szCs w:val="28"/>
+        </w:rPr>
+        <w:t>A 绿色通道保畅通，小小的削弱了反方意见的论据。即使保畅通，长时间远距离运输依旧存在难题。且削弱反方意见，是加强正方意见</w:t>
+      </w:r>
+    </w:p>
+    <w:p>
+      <w:pPr>
+        <w:spacing w:beforeLines="50" w:before="156" w:after="0" w:line="360" w:lineRule="exact"/>
+        <w:rPr>
+          <w:rFonts w:hint="eastAsia"/>
+          <w:sz w:val="24"/>
+          <w:szCs w:val="28"/>
+        </w:rPr>
+      </w:pPr>
+      <w:r>
+        <w:rPr>
+          <w:sz w:val="24"/>
+          <w:szCs w:val="28"/>
+        </w:rPr>
+        <w:tab/>
+      </w:r>
+      <w:r>
+        <w:rPr>
+          <w:rFonts w:hint="eastAsia"/>
+          <w:sz w:val="24"/>
+          <w:szCs w:val="28"/>
+        </w:rPr>
+        <w:t>B 发展新农业可带来高收益（观光、休闲和提炼后的题目无关，忽略）。削弱正方意见论点中的桥。削弱后，没必要发展农业变成可以考虑发展农业</w:t>
+      </w:r>
+    </w:p>
+    <w:p>
+      <w:pPr>
+        <w:spacing w:beforeLines="50" w:before="156" w:after="0" w:line="360" w:lineRule="exact"/>
+        <w:rPr>
+          <w:rFonts w:hint="eastAsia"/>
+          <w:sz w:val="24"/>
+          <w:szCs w:val="28"/>
+        </w:rPr>
+      </w:pPr>
+      <w:r>
+        <w:rPr>
+          <w:sz w:val="24"/>
+          <w:szCs w:val="28"/>
+        </w:rPr>
+        <w:tab/>
+      </w:r>
+      <w:r>
+        <w:rPr>
+          <w:rFonts w:hint="eastAsia"/>
+          <w:sz w:val="24"/>
+          <w:szCs w:val="28"/>
+        </w:rPr>
+        <w:t>C 发展农业可解决就业，与提炼后的正方反方都不关系</w:t>
+      </w:r>
+    </w:p>
+    <w:p>
+      <w:pPr>
+        <w:spacing w:beforeLines="50" w:before="156" w:after="0" w:line="360" w:lineRule="exact"/>
+        <w:rPr>
+          <w:rFonts w:hint="eastAsia"/>
+          <w:sz w:val="24"/>
+          <w:szCs w:val="28"/>
+        </w:rPr>
+      </w:pPr>
+      <w:r>
+        <w:rPr>
+          <w:sz w:val="24"/>
+          <w:szCs w:val="28"/>
+        </w:rPr>
+        <w:tab/>
+      </w:r>
+      <w:r>
+        <w:rPr>
+          <w:rFonts w:hint="eastAsia"/>
+          <w:sz w:val="24"/>
+          <w:szCs w:val="28"/>
+        </w:rPr>
+        <w:t>D 出现特殊情况会导致远距离运输不可行。给反方意见加了个关联性很强的论据，大大加强反方意见的论点。</w:t>
+      </w:r>
+    </w:p>
+    <w:p>
+      <w:pPr>
+        <w:spacing w:beforeLines="50" w:before="156" w:after="0" w:line="360" w:lineRule="exact"/>
+        <w:rPr>
+          <w:rFonts w:hint="eastAsia"/>
+          <w:sz w:val="24"/>
+          <w:szCs w:val="28"/>
+        </w:rPr>
+      </w:pPr>
+      <w:r>
+        <w:rPr>
+          <w:rFonts w:hint="eastAsia"/>
+          <w:sz w:val="24"/>
+          <w:szCs w:val="28"/>
+        </w:rPr>
+        <w:t>综上分析，B把没有必要削弱为了可以考虑，D把无必要削弱为了必要。D最合适</w:t>
+      </w:r>
+    </w:p>
+    <w:p>
+      <w:pPr>
+        <w:spacing w:beforeLines="50" w:before="156" w:after="0" w:line="360" w:lineRule="exact"/>
+        <w:rPr>
+          <w:rFonts w:hint="eastAsia"/>
+          <w:sz w:val="24"/>
+          <w:szCs w:val="28"/>
+        </w:rPr>
+      </w:pPr>
+    </w:p>
+    <w:p>
+      <w:pPr>
+        <w:spacing w:beforeLines="50" w:before="156" w:after="0" w:line="360" w:lineRule="exact"/>
+        <w:rPr>
+          <w:rFonts w:hint="eastAsia"/>
+          <w:sz w:val="24"/>
+          <w:szCs w:val="28"/>
+        </w:rPr>
+      </w:pPr>
+      <w:r>
+        <w:rPr>
+          <w:rFonts w:hint="eastAsia"/>
+          <w:sz w:val="24"/>
+          <w:szCs w:val="28"/>
+        </w:rPr>
+        <w:t>2</w:t>
+      </w:r>
+      <w:r>
+        <w:rPr>
+          <w:sz w:val="24"/>
+          <w:szCs w:val="28"/>
+        </w:rPr>
+        <w:t>0251123</w:t>
+      </w:r>
+      <w:r>
+        <w:rPr>
+          <w:rFonts w:hint="eastAsia"/>
+          <w:sz w:val="24"/>
+          <w:szCs w:val="28"/>
+        </w:rPr>
+        <w:t>增：根据是否有关理论，论点为土地价值 产业收益 是否农业 的关系</w:t>
+      </w:r>
+    </w:p>
+    <w:p>
+      <w:pPr>
+        <w:spacing w:beforeLines="50" w:before="156" w:after="0" w:line="360" w:lineRule="exact"/>
+        <w:rPr>
+          <w:rFonts w:hint="eastAsia"/>
+          <w:sz w:val="24"/>
+          <w:szCs w:val="28"/>
+        </w:rPr>
+      </w:pPr>
+      <w:r>
+        <w:rPr>
+          <w:sz w:val="24"/>
+          <w:szCs w:val="28"/>
+        </w:rPr>
+        <w:t xml:space="preserve">B </w:t>
+      </w:r>
+      <w:r>
+        <w:rPr>
+          <w:rFonts w:hint="eastAsia"/>
+          <w:sz w:val="24"/>
+          <w:szCs w:val="28"/>
+        </w:rPr>
+        <w:t>农业和高收益和生活性功能的关系，</w:t>
+      </w:r>
+      <w:r>
+        <w:rPr>
+          <w:rFonts w:hint="eastAsia"/>
+          <w:sz w:val="24"/>
+          <w:szCs w:val="28"/>
+        </w:rPr>
+        <w:t>农业和高收益有关，可以削弱</w:t>
+      </w:r>
+    </w:p>
+    <w:p>
+      <w:pPr>
+        <w:spacing w:beforeLines="50" w:before="156" w:after="0" w:line="360" w:lineRule="exact"/>
+        <w:rPr>
+          <w:rFonts w:hint="eastAsia"/>
+          <w:sz w:val="24"/>
+          <w:szCs w:val="28"/>
+        </w:rPr>
+      </w:pPr>
+      <w:r>
+        <w:rPr>
+          <w:rFonts w:hint="eastAsia"/>
+          <w:sz w:val="24"/>
+          <w:szCs w:val="28"/>
+        </w:rPr>
+        <w:t>C</w:t>
+      </w:r>
+      <w:r>
+        <w:rPr>
+          <w:sz w:val="24"/>
+          <w:szCs w:val="28"/>
+        </w:rPr>
+        <w:t xml:space="preserve"> </w:t>
+      </w:r>
+      <w:r>
+        <w:rPr>
+          <w:rFonts w:hint="eastAsia"/>
+          <w:sz w:val="24"/>
+          <w:szCs w:val="28"/>
+        </w:rPr>
+        <w:t>农业和就业的关系，无关。如果论点是单独的一个“没必要发展农业，那这个就可以削弱例如”</w:t>
+      </w:r>
+    </w:p>
+    <w:p>
+      <w:pPr>
+        <w:spacing w:beforeLines="50" w:before="156" w:after="0" w:line="360" w:lineRule="exact"/>
+        <w:rPr>
+          <w:rFonts w:hint="eastAsia"/>
+        </w:rPr>
+      </w:pPr>
+      <w:r>
+        <w:tab/>
+      </w:r>
+      <w:r>
+        <w:tab/>
+      </w:r>
+      <w:r>
+        <w:tab/>
+      </w:r>
+      <w:r>
+        <w:rPr>
+          <w:rFonts w:hint="eastAsia"/>
+        </w:rPr>
+        <w:t xml:space="preserve"> </w:t>
+      </w:r>
+    </w:p>
+    <w:p>
+      <w:pPr>
+        <w:spacing w:beforeLines="50" w:before="156" w:after="0" w:line="360" w:lineRule="exact"/>
+        <w:rPr>
+          <w:rFonts w:hint="eastAsia"/>
+          <w:sz w:val="24"/>
+          <w:szCs w:val="28"/>
+        </w:rPr>
+      </w:pPr>
+      <w:r>
+        <w:rPr>
+          <w:sz w:val="24"/>
+          <w:szCs w:val="28"/>
         </w:rPr>
         <w:lastRenderedPageBreak/>
-        <w:t>只把后一个观点称作意见，所以材料的论点为无必要</w:t>
-      </w:r>
-    </w:p>
-    <w:p>
-      <w:pPr>
-        <w:spacing w:beforeLines="50" w:before="156" w:after="0" w:line="360" w:lineRule="exact"/>
-        <w:rPr>
-          <w:rFonts w:hint="eastAsia"/>
-          <w:sz w:val="24"/>
-          <w:szCs w:val="28"/>
-        </w:rPr>
-      </w:pPr>
-      <w:r>
-        <w:rPr>
-          <w:rFonts w:hint="eastAsia"/>
-          <w:sz w:val="24"/>
-          <w:szCs w:val="28"/>
-        </w:rPr>
-        <w:t>题目提炼为：蔬菜长时间远距离运输难，易影响成本和质量安全，影响城市蔬菜供应 -&gt; 城市应该发展农业  （反方意见）</w:t>
-      </w:r>
-    </w:p>
-    <w:p>
-      <w:pPr>
-        <w:spacing w:beforeLines="50" w:before="156" w:after="0" w:line="360" w:lineRule="exact"/>
-        <w:rPr>
-          <w:rFonts w:hint="eastAsia"/>
-          <w:sz w:val="24"/>
-          <w:szCs w:val="28"/>
-          <w:u w:val="single"/>
-        </w:rPr>
-      </w:pPr>
-      <w:r>
-        <w:rPr>
-          <w:rFonts w:hint="eastAsia"/>
-          <w:sz w:val="24"/>
-          <w:szCs w:val="28"/>
-          <w:u w:val="single"/>
-        </w:rPr>
-        <w:t>寸土寸金</w:t>
-      </w:r>
-      <w:r>
-        <w:rPr>
-          <w:rFonts w:hint="eastAsia"/>
-          <w:sz w:val="24"/>
-          <w:szCs w:val="28"/>
-        </w:rPr>
-        <w:t xml:space="preserve">            -&gt; </w:t>
-      </w:r>
-      <w:r>
-        <w:rPr>
-          <w:rFonts w:hint="eastAsia"/>
-          <w:sz w:val="24"/>
-          <w:szCs w:val="28"/>
-          <w:u w:val="single"/>
-        </w:rPr>
-        <w:t>应发展收益高的产业 --&gt; 没必要发展农业</w:t>
-      </w:r>
-    </w:p>
-    <w:p>
-      <w:pPr>
-        <w:spacing w:beforeLines="50" w:before="156" w:after="0" w:line="360" w:lineRule="exact"/>
-        <w:rPr>
-          <w:rFonts w:hint="eastAsia"/>
-          <w:sz w:val="24"/>
-          <w:szCs w:val="28"/>
-        </w:rPr>
-      </w:pPr>
-      <w:r>
-        <w:rPr>
-          <w:rFonts w:hint="eastAsia"/>
-          <w:sz w:val="24"/>
-          <w:szCs w:val="28"/>
-        </w:rPr>
-        <w:t>论据（算入论点也可）          两部分论点</w:t>
-      </w:r>
-    </w:p>
-    <w:p>
-      <w:pPr>
-        <w:spacing w:beforeLines="50" w:before="156" w:after="0" w:line="360" w:lineRule="exact"/>
-        <w:rPr>
-          <w:rFonts w:hint="eastAsia"/>
-          <w:sz w:val="24"/>
-          <w:szCs w:val="28"/>
-        </w:rPr>
-      </w:pPr>
-      <w:r>
-        <w:rPr>
-          <w:rFonts w:hint="eastAsia"/>
-          <w:sz w:val="24"/>
-          <w:szCs w:val="28"/>
-        </w:rPr>
-        <w:t>20260108补：</w:t>
-      </w:r>
-      <w:r>
-        <w:rPr>
-          <w:rFonts w:hint="eastAsia"/>
-          <w:sz w:val="24"/>
-          <w:szCs w:val="28"/>
-        </w:rPr>
-        <w:t>寸土寸金不该纳入论点</w:t>
-      </w:r>
-    </w:p>
-    <w:p>
-      <w:pPr>
-        <w:spacing w:beforeLines="50" w:before="156" w:after="0" w:line="360" w:lineRule="exact"/>
-        <w:rPr>
-          <w:rFonts w:hint="eastAsia"/>
-          <w:sz w:val="24"/>
-          <w:szCs w:val="28"/>
-        </w:rPr>
-      </w:pPr>
-      <w:r>
-        <w:rPr>
-          <w:sz w:val="24"/>
-          <w:szCs w:val="28"/>
-        </w:rPr>
-        <w:tab/>
-      </w:r>
-      <w:r>
-        <w:rPr>
-          <w:rFonts w:hint="eastAsia"/>
-          <w:sz w:val="24"/>
-          <w:szCs w:val="28"/>
-        </w:rPr>
-        <w:t>A 绿色通道保畅通，小小的削弱了反方意见的论据。即使保畅通，长时间远距离运输依旧存在难题。且削弱反方意见，是加强正方意见</w:t>
-      </w:r>
-    </w:p>
-    <w:p>
-      <w:pPr>
-        <w:spacing w:beforeLines="50" w:before="156" w:after="0" w:line="360" w:lineRule="exact"/>
-        <w:rPr>
-          <w:rFonts w:hint="eastAsia"/>
-          <w:sz w:val="24"/>
-          <w:szCs w:val="28"/>
-        </w:rPr>
-      </w:pPr>
-      <w:r>
-        <w:rPr>
-          <w:sz w:val="24"/>
-          <w:szCs w:val="28"/>
-        </w:rPr>
-        <w:tab/>
-      </w:r>
-      <w:r>
-        <w:rPr>
-          <w:rFonts w:hint="eastAsia"/>
-          <w:sz w:val="24"/>
-          <w:szCs w:val="28"/>
-        </w:rPr>
-        <w:t>B 发展新农业可带来高收益（观光、休闲和提炼后的题目无关，忽略）。削弱正方意见论点中的桥。削弱后，没必要发展农业变成可以考虑发展农业</w:t>
-      </w:r>
-    </w:p>
-    <w:p>
-      <w:pPr>
-        <w:spacing w:beforeLines="50" w:before="156" w:after="0" w:line="360" w:lineRule="exact"/>
-        <w:rPr>
-          <w:rFonts w:hint="eastAsia"/>
-          <w:sz w:val="24"/>
-          <w:szCs w:val="28"/>
-        </w:rPr>
-      </w:pPr>
-      <w:r>
-        <w:rPr>
-          <w:sz w:val="24"/>
-          <w:szCs w:val="28"/>
-        </w:rPr>
-        <w:tab/>
-      </w:r>
-      <w:r>
-        <w:rPr>
-          <w:rFonts w:hint="eastAsia"/>
-          <w:sz w:val="24"/>
-          <w:szCs w:val="28"/>
-        </w:rPr>
-        <w:t>C 发展农业可解决就业，与提炼后的正方反方都不关系</w:t>
-      </w:r>
-    </w:p>
-    <w:p>
-      <w:pPr>
-        <w:spacing w:beforeLines="50" w:before="156" w:after="0" w:line="360" w:lineRule="exact"/>
-        <w:rPr>
-          <w:rFonts w:hint="eastAsia"/>
-          <w:sz w:val="24"/>
-          <w:szCs w:val="28"/>
-        </w:rPr>
-      </w:pPr>
-      <w:r>
-        <w:rPr>
-          <w:sz w:val="24"/>
-          <w:szCs w:val="28"/>
-        </w:rPr>
-        <w:tab/>
-      </w:r>
-      <w:r>
-        <w:rPr>
-          <w:rFonts w:hint="eastAsia"/>
-          <w:sz w:val="24"/>
-          <w:szCs w:val="28"/>
-        </w:rPr>
-        <w:t>D 出现特殊情况会导致远距离运输不可行。给反方意见加了个关联性很强的论据，大大加强反方意见的论点。</w:t>
-      </w:r>
-    </w:p>
-    <w:p>
-      <w:pPr>
-        <w:spacing w:beforeLines="50" w:before="156" w:after="0" w:line="360" w:lineRule="exact"/>
-        <w:rPr>
-          <w:rFonts w:hint="eastAsia"/>
-          <w:sz w:val="24"/>
-          <w:szCs w:val="28"/>
-        </w:rPr>
-      </w:pPr>
-      <w:r>
-        <w:rPr>
-          <w:rFonts w:hint="eastAsia"/>
-          <w:sz w:val="24"/>
-          <w:szCs w:val="28"/>
-        </w:rPr>
-        <w:t>综上分析，B把没有必要削弱为了可以考虑，D把无必要削弱为了必要。D最合适</w:t>
-      </w:r>
-    </w:p>
-    <w:p>
-      <w:pPr>
-        <w:spacing w:beforeLines="50" w:before="156" w:after="0" w:line="360" w:lineRule="exact"/>
-        <w:rPr>
-          <w:rFonts w:hint="eastAsia"/>
-          <w:sz w:val="24"/>
-          <w:szCs w:val="28"/>
-        </w:rPr>
-      </w:pPr>
-    </w:p>
-    <w:p>
-      <w:pPr>
-        <w:spacing w:beforeLines="50" w:before="156" w:after="0" w:line="360" w:lineRule="exact"/>
-        <w:rPr>
-          <w:rFonts w:hint="eastAsia"/>
-          <w:sz w:val="24"/>
-          <w:szCs w:val="28"/>
-        </w:rPr>
-      </w:pPr>
-      <w:r>
-        <w:rPr>
-          <w:rFonts w:hint="eastAsia"/>
-          <w:sz w:val="24"/>
-          <w:szCs w:val="28"/>
-        </w:rPr>
-        <w:t>2</w:t>
-      </w:r>
-      <w:r>
-        <w:rPr>
-          <w:sz w:val="24"/>
-          <w:szCs w:val="28"/>
-        </w:rPr>
-        <w:t>0251123</w:t>
-      </w:r>
-      <w:r>
-        <w:rPr>
-          <w:rFonts w:hint="eastAsia"/>
-          <w:sz w:val="24"/>
-          <w:szCs w:val="28"/>
-        </w:rPr>
-        <w:t>增：根据是否有关理论，论点为土地价值 产业收益 是否农业 的关系</w:t>
-      </w:r>
-    </w:p>
-    <w:p>
-      <w:pPr>
-        <w:spacing w:beforeLines="50" w:before="156" w:after="0" w:line="360" w:lineRule="exact"/>
-        <w:rPr>
-          <w:rFonts w:hint="eastAsia"/>
-          <w:sz w:val="24"/>
-          <w:szCs w:val="28"/>
-        </w:rPr>
-      </w:pPr>
-      <w:r>
-        <w:rPr>
-          <w:sz w:val="24"/>
-          <w:szCs w:val="28"/>
-        </w:rPr>
-        <w:t xml:space="preserve">B </w:t>
-      </w:r>
-      <w:r>
-        <w:rPr>
-          <w:rFonts w:hint="eastAsia"/>
-          <w:sz w:val="24"/>
-          <w:szCs w:val="28"/>
-        </w:rPr>
-        <w:t>农业和高收益和生活性功能的关系，</w:t>
-      </w:r>
-      <w:r>
-        <w:rPr>
-          <w:rFonts w:hint="eastAsia"/>
-          <w:sz w:val="24"/>
-          <w:szCs w:val="28"/>
-        </w:rPr>
-        <w:t>农业和高收益有关，可以削弱</w:t>
-      </w:r>
-    </w:p>
-    <w:p>
-      <w:pPr>
-        <w:spacing w:beforeLines="50" w:before="156" w:after="0" w:line="360" w:lineRule="exact"/>
-        <w:rPr>
-          <w:rFonts w:hint="eastAsia"/>
-          <w:sz w:val="24"/>
-          <w:szCs w:val="28"/>
-        </w:rPr>
-      </w:pPr>
-      <w:r>
-        <w:rPr>
-          <w:rFonts w:hint="eastAsia"/>
-          <w:sz w:val="24"/>
-          <w:szCs w:val="28"/>
-        </w:rPr>
-        <w:t>C</w:t>
-      </w:r>
-      <w:r>
-        <w:rPr>
-          <w:sz w:val="24"/>
-          <w:szCs w:val="28"/>
-        </w:rPr>
-        <w:t xml:space="preserve"> </w:t>
-      </w:r>
-      <w:r>
-        <w:rPr>
-          <w:rFonts w:hint="eastAsia"/>
-          <w:sz w:val="24"/>
-          <w:szCs w:val="28"/>
-        </w:rPr>
-        <w:t>农业和就业的关系，无关。如果论点是单独的一个“没必要发展农业，那这个就可以削弱例如”</w:t>
-      </w:r>
-    </w:p>
-    <w:p>
-      <w:pPr>
-        <w:spacing w:beforeLines="50" w:before="156" w:after="0" w:line="360" w:lineRule="exact"/>
-        <w:rPr>
-          <w:rFonts w:hint="eastAsia"/>
-        </w:rPr>
-      </w:pPr>
-      <w:r>
-        <w:tab/>
-      </w:r>
-      <w:r>
-        <w:tab/>
-      </w:r>
-      <w:r>
-        <w:tab/>
-      </w:r>
-      <w:r>
-        <w:rPr>
-          <w:rFonts w:hint="eastAsia"/>
-        </w:rPr>
-        <w:t xml:space="preserve"> </w:t>
-      </w:r>
-    </w:p>
-    <w:p>
-      <w:pPr>
-        <w:spacing w:beforeLines="50" w:before="156" w:after="0" w:line="360" w:lineRule="exact"/>
-        <w:rPr>
-          <w:rFonts w:hint="eastAsia"/>
-          <w:sz w:val="24"/>
-          <w:szCs w:val="28"/>
-        </w:rPr>
-      </w:pPr>
-      <w:r>
-        <w:rPr>
-          <w:sz w:val="24"/>
-          <w:szCs w:val="28"/>
-        </w:rPr>
         <w:tab/>
       </w:r>
       <w:r>
@@ -37491,7 +37892,6 @@
           <w:sz w:val="24"/>
           <w:szCs w:val="28"/>
         </w:rPr>
-        <w:lastRenderedPageBreak/>
         <w:t>C购物带来的快乐很短暂，个人所面对的困难和压力不会因为购物而消失</w:t>
       </w:r>
     </w:p>
@@ -37785,6 +38185,7 @@
           <w:sz w:val="24"/>
           <w:szCs w:val="28"/>
         </w:rPr>
+        <w:lastRenderedPageBreak/>
         <w:t>C水和岩浆的混合物在上升过程中有时会发生脱气现象，使混合物变得更加粘稠，导致上升缓慢甚至停滞</w:t>
       </w:r>
     </w:p>
@@ -37893,7 +38294,6 @@
           <w:sz w:val="24"/>
           <w:szCs w:val="28"/>
         </w:rPr>
-        <w:lastRenderedPageBreak/>
         <w:t xml:space="preserve">如上题论点拆为 ①岩浆水分多(气泡多) --&gt; 喷发猛烈 </w:t>
       </w:r>
     </w:p>
@@ -38264,7 +38664,16 @@
           <w:color w:val="3C464F"/>
           <w:sz w:val="24"/>
         </w:rPr>
-        <w:t>一项研究重建了过去25年来鸟类在20多万个地点创造的声音景观，结果发现，现今鸟类的声音强度已经出现了普遍的下降，且不如过去那般高低起伏、动听悦耳。研究者认为，这种现象主要是气候变化导致的。但反对者认为，这与气候无关，主要是因为鸟类社群的组成发生了变化，致使物种减少导致。</w:t>
+        <w:t>一项研究重建了过去25年来鸟类在20多万个地点创造的声音景观，结果</w:t>
+      </w:r>
+      <w:r>
+        <w:rPr>
+          <w:rFonts w:ascii="宋体" w:eastAsia="宋体" w:hAnsi="宋体" w:cs="Segoe UI"/>
+          <w:color w:val="3C464F"/>
+          <w:sz w:val="24"/>
+        </w:rPr>
+        <w:lastRenderedPageBreak/>
+        <w:t>发现，现今鸟类的声音强度已经出现了普遍的下降，且不如过去那般高低起伏、动听悦耳。研究者认为，这种现象主要是气候变化导致的。但反对者认为，这与气候无关，主要是因为鸟类社群的组成发生了变化，致使物种减少导致。</w:t>
       </w:r>
     </w:p>
     <w:p>
@@ -38372,7 +38781,6 @@
           <w:sz w:val="24"/>
           <w:szCs w:val="28"/>
         </w:rPr>
-        <w:lastRenderedPageBreak/>
         <w:t>题目提炼为：</w:t>
       </w:r>
     </w:p>
@@ -38629,7 +39037,7 @@
         </w:rPr>
         <w:t>。因此，有一些学者认为，</w:t>
       </w:r>
-      <w:bookmarkStart w:id="7" w:name="_Hlk186030011"/>
+      <w:bookmarkStart w:id="8" w:name="_Hlk186030011"/>
       <w:r>
         <w:rPr>
           <w:rFonts w:ascii="Segoe UI" w:hAnsi="Segoe UI" w:cs="Segoe UI"/>
@@ -38639,7 +39047,7 @@
         <w:t>相对孤立的海山存在独特的生物群落且拥有高度特有的动物群。</w:t>
       </w:r>
     </w:p>
-    <w:bookmarkEnd w:id="7"/>
+    <w:bookmarkEnd w:id="8"/>
     <w:p>
       <w:pPr>
         <w:pStyle w:val="a9"/>
@@ -38726,6 +39134,7 @@
           <w:sz w:val="24"/>
           <w:szCs w:val="28"/>
         </w:rPr>
+        <w:lastRenderedPageBreak/>
         <w:t>D. 地形和海流的相互作用在某些海山顶部形成封闭环流，使栖息其上的生物幼体难以扩散</w:t>
       </w:r>
     </w:p>
@@ -38856,16 +39265,7 @@
           <w:sz w:val="24"/>
           <w:szCs w:val="28"/>
         </w:rPr>
-        <w:t>B不存在物理隔离，感觉有点削弱的意思，但好像又不能削弱什么，虽然没有物理隔离，但是可能还有其他原因导致海山和平原或海山和海山之间生物有</w:t>
-      </w:r>
-      <w:r>
-        <w:rPr>
-          <w:rFonts w:hint="eastAsia"/>
-          <w:sz w:val="24"/>
-          <w:szCs w:val="28"/>
-        </w:rPr>
-        <w:lastRenderedPageBreak/>
-        <w:t>区别，暂定为小小的削弱了桥或增加了个很弱的反论据</w:t>
+        <w:t>B不存在物理隔离，感觉有点削弱的意思，但好像又不能削弱什么，虽然没有物理隔离，但是可能还有其他原因导致海山和平原或海山和海山之间生物有区别，暂定为小小的削弱了桥或增加了个很弱的反论据</w:t>
       </w:r>
     </w:p>
     <w:p>
@@ -38944,7 +39344,7 @@
           <w:szCs w:val="28"/>
         </w:rPr>
         <w:drawing>
-          <wp:anchor distT="0" distB="0" distL="114300" distR="114300" simplePos="0" relativeHeight="251671552" behindDoc="0" locked="0" layoutInCell="1" allowOverlap="1" wp14:anchorId="6220009A" wp14:editId="4486AEC5">
+          <wp:anchor distT="0" distB="0" distL="114300" distR="114300" simplePos="0" relativeHeight="251671552" behindDoc="0" locked="0" layoutInCell="1" allowOverlap="1" wp14:anchorId="6220009A" wp14:editId="62E7F3B8">
             <wp:simplePos x="0" y="0"/>
             <wp:positionH relativeFrom="margin">
               <wp:align>left</wp:align>
@@ -38969,7 +39369,7 @@
                     </pic:cNvPicPr>
                   </pic:nvPicPr>
                   <pic:blipFill>
-                    <a:blip r:embed="rId47" cstate="print">
+                    <a:blip r:embed="rId48" cstate="print">
                       <a:extLst>
                         <a:ext uri="{28A0092B-C50C-407E-A947-70E740481C1C}">
                           <a14:useLocalDpi xmlns:a14="http://schemas.microsoft.com/office/drawing/2010/main" val="0"/>
@@ -39003,12 +39403,19 @@
         </w:rPr>
         <w:t>争议题1</w:t>
       </w:r>
-    </w:p>
-    <w:p>
-      <w:pPr>
-        <w:spacing w:beforeLines="50" w:before="156" w:after="0" w:line="360" w:lineRule="exact"/>
-        <w:rPr>
-          <w:rFonts w:hint="eastAsia"/>
+      <w:r>
+        <w:rPr>
+          <w:rFonts w:hint="eastAsia"/>
+          <w:sz w:val="24"/>
+          <w:szCs w:val="28"/>
+        </w:rPr>
+        <w:t>（AB是模糊加强，C是明确加强，优先级更高）</w:t>
+      </w:r>
+    </w:p>
+    <w:p>
+      <w:pPr>
+        <w:spacing w:beforeLines="50" w:before="156" w:after="0" w:line="360" w:lineRule="exact"/>
+        <w:rPr>
           <w:sz w:val="24"/>
           <w:szCs w:val="28"/>
         </w:rPr>
@@ -39025,6 +39432,72 @@
     <w:p>
       <w:pPr>
         <w:spacing w:beforeLines="50" w:before="156" w:after="0" w:line="360" w:lineRule="exact"/>
+        <w:rPr>
+          <w:sz w:val="24"/>
+          <w:szCs w:val="28"/>
+        </w:rPr>
+      </w:pPr>
+      <w:r>
+        <w:rPr>
+          <w:rFonts w:hint="eastAsia"/>
+          <w:sz w:val="24"/>
+          <w:szCs w:val="28"/>
+        </w:rPr>
+        <w:t>20260305：事实因果</w:t>
+      </w:r>
+    </w:p>
+    <w:p>
+      <w:pPr>
+        <w:spacing w:beforeLines="50" w:before="156" w:after="0" w:line="360" w:lineRule="exact"/>
+        <w:rPr>
+          <w:sz w:val="24"/>
+          <w:szCs w:val="28"/>
+        </w:rPr>
+      </w:pPr>
+      <w:r>
+        <w:rPr>
+          <w:sz w:val="24"/>
+          <w:szCs w:val="28"/>
+        </w:rPr>
+        <w:tab/>
+      </w:r>
+      <w:r>
+        <w:rPr>
+          <w:rFonts w:hint="eastAsia"/>
+          <w:sz w:val="24"/>
+          <w:szCs w:val="28"/>
+        </w:rPr>
+        <w:t>盐越多-&gt;越早死</w:t>
+      </w:r>
+    </w:p>
+    <w:p>
+      <w:pPr>
+        <w:spacing w:beforeLines="50" w:before="156" w:after="0" w:line="360" w:lineRule="exact"/>
+        <w:rPr>
+          <w:rFonts w:hint="eastAsia"/>
+          <w:sz w:val="24"/>
+          <w:szCs w:val="28"/>
+        </w:rPr>
+      </w:pPr>
+      <w:r>
+        <w:rPr>
+          <w:sz w:val="24"/>
+          <w:szCs w:val="28"/>
+        </w:rPr>
+        <w:tab/>
+      </w:r>
+      <w:r>
+        <w:rPr>
+          <w:rFonts w:hint="eastAsia"/>
+          <w:sz w:val="24"/>
+          <w:szCs w:val="28"/>
+        </w:rPr>
+        <w:t>盐越多-&gt;寿命越低</w:t>
+      </w:r>
+    </w:p>
+    <w:p>
+      <w:pPr>
+        <w:spacing w:beforeLines="50" w:before="156" w:after="0" w:line="360" w:lineRule="exact"/>
         <w:ind w:firstLine="221"/>
         <w:rPr>
           <w:rFonts w:hint="eastAsia"/>
@@ -39078,6 +39551,21 @@
         </w:rPr>
         <w:t>C争议选项，少加盐可以降低过早死。可以合理推出多加盐会增加过早死，正常加强论点第二部分。介于AB都是小小的，不太靠谱的加强，所以C最合适。</w:t>
       </w:r>
+      <w:r>
+        <w:rPr>
+          <w:sz w:val="24"/>
+          <w:szCs w:val="28"/>
+        </w:rPr>
+        <w:tab/>
+      </w:r>
+      <w:r>
+        <w:rPr>
+          <w:rFonts w:hint="eastAsia"/>
+          <w:sz w:val="24"/>
+          <w:szCs w:val="28"/>
+        </w:rPr>
+        <w:t>符合作用范围重复理论</w:t>
+      </w:r>
     </w:p>
     <w:p>
       <w:pPr>
@@ -39095,6 +39583,7 @@
           <w:sz w:val="24"/>
           <w:szCs w:val="28"/>
         </w:rPr>
+        <w:lastRenderedPageBreak/>
         <w:t>注：少加盐是以吃的咸为参照物的，降低死亡风险也是以吃的咸死的早为参展物的，所以可以反推过去</w:t>
       </w:r>
     </w:p>
@@ -39168,7 +39657,7 @@
                     </pic:cNvPicPr>
                   </pic:nvPicPr>
                   <pic:blipFill>
-                    <a:blip r:embed="rId48">
+                    <a:blip r:embed="rId49">
                       <a:extLst>
                         <a:ext uri="{28A0092B-C50C-407E-A947-70E740481C1C}">
                           <a14:useLocalDpi xmlns:a14="http://schemas.microsoft.com/office/drawing/2010/main" val="0"/>
@@ -39232,6 +39721,24 @@
           <w:sz w:val="24"/>
           <w:szCs w:val="28"/>
         </w:rPr>
+        <w:t>20260305：此处论点为推论因果，根据已知事实推论 推论因果之间的关系</w:t>
+      </w:r>
+    </w:p>
+    <w:p>
+      <w:pPr>
+        <w:spacing w:beforeLines="50" w:before="156" w:after="0" w:line="360" w:lineRule="exact"/>
+        <w:rPr>
+          <w:rFonts w:hint="eastAsia"/>
+          <w:sz w:val="24"/>
+          <w:szCs w:val="28"/>
+        </w:rPr>
+      </w:pPr>
+      <w:r>
+        <w:rPr>
+          <w:rFonts w:hint="eastAsia"/>
+          <w:sz w:val="24"/>
+          <w:szCs w:val="28"/>
+        </w:rPr>
         <w:t>题目提炼为：不及格的大多喜欢打游戏 -&gt; 打游戏容易导致不及格。</w:t>
       </w:r>
     </w:p>
@@ -39249,7 +39756,6 @@
           <w:sz w:val="24"/>
           <w:szCs w:val="28"/>
         </w:rPr>
-        <w:lastRenderedPageBreak/>
         <w:tab/>
       </w:r>
       <w:r>
@@ -39404,6 +39910,14 @@
           <w:szCs w:val="28"/>
         </w:rPr>
         <w:t>20260108增：90%的人打游戏，不及格的人里90%打游戏，说明不及格、及格、总人数里都是90%打游戏，说明不及格和打游戏无关。</w:t>
+      </w:r>
+      <w:r>
+        <w:rPr>
+          <w:rFonts w:hint="eastAsia"/>
+          <w:sz w:val="24"/>
+          <w:szCs w:val="28"/>
+        </w:rPr>
+        <w:t>（这个太绕了，不要求掌握），明确了这个后，确实A效果最强，完全杀死了</w:t>
       </w:r>
     </w:p>
     <w:p>
@@ -39613,7 +40127,6 @@
           <w:sz w:val="24"/>
           <w:szCs w:val="28"/>
         </w:rPr>
-        <w:lastRenderedPageBreak/>
         <w:t>B是他因削弱</w:t>
       </w:r>
     </w:p>
@@ -40106,6 +40619,7 @@
           <w:sz w:val="24"/>
           <w:szCs w:val="28"/>
         </w:rPr>
+        <w:lastRenderedPageBreak/>
         <w:t>D为扩大宣传，H地区许多冰雪项目会推出优惠组合套餐，吸引人们多次消费</w:t>
       </w:r>
     </w:p>
@@ -40350,7 +40864,6 @@
           <w:sz w:val="24"/>
           <w:szCs w:val="28"/>
         </w:rPr>
-        <w:lastRenderedPageBreak/>
         <w:t>按争议题2发现的理论，C选项讲的是地理位置和更多游客的关系。更多游客和论点第一部分可以合理关联。所以C选项有关。</w:t>
       </w:r>
     </w:p>
@@ -40552,7 +41065,7 @@
           <w:sz w:val="24"/>
           <w14:ligatures w14:val="none"/>
         </w:rPr>
-        <w:t>近来，国际大宗商品市场中，原油和天然气价格达到近十年以来的高位，锌矿价格也上涨了</w:t>
+        <w:t>近来，国际大宗商品市场中，原油和天然气价格达到近十年以来的高位，锌矿</w:t>
       </w:r>
       <w:r>
         <w:rPr>
@@ -40562,7 +41075,8 @@
           <w:sz w:val="24"/>
           <w14:ligatures w14:val="none"/>
         </w:rPr>
-        <w:t>7%</w:t>
+        <w:lastRenderedPageBreak/>
+        <w:t>价格也上涨了</w:t>
       </w:r>
       <w:r>
         <w:rPr>
@@ -40572,7 +41086,7 @@
           <w:sz w:val="24"/>
           <w14:ligatures w14:val="none"/>
         </w:rPr>
-        <w:t>左右，有分析人士认为，大宗商品市场将进入</w:t>
+        <w:t>7%</w:t>
       </w:r>
       <w:r>
         <w:rPr>
@@ -40582,7 +41096,7 @@
           <w:sz w:val="24"/>
           <w14:ligatures w14:val="none"/>
         </w:rPr>
-        <w:t>“</w:t>
+        <w:t>左右，有分析人士认为，大宗商品市场将进入</w:t>
       </w:r>
       <w:r>
         <w:rPr>
@@ -40592,7 +41106,7 @@
           <w:sz w:val="24"/>
           <w14:ligatures w14:val="none"/>
         </w:rPr>
-        <w:t>超级周期</w:t>
+        <w:t>“</w:t>
       </w:r>
       <w:r>
         <w:rPr>
@@ -40602,7 +41116,7 @@
           <w:sz w:val="24"/>
           <w14:ligatures w14:val="none"/>
         </w:rPr>
-        <w:t>”</w:t>
+        <w:t>超级周期</w:t>
       </w:r>
       <w:r>
         <w:rPr>
@@ -40612,7 +41126,7 @@
           <w:sz w:val="24"/>
           <w14:ligatures w14:val="none"/>
         </w:rPr>
-        <w:t>（大宗商品价格高于长期平均价格的时期）。从宏观层面看，大宗商品进入</w:t>
+        <w:t>”</w:t>
       </w:r>
       <w:r>
         <w:rPr>
@@ -40622,7 +41136,7 @@
           <w:sz w:val="24"/>
           <w14:ligatures w14:val="none"/>
         </w:rPr>
-        <w:t>“</w:t>
+        <w:t>（大宗商品价格高于长期平均价格的时期）。从宏观层面看，大宗商品进入</w:t>
       </w:r>
       <w:r>
         <w:rPr>
@@ -40632,7 +41146,7 @@
           <w:sz w:val="24"/>
           <w14:ligatures w14:val="none"/>
         </w:rPr>
-        <w:t>超级周期</w:t>
+        <w:t>“</w:t>
       </w:r>
       <w:r>
         <w:rPr>
@@ -40642,7 +41156,7 @@
           <w:sz w:val="24"/>
           <w14:ligatures w14:val="none"/>
         </w:rPr>
-        <w:t>”</w:t>
+        <w:t>超级周期</w:t>
       </w:r>
       <w:r>
         <w:rPr>
@@ -40652,7 +41166,7 @@
           <w:sz w:val="24"/>
           <w14:ligatures w14:val="none"/>
         </w:rPr>
-        <w:t>是全球经济出现新的增长动力的结果。历史上大宗商品进入</w:t>
+        <w:t>”</w:t>
       </w:r>
       <w:r>
         <w:rPr>
@@ -40662,7 +41176,7 @@
           <w:sz w:val="24"/>
           <w14:ligatures w14:val="none"/>
         </w:rPr>
-        <w:t>“</w:t>
+        <w:t>是全球经济出现新的增长动力的结果。历史上大宗商品进入</w:t>
       </w:r>
       <w:r>
         <w:rPr>
@@ -40672,7 +41186,7 @@
           <w:sz w:val="24"/>
           <w14:ligatures w14:val="none"/>
         </w:rPr>
-        <w:t>超级周期</w:t>
+        <w:t>“</w:t>
       </w:r>
       <w:r>
         <w:rPr>
@@ -40682,7 +41196,7 @@
           <w:sz w:val="24"/>
           <w14:ligatures w14:val="none"/>
         </w:rPr>
-        <w:t>”</w:t>
+        <w:t>超级周期</w:t>
       </w:r>
       <w:r>
         <w:rPr>
@@ -40692,12 +41206,9 @@
           <w:sz w:val="24"/>
           <w14:ligatures w14:val="none"/>
         </w:rPr>
-        <w:t>往往会带动全球经济复苏，这也预示着当下全球经济正在复苏。</w:t>
-      </w:r>
-    </w:p>
-    <w:p>
-      <w:pPr>
-        <w:spacing w:after="0" w:line="360" w:lineRule="exact"/>
+        <w:t>”</w:t>
+      </w:r>
+      <w:r>
         <w:rPr>
           <w:rFonts w:ascii="Segoe UI" w:eastAsia="宋体" w:hAnsi="Segoe UI" w:cs="Segoe UI"/>
           <w:color w:val="3C464F"/>
@@ -40705,8 +41216,12 @@
           <w:sz w:val="24"/>
           <w14:ligatures w14:val="none"/>
         </w:rPr>
-      </w:pPr>
-      <w:r>
+        <w:t>往往会带动全球经济复苏，这也预示着当下全球经济正在复苏。</w:t>
+      </w:r>
+    </w:p>
+    <w:p>
+      <w:pPr>
+        <w:spacing w:after="0" w:line="360" w:lineRule="exact"/>
         <w:rPr>
           <w:rFonts w:ascii="Segoe UI" w:eastAsia="宋体" w:hAnsi="Segoe UI" w:cs="Segoe UI"/>
           <w:color w:val="3C464F"/>
@@ -40714,124 +41229,8 @@
           <w:sz w:val="24"/>
           <w14:ligatures w14:val="none"/>
         </w:rPr>
-        <w:t>以下哪项如果为真，最能削弱上述论证？</w:t>
-      </w:r>
-    </w:p>
-    <w:p>
-      <w:pPr>
-        <w:spacing w:after="0" w:line="360" w:lineRule="exact"/>
-        <w:ind w:firstLineChars="200" w:firstLine="480"/>
-        <w:rPr>
-          <w:rFonts w:hint="eastAsia"/>
-          <w:sz w:val="24"/>
-          <w:szCs w:val="28"/>
-        </w:rPr>
-      </w:pPr>
-      <w:r>
-        <w:rPr>
-          <w:sz w:val="24"/>
-          <w:szCs w:val="28"/>
-        </w:rPr>
-        <w:t>A地缘政治的风险加剧了大宗商品供应的紧张局势，引发本轮大宗商品价格上涨</w:t>
-      </w:r>
-    </w:p>
-    <w:p>
-      <w:pPr>
-        <w:spacing w:after="0" w:line="360" w:lineRule="exact"/>
-        <w:ind w:firstLineChars="200" w:firstLine="480"/>
-        <w:rPr>
-          <w:rFonts w:hint="eastAsia"/>
-          <w:sz w:val="24"/>
-          <w:szCs w:val="28"/>
-        </w:rPr>
-      </w:pPr>
-      <w:r>
-        <w:rPr>
-          <w:sz w:val="24"/>
-          <w:szCs w:val="28"/>
-        </w:rPr>
-        <w:t>B飙升的天然气价格推高了化肥的主要成分——氨的价格，进而推高全球粮食价格</w:t>
-      </w:r>
-    </w:p>
-    <w:p>
-      <w:pPr>
-        <w:spacing w:after="0" w:line="360" w:lineRule="exact"/>
-        <w:ind w:firstLineChars="200" w:firstLine="480"/>
-        <w:rPr>
-          <w:rFonts w:hint="eastAsia"/>
-          <w:sz w:val="24"/>
-          <w:szCs w:val="28"/>
-        </w:rPr>
-      </w:pPr>
-      <w:r>
-        <w:rPr>
-          <w:sz w:val="24"/>
-          <w:szCs w:val="28"/>
-        </w:rPr>
-        <w:t>C全球经济将更注重环保，碳中和与碳达峰将改变能源产业格局，进而影响金属和原油产业的发展远景</w:t>
-      </w:r>
-    </w:p>
-    <w:p>
-      <w:pPr>
-        <w:spacing w:after="0" w:line="360" w:lineRule="exact"/>
-        <w:ind w:firstLineChars="200" w:firstLine="480"/>
-        <w:rPr>
-          <w:rFonts w:hint="eastAsia"/>
-          <w:sz w:val="24"/>
-          <w:szCs w:val="28"/>
-        </w:rPr>
-      </w:pPr>
-      <w:r>
-        <w:rPr>
-          <w:sz w:val="24"/>
-          <w:szCs w:val="28"/>
-        </w:rPr>
-        <w:t>D全球主要经济体正在加紧出台强有力的救市计划，以寻求本国新的经济增长动力</w:t>
-      </w:r>
-    </w:p>
-    <w:p>
-      <w:pPr>
-        <w:spacing w:after="0" w:line="360" w:lineRule="exact"/>
-        <w:ind w:firstLineChars="200" w:firstLine="480"/>
-        <w:rPr>
-          <w:rFonts w:hint="eastAsia"/>
-          <w:sz w:val="24"/>
-          <w:szCs w:val="28"/>
-        </w:rPr>
-      </w:pPr>
-    </w:p>
-    <w:p>
-      <w:pPr>
-        <w:spacing w:after="0" w:line="360" w:lineRule="exact"/>
-        <w:ind w:firstLineChars="200" w:firstLine="480"/>
-        <w:rPr>
-          <w:rFonts w:hint="eastAsia"/>
-          <w:sz w:val="24"/>
-          <w:szCs w:val="28"/>
-        </w:rPr>
-      </w:pPr>
-    </w:p>
-    <w:p>
-      <w:pPr>
-        <w:spacing w:after="0" w:line="360" w:lineRule="exact"/>
-        <w:rPr>
-          <w:rFonts w:hint="eastAsia"/>
-          <w:sz w:val="24"/>
-          <w:szCs w:val="28"/>
-        </w:rPr>
-      </w:pPr>
-      <w:r>
-        <w:rPr>
-          <w:rFonts w:hint="eastAsia"/>
-          <w:sz w:val="24"/>
-          <w:szCs w:val="28"/>
-        </w:rPr>
-        <w:t>难题3（答案是C）</w:t>
-      </w:r>
-    </w:p>
-    <w:p>
-      <w:pPr>
-        <w:spacing w:after="0" w:line="360" w:lineRule="exact"/>
+      </w:pPr>
+      <w:r>
         <w:rPr>
           <w:rFonts w:ascii="Segoe UI" w:eastAsia="宋体" w:hAnsi="Segoe UI" w:cs="Segoe UI"/>
           <w:color w:val="3C464F"/>
@@ -40839,8 +41238,156 @@
           <w:sz w:val="24"/>
           <w14:ligatures w14:val="none"/>
         </w:rPr>
-      </w:pPr>
-      <w:r>
+        <w:t>以下哪项如果为真，最能削弱上述论证？</w:t>
+      </w:r>
+    </w:p>
+    <w:p>
+      <w:pPr>
+        <w:spacing w:after="0" w:line="360" w:lineRule="exact"/>
+        <w:rPr>
+          <w:rFonts w:ascii="Segoe UI" w:eastAsia="宋体" w:hAnsi="Segoe UI" w:cs="Segoe UI" w:hint="eastAsia"/>
+          <w:color w:val="3C464F"/>
+          <w:kern w:val="0"/>
+          <w:sz w:val="24"/>
+          <w14:ligatures w14:val="none"/>
+        </w:rPr>
+      </w:pPr>
+      <w:r>
+        <w:rPr>
+          <w:rFonts w:ascii="Segoe UI" w:eastAsia="宋体" w:hAnsi="Segoe UI" w:cs="Segoe UI" w:hint="eastAsia"/>
+          <w:color w:val="3C464F"/>
+          <w:kern w:val="0"/>
+          <w:sz w:val="24"/>
+          <w14:ligatures w14:val="none"/>
+        </w:rPr>
+        <w:t>20260305</w:t>
+      </w:r>
+      <w:r>
+        <w:rPr>
+          <w:rFonts w:ascii="Segoe UI" w:eastAsia="宋体" w:hAnsi="Segoe UI" w:cs="Segoe UI" w:hint="eastAsia"/>
+          <w:color w:val="3C464F"/>
+          <w:kern w:val="0"/>
+          <w:sz w:val="24"/>
+          <w14:ligatures w14:val="none"/>
+        </w:rPr>
+        <w:t>：最后三行，是一个推论因果关系，这一说的是削弱论证，指的应该就是这一整个推论因果关系，而不是论点</w:t>
+      </w:r>
+    </w:p>
+    <w:p>
+      <w:pPr>
+        <w:spacing w:after="0" w:line="360" w:lineRule="exact"/>
+        <w:ind w:firstLineChars="200" w:firstLine="480"/>
+        <w:rPr>
+          <w:rFonts w:hint="eastAsia"/>
+          <w:sz w:val="24"/>
+          <w:szCs w:val="28"/>
+        </w:rPr>
+      </w:pPr>
+      <w:r>
+        <w:rPr>
+          <w:sz w:val="24"/>
+          <w:szCs w:val="28"/>
+        </w:rPr>
+        <w:t>A地缘政治的风险加剧了大宗商品供应的紧张局势，引发本轮大宗商品价格上涨</w:t>
+      </w:r>
+    </w:p>
+    <w:p>
+      <w:pPr>
+        <w:spacing w:after="0" w:line="360" w:lineRule="exact"/>
+        <w:ind w:firstLineChars="200" w:firstLine="480"/>
+        <w:rPr>
+          <w:rFonts w:hint="eastAsia"/>
+          <w:sz w:val="24"/>
+          <w:szCs w:val="28"/>
+        </w:rPr>
+      </w:pPr>
+      <w:r>
+        <w:rPr>
+          <w:sz w:val="24"/>
+          <w:szCs w:val="28"/>
+        </w:rPr>
+        <w:t>B飙升的天然气价格推高了化肥的主要成分——氨的价格，进而推高全球粮食价格</w:t>
+      </w:r>
+    </w:p>
+    <w:p>
+      <w:pPr>
+        <w:spacing w:after="0" w:line="360" w:lineRule="exact"/>
+        <w:ind w:firstLineChars="200" w:firstLine="480"/>
+        <w:rPr>
+          <w:rFonts w:hint="eastAsia"/>
+          <w:sz w:val="24"/>
+          <w:szCs w:val="28"/>
+        </w:rPr>
+      </w:pPr>
+      <w:r>
+        <w:rPr>
+          <w:sz w:val="24"/>
+          <w:szCs w:val="28"/>
+        </w:rPr>
+        <w:t>C全球经济将更注重环保，碳中和与碳达峰将改变能源产业格局，进而影响金属和原油产业的发展远景</w:t>
+      </w:r>
+    </w:p>
+    <w:p>
+      <w:pPr>
+        <w:spacing w:after="0" w:line="360" w:lineRule="exact"/>
+        <w:ind w:firstLineChars="200" w:firstLine="480"/>
+        <w:rPr>
+          <w:rFonts w:hint="eastAsia"/>
+          <w:sz w:val="24"/>
+          <w:szCs w:val="28"/>
+        </w:rPr>
+      </w:pPr>
+      <w:r>
+        <w:rPr>
+          <w:sz w:val="24"/>
+          <w:szCs w:val="28"/>
+        </w:rPr>
+        <w:t>D全球主要经济体正在加紧出台强有力的救市计划，以寻求本国新的经济增长动力</w:t>
+      </w:r>
+    </w:p>
+    <w:p>
+      <w:pPr>
+        <w:spacing w:after="0" w:line="360" w:lineRule="exact"/>
+        <w:ind w:firstLineChars="200" w:firstLine="480"/>
+        <w:rPr>
+          <w:rFonts w:hint="eastAsia"/>
+          <w:sz w:val="24"/>
+          <w:szCs w:val="28"/>
+        </w:rPr>
+      </w:pPr>
+    </w:p>
+    <w:p>
+      <w:pPr>
+        <w:spacing w:after="0" w:line="360" w:lineRule="exact"/>
+        <w:ind w:firstLineChars="200" w:firstLine="480"/>
+        <w:rPr>
+          <w:rFonts w:hint="eastAsia"/>
+          <w:sz w:val="24"/>
+          <w:szCs w:val="28"/>
+        </w:rPr>
+      </w:pPr>
+    </w:p>
+    <w:p>
+      <w:pPr>
+        <w:spacing w:after="0" w:line="360" w:lineRule="exact"/>
+        <w:rPr>
+          <w:rFonts w:hint="eastAsia"/>
+          <w:sz w:val="24"/>
+          <w:szCs w:val="28"/>
+        </w:rPr>
+      </w:pPr>
+      <w:r>
+        <w:rPr>
+          <w:rFonts w:hint="eastAsia"/>
+          <w:sz w:val="24"/>
+          <w:szCs w:val="28"/>
+        </w:rPr>
+        <w:t>难题3（答案是C）</w:t>
+      </w:r>
+    </w:p>
+    <w:p>
+      <w:pPr>
+        <w:spacing w:after="0" w:line="360" w:lineRule="exact"/>
         <w:rPr>
           <w:rFonts w:ascii="Segoe UI" w:eastAsia="宋体" w:hAnsi="Segoe UI" w:cs="Segoe UI"/>
           <w:color w:val="3C464F"/>
@@ -40848,8 +41395,7 @@
           <w:sz w:val="24"/>
           <w14:ligatures w14:val="none"/>
         </w:rPr>
-        <w:t>考古人员发现了近</w:t>
-      </w:r>
+      </w:pPr>
       <w:r>
         <w:rPr>
           <w:rFonts w:ascii="Segoe UI" w:eastAsia="宋体" w:hAnsi="Segoe UI" w:cs="Segoe UI"/>
@@ -40858,7 +41404,7 @@
           <w:sz w:val="24"/>
           <w14:ligatures w14:val="none"/>
         </w:rPr>
-        <w:t>300</w:t>
+        <w:t>考古人员发现了近</w:t>
       </w:r>
       <w:r>
         <w:rPr>
@@ -40868,7 +41414,7 @@
           <w:sz w:val="24"/>
           <w14:ligatures w14:val="none"/>
         </w:rPr>
-        <w:t>枚</w:t>
+        <w:t>300</w:t>
       </w:r>
       <w:r>
         <w:rPr>
@@ -40878,7 +41424,7 @@
           <w:sz w:val="24"/>
           <w14:ligatures w14:val="none"/>
         </w:rPr>
-        <w:t>16</w:t>
+        <w:t>枚</w:t>
       </w:r>
       <w:r>
         <w:rPr>
@@ -40888,7 +41434,7 @@
           <w:sz w:val="24"/>
           <w14:ligatures w14:val="none"/>
         </w:rPr>
-        <w:t>亿年前的丝状体生物化石，这些丝状体均由巨型</w:t>
+        <w:t>16</w:t>
       </w:r>
       <w:r>
         <w:rPr>
@@ -40898,8 +41444,7 @@
           <w:sz w:val="24"/>
           <w14:ligatures w14:val="none"/>
         </w:rPr>
-        <w:lastRenderedPageBreak/>
-        <w:t>细胞组成，直径</w:t>
+        <w:t>亿年前的丝状体生物化石，这些丝状体均由巨型细胞组成，直径</w:t>
       </w:r>
       <w:r>
         <w:rPr>
@@ -41087,7 +41632,16 @@
           <w:sz w:val="24"/>
           <w:szCs w:val="28"/>
         </w:rPr>
-        <w:t>原证明论点的逻辑链条不完善，需加一个来进行完善，一般是搭桥，而绝非单纯的加强论点！</w:t>
+        <w:t>原证明论点的逻辑链条不完善，需加一个来进行完善，一般是搭桥，而绝</w:t>
+      </w:r>
+      <w:r>
+        <w:rPr>
+          <w:rFonts w:hint="eastAsia"/>
+          <w:sz w:val="24"/>
+          <w:szCs w:val="28"/>
+        </w:rPr>
+        <w:lastRenderedPageBreak/>
+        <w:t>非单纯的加强论点！</w:t>
       </w:r>
     </w:p>
     <w:p>
@@ -41510,7 +42064,6 @@
           <w:sz w:val="24"/>
           <w:szCs w:val="28"/>
         </w:rPr>
-        <w:lastRenderedPageBreak/>
         <w:t>注：D也是必要条件，但是加上这个不足以使逻辑链条完善</w:t>
       </w:r>
     </w:p>
@@ -41554,7 +42107,7 @@
           <w:szCs w:val="28"/>
         </w:rPr>
         <w:drawing>
-          <wp:anchor distT="0" distB="0" distL="114300" distR="114300" simplePos="0" relativeHeight="251711488" behindDoc="0" locked="0" layoutInCell="1" allowOverlap="1" wp14:anchorId="41FFBFA7" wp14:editId="04BC3D42">
+          <wp:anchor distT="0" distB="0" distL="114300" distR="114300" simplePos="0" relativeHeight="251711488" behindDoc="0" locked="0" layoutInCell="1" allowOverlap="1" wp14:anchorId="41FFBFA7" wp14:editId="1B994B3C">
             <wp:simplePos x="0" y="0"/>
             <wp:positionH relativeFrom="column">
               <wp:posOffset>211455</wp:posOffset>
@@ -41577,7 +42130,7 @@
                     <pic:cNvPicPr/>
                   </pic:nvPicPr>
                   <pic:blipFill>
-                    <a:blip r:embed="rId49" cstate="print">
+                    <a:blip r:embed="rId50" cstate="print">
                       <a:extLst>
                         <a:ext uri="{28A0092B-C50C-407E-A947-70E740481C1C}">
                           <a14:useLocalDpi xmlns:a14="http://schemas.microsoft.com/office/drawing/2010/main" val="0"/>
@@ -41725,7 +42278,16 @@
           <w:sz w:val="24"/>
           <w:szCs w:val="28"/>
         </w:rPr>
-        <w:t>某机构对在广州有创业、就业、实习等经历的港澳青年进行调查，结果显示，有留穗发展意愿的港澳青年比例占七成以上；九成港澳青年通过实习了解和认识广州；有超过一半的港澳青年非常看好粤港澳大湾区的发展前景。因此，来广州实习有助于港澳青年获得对粤港澳大湾区的认同感。</w:t>
+        <w:t>某机构对在广州有创业、就业、实习等经历的港澳青年进行调查，结果显示，有留穗发展意愿的港澳青年比例占七成以上；九成港澳青年通过实习</w:t>
+      </w:r>
+      <w:r>
+        <w:rPr>
+          <w:rFonts w:hint="eastAsia"/>
+          <w:sz w:val="24"/>
+          <w:szCs w:val="28"/>
+        </w:rPr>
+        <w:lastRenderedPageBreak/>
+        <w:t>了解和认识广州；有超过一半的港澳青年非常看好粤港澳大湾区的发展前景。因此，来广州实习有助于港澳青年获得对粤港澳大湾区的认同感。</w:t>
       </w:r>
     </w:p>
     <w:p>
@@ -42002,7 +42564,6 @@
           <w:sz w:val="24"/>
           <w:szCs w:val="28"/>
         </w:rPr>
-        <w:lastRenderedPageBreak/>
         <w:t>以下各项如果为真，不属于上述结论必要前提的是：</w:t>
       </w:r>
     </w:p>
@@ -42066,151 +42627,6 @@
                 <pic:pic xmlns:pic="http://schemas.openxmlformats.org/drawingml/2006/picture">
                   <pic:nvPicPr>
                     <pic:cNvPr id="0" name="Picture 11"/>
-                    <pic:cNvPicPr>
-                      <a:picLocks noChangeAspect="1" noChangeArrowheads="1"/>
-                    </pic:cNvPicPr>
-                  </pic:nvPicPr>
-                  <pic:blipFill>
-                    <a:blip r:embed="rId50">
-                      <a:extLst>
-                        <a:ext uri="{28A0092B-C50C-407E-A947-70E740481C1C}">
-                          <a14:useLocalDpi xmlns:a14="http://schemas.microsoft.com/office/drawing/2010/main" val="0"/>
-                        </a:ext>
-                      </a:extLst>
-                    </a:blip>
-                    <a:srcRect/>
-                    <a:stretch>
-                      <a:fillRect/>
-                    </a:stretch>
-                  </pic:blipFill>
-                  <pic:spPr bwMode="auto">
-                    <a:xfrm>
-                      <a:off x="0" y="0"/>
-                      <a:ext cx="312420" cy="220980"/>
-                    </a:xfrm>
-                    <a:prstGeom prst="rect">
-                      <a:avLst/>
-                    </a:prstGeom>
-                    <a:noFill/>
-                    <a:ln>
-                      <a:noFill/>
-                    </a:ln>
-                  </pic:spPr>
-                </pic:pic>
-              </a:graphicData>
-            </a:graphic>
-          </wp:inline>
-        </w:drawing>
-      </w:r>
-      <w:r>
-        <w:rPr>
-          <w:sz w:val="24"/>
-          <w:szCs w:val="28"/>
-        </w:rPr>
-        <w:t>，甚至在其完全形成前就能检测到</w:t>
-      </w:r>
-    </w:p>
-    <w:p>
-      <w:pPr>
-        <w:pStyle w:val="ae"/>
-        <w:numPr>
-          <w:ilvl w:val="0"/>
-          <w:numId w:val="27"/>
-        </w:numPr>
-        <w:spacing w:beforeLines="50" w:before="156" w:after="0" w:line="360" w:lineRule="exact"/>
-        <w:rPr>
-          <w:rFonts w:hint="eastAsia"/>
-          <w:sz w:val="24"/>
-          <w:szCs w:val="28"/>
-        </w:rPr>
-      </w:pPr>
-      <w:r>
-        <w:rPr>
-          <w:sz w:val="24"/>
-          <w:szCs w:val="28"/>
-        </w:rPr>
-        <w:t>B</w:t>
-      </w:r>
-    </w:p>
-    <w:p>
-      <w:pPr>
-        <w:pStyle w:val="ae"/>
-        <w:spacing w:beforeLines="50" w:before="156" w:line="360" w:lineRule="exact"/>
-        <w:ind w:left="578"/>
-        <w:rPr>
-          <w:rFonts w:hint="eastAsia"/>
-          <w:sz w:val="24"/>
-          <w:szCs w:val="28"/>
-        </w:rPr>
-      </w:pPr>
-      <w:r>
-        <w:rPr>
-          <w:sz w:val="24"/>
-          <w:szCs w:val="28"/>
-        </w:rPr>
-        <w:t>从卫星图像中看，逗点状云系因其外形类似于逗号而得名，与气旋的形成密切相关</w:t>
-      </w:r>
-    </w:p>
-    <w:p>
-      <w:pPr>
-        <w:pStyle w:val="ae"/>
-        <w:numPr>
-          <w:ilvl w:val="0"/>
-          <w:numId w:val="27"/>
-        </w:numPr>
-        <w:spacing w:beforeLines="50" w:before="156" w:after="0" w:line="360" w:lineRule="exact"/>
-        <w:rPr>
-          <w:rFonts w:hint="eastAsia"/>
-          <w:sz w:val="24"/>
-          <w:szCs w:val="28"/>
-        </w:rPr>
-      </w:pPr>
-      <w:r>
-        <w:rPr>
-          <w:sz w:val="24"/>
-          <w:szCs w:val="28"/>
-        </w:rPr>
-        <w:t>C</w:t>
-      </w:r>
-    </w:p>
-    <w:p>
-      <w:pPr>
-        <w:pStyle w:val="ae"/>
-        <w:spacing w:beforeLines="50" w:before="156" w:line="360" w:lineRule="exact"/>
-        <w:ind w:left="578"/>
-        <w:rPr>
-          <w:rFonts w:hint="eastAsia"/>
-          <w:sz w:val="24"/>
-          <w:szCs w:val="28"/>
-        </w:rPr>
-      </w:pPr>
-      <w:r>
-        <w:rPr>
-          <w:sz w:val="24"/>
-          <w:szCs w:val="28"/>
-        </w:rPr>
-        <w:t>该计算模型如与其他天气预报模型相结合，将能有效地预测出</w:t>
-      </w:r>
-      <w:r>
-        <w:rPr>
-          <w:rFonts w:hint="eastAsia"/>
-          <w:noProof/>
-          <w:sz w:val="24"/>
-          <w:szCs w:val="28"/>
-        </w:rPr>
-        <w:drawing>
-          <wp:inline distT="0" distB="0" distL="0" distR="0" wp14:anchorId="22A82028" wp14:editId="1622D40E">
-            <wp:extent cx="312420" cy="220980"/>
-            <wp:effectExtent l="0" t="0" r="0" b="7620"/>
-            <wp:docPr id="1370307783" name="图片 3"/>
-            <wp:cNvGraphicFramePr>
-              <a:graphicFrameLocks xmlns:a="http://schemas.openxmlformats.org/drawingml/2006/main" noChangeAspect="1"/>
-            </wp:cNvGraphicFramePr>
-            <a:graphic xmlns:a="http://schemas.openxmlformats.org/drawingml/2006/main">
-              <a:graphicData uri="http://schemas.openxmlformats.org/drawingml/2006/picture">
-                <pic:pic xmlns:pic="http://schemas.openxmlformats.org/drawingml/2006/picture">
-                  <pic:nvPicPr>
-                    <pic:cNvPr id="0" name="Picture 12"/>
                     <pic:cNvPicPr>
                       <a:picLocks noChangeAspect="1" noChangeArrowheads="1"/>
                     </pic:cNvPicPr>
@@ -42252,7 +42668,7 @@
           <w:sz w:val="24"/>
           <w:szCs w:val="28"/>
         </w:rPr>
-        <w:t>的恶劣天气事件</w:t>
+        <w:t>，甚至在其完全形成前就能检测到</w:t>
       </w:r>
     </w:p>
     <w:p>
@@ -42274,7 +42690,7 @@
           <w:sz w:val="24"/>
           <w:szCs w:val="28"/>
         </w:rPr>
-        <w:t>D</w:t>
+        <w:t>B</w:t>
       </w:r>
     </w:p>
     <w:p>
@@ -42293,6 +42709,151 @@
           <w:sz w:val="24"/>
           <w:szCs w:val="28"/>
         </w:rPr>
+        <w:t>从卫星图像中看，逗点状云系因其外形类似于逗号而得名，与气旋的形成密切相关</w:t>
+      </w:r>
+    </w:p>
+    <w:p>
+      <w:pPr>
+        <w:pStyle w:val="ae"/>
+        <w:numPr>
+          <w:ilvl w:val="0"/>
+          <w:numId w:val="27"/>
+        </w:numPr>
+        <w:spacing w:beforeLines="50" w:before="156" w:after="0" w:line="360" w:lineRule="exact"/>
+        <w:rPr>
+          <w:rFonts w:hint="eastAsia"/>
+          <w:sz w:val="24"/>
+          <w:szCs w:val="28"/>
+        </w:rPr>
+      </w:pPr>
+      <w:r>
+        <w:rPr>
+          <w:sz w:val="24"/>
+          <w:szCs w:val="28"/>
+        </w:rPr>
+        <w:t>C</w:t>
+      </w:r>
+    </w:p>
+    <w:p>
+      <w:pPr>
+        <w:pStyle w:val="ae"/>
+        <w:spacing w:beforeLines="50" w:before="156" w:line="360" w:lineRule="exact"/>
+        <w:ind w:left="578"/>
+        <w:rPr>
+          <w:rFonts w:hint="eastAsia"/>
+          <w:sz w:val="24"/>
+          <w:szCs w:val="28"/>
+        </w:rPr>
+      </w:pPr>
+      <w:r>
+        <w:rPr>
+          <w:sz w:val="24"/>
+          <w:szCs w:val="28"/>
+        </w:rPr>
+        <w:t>该计算模型如与其他天气预报模型相结合，将能有效地预测出</w:t>
+      </w:r>
+      <w:r>
+        <w:rPr>
+          <w:rFonts w:hint="eastAsia"/>
+          <w:noProof/>
+          <w:sz w:val="24"/>
+          <w:szCs w:val="28"/>
+        </w:rPr>
+        <w:drawing>
+          <wp:inline distT="0" distB="0" distL="0" distR="0" wp14:anchorId="22A82028" wp14:editId="1622D40E">
+            <wp:extent cx="312420" cy="220980"/>
+            <wp:effectExtent l="0" t="0" r="0" b="7620"/>
+            <wp:docPr id="1370307783" name="图片 3"/>
+            <wp:cNvGraphicFramePr>
+              <a:graphicFrameLocks xmlns:a="http://schemas.openxmlformats.org/drawingml/2006/main" noChangeAspect="1"/>
+            </wp:cNvGraphicFramePr>
+            <a:graphic xmlns:a="http://schemas.openxmlformats.org/drawingml/2006/main">
+              <a:graphicData uri="http://schemas.openxmlformats.org/drawingml/2006/picture">
+                <pic:pic xmlns:pic="http://schemas.openxmlformats.org/drawingml/2006/picture">
+                  <pic:nvPicPr>
+                    <pic:cNvPr id="0" name="Picture 12"/>
+                    <pic:cNvPicPr>
+                      <a:picLocks noChangeAspect="1" noChangeArrowheads="1"/>
+                    </pic:cNvPicPr>
+                  </pic:nvPicPr>
+                  <pic:blipFill>
+                    <a:blip r:embed="rId52">
+                      <a:extLst>
+                        <a:ext uri="{28A0092B-C50C-407E-A947-70E740481C1C}">
+                          <a14:useLocalDpi xmlns:a14="http://schemas.microsoft.com/office/drawing/2010/main" val="0"/>
+                        </a:ext>
+                      </a:extLst>
+                    </a:blip>
+                    <a:srcRect/>
+                    <a:stretch>
+                      <a:fillRect/>
+                    </a:stretch>
+                  </pic:blipFill>
+                  <pic:spPr bwMode="auto">
+                    <a:xfrm>
+                      <a:off x="0" y="0"/>
+                      <a:ext cx="312420" cy="220980"/>
+                    </a:xfrm>
+                    <a:prstGeom prst="rect">
+                      <a:avLst/>
+                    </a:prstGeom>
+                    <a:noFill/>
+                    <a:ln>
+                      <a:noFill/>
+                    </a:ln>
+                  </pic:spPr>
+                </pic:pic>
+              </a:graphicData>
+            </a:graphic>
+          </wp:inline>
+        </w:drawing>
+      </w:r>
+      <w:r>
+        <w:rPr>
+          <w:sz w:val="24"/>
+          <w:szCs w:val="28"/>
+        </w:rPr>
+        <w:t>的恶劣天气事件</w:t>
+      </w:r>
+    </w:p>
+    <w:p>
+      <w:pPr>
+        <w:pStyle w:val="ae"/>
+        <w:numPr>
+          <w:ilvl w:val="0"/>
+          <w:numId w:val="27"/>
+        </w:numPr>
+        <w:spacing w:beforeLines="50" w:before="156" w:after="0" w:line="360" w:lineRule="exact"/>
+        <w:rPr>
+          <w:rFonts w:hint="eastAsia"/>
+          <w:sz w:val="24"/>
+          <w:szCs w:val="28"/>
+        </w:rPr>
+      </w:pPr>
+      <w:r>
+        <w:rPr>
+          <w:sz w:val="24"/>
+          <w:szCs w:val="28"/>
+        </w:rPr>
+        <w:t>D</w:t>
+      </w:r>
+    </w:p>
+    <w:p>
+      <w:pPr>
+        <w:pStyle w:val="ae"/>
+        <w:spacing w:beforeLines="50" w:before="156" w:line="360" w:lineRule="exact"/>
+        <w:ind w:left="578"/>
+        <w:rPr>
+          <w:rFonts w:hint="eastAsia"/>
+          <w:sz w:val="24"/>
+          <w:szCs w:val="28"/>
+        </w:rPr>
+      </w:pPr>
+      <w:r>
+        <w:rPr>
+          <w:sz w:val="24"/>
+          <w:szCs w:val="28"/>
+        </w:rPr>
         <w:t>气象学认为气旋的形成可导致冰雹雷暴、大风和暴风雨等各种恶劣天气事件发生</w:t>
       </w:r>
     </w:p>
@@ -42338,7 +42899,15 @@
           <w:sz w:val="24"/>
           <w:szCs w:val="28"/>
         </w:rPr>
-        <w:t>景德镇是著名的瓷器之都，一条名为昌河的河流从景德镇北方流过。船通过昌河进入鄱阳湖再进入长江，最终入海把景德镇的瓷器行销世界。为什么瓷器的辉煌是在景德镇？专家认为，这与景德镇地处河流密布的水运区紧密相关。</w:t>
+        <w:t>景德镇是著名的瓷器之都，一条名为昌河的河流从景德镇北方流过。船通过昌河进入鄱阳湖再进入长江，最终入海把景德镇的瓷器行销世界。为什么瓷器的辉煌是在景德镇？专家认为，这与景德镇地处河流密布的水运区</w:t>
+      </w:r>
+      <w:r>
+        <w:rPr>
+          <w:sz w:val="24"/>
+          <w:szCs w:val="28"/>
+        </w:rPr>
+        <w:lastRenderedPageBreak/>
+        <w:t>紧密相关。</w:t>
       </w:r>
     </w:p>
     <w:p>
@@ -42703,7 +43272,6 @@
           <w:sz w:val="24"/>
           <w:szCs w:val="28"/>
         </w:rPr>
-        <w:lastRenderedPageBreak/>
         <w:t>只有才：必要条件</w:t>
       </w:r>
     </w:p>
@@ -42814,7 +43382,7 @@
                     </pic:cNvPicPr>
                   </pic:nvPicPr>
                   <pic:blipFill>
-                    <a:blip r:embed="rId52">
+                    <a:blip r:embed="rId53">
                       <a:extLst>
                         <a:ext uri="{28A0092B-C50C-407E-A947-70E740481C1C}">
                           <a14:useLocalDpi xmlns:a14="http://schemas.microsoft.com/office/drawing/2010/main" val="0"/>
@@ -42919,7 +43487,7 @@
                     </pic:cNvPicPr>
                   </pic:nvPicPr>
                   <pic:blipFill>
-                    <a:blip r:embed="rId52">
+                    <a:blip r:embed="rId53">
                       <a:extLst>
                         <a:ext uri="{28A0092B-C50C-407E-A947-70E740481C1C}">
                           <a14:useLocalDpi xmlns:a14="http://schemas.microsoft.com/office/drawing/2010/main" val="0"/>
@@ -43005,7 +43573,7 @@
                     </pic:cNvPicPr>
                   </pic:nvPicPr>
                   <pic:blipFill>
-                    <a:blip r:embed="rId52">
+                    <a:blip r:embed="rId53">
                       <a:extLst>
                         <a:ext uri="{28A0092B-C50C-407E-A947-70E740481C1C}">
                           <a14:useLocalDpi xmlns:a14="http://schemas.microsoft.com/office/drawing/2010/main" val="0"/>
@@ -43091,7 +43659,7 @@
                     </pic:cNvPicPr>
                   </pic:nvPicPr>
                   <pic:blipFill>
-                    <a:blip r:embed="rId52">
+                    <a:blip r:embed="rId53">
                       <a:extLst>
                         <a:ext uri="{28A0092B-C50C-407E-A947-70E740481C1C}">
                           <a14:useLocalDpi xmlns:a14="http://schemas.microsoft.com/office/drawing/2010/main" val="0"/>
@@ -43177,7 +43745,7 @@
                     </pic:cNvPicPr>
                   </pic:nvPicPr>
                   <pic:blipFill>
-                    <a:blip r:embed="rId52">
+                    <a:blip r:embed="rId53">
                       <a:extLst>
                         <a:ext uri="{28A0092B-C50C-407E-A947-70E740481C1C}">
                           <a14:useLocalDpi xmlns:a14="http://schemas.microsoft.com/office/drawing/2010/main" val="0"/>
@@ -43279,7 +43847,15 @@
           <w:sz w:val="24"/>
           <w:szCs w:val="28"/>
         </w:rPr>
-        <w:t>没有空气（A）→ 人就没法呼吸（B）、没法运动（C）、没法正常工作（D）</w:t>
+        <w:t>没有空气（A）→ 人就没法呼吸（B）、没法运动（C）、没法</w:t>
+      </w:r>
+      <w:r>
+        <w:rPr>
+          <w:sz w:val="24"/>
+          <w:szCs w:val="28"/>
+        </w:rPr>
+        <w:lastRenderedPageBreak/>
+        <w:t>正常工作（D）</w:t>
       </w:r>
     </w:p>
     <w:p>
@@ -43340,6 +43916,14 @@
           <w:szCs w:val="28"/>
         </w:rPr>
       </w:pPr>
+      <w:r>
+        <w:rPr>
+          <w:rFonts w:hint="eastAsia"/>
+          <w:sz w:val="24"/>
+          <w:szCs w:val="28"/>
+        </w:rPr>
+        <w:t>20260305感觉这题和细节判断差不多</w:t>
+      </w:r>
     </w:p>
     <w:p>
       <w:pPr>
@@ -43538,140 +44122,6 @@
                 <pic:pic xmlns:pic="http://schemas.openxmlformats.org/drawingml/2006/picture">
                   <pic:nvPicPr>
                     <pic:cNvPr id="0" name="Picture 50"/>
-                    <pic:cNvPicPr>
-                      <a:picLocks noChangeAspect="1" noChangeArrowheads="1"/>
-                    </pic:cNvPicPr>
-                  </pic:nvPicPr>
-                  <pic:blipFill>
-                    <a:blip r:embed="rId53">
-                      <a:extLst>
-                        <a:ext uri="{28A0092B-C50C-407E-A947-70E740481C1C}">
-                          <a14:useLocalDpi xmlns:a14="http://schemas.microsoft.com/office/drawing/2010/main" val="0"/>
-                        </a:ext>
-                      </a:extLst>
-                    </a:blip>
-                    <a:srcRect/>
-                    <a:stretch>
-                      <a:fillRect/>
-                    </a:stretch>
-                  </pic:blipFill>
-                  <pic:spPr bwMode="auto">
-                    <a:xfrm>
-                      <a:off x="0" y="0"/>
-                      <a:ext cx="403860" cy="220980"/>
-                    </a:xfrm>
-                    <a:prstGeom prst="rect">
-                      <a:avLst/>
-                    </a:prstGeom>
-                    <a:noFill/>
-                    <a:ln>
-                      <a:noFill/>
-                    </a:ln>
-                  </pic:spPr>
-                </pic:pic>
-              </a:graphicData>
-            </a:graphic>
-          </wp:inline>
-        </w:drawing>
-      </w:r>
-      <w:r>
-        <w:rPr>
-          <w:sz w:val="24"/>
-          <w:szCs w:val="28"/>
-        </w:rPr>
-        <w:t>的温度范围内都不会发生任何变化，但是当温度超过</w:t>
-      </w:r>
-      <w:r>
-        <w:rPr>
-          <w:rFonts w:hint="eastAsia"/>
-          <w:noProof/>
-          <w:sz w:val="24"/>
-          <w:szCs w:val="28"/>
-        </w:rPr>
-        <w:drawing>
-          <wp:inline distT="0" distB="0" distL="0" distR="0" wp14:anchorId="0FF1C437" wp14:editId="49012CF3">
-            <wp:extent cx="403860" cy="220980"/>
-            <wp:effectExtent l="0" t="0" r="0" b="7620"/>
-            <wp:docPr id="489743763" name="图片 17"/>
-            <wp:cNvGraphicFramePr>
-              <a:graphicFrameLocks xmlns:a="http://schemas.openxmlformats.org/drawingml/2006/main" noChangeAspect="1"/>
-            </wp:cNvGraphicFramePr>
-            <a:graphic xmlns:a="http://schemas.openxmlformats.org/drawingml/2006/main">
-              <a:graphicData uri="http://schemas.openxmlformats.org/drawingml/2006/picture">
-                <pic:pic xmlns:pic="http://schemas.openxmlformats.org/drawingml/2006/picture">
-                  <pic:nvPicPr>
-                    <pic:cNvPr id="0" name="Picture 51"/>
-                    <pic:cNvPicPr>
-                      <a:picLocks noChangeAspect="1" noChangeArrowheads="1"/>
-                    </pic:cNvPicPr>
-                  </pic:nvPicPr>
-                  <pic:blipFill>
-                    <a:blip r:embed="rId53">
-                      <a:extLst>
-                        <a:ext uri="{28A0092B-C50C-407E-A947-70E740481C1C}">
-                          <a14:useLocalDpi xmlns:a14="http://schemas.microsoft.com/office/drawing/2010/main" val="0"/>
-                        </a:ext>
-                      </a:extLst>
-                    </a:blip>
-                    <a:srcRect/>
-                    <a:stretch>
-                      <a:fillRect/>
-                    </a:stretch>
-                  </pic:blipFill>
-                  <pic:spPr bwMode="auto">
-                    <a:xfrm>
-                      <a:off x="0" y="0"/>
-                      <a:ext cx="403860" cy="220980"/>
-                    </a:xfrm>
-                    <a:prstGeom prst="rect">
-                      <a:avLst/>
-                    </a:prstGeom>
-                    <a:noFill/>
-                    <a:ln>
-                      <a:noFill/>
-                    </a:ln>
-                  </pic:spPr>
-                </pic:pic>
-              </a:graphicData>
-            </a:graphic>
-          </wp:inline>
-        </w:drawing>
-      </w:r>
-      <w:r>
-        <w:rPr>
-          <w:sz w:val="24"/>
-          <w:szCs w:val="28"/>
-        </w:rPr>
-        <w:t>时，涂层逐渐向不稳定状态</w:t>
-      </w:r>
-      <w:r>
-        <w:rPr>
-          <w:sz w:val="24"/>
-          <w:szCs w:val="28"/>
-        </w:rPr>
-        <w:lastRenderedPageBreak/>
-        <w:t>转变，当温度超过</w:t>
-      </w:r>
-      <w:r>
-        <w:rPr>
-          <w:rFonts w:hint="eastAsia"/>
-          <w:noProof/>
-          <w:sz w:val="24"/>
-          <w:szCs w:val="28"/>
-        </w:rPr>
-        <w:drawing>
-          <wp:inline distT="0" distB="0" distL="0" distR="0" wp14:anchorId="4D263E3E" wp14:editId="4F2EB3CE">
-            <wp:extent cx="403860" cy="220980"/>
-            <wp:effectExtent l="0" t="0" r="0" b="7620"/>
-            <wp:docPr id="1771236079" name="图片 16"/>
-            <wp:cNvGraphicFramePr>
-              <a:graphicFrameLocks xmlns:a="http://schemas.openxmlformats.org/drawingml/2006/main" noChangeAspect="1"/>
-            </wp:cNvGraphicFramePr>
-            <a:graphic xmlns:a="http://schemas.openxmlformats.org/drawingml/2006/main">
-              <a:graphicData uri="http://schemas.openxmlformats.org/drawingml/2006/picture">
-                <pic:pic xmlns:pic="http://schemas.openxmlformats.org/drawingml/2006/picture">
-                  <pic:nvPicPr>
-                    <pic:cNvPr id="0" name="Picture 52"/>
                     <pic:cNvPicPr>
                       <a:picLocks noChangeAspect="1" noChangeArrowheads="1"/>
                     </pic:cNvPicPr>
@@ -43713,7 +44163,7 @@
           <w:sz w:val="24"/>
           <w:szCs w:val="28"/>
         </w:rPr>
-        <w:t>时会发生分解。正常烹调时，水的沸点是</w:t>
+        <w:t>的温度范围内都不会发生任何变化，但是当温度超过</w:t>
       </w:r>
       <w:r>
         <w:rPr>
@@ -43723,10 +44173,10 @@
           <w:szCs w:val="28"/>
         </w:rPr>
         <w:drawing>
-          <wp:inline distT="0" distB="0" distL="0" distR="0" wp14:anchorId="4DB4B329" wp14:editId="284A171E">
+          <wp:inline distT="0" distB="0" distL="0" distR="0" wp14:anchorId="0FF1C437" wp14:editId="49012CF3">
             <wp:extent cx="403860" cy="220980"/>
             <wp:effectExtent l="0" t="0" r="0" b="7620"/>
-            <wp:docPr id="1279889785" name="图片 15"/>
+            <wp:docPr id="489743763" name="图片 17"/>
             <wp:cNvGraphicFramePr>
               <a:graphicFrameLocks xmlns:a="http://schemas.openxmlformats.org/drawingml/2006/main" noChangeAspect="1"/>
             </wp:cNvGraphicFramePr>
@@ -43734,7 +44184,70 @@
               <a:graphicData uri="http://schemas.openxmlformats.org/drawingml/2006/picture">
                 <pic:pic xmlns:pic="http://schemas.openxmlformats.org/drawingml/2006/picture">
                   <pic:nvPicPr>
-                    <pic:cNvPr id="0" name="Picture 53"/>
+                    <pic:cNvPr id="0" name="Picture 51"/>
+                    <pic:cNvPicPr>
+                      <a:picLocks noChangeAspect="1" noChangeArrowheads="1"/>
+                    </pic:cNvPicPr>
+                  </pic:nvPicPr>
+                  <pic:blipFill>
+                    <a:blip r:embed="rId54">
+                      <a:extLst>
+                        <a:ext uri="{28A0092B-C50C-407E-A947-70E740481C1C}">
+                          <a14:useLocalDpi xmlns:a14="http://schemas.microsoft.com/office/drawing/2010/main" val="0"/>
+                        </a:ext>
+                      </a:extLst>
+                    </a:blip>
+                    <a:srcRect/>
+                    <a:stretch>
+                      <a:fillRect/>
+                    </a:stretch>
+                  </pic:blipFill>
+                  <pic:spPr bwMode="auto">
+                    <a:xfrm>
+                      <a:off x="0" y="0"/>
+                      <a:ext cx="403860" cy="220980"/>
+                    </a:xfrm>
+                    <a:prstGeom prst="rect">
+                      <a:avLst/>
+                    </a:prstGeom>
+                    <a:noFill/>
+                    <a:ln>
+                      <a:noFill/>
+                    </a:ln>
+                  </pic:spPr>
+                </pic:pic>
+              </a:graphicData>
+            </a:graphic>
+          </wp:inline>
+        </w:drawing>
+      </w:r>
+      <w:r>
+        <w:rPr>
+          <w:sz w:val="24"/>
+          <w:szCs w:val="28"/>
+        </w:rPr>
+        <w:t>时，涂层逐渐向不稳定状态转变，当温度超过</w:t>
+      </w:r>
+      <w:r>
+        <w:rPr>
+          <w:rFonts w:hint="eastAsia"/>
+          <w:noProof/>
+          <w:sz w:val="24"/>
+          <w:szCs w:val="28"/>
+        </w:rPr>
+        <w:drawing>
+          <wp:inline distT="0" distB="0" distL="0" distR="0" wp14:anchorId="4D263E3E" wp14:editId="4F2EB3CE">
+            <wp:extent cx="403860" cy="220980"/>
+            <wp:effectExtent l="0" t="0" r="0" b="7620"/>
+            <wp:docPr id="1771236079" name="图片 16"/>
+            <wp:cNvGraphicFramePr>
+              <a:graphicFrameLocks xmlns:a="http://schemas.openxmlformats.org/drawingml/2006/main" noChangeAspect="1"/>
+            </wp:cNvGraphicFramePr>
+            <a:graphic xmlns:a="http://schemas.openxmlformats.org/drawingml/2006/main">
+              <a:graphicData uri="http://schemas.openxmlformats.org/drawingml/2006/picture">
+                <pic:pic xmlns:pic="http://schemas.openxmlformats.org/drawingml/2006/picture">
+                  <pic:nvPicPr>
+                    <pic:cNvPr id="0" name="Picture 52"/>
                     <pic:cNvPicPr>
                       <a:picLocks noChangeAspect="1" noChangeArrowheads="1"/>
                     </pic:cNvPicPr>
@@ -43776,7 +44289,7 @@
           <w:sz w:val="24"/>
           <w:szCs w:val="28"/>
         </w:rPr>
-        <w:t>，温度较高的爆炒通常也只是</w:t>
+        <w:t>时会发生分解。正常烹调时，水的沸点是</w:t>
       </w:r>
       <w:r>
         <w:rPr>
@@ -43786,10 +44299,10 @@
           <w:szCs w:val="28"/>
         </w:rPr>
         <w:drawing>
-          <wp:inline distT="0" distB="0" distL="0" distR="0" wp14:anchorId="3D65B0F7" wp14:editId="0142D01F">
+          <wp:inline distT="0" distB="0" distL="0" distR="0" wp14:anchorId="4DB4B329" wp14:editId="284A171E">
             <wp:extent cx="403860" cy="220980"/>
             <wp:effectExtent l="0" t="0" r="0" b="7620"/>
-            <wp:docPr id="448539756" name="图片 14"/>
+            <wp:docPr id="1279889785" name="图片 15"/>
             <wp:cNvGraphicFramePr>
               <a:graphicFrameLocks xmlns:a="http://schemas.openxmlformats.org/drawingml/2006/main" noChangeAspect="1"/>
             </wp:cNvGraphicFramePr>
@@ -43797,7 +44310,7 @@
               <a:graphicData uri="http://schemas.openxmlformats.org/drawingml/2006/picture">
                 <pic:pic xmlns:pic="http://schemas.openxmlformats.org/drawingml/2006/picture">
                   <pic:nvPicPr>
-                    <pic:cNvPr id="0" name="Picture 54"/>
+                    <pic:cNvPr id="0" name="Picture 53"/>
                     <pic:cNvPicPr>
                       <a:picLocks noChangeAspect="1" noChangeArrowheads="1"/>
                     </pic:cNvPicPr>
@@ -43839,7 +44352,7 @@
           <w:sz w:val="24"/>
           <w:szCs w:val="28"/>
         </w:rPr>
-        <w:t>左右，即使采用油炸的方式，油温也不会超过</w:t>
+        <w:t>，温度较高的爆炒通常也只是</w:t>
       </w:r>
       <w:r>
         <w:rPr>
@@ -43849,10 +44362,10 @@
           <w:szCs w:val="28"/>
         </w:rPr>
         <w:drawing>
-          <wp:inline distT="0" distB="0" distL="0" distR="0" wp14:anchorId="7B36E74F" wp14:editId="0454CECB">
+          <wp:inline distT="0" distB="0" distL="0" distR="0" wp14:anchorId="3D65B0F7" wp14:editId="0142D01F">
             <wp:extent cx="403860" cy="220980"/>
             <wp:effectExtent l="0" t="0" r="0" b="7620"/>
-            <wp:docPr id="22394481" name="图片 13"/>
+            <wp:docPr id="448539756" name="图片 14"/>
             <wp:cNvGraphicFramePr>
               <a:graphicFrameLocks xmlns:a="http://schemas.openxmlformats.org/drawingml/2006/main" noChangeAspect="1"/>
             </wp:cNvGraphicFramePr>
@@ -43860,7 +44373,7 @@
               <a:graphicData uri="http://schemas.openxmlformats.org/drawingml/2006/picture">
                 <pic:pic xmlns:pic="http://schemas.openxmlformats.org/drawingml/2006/picture">
                   <pic:nvPicPr>
-                    <pic:cNvPr id="0" name="Picture 55"/>
+                    <pic:cNvPr id="0" name="Picture 54"/>
                     <pic:cNvPicPr>
                       <a:picLocks noChangeAspect="1" noChangeArrowheads="1"/>
                     </pic:cNvPicPr>
@@ -43902,7 +44415,7 @@
           <w:sz w:val="24"/>
           <w:szCs w:val="28"/>
         </w:rPr>
-        <w:t>。然而，如果在炒菜时喜欢把锅烧干、烧红后再加油，锅内温度就容易超过</w:t>
+        <w:t>左右，即使采用油炸的方式，油温也不会超过</w:t>
       </w:r>
       <w:r>
         <w:rPr>
@@ -43912,10 +44425,10 @@
           <w:szCs w:val="28"/>
         </w:rPr>
         <w:drawing>
-          <wp:inline distT="0" distB="0" distL="0" distR="0" wp14:anchorId="448E01F6" wp14:editId="16EE0765">
+          <wp:inline distT="0" distB="0" distL="0" distR="0" wp14:anchorId="7B36E74F" wp14:editId="0454CECB">
             <wp:extent cx="403860" cy="220980"/>
             <wp:effectExtent l="0" t="0" r="0" b="7620"/>
-            <wp:docPr id="627575393" name="图片 12"/>
+            <wp:docPr id="22394481" name="图片 13"/>
             <wp:cNvGraphicFramePr>
               <a:graphicFrameLocks xmlns:a="http://schemas.openxmlformats.org/drawingml/2006/main" noChangeAspect="1"/>
             </wp:cNvGraphicFramePr>
@@ -43923,13 +44436,13 @@
               <a:graphicData uri="http://schemas.openxmlformats.org/drawingml/2006/picture">
                 <pic:pic xmlns:pic="http://schemas.openxmlformats.org/drawingml/2006/picture">
                   <pic:nvPicPr>
-                    <pic:cNvPr id="0" name="Picture 56"/>
+                    <pic:cNvPr id="0" name="Picture 55"/>
                     <pic:cNvPicPr>
                       <a:picLocks noChangeAspect="1" noChangeArrowheads="1"/>
                     </pic:cNvPicPr>
                   </pic:nvPicPr>
                   <pic:blipFill>
-                    <a:blip r:embed="rId53">
+                    <a:blip r:embed="rId58">
                       <a:extLst>
                         <a:ext uri="{28A0092B-C50C-407E-A947-70E740481C1C}">
                           <a14:useLocalDpi xmlns:a14="http://schemas.microsoft.com/office/drawing/2010/main" val="0"/>
@@ -43965,6 +44478,69 @@
           <w:sz w:val="24"/>
           <w:szCs w:val="28"/>
         </w:rPr>
+        <w:t>。然而，如果在炒菜时喜欢把锅烧干、烧红后再加油，锅内温度就容易超过</w:t>
+      </w:r>
+      <w:r>
+        <w:rPr>
+          <w:rFonts w:hint="eastAsia"/>
+          <w:noProof/>
+          <w:sz w:val="24"/>
+          <w:szCs w:val="28"/>
+        </w:rPr>
+        <w:drawing>
+          <wp:inline distT="0" distB="0" distL="0" distR="0" wp14:anchorId="448E01F6" wp14:editId="16EE0765">
+            <wp:extent cx="403860" cy="220980"/>
+            <wp:effectExtent l="0" t="0" r="0" b="7620"/>
+            <wp:docPr id="627575393" name="图片 12"/>
+            <wp:cNvGraphicFramePr>
+              <a:graphicFrameLocks xmlns:a="http://schemas.openxmlformats.org/drawingml/2006/main" noChangeAspect="1"/>
+            </wp:cNvGraphicFramePr>
+            <a:graphic xmlns:a="http://schemas.openxmlformats.org/drawingml/2006/main">
+              <a:graphicData uri="http://schemas.openxmlformats.org/drawingml/2006/picture">
+                <pic:pic xmlns:pic="http://schemas.openxmlformats.org/drawingml/2006/picture">
+                  <pic:nvPicPr>
+                    <pic:cNvPr id="0" name="Picture 56"/>
+                    <pic:cNvPicPr>
+                      <a:picLocks noChangeAspect="1" noChangeArrowheads="1"/>
+                    </pic:cNvPicPr>
+                  </pic:nvPicPr>
+                  <pic:blipFill>
+                    <a:blip r:embed="rId54">
+                      <a:extLst>
+                        <a:ext uri="{28A0092B-C50C-407E-A947-70E740481C1C}">
+                          <a14:useLocalDpi xmlns:a14="http://schemas.microsoft.com/office/drawing/2010/main" val="0"/>
+                        </a:ext>
+                      </a:extLst>
+                    </a:blip>
+                    <a:srcRect/>
+                    <a:stretch>
+                      <a:fillRect/>
+                    </a:stretch>
+                  </pic:blipFill>
+                  <pic:spPr bwMode="auto">
+                    <a:xfrm>
+                      <a:off x="0" y="0"/>
+                      <a:ext cx="403860" cy="220980"/>
+                    </a:xfrm>
+                    <a:prstGeom prst="rect">
+                      <a:avLst/>
+                    </a:prstGeom>
+                    <a:noFill/>
+                    <a:ln>
+                      <a:noFill/>
+                    </a:ln>
+                  </pic:spPr>
+                </pic:pic>
+              </a:graphicData>
+            </a:graphic>
+          </wp:inline>
+        </w:drawing>
+      </w:r>
+      <w:r>
+        <w:rPr>
+          <w:sz w:val="24"/>
+          <w:szCs w:val="28"/>
+        </w:rPr>
         <w:t>。</w:t>
       </w:r>
     </w:p>
@@ -44240,6 +44816,7 @@
           <w:sz w:val="24"/>
           <w:szCs w:val="28"/>
         </w:rPr>
+        <w:lastRenderedPageBreak/>
         <w:t>一真或一假</w:t>
       </w:r>
     </w:p>
@@ -44300,7 +44877,49 @@
           <w:sz w:val="24"/>
           <w:szCs w:val="28"/>
         </w:rPr>
-        <w:t>作出假设：</w:t>
+        <w:t>假设</w:t>
+      </w:r>
+      <w:r>
+        <w:rPr>
+          <w:rFonts w:hint="eastAsia"/>
+          <w:color w:val="EE0000"/>
+          <w:sz w:val="24"/>
+          <w:szCs w:val="28"/>
+        </w:rPr>
+        <w:t>矛盾命题</w:t>
+      </w:r>
+      <w:r>
+        <w:rPr>
+          <w:rFonts w:hint="eastAsia"/>
+          <w:sz w:val="24"/>
+          <w:szCs w:val="28"/>
+        </w:rPr>
+        <w:t>或</w:t>
+      </w:r>
+      <w:r>
+        <w:rPr>
+          <w:rFonts w:hint="eastAsia"/>
+          <w:color w:val="EE0000"/>
+          <w:sz w:val="24"/>
+          <w:szCs w:val="28"/>
+        </w:rPr>
+        <w:t>得出确定条件多</w:t>
+      </w:r>
+      <w:r>
+        <w:rPr>
+          <w:rFonts w:hint="eastAsia"/>
+          <w:sz w:val="24"/>
+          <w:szCs w:val="28"/>
+        </w:rPr>
+        <w:t>的命题</w:t>
+      </w:r>
+      <w:r>
+        <w:rPr>
+          <w:rFonts w:hint="eastAsia"/>
+          <w:sz w:val="24"/>
+          <w:szCs w:val="28"/>
+        </w:rPr>
+        <w:t>：</w:t>
       </w:r>
       <w:r>
         <w:rPr>
@@ -44517,7 +45136,23 @@
           <w:sz w:val="24"/>
           <w:szCs w:val="28"/>
         </w:rPr>
-        <w:t>分析假设结果：如互不矛盾则成功找出真假命题，如矛盾说明第一个是假命题，是否矛盾见“矛盾关系”，如不完全矛盾则就是不矛盾）</w:t>
+        <w:t>分析假设结果</w:t>
+      </w:r>
+      <w:r>
+        <w:rPr>
+          <w:rFonts w:hint="eastAsia"/>
+          <w:sz w:val="24"/>
+          <w:szCs w:val="28"/>
+        </w:rPr>
+        <w:t>（找到了矛盾命题结果就出来了，不然也得到了个确定真假的命题）</w:t>
+      </w:r>
+      <w:r>
+        <w:rPr>
+          <w:rFonts w:hint="eastAsia"/>
+          <w:sz w:val="24"/>
+          <w:szCs w:val="28"/>
+        </w:rPr>
+        <w:t>：如互不矛盾则成功找出真假命题，如矛盾说明第一个是假命题，是否矛盾见“矛盾关系”，如不完全矛盾则就是不矛盾）</w:t>
       </w:r>
     </w:p>
     <w:p>
@@ -44604,7 +45239,6 @@
           <w:sz w:val="24"/>
           <w:szCs w:val="28"/>
         </w:rPr>
-        <w:lastRenderedPageBreak/>
         <w:t>注：需要注意题目问的是“能推出”还是“下列满足的是”，题目问的是</w:t>
       </w:r>
       <w:r>
@@ -44680,7 +45314,7 @@
                     <pic:cNvPicPr/>
                   </pic:nvPicPr>
                   <pic:blipFill>
-                    <a:blip r:embed="rId58">
+                    <a:blip r:embed="rId59">
                       <a:extLst>
                         <a:ext uri="{28A0092B-C50C-407E-A947-70E740481C1C}">
                           <a14:useLocalDpi xmlns:a14="http://schemas.microsoft.com/office/drawing/2010/main" val="0"/>
@@ -44739,6 +45373,7 @@
           <w:sz w:val="24"/>
           <w:szCs w:val="28"/>
         </w:rPr>
+        <w:lastRenderedPageBreak/>
         <w:t>1</w:t>
       </w:r>
       <w:r>
@@ -44975,7 +45610,6 @@
           <w:sz w:val="24"/>
           <w:szCs w:val="28"/>
         </w:rPr>
-        <w:lastRenderedPageBreak/>
         <w:t>描述略复杂，但是转为标准逻辑关系后还是很清晰的</w:t>
       </w:r>
       <w:r>
@@ -45008,7 +45642,7 @@
                     <pic:cNvPicPr/>
                   </pic:nvPicPr>
                   <pic:blipFill>
-                    <a:blip r:embed="rId59">
+                    <a:blip r:embed="rId60">
                       <a:extLst>
                         <a:ext uri="{28A0092B-C50C-407E-A947-70E740481C1C}">
                           <a14:useLocalDpi xmlns:a14="http://schemas.microsoft.com/office/drawing/2010/main" val="0"/>
@@ -45279,6 +45913,7 @@
           <w:sz w:val="24"/>
           <w:szCs w:val="28"/>
         </w:rPr>
+        <w:lastRenderedPageBreak/>
         <w:t>小赵：如果甲进入决赛，则乙也能进入决赛。</w:t>
       </w:r>
     </w:p>
@@ -45473,7 +46108,6 @@
           <w:sz w:val="24"/>
           <w:szCs w:val="28"/>
         </w:rPr>
-        <w:lastRenderedPageBreak/>
         <w:t>所以2，4也一真一假</w:t>
       </w:r>
     </w:p>
@@ -45863,6 +46497,7 @@
         <w:rPr>
           <w:rFonts w:hint="eastAsia"/>
         </w:rPr>
+        <w:lastRenderedPageBreak/>
         <w:t>假设剩余两个C真D假 或D真C假</w:t>
       </w:r>
     </w:p>
@@ -45945,7 +46580,6 @@
         <w:rPr>
           <w:noProof/>
         </w:rPr>
-        <w:lastRenderedPageBreak/>
         <w:drawing>
           <wp:inline distT="0" distB="0" distL="0" distR="0" wp14:anchorId="1F73C9DF" wp14:editId="3814285C">
             <wp:extent cx="5274310" cy="2371090"/>
@@ -45962,7 +46596,7 @@
                     <pic:cNvPicPr/>
                   </pic:nvPicPr>
                   <pic:blipFill>
-                    <a:blip r:embed="rId60"/>
+                    <a:blip r:embed="rId61"/>
                     <a:stretch>
                       <a:fillRect/>
                     </a:stretch>
@@ -46115,7 +46749,7 @@
                     <pic:cNvPicPr/>
                   </pic:nvPicPr>
                   <pic:blipFill>
-                    <a:blip r:embed="rId61"/>
+                    <a:blip r:embed="rId62"/>
                     <a:stretch>
                       <a:fillRect/>
                     </a:stretch>
@@ -46310,7 +46944,7 @@
                     <pic:cNvPicPr/>
                   </pic:nvPicPr>
                   <pic:blipFill>
-                    <a:blip r:embed="rId62"/>
+                    <a:blip r:embed="rId63"/>
                     <a:stretch>
                       <a:fillRect/>
                     </a:stretch>
@@ -46662,7 +47296,19 @@
         <w:rPr>
           <w:rFonts w:hint="eastAsia"/>
         </w:rPr>
-        <w:t>7. 矛盾命题的判定：穷尽所有情况，两者必定一真一假</w:t>
+        <w:t>7. 矛盾命题的判定</w:t>
+      </w:r>
+      <w:r>
+        <w:rPr>
+          <w:rFonts w:hint="eastAsia"/>
+        </w:rPr>
+        <w:t>（所以优先看主体相同的）</w:t>
+      </w:r>
+      <w:r>
+        <w:rPr>
+          <w:rFonts w:hint="eastAsia"/>
+        </w:rPr>
+        <w:t>：穷尽所有情况，两者必定一真一假</w:t>
       </w:r>
     </w:p>
     <w:p>
@@ -46780,6 +47426,12 @@
         </w:rPr>
         <w:t>李妈妈：陈老师是这个夏令营活动的策划者，她一定会去带队；</w:t>
       </w:r>
+      <w:r>
+        <w:rPr>
+          <w:rFonts w:hint="eastAsia"/>
+        </w:rPr>
+        <w:t xml:space="preserve"> </w:t>
+      </w:r>
     </w:p>
     <w:p>
       <w:pPr>
@@ -46860,16 +47512,24 @@
       </w:r>
     </w:p>
     <w:p>
-      <w:pPr>
-        <w:rPr>
-          <w:rFonts w:hint="eastAsia"/>
-        </w:rPr>
-      </w:pPr>
       <w:r>
         <w:rPr>
           <w:rFonts w:hint="eastAsia"/>
         </w:rPr>
         <w:t>D郑妈妈和张妈妈</w:t>
+      </w:r>
+    </w:p>
+    <w:p>
+      <w:pPr>
+        <w:rPr>
+          <w:rFonts w:hint="eastAsia"/>
+        </w:rPr>
+      </w:pPr>
+      <w:r>
+        <w:rPr>
+          <w:rFonts w:hint="eastAsia"/>
+        </w:rPr>
+        <w:t>答案是D</w:t>
       </w:r>
     </w:p>
     <w:p>
@@ -46917,7 +47577,7 @@
                     <pic:cNvPicPr/>
                   </pic:nvPicPr>
                   <pic:blipFill>
-                    <a:blip r:embed="rId63"/>
+                    <a:blip r:embed="rId64"/>
                     <a:stretch>
                       <a:fillRect/>
                     </a:stretch>
@@ -46982,7 +47642,7 @@
                     <pic:cNvPicPr/>
                   </pic:nvPicPr>
                   <pic:blipFill>
-                    <a:blip r:embed="rId64"/>
+                    <a:blip r:embed="rId65"/>
                     <a:stretch>
                       <a:fillRect/>
                     </a:stretch>
@@ -47124,9 +47784,28 @@
         </w:rPr>
         <w:t>小赵：如果甲进入决赛，则乙也能进入决赛。</w:t>
       </w:r>
-    </w:p>
-    <w:p>
-      <w:pPr>
+      <w:r>
+        <w:rPr>
+          <w:rFonts w:ascii="Segoe UI" w:eastAsia="宋体" w:hAnsi="Segoe UI" w:cs="Segoe UI" w:hint="eastAsia"/>
+          <w:color w:val="3C464F"/>
+          <w:kern w:val="0"/>
+          <w:sz w:val="24"/>
+          <w14:ligatures w14:val="none"/>
+        </w:rPr>
+        <w:t>真</w:t>
+      </w:r>
+    </w:p>
+    <w:p>
+      <w:pPr>
+        <w:rPr>
+          <w:rFonts w:ascii="Segoe UI" w:eastAsia="宋体" w:hAnsi="Segoe UI" w:cs="Segoe UI" w:hint="eastAsia"/>
+          <w:color w:val="3C464F"/>
+          <w:kern w:val="0"/>
+          <w:sz w:val="24"/>
+          <w14:ligatures w14:val="none"/>
+        </w:rPr>
+      </w:pPr>
+      <w:r>
         <w:rPr>
           <w:rFonts w:ascii="Segoe UI" w:eastAsia="宋体" w:hAnsi="Segoe UI" w:cs="Segoe UI"/>
           <w:color w:val="3C464F"/>
@@ -47134,6 +47813,28 @@
           <w:sz w:val="24"/>
           <w14:ligatures w14:val="none"/>
         </w:rPr>
+        <w:t>小钱：我看甲进入决赛没有问题。</w:t>
+      </w:r>
+      <w:r>
+        <w:rPr>
+          <w:rFonts w:ascii="Segoe UI" w:eastAsia="宋体" w:hAnsi="Segoe UI" w:cs="Segoe UI" w:hint="eastAsia"/>
+          <w:color w:val="3C464F"/>
+          <w:kern w:val="0"/>
+          <w:sz w:val="24"/>
+          <w14:ligatures w14:val="none"/>
+        </w:rPr>
+        <w:t>假</w:t>
+      </w:r>
+    </w:p>
+    <w:p>
+      <w:pPr>
+        <w:rPr>
+          <w:rFonts w:ascii="Segoe UI" w:eastAsia="宋体" w:hAnsi="Segoe UI" w:cs="Segoe UI" w:hint="eastAsia"/>
+          <w:color w:val="3C464F"/>
+          <w:kern w:val="0"/>
+          <w:sz w:val="24"/>
+          <w14:ligatures w14:val="none"/>
+        </w:rPr>
       </w:pPr>
       <w:r>
         <w:rPr>
@@ -47143,7 +47844,17 @@
           <w:sz w:val="24"/>
           <w14:ligatures w14:val="none"/>
         </w:rPr>
-        <w:t>小钱：我看甲进入决赛没有问题。</w:t>
+        <w:t>小孙：在我看来，甲能够进入决赛，但乙进不了。</w:t>
+      </w:r>
+      <w:r>
+        <w:rPr>
+          <w:rFonts w:ascii="Segoe UI" w:eastAsia="宋体" w:hAnsi="Segoe UI" w:cs="Segoe UI" w:hint="eastAsia"/>
+          <w:color w:val="3C464F"/>
+          <w:kern w:val="0"/>
+          <w:sz w:val="24"/>
+          <w14:ligatures w14:val="none"/>
+        </w:rPr>
+        <w:t>假</w:t>
       </w:r>
     </w:p>
     <w:p>
@@ -47164,28 +47875,17 @@
           <w:sz w:val="24"/>
           <w14:ligatures w14:val="none"/>
         </w:rPr>
-        <w:t>小孙：在我看来，甲能够进入决赛，但乙进不了。</w:t>
-      </w:r>
-    </w:p>
-    <w:p>
-      <w:pPr>
-        <w:rPr>
-          <w:rFonts w:ascii="Segoe UI" w:eastAsia="宋体" w:hAnsi="Segoe UI" w:cs="Segoe UI"/>
+        <w:t>小李：我的看法是，如果甲不能进入决赛，则乙进决赛。</w:t>
+      </w:r>
+      <w:r>
+        <w:rPr>
+          <w:rFonts w:ascii="Segoe UI" w:eastAsia="宋体" w:hAnsi="Segoe UI" w:cs="Segoe UI" w:hint="eastAsia"/>
           <w:color w:val="3C464F"/>
           <w:kern w:val="0"/>
           <w:sz w:val="24"/>
           <w14:ligatures w14:val="none"/>
         </w:rPr>
-      </w:pPr>
-      <w:r>
-        <w:rPr>
-          <w:rFonts w:ascii="Segoe UI" w:eastAsia="宋体" w:hAnsi="Segoe UI" w:cs="Segoe UI"/>
-          <w:color w:val="3C464F"/>
-          <w:kern w:val="0"/>
-          <w:sz w:val="24"/>
-          <w14:ligatures w14:val="none"/>
-        </w:rPr>
-        <w:t>小李：我的看法是，如果甲不能进入决赛，则乙进决赛。</w:t>
+        <w:t>真</w:t>
       </w:r>
     </w:p>
     <w:p>
@@ -47421,6 +48121,12 @@
       <w:r>
         <w:t>①甲培训机构的儿童运动课程是最好的，而且儿童思维课程不比丙培训机构差</w:t>
       </w:r>
+      <w:r>
+        <w:rPr>
+          <w:rFonts w:hint="eastAsia"/>
+        </w:rPr>
+        <w:t xml:space="preserve"> 假</w:t>
+      </w:r>
     </w:p>
     <w:p>
       <w:pPr>
@@ -47450,6 +48156,12 @@
       </w:pPr>
       <w:r>
         <w:t>④丁培训机构的绘画课程比乙培训机构好，而且儿童运动课程也比甲培训机构好</w:t>
+      </w:r>
+      <w:r>
+        <w:rPr>
+          <w:rFonts w:hint="eastAsia"/>
+        </w:rPr>
+        <w:t xml:space="preserve"> 真</w:t>
       </w:r>
     </w:p>
     <w:p>
@@ -47553,7 +48265,6 @@
         <w:contextualSpacing w:val="0"/>
         <w:outlineLvl w:val="1"/>
         <w:rPr>
-          <w:rFonts w:hint="eastAsia"/>
           <w:sz w:val="28"/>
           <w:szCs w:val="32"/>
         </w:rPr>
@@ -47590,6 +48301,29 @@
           <w:szCs w:val="32"/>
         </w:rPr>
         <w:t>（国考）</w:t>
+      </w:r>
+    </w:p>
+    <w:p>
+      <w:pPr>
+        <w:pStyle w:val="ae"/>
+        <w:spacing w:beforeLines="100" w:before="312" w:after="0" w:line="240" w:lineRule="auto"/>
+        <w:ind w:left="578"/>
+        <w:contextualSpacing w:val="0"/>
+        <w:rPr>
+          <w:rFonts w:hint="eastAsia"/>
+        </w:rPr>
+      </w:pPr>
+      <w:r>
+        <w:rPr>
+          <w:rFonts w:hint="eastAsia"/>
+        </w:rPr>
+        <w:t>20260305：感觉排列组合和真假推理题目的区别就是，排列组合全部是真</w:t>
+      </w:r>
+      <w:r>
+        <w:rPr>
+          <w:rFonts w:hint="eastAsia"/>
+        </w:rPr>
+        <w:t>，让后让我们推出固定信息</w:t>
       </w:r>
     </w:p>
     <w:p>
@@ -47599,9 +48333,6 @@
           <w:ilvl w:val="0"/>
           <w:numId w:val="15"/>
         </w:numPr>
-        <w:rPr>
-          <w:rFonts w:hint="eastAsia"/>
-        </w:rPr>
       </w:pPr>
       <w:r>
         <w:rPr>
@@ -47627,6 +48358,29 @@
         </w:rPr>
         <w:t>总数和坑位？）</w:t>
       </w:r>
+    </w:p>
+    <w:p>
+      <w:pPr>
+        <w:ind w:left="840"/>
+        <w:rPr>
+          <w:rFonts w:hint="eastAsia"/>
+          <w:color w:val="EE0000"/>
+        </w:rPr>
+      </w:pPr>
+      <w:r>
+        <w:rPr>
+          <w:rFonts w:hint="eastAsia"/>
+          <w:color w:val="EE0000"/>
+        </w:rPr>
+        <w:t>抓最硬的约束，羁绊多的优先</w:t>
+      </w:r>
+    </w:p>
+    <w:p>
+      <w:pPr>
+        <w:rPr>
+          <w:rFonts w:hint="eastAsia"/>
+        </w:rPr>
+      </w:pPr>
     </w:p>
     <w:p>
       <w:pPr>
@@ -47643,7 +48397,21 @@
         <w:rPr>
           <w:rFonts w:hint="eastAsia"/>
         </w:rPr>
-        <w:t>分别标记硬性约束和软性约束</w:t>
+        <w:t>分别标记</w:t>
+      </w:r>
+      <w:r>
+        <w:rPr>
+          <w:rFonts w:hint="eastAsia"/>
+          <w:b/>
+          <w:bCs/>
+        </w:rPr>
+        <w:t>硬性约束</w:t>
+      </w:r>
+      <w:r>
+        <w:rPr>
+          <w:rFonts w:hint="eastAsia"/>
+        </w:rPr>
+        <w:t>和软性约束</w:t>
       </w:r>
     </w:p>
     <w:p>
@@ -47837,7 +48605,7 @@
                     <pic:cNvPicPr/>
                   </pic:nvPicPr>
                   <pic:blipFill>
-                    <a:blip r:embed="rId65"/>
+                    <a:blip r:embed="rId66"/>
                     <a:stretch>
                       <a:fillRect/>
                     </a:stretch>
@@ -47868,6 +48636,7 @@
         <w:rPr>
           <w:noProof/>
         </w:rPr>
+        <w:lastRenderedPageBreak/>
         <w:drawing>
           <wp:inline distT="0" distB="0" distL="0" distR="0" wp14:anchorId="0DEB3DC3" wp14:editId="34A0DB87">
             <wp:extent cx="2812401" cy="2109470"/>
@@ -47886,7 +48655,7 @@
                     </pic:cNvPicPr>
                   </pic:nvPicPr>
                   <pic:blipFill>
-                    <a:blip r:embed="rId66" cstate="print">
+                    <a:blip r:embed="rId67" cstate="print">
                       <a:extLst>
                         <a:ext uri="{28A0092B-C50C-407E-A947-70E740481C1C}">
                           <a14:useLocalDpi xmlns:a14="http://schemas.microsoft.com/office/drawing/2010/main" val="0"/>
@@ -47928,7 +48697,6 @@
         <w:rPr>
           <w:rFonts w:hint="eastAsia"/>
         </w:rPr>
-        <w:lastRenderedPageBreak/>
         <w:t>甲不是国企就是公务员，硬性条件，分类讨论，其余条件看情况是进行分叉还是顺延</w:t>
       </w:r>
     </w:p>
@@ -47965,7 +48733,7 @@
                     <pic:cNvPicPr/>
                   </pic:nvPicPr>
                   <pic:blipFill>
-                    <a:blip r:embed="rId67"/>
+                    <a:blip r:embed="rId68"/>
                     <a:stretch>
                       <a:fillRect/>
                     </a:stretch>
@@ -48120,7 +48888,14 @@
         <w:rPr>
           <w:rFonts w:hint="eastAsia"/>
         </w:rPr>
-        <w:t>顺序关系不是关系，太宽泛了。当有顺序的几个动作的主体是同一个人时，这叫做顺承关系</w:t>
+        <w:t>顺序关系不是关系，太宽泛了。当有顺序的几个动作的主体是同一个人时，这叫做顺</w:t>
+      </w:r>
+      <w:r>
+        <w:rPr>
+          <w:rFonts w:hint="eastAsia"/>
+        </w:rPr>
+        <w:lastRenderedPageBreak/>
+        <w:t>承关系</w:t>
       </w:r>
     </w:p>
     <w:p>

--- a/考公/判断推理.docx
+++ b/考公/判断推理.docx
@@ -5777,6 +5777,7 @@
       </w:pPr>
       <w:r>
         <w:rPr>
+          <w:noProof/>
           <w:sz w:val="24"/>
           <w:szCs w:val="28"/>
         </w:rPr>
@@ -6206,6 +6207,23 @@
           <w:szCs w:val="28"/>
         </w:rPr>
       </w:pPr>
+      <w:r>
+        <w:rPr>
+          <w:rFonts w:hint="eastAsia"/>
+          <w:sz w:val="24"/>
+          <w:szCs w:val="28"/>
+        </w:rPr>
+        <w:lastRenderedPageBreak/>
+        <w:t>C是五笔画，</w:t>
+      </w:r>
+      <w:r>
+        <w:rPr>
+          <w:rFonts w:hint="eastAsia"/>
+          <w:sz w:val="24"/>
+          <w:szCs w:val="28"/>
+        </w:rPr>
+        <w:t>一横一撇后要暂停</w:t>
+      </w:r>
     </w:p>
     <w:p>
       <w:pPr>
@@ -8263,7 +8281,7 @@
           <w:szCs w:val="28"/>
         </w:rPr>
         <w:drawing>
-          <wp:anchor distT="0" distB="0" distL="114300" distR="114300" simplePos="0" relativeHeight="251680768" behindDoc="1" locked="0" layoutInCell="1" allowOverlap="1" wp14:anchorId="3B618D8F" wp14:editId="2D34E8CF">
+          <wp:anchor distT="0" distB="0" distL="114300" distR="114300" simplePos="0" relativeHeight="251680768" behindDoc="1" locked="0" layoutInCell="1" allowOverlap="1" wp14:anchorId="3B618D8F" wp14:editId="3E18E43E">
             <wp:simplePos x="0" y="0"/>
             <wp:positionH relativeFrom="column">
               <wp:posOffset>473710</wp:posOffset>
@@ -9137,6 +9155,960 @@
         <w:spacing w:line="360" w:lineRule="exact"/>
         <w:ind w:left="640"/>
         <w:rPr>
+          <w:sz w:val="24"/>
+          <w:szCs w:val="28"/>
+        </w:rPr>
+      </w:pPr>
+    </w:p>
+    <w:p>
+      <w:pPr>
+        <w:pStyle w:val="ae"/>
+        <w:spacing w:line="360" w:lineRule="exact"/>
+        <w:ind w:left="641"/>
+        <w:outlineLvl w:val="2"/>
+        <w:rPr>
+          <w:rFonts w:hint="eastAsia"/>
+          <w:sz w:val="24"/>
+          <w:szCs w:val="28"/>
+        </w:rPr>
+      </w:pPr>
+      <w:r>
+        <w:rPr>
+          <w:sz w:val="24"/>
+          <w:szCs w:val="28"/>
+        </w:rPr>
+        <w:drawing>
+          <wp:anchor distT="0" distB="0" distL="114300" distR="114300" simplePos="0" relativeHeight="251723776" behindDoc="0" locked="0" layoutInCell="1" allowOverlap="1" wp14:anchorId="1F2DE264" wp14:editId="1ADA8061">
+            <wp:simplePos x="0" y="0"/>
+            <wp:positionH relativeFrom="column">
+              <wp:posOffset>414655</wp:posOffset>
+            </wp:positionH>
+            <wp:positionV relativeFrom="paragraph">
+              <wp:posOffset>330200</wp:posOffset>
+            </wp:positionV>
+            <wp:extent cx="3057525" cy="2028825"/>
+            <wp:effectExtent l="0" t="0" r="9525" b="9525"/>
+            <wp:wrapTopAndBottom/>
+            <wp:docPr id="1155855114" name="图片 1"/>
+            <wp:cNvGraphicFramePr>
+              <a:graphicFrameLocks xmlns:a="http://schemas.openxmlformats.org/drawingml/2006/main" noChangeAspect="1"/>
+            </wp:cNvGraphicFramePr>
+            <a:graphic xmlns:a="http://schemas.openxmlformats.org/drawingml/2006/main">
+              <a:graphicData uri="http://schemas.openxmlformats.org/drawingml/2006/picture">
+                <pic:pic xmlns:pic="http://schemas.openxmlformats.org/drawingml/2006/picture">
+                  <pic:nvPicPr>
+                    <pic:cNvPr id="1155855114" name=""/>
+                    <pic:cNvPicPr/>
+                  </pic:nvPicPr>
+                  <pic:blipFill>
+                    <a:blip r:embed="rId43">
+                      <a:extLst>
+                        <a:ext uri="{28A0092B-C50C-407E-A947-70E740481C1C}">
+                          <a14:useLocalDpi xmlns:a14="http://schemas.microsoft.com/office/drawing/2010/main" val="0"/>
+                        </a:ext>
+                      </a:extLst>
+                    </a:blip>
+                    <a:stretch>
+                      <a:fillRect/>
+                    </a:stretch>
+                  </pic:blipFill>
+                  <pic:spPr>
+                    <a:xfrm>
+                      <a:off x="0" y="0"/>
+                      <a:ext cx="3057525" cy="2028825"/>
+                    </a:xfrm>
+                    <a:prstGeom prst="rect">
+                      <a:avLst/>
+                    </a:prstGeom>
+                  </pic:spPr>
+                </pic:pic>
+              </a:graphicData>
+            </a:graphic>
+            <wp14:sizeRelH relativeFrom="page">
+              <wp14:pctWidth>0</wp14:pctWidth>
+            </wp14:sizeRelH>
+            <wp14:sizeRelV relativeFrom="page">
+              <wp14:pctHeight>0</wp14:pctHeight>
+            </wp14:sizeRelV>
+          </wp:anchor>
+        </w:drawing>
+      </w:r>
+      <w:r>
+        <w:rPr>
+          <w:rFonts w:hint="eastAsia"/>
+          <w:sz w:val="24"/>
+          <w:szCs w:val="28"/>
+        </w:rPr>
+        <w:t>思路养成维度：</w:t>
+      </w:r>
+    </w:p>
+    <w:p>
+      <w:pPr>
+        <w:pStyle w:val="ae"/>
+        <w:spacing w:line="360" w:lineRule="exact"/>
+        <w:ind w:left="640"/>
+        <w:rPr>
+          <w:sz w:val="24"/>
+          <w:szCs w:val="28"/>
+        </w:rPr>
+      </w:pPr>
+    </w:p>
+    <w:p>
+      <w:pPr>
+        <w:pStyle w:val="ae"/>
+        <w:spacing w:line="360" w:lineRule="exact"/>
+        <w:ind w:left="640"/>
+        <w:rPr>
+          <w:sz w:val="24"/>
+          <w:szCs w:val="28"/>
+        </w:rPr>
+      </w:pPr>
+      <w:r>
+        <w:rPr>
+          <w:rFonts w:hint="eastAsia"/>
+          <w:sz w:val="24"/>
+          <w:szCs w:val="28"/>
+        </w:rPr>
+        <w:t>看到有曲线有直线，先想到曲直规律</w:t>
+      </w:r>
+    </w:p>
+    <w:p>
+      <w:pPr>
+        <w:pStyle w:val="ae"/>
+        <w:spacing w:line="360" w:lineRule="exact"/>
+        <w:ind w:left="640"/>
+        <w:rPr>
+          <w:sz w:val="24"/>
+          <w:szCs w:val="28"/>
+        </w:rPr>
+      </w:pPr>
+      <w:r>
+        <w:rPr>
+          <w:rFonts w:hint="eastAsia"/>
+          <w:sz w:val="24"/>
+          <w:szCs w:val="28"/>
+        </w:rPr>
+        <w:t>无明显规律，且无法快速对应到对应规律，背口诀</w:t>
+      </w:r>
+    </w:p>
+    <w:p>
+      <w:pPr>
+        <w:pStyle w:val="ae"/>
+        <w:spacing w:line="360" w:lineRule="exact"/>
+        <w:ind w:left="640"/>
+        <w:rPr>
+          <w:sz w:val="24"/>
+          <w:szCs w:val="28"/>
+        </w:rPr>
+      </w:pPr>
+      <w:r>
+        <w:rPr>
+          <w:rFonts w:hint="eastAsia"/>
+          <w:sz w:val="24"/>
+          <w:szCs w:val="28"/>
+        </w:rPr>
+        <w:t>对称无，一笔画无</w:t>
+      </w:r>
+    </w:p>
+    <w:p>
+      <w:pPr>
+        <w:pStyle w:val="ae"/>
+        <w:spacing w:line="360" w:lineRule="exact"/>
+        <w:ind w:left="640"/>
+        <w:rPr>
+          <w:sz w:val="24"/>
+          <w:szCs w:val="28"/>
+        </w:rPr>
+      </w:pPr>
+      <w:r>
+        <w:rPr>
+          <w:rFonts w:hint="eastAsia"/>
+          <w:sz w:val="24"/>
+          <w:szCs w:val="28"/>
+        </w:rPr>
+        <w:t>属性规律无</w:t>
+      </w:r>
+    </w:p>
+    <w:p>
+      <w:pPr>
+        <w:pStyle w:val="ae"/>
+        <w:spacing w:line="360" w:lineRule="exact"/>
+        <w:ind w:left="640"/>
+        <w:rPr>
+          <w:sz w:val="24"/>
+          <w:szCs w:val="28"/>
+        </w:rPr>
+      </w:pPr>
+      <w:r>
+        <w:rPr>
+          <w:rFonts w:hint="eastAsia"/>
+          <w:sz w:val="24"/>
+          <w:szCs w:val="28"/>
+        </w:rPr>
+        <w:t>数量规律先数面，九宫格可能考横向的面的总数</w:t>
+      </w:r>
+    </w:p>
+    <w:p>
+      <w:pPr>
+        <w:pStyle w:val="ae"/>
+        <w:spacing w:line="360" w:lineRule="exact"/>
+        <w:ind w:left="640"/>
+        <w:rPr>
+          <w:sz w:val="24"/>
+          <w:szCs w:val="28"/>
+        </w:rPr>
+      </w:pPr>
+    </w:p>
+    <w:p>
+      <w:pPr>
+        <w:pStyle w:val="ae"/>
+        <w:spacing w:line="360" w:lineRule="exact"/>
+        <w:ind w:left="640"/>
+        <w:rPr>
+          <w:rFonts w:hint="eastAsia"/>
+          <w:sz w:val="24"/>
+          <w:szCs w:val="28"/>
+        </w:rPr>
+      </w:pPr>
+      <w:r>
+        <w:rPr>
+          <w:sz w:val="24"/>
+          <w:szCs w:val="28"/>
+        </w:rPr>
+        <w:drawing>
+          <wp:anchor distT="0" distB="0" distL="114300" distR="114300" simplePos="0" relativeHeight="251724800" behindDoc="1" locked="0" layoutInCell="1" allowOverlap="1" wp14:anchorId="7D616D27" wp14:editId="39F96189">
+            <wp:simplePos x="0" y="0"/>
+            <wp:positionH relativeFrom="column">
+              <wp:posOffset>431588</wp:posOffset>
+            </wp:positionH>
+            <wp:positionV relativeFrom="paragraph">
+              <wp:posOffset>95250</wp:posOffset>
+            </wp:positionV>
+            <wp:extent cx="2772162" cy="819264"/>
+            <wp:effectExtent l="0" t="0" r="9525" b="0"/>
+            <wp:wrapNone/>
+            <wp:docPr id="751110544" name="图片 1"/>
+            <wp:cNvGraphicFramePr>
+              <a:graphicFrameLocks xmlns:a="http://schemas.openxmlformats.org/drawingml/2006/main" noChangeAspect="1"/>
+            </wp:cNvGraphicFramePr>
+            <a:graphic xmlns:a="http://schemas.openxmlformats.org/drawingml/2006/main">
+              <a:graphicData uri="http://schemas.openxmlformats.org/drawingml/2006/picture">
+                <pic:pic xmlns:pic="http://schemas.openxmlformats.org/drawingml/2006/picture">
+                  <pic:nvPicPr>
+                    <pic:cNvPr id="751110544" name=""/>
+                    <pic:cNvPicPr/>
+                  </pic:nvPicPr>
+                  <pic:blipFill>
+                    <a:blip r:embed="rId44">
+                      <a:extLst>
+                        <a:ext uri="{28A0092B-C50C-407E-A947-70E740481C1C}">
+                          <a14:useLocalDpi xmlns:a14="http://schemas.microsoft.com/office/drawing/2010/main" val="0"/>
+                        </a:ext>
+                      </a:extLst>
+                    </a:blip>
+                    <a:stretch>
+                      <a:fillRect/>
+                    </a:stretch>
+                  </pic:blipFill>
+                  <pic:spPr>
+                    <a:xfrm>
+                      <a:off x="0" y="0"/>
+                      <a:ext cx="2772162" cy="819264"/>
+                    </a:xfrm>
+                    <a:prstGeom prst="rect">
+                      <a:avLst/>
+                    </a:prstGeom>
+                  </pic:spPr>
+                </pic:pic>
+              </a:graphicData>
+            </a:graphic>
+            <wp14:sizeRelH relativeFrom="page">
+              <wp14:pctWidth>0</wp14:pctWidth>
+            </wp14:sizeRelH>
+            <wp14:sizeRelV relativeFrom="page">
+              <wp14:pctHeight>0</wp14:pctHeight>
+            </wp14:sizeRelV>
+          </wp:anchor>
+        </w:drawing>
+      </w:r>
+    </w:p>
+    <w:p>
+      <w:pPr>
+        <w:pStyle w:val="ae"/>
+        <w:spacing w:line="360" w:lineRule="exact"/>
+        <w:ind w:left="640"/>
+        <w:rPr>
+          <w:sz w:val="24"/>
+          <w:szCs w:val="28"/>
+        </w:rPr>
+      </w:pPr>
+    </w:p>
+    <w:p>
+      <w:pPr>
+        <w:pStyle w:val="ae"/>
+        <w:spacing w:line="360" w:lineRule="exact"/>
+        <w:ind w:left="640"/>
+        <w:rPr>
+          <w:rFonts w:hint="eastAsia"/>
+          <w:sz w:val="24"/>
+          <w:szCs w:val="28"/>
+        </w:rPr>
+      </w:pPr>
+    </w:p>
+    <w:p>
+      <w:pPr>
+        <w:pStyle w:val="ae"/>
+        <w:spacing w:line="360" w:lineRule="exact"/>
+        <w:ind w:left="640"/>
+        <w:rPr>
+          <w:sz w:val="24"/>
+          <w:szCs w:val="28"/>
+        </w:rPr>
+      </w:pPr>
+    </w:p>
+    <w:p>
+      <w:pPr>
+        <w:pStyle w:val="ae"/>
+        <w:spacing w:line="360" w:lineRule="exact"/>
+        <w:ind w:left="640"/>
+        <w:rPr>
+          <w:sz w:val="24"/>
+          <w:szCs w:val="28"/>
+        </w:rPr>
+      </w:pPr>
+      <w:r>
+        <w:rPr>
+          <w:rFonts w:hint="eastAsia"/>
+          <w:sz w:val="24"/>
+          <w:szCs w:val="28"/>
+        </w:rPr>
+        <w:t>看到黑白球的，优先考虑部份数和面</w:t>
+      </w:r>
+    </w:p>
+    <w:p>
+      <w:pPr>
+        <w:pStyle w:val="ae"/>
+        <w:spacing w:line="360" w:lineRule="exact"/>
+        <w:ind w:left="640"/>
+        <w:rPr>
+          <w:sz w:val="24"/>
+          <w:szCs w:val="28"/>
+        </w:rPr>
+      </w:pPr>
+      <w:r>
+        <w:rPr>
+          <w:rFonts w:hint="eastAsia"/>
+          <w:sz w:val="24"/>
+          <w:szCs w:val="28"/>
+        </w:rPr>
+        <w:t>黑白部份数分别为2 2</w:t>
+      </w:r>
+    </w:p>
+    <w:p>
+      <w:pPr>
+        <w:pStyle w:val="ae"/>
+        <w:spacing w:line="360" w:lineRule="exact"/>
+        <w:ind w:left="640"/>
+        <w:rPr>
+          <w:sz w:val="24"/>
+          <w:szCs w:val="28"/>
+        </w:rPr>
+      </w:pPr>
+      <w:r>
+        <w:rPr>
+          <w:rFonts w:hint="eastAsia"/>
+          <w:sz w:val="24"/>
+          <w:szCs w:val="28"/>
+        </w:rPr>
+        <w:t>其次考虑球的数量，白球总数和小部分的个数无规律</w:t>
+      </w:r>
+    </w:p>
+    <w:p>
+      <w:pPr>
+        <w:pStyle w:val="ae"/>
+        <w:spacing w:line="360" w:lineRule="exact"/>
+        <w:ind w:left="640"/>
+        <w:rPr>
+          <w:sz w:val="24"/>
+          <w:szCs w:val="28"/>
+        </w:rPr>
+      </w:pPr>
+      <w:r>
+        <w:rPr>
+          <w:rFonts w:hint="eastAsia"/>
+          <w:sz w:val="24"/>
+          <w:szCs w:val="28"/>
+        </w:rPr>
+        <w:t>此处是分类，所以不会考中间七个球的位置规律</w:t>
+      </w:r>
+    </w:p>
+    <w:p>
+      <w:pPr>
+        <w:pStyle w:val="ae"/>
+        <w:spacing w:line="360" w:lineRule="exact"/>
+        <w:ind w:left="640"/>
+        <w:rPr>
+          <w:sz w:val="24"/>
+          <w:szCs w:val="28"/>
+        </w:rPr>
+      </w:pPr>
+      <w:r>
+        <w:rPr>
+          <w:rFonts w:hint="eastAsia"/>
+          <w:sz w:val="24"/>
+          <w:szCs w:val="28"/>
+        </w:rPr>
+        <w:t>背口诀，对称黑球呈中心对称与轴对称规律，145是黑球大部分对称</w:t>
+      </w:r>
+    </w:p>
+    <w:p>
+      <w:pPr>
+        <w:pStyle w:val="ae"/>
+        <w:spacing w:line="360" w:lineRule="exact"/>
+        <w:ind w:left="640"/>
+        <w:rPr>
+          <w:sz w:val="24"/>
+          <w:szCs w:val="28"/>
+        </w:rPr>
+      </w:pPr>
+    </w:p>
+    <w:p>
+      <w:pPr>
+        <w:pStyle w:val="ae"/>
+        <w:spacing w:line="360" w:lineRule="exact"/>
+        <w:ind w:left="640"/>
+        <w:rPr>
+          <w:rFonts w:hint="eastAsia"/>
+          <w:sz w:val="24"/>
+          <w:szCs w:val="28"/>
+        </w:rPr>
+      </w:pPr>
+    </w:p>
+    <w:p>
+      <w:pPr>
+        <w:pStyle w:val="ae"/>
+        <w:spacing w:line="360" w:lineRule="exact"/>
+        <w:ind w:left="640"/>
+        <w:rPr>
+          <w:rFonts w:hint="eastAsia"/>
+          <w:sz w:val="24"/>
+          <w:szCs w:val="28"/>
+        </w:rPr>
+      </w:pPr>
+      <w:r>
+        <w:rPr>
+          <w:sz w:val="24"/>
+          <w:szCs w:val="28"/>
+        </w:rPr>
+        <w:drawing>
+          <wp:anchor distT="0" distB="0" distL="114300" distR="114300" simplePos="0" relativeHeight="251725824" behindDoc="0" locked="0" layoutInCell="1" allowOverlap="1" wp14:anchorId="2334271D" wp14:editId="5F3803F7">
+            <wp:simplePos x="0" y="0"/>
+            <wp:positionH relativeFrom="column">
+              <wp:posOffset>408305</wp:posOffset>
+            </wp:positionH>
+            <wp:positionV relativeFrom="paragraph">
+              <wp:posOffset>10795</wp:posOffset>
+            </wp:positionV>
+            <wp:extent cx="2828925" cy="1524000"/>
+            <wp:effectExtent l="0" t="0" r="9525" b="0"/>
+            <wp:wrapNone/>
+            <wp:docPr id="696563691" name="图片 1"/>
+            <wp:cNvGraphicFramePr>
+              <a:graphicFrameLocks xmlns:a="http://schemas.openxmlformats.org/drawingml/2006/main" noChangeAspect="1"/>
+            </wp:cNvGraphicFramePr>
+            <a:graphic xmlns:a="http://schemas.openxmlformats.org/drawingml/2006/main">
+              <a:graphicData uri="http://schemas.openxmlformats.org/drawingml/2006/picture">
+                <pic:pic xmlns:pic="http://schemas.openxmlformats.org/drawingml/2006/picture">
+                  <pic:nvPicPr>
+                    <pic:cNvPr id="696563691" name=""/>
+                    <pic:cNvPicPr/>
+                  </pic:nvPicPr>
+                  <pic:blipFill>
+                    <a:blip r:embed="rId45">
+                      <a:extLst>
+                        <a:ext uri="{28A0092B-C50C-407E-A947-70E740481C1C}">
+                          <a14:useLocalDpi xmlns:a14="http://schemas.microsoft.com/office/drawing/2010/main" val="0"/>
+                        </a:ext>
+                      </a:extLst>
+                    </a:blip>
+                    <a:stretch>
+                      <a:fillRect/>
+                    </a:stretch>
+                  </pic:blipFill>
+                  <pic:spPr>
+                    <a:xfrm>
+                      <a:off x="0" y="0"/>
+                      <a:ext cx="2828925" cy="1524000"/>
+                    </a:xfrm>
+                    <a:prstGeom prst="rect">
+                      <a:avLst/>
+                    </a:prstGeom>
+                  </pic:spPr>
+                </pic:pic>
+              </a:graphicData>
+            </a:graphic>
+            <wp14:sizeRelH relativeFrom="page">
+              <wp14:pctWidth>0</wp14:pctWidth>
+            </wp14:sizeRelH>
+            <wp14:sizeRelV relativeFrom="page">
+              <wp14:pctHeight>0</wp14:pctHeight>
+            </wp14:sizeRelV>
+          </wp:anchor>
+        </w:drawing>
+      </w:r>
+    </w:p>
+    <w:p>
+      <w:pPr>
+        <w:pStyle w:val="ae"/>
+        <w:spacing w:line="360" w:lineRule="exact"/>
+        <w:ind w:left="640"/>
+        <w:rPr>
+          <w:sz w:val="24"/>
+          <w:szCs w:val="28"/>
+        </w:rPr>
+      </w:pPr>
+    </w:p>
+    <w:p>
+      <w:pPr>
+        <w:pStyle w:val="ae"/>
+        <w:spacing w:line="360" w:lineRule="exact"/>
+        <w:ind w:left="640"/>
+        <w:rPr>
+          <w:sz w:val="24"/>
+          <w:szCs w:val="28"/>
+        </w:rPr>
+      </w:pPr>
+    </w:p>
+    <w:p>
+      <w:pPr>
+        <w:pStyle w:val="ae"/>
+        <w:spacing w:line="360" w:lineRule="exact"/>
+        <w:ind w:left="640"/>
+        <w:rPr>
+          <w:sz w:val="24"/>
+          <w:szCs w:val="28"/>
+        </w:rPr>
+      </w:pPr>
+    </w:p>
+    <w:p>
+      <w:pPr>
+        <w:pStyle w:val="ae"/>
+        <w:spacing w:line="360" w:lineRule="exact"/>
+        <w:ind w:left="640"/>
+        <w:rPr>
+          <w:sz w:val="24"/>
+          <w:szCs w:val="28"/>
+        </w:rPr>
+      </w:pPr>
+    </w:p>
+    <w:p>
+      <w:pPr>
+        <w:pStyle w:val="ae"/>
+        <w:spacing w:line="360" w:lineRule="exact"/>
+        <w:ind w:left="640"/>
+        <w:rPr>
+          <w:sz w:val="24"/>
+          <w:szCs w:val="28"/>
+        </w:rPr>
+      </w:pPr>
+    </w:p>
+    <w:p>
+      <w:pPr>
+        <w:pStyle w:val="ae"/>
+        <w:spacing w:line="360" w:lineRule="exact"/>
+        <w:ind w:left="640"/>
+        <w:rPr>
+          <w:sz w:val="24"/>
+          <w:szCs w:val="28"/>
+        </w:rPr>
+      </w:pPr>
+    </w:p>
+    <w:p>
+      <w:pPr>
+        <w:pStyle w:val="ae"/>
+        <w:spacing w:line="360" w:lineRule="exact"/>
+        <w:ind w:left="640"/>
+        <w:rPr>
+          <w:sz w:val="24"/>
+          <w:szCs w:val="28"/>
+        </w:rPr>
+      </w:pPr>
+      <w:r>
+        <w:rPr>
+          <w:rFonts w:hint="eastAsia"/>
+          <w:sz w:val="24"/>
+          <w:szCs w:val="28"/>
+        </w:rPr>
+        <w:lastRenderedPageBreak/>
+        <w:t>九宫格优先看横向</w:t>
+      </w:r>
+    </w:p>
+    <w:p>
+      <w:pPr>
+        <w:pStyle w:val="ae"/>
+        <w:spacing w:line="360" w:lineRule="exact"/>
+        <w:ind w:left="640"/>
+        <w:rPr>
+          <w:sz w:val="24"/>
+          <w:szCs w:val="28"/>
+        </w:rPr>
+      </w:pPr>
+      <w:r>
+        <w:rPr>
+          <w:rFonts w:hint="eastAsia"/>
+          <w:sz w:val="24"/>
+          <w:szCs w:val="28"/>
+        </w:rPr>
+        <w:t>123 213 符合面的规律，九宫格横向总数相同</w:t>
+      </w:r>
+    </w:p>
+    <w:p>
+      <w:pPr>
+        <w:pStyle w:val="ae"/>
+        <w:spacing w:line="360" w:lineRule="exact"/>
+        <w:ind w:left="640"/>
+        <w:rPr>
+          <w:sz w:val="24"/>
+          <w:szCs w:val="28"/>
+        </w:rPr>
+      </w:pPr>
+      <w:r>
+        <w:rPr>
+          <w:rFonts w:hint="eastAsia"/>
+          <w:sz w:val="24"/>
+          <w:szCs w:val="28"/>
+        </w:rPr>
+        <w:t>选项都是两个</w:t>
+      </w:r>
+    </w:p>
+    <w:p>
+      <w:pPr>
+        <w:pStyle w:val="ae"/>
+        <w:spacing w:line="360" w:lineRule="exact"/>
+        <w:ind w:left="640"/>
+        <w:rPr>
+          <w:sz w:val="24"/>
+          <w:szCs w:val="28"/>
+        </w:rPr>
+      </w:pPr>
+      <w:r>
+        <w:rPr>
+          <w:rFonts w:hint="eastAsia"/>
+          <w:sz w:val="24"/>
+          <w:szCs w:val="28"/>
+        </w:rPr>
+        <w:t>看朝向，逆时针旋转，不全符合</w:t>
+      </w:r>
+    </w:p>
+    <w:p>
+      <w:pPr>
+        <w:pStyle w:val="ae"/>
+        <w:spacing w:line="360" w:lineRule="exact"/>
+        <w:ind w:left="640"/>
+        <w:rPr>
+          <w:sz w:val="24"/>
+          <w:szCs w:val="28"/>
+        </w:rPr>
+      </w:pPr>
+      <w:r>
+        <w:rPr>
+          <w:rFonts w:hint="eastAsia"/>
+          <w:sz w:val="24"/>
+          <w:szCs w:val="28"/>
+        </w:rPr>
+        <w:t>看拥有同样数量正方形的朝向变化，是位置规律</w:t>
+      </w:r>
+    </w:p>
+    <w:p>
+      <w:pPr>
+        <w:pStyle w:val="ae"/>
+        <w:spacing w:line="360" w:lineRule="exact"/>
+        <w:ind w:left="640"/>
+        <w:rPr>
+          <w:sz w:val="24"/>
+          <w:szCs w:val="28"/>
+        </w:rPr>
+      </w:pPr>
+    </w:p>
+    <w:p>
+      <w:pPr>
+        <w:pStyle w:val="ae"/>
+        <w:spacing w:line="360" w:lineRule="exact"/>
+        <w:ind w:left="640"/>
+        <w:rPr>
+          <w:rFonts w:hint="eastAsia"/>
+          <w:sz w:val="24"/>
+          <w:szCs w:val="28"/>
+        </w:rPr>
+      </w:pPr>
+    </w:p>
+    <w:p>
+      <w:pPr>
+        <w:pStyle w:val="ae"/>
+        <w:spacing w:line="360" w:lineRule="exact"/>
+        <w:ind w:left="640"/>
+        <w:rPr>
+          <w:sz w:val="24"/>
+          <w:szCs w:val="28"/>
+        </w:rPr>
+      </w:pPr>
+      <w:r>
+        <w:rPr>
+          <w:sz w:val="24"/>
+          <w:szCs w:val="28"/>
+        </w:rPr>
+        <w:drawing>
+          <wp:anchor distT="0" distB="0" distL="114300" distR="114300" simplePos="0" relativeHeight="251726848" behindDoc="0" locked="0" layoutInCell="1" allowOverlap="1" wp14:anchorId="2183CEEB" wp14:editId="0B481FE6">
+            <wp:simplePos x="0" y="0"/>
+            <wp:positionH relativeFrom="column">
+              <wp:posOffset>364067</wp:posOffset>
+            </wp:positionH>
+            <wp:positionV relativeFrom="paragraph">
+              <wp:posOffset>8679</wp:posOffset>
+            </wp:positionV>
+            <wp:extent cx="2791215" cy="2124371"/>
+            <wp:effectExtent l="0" t="0" r="9525" b="0"/>
+            <wp:wrapNone/>
+            <wp:docPr id="798996399" name="图片 1"/>
+            <wp:cNvGraphicFramePr>
+              <a:graphicFrameLocks xmlns:a="http://schemas.openxmlformats.org/drawingml/2006/main" noChangeAspect="1"/>
+            </wp:cNvGraphicFramePr>
+            <a:graphic xmlns:a="http://schemas.openxmlformats.org/drawingml/2006/main">
+              <a:graphicData uri="http://schemas.openxmlformats.org/drawingml/2006/picture">
+                <pic:pic xmlns:pic="http://schemas.openxmlformats.org/drawingml/2006/picture">
+                  <pic:nvPicPr>
+                    <pic:cNvPr id="798996399" name=""/>
+                    <pic:cNvPicPr/>
+                  </pic:nvPicPr>
+                  <pic:blipFill>
+                    <a:blip r:embed="rId46">
+                      <a:extLst>
+                        <a:ext uri="{28A0092B-C50C-407E-A947-70E740481C1C}">
+                          <a14:useLocalDpi xmlns:a14="http://schemas.microsoft.com/office/drawing/2010/main" val="0"/>
+                        </a:ext>
+                      </a:extLst>
+                    </a:blip>
+                    <a:stretch>
+                      <a:fillRect/>
+                    </a:stretch>
+                  </pic:blipFill>
+                  <pic:spPr>
+                    <a:xfrm>
+                      <a:off x="0" y="0"/>
+                      <a:ext cx="2791215" cy="2124371"/>
+                    </a:xfrm>
+                    <a:prstGeom prst="rect">
+                      <a:avLst/>
+                    </a:prstGeom>
+                  </pic:spPr>
+                </pic:pic>
+              </a:graphicData>
+            </a:graphic>
+            <wp14:sizeRelH relativeFrom="page">
+              <wp14:pctWidth>0</wp14:pctWidth>
+            </wp14:sizeRelH>
+            <wp14:sizeRelV relativeFrom="page">
+              <wp14:pctHeight>0</wp14:pctHeight>
+            </wp14:sizeRelV>
+          </wp:anchor>
+        </w:drawing>
+      </w:r>
+    </w:p>
+    <w:p>
+      <w:pPr>
+        <w:pStyle w:val="ae"/>
+        <w:spacing w:line="360" w:lineRule="exact"/>
+        <w:ind w:left="640"/>
+        <w:rPr>
+          <w:sz w:val="24"/>
+          <w:szCs w:val="28"/>
+        </w:rPr>
+      </w:pPr>
+    </w:p>
+    <w:p>
+      <w:pPr>
+        <w:pStyle w:val="ae"/>
+        <w:spacing w:line="360" w:lineRule="exact"/>
+        <w:ind w:left="640"/>
+        <w:rPr>
+          <w:sz w:val="24"/>
+          <w:szCs w:val="28"/>
+        </w:rPr>
+      </w:pPr>
+    </w:p>
+    <w:p>
+      <w:pPr>
+        <w:pStyle w:val="ae"/>
+        <w:spacing w:line="360" w:lineRule="exact"/>
+        <w:ind w:left="640"/>
+        <w:rPr>
+          <w:sz w:val="24"/>
+          <w:szCs w:val="28"/>
+        </w:rPr>
+      </w:pPr>
+    </w:p>
+    <w:p>
+      <w:pPr>
+        <w:pStyle w:val="ae"/>
+        <w:spacing w:line="360" w:lineRule="exact"/>
+        <w:ind w:left="640"/>
+        <w:rPr>
+          <w:sz w:val="24"/>
+          <w:szCs w:val="28"/>
+        </w:rPr>
+      </w:pPr>
+    </w:p>
+    <w:p>
+      <w:pPr>
+        <w:pStyle w:val="ae"/>
+        <w:spacing w:line="360" w:lineRule="exact"/>
+        <w:ind w:left="640"/>
+        <w:rPr>
+          <w:sz w:val="24"/>
+          <w:szCs w:val="28"/>
+        </w:rPr>
+      </w:pPr>
+    </w:p>
+    <w:p>
+      <w:pPr>
+        <w:pStyle w:val="ae"/>
+        <w:spacing w:line="360" w:lineRule="exact"/>
+        <w:ind w:left="640"/>
+        <w:rPr>
+          <w:sz w:val="24"/>
+          <w:szCs w:val="28"/>
+        </w:rPr>
+      </w:pPr>
+    </w:p>
+    <w:p>
+      <w:pPr>
+        <w:pStyle w:val="ae"/>
+        <w:spacing w:line="360" w:lineRule="exact"/>
+        <w:ind w:left="640"/>
+        <w:rPr>
+          <w:sz w:val="24"/>
+          <w:szCs w:val="28"/>
+        </w:rPr>
+      </w:pPr>
+    </w:p>
+    <w:p>
+      <w:pPr>
+        <w:pStyle w:val="ae"/>
+        <w:spacing w:line="360" w:lineRule="exact"/>
+        <w:ind w:left="640"/>
+        <w:rPr>
+          <w:sz w:val="24"/>
+          <w:szCs w:val="28"/>
+        </w:rPr>
+      </w:pPr>
+    </w:p>
+    <w:p>
+      <w:pPr>
+        <w:pStyle w:val="ae"/>
+        <w:spacing w:line="360" w:lineRule="exact"/>
+        <w:ind w:left="640"/>
+        <w:rPr>
+          <w:sz w:val="24"/>
+          <w:szCs w:val="28"/>
+        </w:rPr>
+      </w:pPr>
+      <w:r>
+        <w:rPr>
+          <w:rFonts w:hint="eastAsia"/>
+          <w:sz w:val="24"/>
+          <w:szCs w:val="28"/>
+        </w:rPr>
+        <w:t>优先看面，无序</w:t>
+      </w:r>
+    </w:p>
+    <w:p>
+      <w:pPr>
+        <w:pStyle w:val="ae"/>
+        <w:spacing w:line="360" w:lineRule="exact"/>
+        <w:ind w:left="640"/>
+        <w:rPr>
+          <w:sz w:val="24"/>
+          <w:szCs w:val="28"/>
+        </w:rPr>
+      </w:pPr>
+      <w:r>
+        <w:rPr>
+          <w:rFonts w:hint="eastAsia"/>
+          <w:sz w:val="24"/>
+          <w:szCs w:val="28"/>
+        </w:rPr>
+        <w:t>其次看对称，有对称与无对称，优先级一般</w:t>
+      </w:r>
+    </w:p>
+    <w:p>
+      <w:pPr>
+        <w:pStyle w:val="ae"/>
+        <w:spacing w:line="360" w:lineRule="exact"/>
+        <w:ind w:left="640"/>
+        <w:rPr>
+          <w:rFonts w:hint="eastAsia"/>
+          <w:sz w:val="24"/>
+          <w:szCs w:val="28"/>
+        </w:rPr>
+      </w:pPr>
+      <w:r>
+        <w:rPr>
+          <w:rFonts w:hint="eastAsia"/>
+          <w:sz w:val="24"/>
+          <w:szCs w:val="28"/>
+        </w:rPr>
+        <w:t>再看看一笔画，一笔画和两笔画，优先级更好</w:t>
+      </w:r>
+    </w:p>
+    <w:p>
+      <w:pPr>
+        <w:pStyle w:val="ae"/>
+        <w:spacing w:line="360" w:lineRule="exact"/>
+        <w:ind w:left="640"/>
+        <w:rPr>
+          <w:rFonts w:hint="eastAsia"/>
+          <w:sz w:val="24"/>
+          <w:szCs w:val="28"/>
+        </w:rPr>
+      </w:pPr>
+    </w:p>
+    <w:p>
+      <w:pPr>
+        <w:pStyle w:val="ae"/>
+        <w:spacing w:line="360" w:lineRule="exact"/>
+        <w:ind w:left="640"/>
+        <w:rPr>
+          <w:sz w:val="24"/>
+          <w:szCs w:val="28"/>
+        </w:rPr>
+      </w:pPr>
+    </w:p>
+    <w:p>
+      <w:pPr>
+        <w:pStyle w:val="ae"/>
+        <w:spacing w:line="360" w:lineRule="exact"/>
+        <w:ind w:left="640"/>
+        <w:rPr>
+          <w:rFonts w:hint="eastAsia"/>
+          <w:sz w:val="24"/>
+          <w:szCs w:val="28"/>
+        </w:rPr>
+      </w:pPr>
+      <w:r>
+        <w:rPr>
+          <w:rFonts w:hint="eastAsia"/>
+          <w:sz w:val="24"/>
+          <w:szCs w:val="28"/>
+        </w:rPr>
+        <w:t>九宫格横向无规律就看竖向</w:t>
+      </w:r>
+    </w:p>
+    <w:p>
+      <w:pPr>
+        <w:pStyle w:val="ae"/>
+        <w:spacing w:line="360" w:lineRule="exact"/>
+        <w:ind w:left="640"/>
+        <w:rPr>
           <w:rFonts w:hint="eastAsia"/>
           <w:sz w:val="24"/>
           <w:szCs w:val="28"/>
@@ -9289,7 +10261,7 @@
                     <pic:cNvPicPr/>
                   </pic:nvPicPr>
                   <pic:blipFill>
-                    <a:blip r:embed="rId43">
+                    <a:blip r:embed="rId47">
                       <a:extLst>
                         <a:ext uri="{28A0092B-C50C-407E-A947-70E740481C1C}">
                           <a14:useLocalDpi xmlns:a14="http://schemas.microsoft.com/office/drawing/2010/main" val="0"/>
@@ -9389,6 +10361,7 @@
           <w:sz w:val="24"/>
           <w:szCs w:val="28"/>
         </w:rPr>
+        <w:lastRenderedPageBreak/>
         <w:tab/>
         <w:t xml:space="preserve"> </w:t>
       </w:r>
@@ -9568,7 +10541,7 @@
           <w:szCs w:val="28"/>
         </w:rPr>
         <w:drawing>
-          <wp:anchor distT="0" distB="0" distL="114300" distR="114300" simplePos="0" relativeHeight="251718656" behindDoc="0" locked="0" layoutInCell="1" allowOverlap="1" wp14:anchorId="59D836DA" wp14:editId="777DB926">
+          <wp:anchor distT="0" distB="0" distL="114300" distR="114300" simplePos="0" relativeHeight="251718656" behindDoc="0" locked="0" layoutInCell="1" allowOverlap="1" wp14:anchorId="59D836DA" wp14:editId="44C7BFE1">
             <wp:simplePos x="0" y="0"/>
             <wp:positionH relativeFrom="column">
               <wp:posOffset>539750</wp:posOffset>
@@ -9591,7 +10564,7 @@
                     <pic:cNvPicPr/>
                   </pic:nvPicPr>
                   <pic:blipFill>
-                    <a:blip r:embed="rId44" cstate="print">
+                    <a:blip r:embed="rId48" cstate="print">
                       <a:extLst>
                         <a:ext uri="{28A0092B-C50C-407E-A947-70E740481C1C}">
                           <a14:useLocalDpi xmlns:a14="http://schemas.microsoft.com/office/drawing/2010/main" val="0"/>
@@ -9803,7 +10776,6 @@
           <w:sz w:val="24"/>
           <w:szCs w:val="28"/>
         </w:rPr>
-        <w:lastRenderedPageBreak/>
         <w:drawing>
           <wp:anchor distT="0" distB="0" distL="114300" distR="114300" simplePos="0" relativeHeight="251710464" behindDoc="0" locked="0" layoutInCell="1" allowOverlap="1" wp14:anchorId="375D9CD8" wp14:editId="315EA990">
             <wp:simplePos x="0" y="0"/>
@@ -9828,7 +10800,7 @@
                     <pic:cNvPicPr/>
                   </pic:nvPicPr>
                   <pic:blipFill>
-                    <a:blip r:embed="rId45">
+                    <a:blip r:embed="rId49">
                       <a:extLst>
                         <a:ext uri="{28A0092B-C50C-407E-A947-70E740481C1C}">
                           <a14:useLocalDpi xmlns:a14="http://schemas.microsoft.com/office/drawing/2010/main" val="0"/>
@@ -10000,6 +10972,7 @@
           <w:sz w:val="32"/>
           <w:szCs w:val="36"/>
         </w:rPr>
+        <w:lastRenderedPageBreak/>
         <w:t>定义判断</w:t>
       </w:r>
     </w:p>
@@ -10433,135 +11406,191 @@
           <w:sz w:val="24"/>
           <w:szCs w:val="28"/>
         </w:rPr>
+        <w:t>注：解题技巧就是这样，没啥问题，该题型难点在于某些话的理解上</w:t>
+      </w:r>
+    </w:p>
+    <w:p>
+      <w:pPr>
+        <w:spacing w:beforeLines="50" w:before="156" w:after="0" w:line="360" w:lineRule="exact"/>
+        <w:ind w:firstLine="420"/>
+        <w:rPr>
+          <w:sz w:val="24"/>
+          <w:szCs w:val="28"/>
+        </w:rPr>
+      </w:pPr>
+      <w:r>
+        <w:rPr>
+          <w:rFonts w:hint="eastAsia"/>
+          <w:sz w:val="24"/>
+          <w:szCs w:val="28"/>
+        </w:rPr>
+        <w:t>注：定义分为简单定义、困难定义和复杂定义，三种做题方式不完全一致。</w:t>
+      </w:r>
+    </w:p>
+    <w:p>
+      <w:pPr>
+        <w:spacing w:beforeLines="50" w:before="156" w:after="0" w:line="360" w:lineRule="exact"/>
+        <w:ind w:firstLine="420"/>
+        <w:rPr>
+          <w:rFonts w:hint="eastAsia"/>
+          <w:color w:val="EE0000"/>
+          <w:sz w:val="24"/>
+          <w:szCs w:val="28"/>
+        </w:rPr>
+      </w:pPr>
+      <w:r>
+        <w:rPr>
+          <w:rFonts w:hint="eastAsia"/>
+          <w:color w:val="EE0000"/>
+          <w:sz w:val="24"/>
+          <w:szCs w:val="28"/>
+        </w:rPr>
+        <w:t>注：</w:t>
+      </w:r>
+      <w:r>
+        <w:rPr>
+          <w:rFonts w:hint="eastAsia"/>
+          <w:color w:val="EE0000"/>
+          <w:sz w:val="24"/>
+          <w:szCs w:val="28"/>
+        </w:rPr>
+        <w:t>在不违背的基础上符合部分</w:t>
+      </w:r>
+      <w:r>
+        <w:rPr>
+          <w:rFonts w:hint="eastAsia"/>
+          <w:color w:val="EE0000"/>
+          <w:sz w:val="24"/>
+          <w:szCs w:val="28"/>
+        </w:rPr>
+        <w:t>就</w:t>
+      </w:r>
+      <w:r>
+        <w:rPr>
+          <w:rFonts w:hint="eastAsia"/>
+          <w:color w:val="EE0000"/>
+          <w:sz w:val="24"/>
+          <w:szCs w:val="28"/>
+        </w:rPr>
+        <w:t>是符合</w:t>
+      </w:r>
+      <w:r>
+        <w:rPr>
+          <w:rFonts w:hint="eastAsia"/>
+          <w:color w:val="EE0000"/>
+          <w:sz w:val="24"/>
+          <w:szCs w:val="28"/>
+        </w:rPr>
+        <w:t>，重点分重要重点和普通重点</w:t>
+      </w:r>
+    </w:p>
+    <w:p>
+      <w:pPr>
+        <w:spacing w:beforeLines="50" w:before="156" w:after="0" w:line="360" w:lineRule="exact"/>
+        <w:ind w:firstLine="420"/>
+        <w:rPr>
+          <w:rFonts w:hint="eastAsia"/>
+          <w:sz w:val="24"/>
+          <w:szCs w:val="28"/>
+        </w:rPr>
+      </w:pPr>
+      <w:r>
+        <w:rPr>
+          <w:sz w:val="24"/>
+          <w:szCs w:val="28"/>
+        </w:rPr>
+        <w:tab/>
+      </w:r>
+      <w:r>
+        <w:rPr>
+          <w:rFonts w:hint="eastAsia"/>
+          <w:sz w:val="24"/>
+          <w:szCs w:val="28"/>
+        </w:rPr>
+        <w:t>简单定义：找到定义主体-&gt;找到定义内容-&gt;</w:t>
+      </w:r>
+      <w:r>
+        <w:rPr>
+          <w:rFonts w:hint="eastAsia"/>
+          <w:color w:val="FF0000"/>
+          <w:sz w:val="24"/>
+          <w:szCs w:val="28"/>
+        </w:rPr>
+        <w:t>初步理解定义主体</w:t>
+      </w:r>
+      <w:r>
+        <w:rPr>
+          <w:rFonts w:hint="eastAsia"/>
+          <w:sz w:val="24"/>
+          <w:szCs w:val="28"/>
+        </w:rPr>
+        <w:t>-&gt;带着理解找选项，并筛选出一个以上待选项-&gt;每个待选项去过定义内容-&gt;完全符合则保留，不然则放弃</w:t>
+      </w:r>
+    </w:p>
+    <w:p>
+      <w:pPr>
+        <w:spacing w:beforeLines="50" w:before="156" w:after="0" w:line="360" w:lineRule="exact"/>
+        <w:ind w:firstLine="420"/>
+        <w:rPr>
+          <w:rFonts w:hint="eastAsia"/>
+          <w:sz w:val="24"/>
+          <w:szCs w:val="28"/>
+        </w:rPr>
+      </w:pPr>
+      <w:r>
+        <w:rPr>
+          <w:sz w:val="24"/>
+          <w:szCs w:val="28"/>
+        </w:rPr>
+        <w:tab/>
+      </w:r>
+      <w:r>
+        <w:rPr>
+          <w:rFonts w:hint="eastAsia"/>
+          <w:sz w:val="24"/>
+          <w:szCs w:val="28"/>
+        </w:rPr>
+        <w:t>困难定义：找到定义主体-&gt;找到定义内容-&gt;初步理解定义主体失败-&gt;带着定义主体和定义内容的模糊概念去读选项（如定义内容过于复杂，则可以用主旨分析的思想，提取重点中的重点），每读一个选项就试图将选项抽象成定义内容，多读几个观察每个选项之间的差异-&gt;根据每个选项之间的差异规律推测出最终答案。或根据抽象过程成功理解定义主体，再重复简单定义的第四步及以后</w:t>
+      </w:r>
+    </w:p>
+    <w:p>
+      <w:pPr>
+        <w:spacing w:beforeLines="50" w:before="156" w:after="0" w:line="360" w:lineRule="exact"/>
+        <w:ind w:firstLine="420"/>
+        <w:rPr>
+          <w:rFonts w:hint="eastAsia"/>
+          <w:strike/>
+          <w:sz w:val="24"/>
+          <w:szCs w:val="28"/>
+        </w:rPr>
+      </w:pPr>
+      <w:r>
+        <w:rPr>
+          <w:rFonts w:hint="eastAsia"/>
+          <w:strike/>
+          <w:sz w:val="24"/>
+          <w:szCs w:val="28"/>
+        </w:rPr>
+        <w:t>复杂定义：找到定义主体-&gt;找到定义内容（定义内容很多，很复杂）-&gt;初步理解定义混乱，看得懂但是内容太多记不下来，且拿着选项怼定义内容时，感觉哪个都对哪个都不对-&gt;根据选项挑出次要定义，然后将次要定义划掉-&gt;按简单定义的流程行事</w:t>
+      </w:r>
+    </w:p>
+    <w:p>
+      <w:pPr>
+        <w:spacing w:beforeLines="50" w:before="156" w:after="0" w:line="360" w:lineRule="exact"/>
+        <w:ind w:firstLine="420"/>
+        <w:rPr>
+          <w:rFonts w:hint="eastAsia"/>
+          <w:sz w:val="24"/>
+          <w:szCs w:val="28"/>
+        </w:rPr>
+      </w:pPr>
+      <w:r>
+        <w:rPr>
+          <w:rFonts w:hint="eastAsia"/>
+          <w:sz w:val="24"/>
+          <w:szCs w:val="28"/>
+        </w:rPr>
         <w:lastRenderedPageBreak/>
-        <w:t>注：解题技巧就是这样，没啥问题，该题型难点在于某些话的理解上</w:t>
-      </w:r>
-    </w:p>
-    <w:p>
-      <w:pPr>
-        <w:spacing w:beforeLines="50" w:before="156" w:after="0" w:line="360" w:lineRule="exact"/>
-        <w:ind w:firstLine="420"/>
-        <w:rPr>
-          <w:rFonts w:hint="eastAsia"/>
-          <w:sz w:val="24"/>
-          <w:szCs w:val="28"/>
-        </w:rPr>
-      </w:pPr>
-      <w:r>
-        <w:rPr>
-          <w:rFonts w:hint="eastAsia"/>
-          <w:sz w:val="24"/>
-          <w:szCs w:val="28"/>
-        </w:rPr>
-        <w:t>注：定义分为简单定义、困难定义和复杂定义，三种做题方式不完全一致。</w:t>
-      </w:r>
-    </w:p>
-    <w:p>
-      <w:pPr>
-        <w:spacing w:beforeLines="50" w:before="156" w:after="0" w:line="360" w:lineRule="exact"/>
-        <w:ind w:firstLine="420"/>
-        <w:rPr>
-          <w:rFonts w:hint="eastAsia"/>
-          <w:sz w:val="24"/>
-          <w:szCs w:val="28"/>
-        </w:rPr>
-      </w:pPr>
-      <w:r>
-        <w:rPr>
-          <w:sz w:val="24"/>
-          <w:szCs w:val="28"/>
-        </w:rPr>
-        <w:tab/>
-      </w:r>
-      <w:r>
-        <w:rPr>
-          <w:rFonts w:hint="eastAsia"/>
-          <w:sz w:val="24"/>
-          <w:szCs w:val="28"/>
-        </w:rPr>
-        <w:t>简单定义：找到定义主体-&gt;找到定义内容-&gt;</w:t>
-      </w:r>
-      <w:r>
-        <w:rPr>
-          <w:rFonts w:hint="eastAsia"/>
-          <w:color w:val="FF0000"/>
-          <w:sz w:val="24"/>
-          <w:szCs w:val="28"/>
-        </w:rPr>
-        <w:t>初步理解定义主体</w:t>
-      </w:r>
-      <w:r>
-        <w:rPr>
-          <w:rFonts w:hint="eastAsia"/>
-          <w:sz w:val="24"/>
-          <w:szCs w:val="28"/>
-        </w:rPr>
-        <w:t>-&gt;带着理解找选项，并筛选出一个以上待选项-&gt;每个待选项去过定义内容-&gt;完全符合则保留，不然则放弃</w:t>
-      </w:r>
-    </w:p>
-    <w:p>
-      <w:pPr>
-        <w:spacing w:beforeLines="50" w:before="156" w:after="0" w:line="360" w:lineRule="exact"/>
-        <w:ind w:firstLine="420"/>
-        <w:rPr>
-          <w:rFonts w:hint="eastAsia"/>
-          <w:sz w:val="24"/>
-          <w:szCs w:val="28"/>
-        </w:rPr>
-      </w:pPr>
-      <w:r>
-        <w:rPr>
-          <w:sz w:val="24"/>
-          <w:szCs w:val="28"/>
-        </w:rPr>
-        <w:tab/>
-      </w:r>
-      <w:r>
-        <w:rPr>
-          <w:rFonts w:hint="eastAsia"/>
-          <w:sz w:val="24"/>
-          <w:szCs w:val="28"/>
-        </w:rPr>
-        <w:t>困难定义：找到定义主体-&gt;找到定义内容-&gt;初步理解定义主体失败-&gt;带着定义主体和定义内容的模糊概念去读选项（如定义内容过于复杂，则可以用主旨分析的思想，提取重点中的重点），每读一个选项就试图将选项抽象成定义内容，多读几个观察每个选项之间的差异-&gt;根据每个选项之间的差异规律推测出最终答案。或根据抽象过程成功理解定义主体，再重复简单定义的第四步及以后</w:t>
-      </w:r>
-    </w:p>
-    <w:p>
-      <w:pPr>
-        <w:spacing w:beforeLines="50" w:before="156" w:after="0" w:line="360" w:lineRule="exact"/>
-        <w:ind w:firstLine="420"/>
-        <w:rPr>
-          <w:rFonts w:hint="eastAsia"/>
-          <w:strike/>
-          <w:sz w:val="24"/>
-          <w:szCs w:val="28"/>
-        </w:rPr>
-      </w:pPr>
-      <w:r>
-        <w:rPr>
-          <w:rFonts w:hint="eastAsia"/>
-          <w:strike/>
-          <w:sz w:val="24"/>
-          <w:szCs w:val="28"/>
-        </w:rPr>
-        <w:t>复杂定义：找到定义主体-&gt;找到定义内容（定义内容很多，很复杂）-&gt;初步理解定义混乱，看得懂但是内容太多记不下来，且拿着选项怼定义内容时，感觉哪个都对哪个都不对-&gt;根据选项挑出次要定义，然后将次要定义划掉-&gt;按简单定义的流程行事</w:t>
-      </w:r>
-    </w:p>
-    <w:p>
-      <w:pPr>
-        <w:spacing w:beforeLines="50" w:before="156" w:after="0" w:line="360" w:lineRule="exact"/>
-        <w:ind w:firstLine="420"/>
-        <w:rPr>
-          <w:rFonts w:hint="eastAsia"/>
-          <w:sz w:val="24"/>
-          <w:szCs w:val="28"/>
-        </w:rPr>
-      </w:pPr>
-      <w:r>
-        <w:rPr>
-          <w:rFonts w:hint="eastAsia"/>
-          <w:sz w:val="24"/>
-          <w:szCs w:val="28"/>
-        </w:rPr>
         <w:t>20260123：当题目说的是</w:t>
       </w:r>
       <w:r>
@@ -11326,7 +12355,17 @@
           <w:sz w:val="24"/>
           <w:szCs w:val="28"/>
         </w:rPr>
-        <w:t>根据简单定义的流程，带着初步理解的定义找选项，可以保留BC。此时不要靠感觉选其中一个，而是拿着选项去比对波浪线。B选项在比对</w:t>
+        <w:t>根据简单定义的流</w:t>
+      </w:r>
+      <w:r>
+        <w:rPr>
+          <w:rFonts w:hint="eastAsia"/>
+          <w:color w:val="000000" w:themeColor="text1"/>
+          <w:sz w:val="24"/>
+          <w:szCs w:val="28"/>
+        </w:rPr>
+        <w:lastRenderedPageBreak/>
+        <w:t>程，带着初步理解的定义找选项，可以保留BC。此时不要靠感觉选其中一个，而是拿着选项去比对波浪线。B选项在比对</w:t>
       </w:r>
       <w:r>
         <w:rPr>
@@ -11631,16 +12670,7 @@
           <w:sz w:val="24"/>
           <w:szCs w:val="28"/>
         </w:rPr>
-        <w:t>读完定义内容后，心中并没有理解定义主体 后视错觉 的概念。（但好在定义内容并不是十分抽象，单独的每句话还是看得懂的。如果定义内容十分抽</w:t>
-      </w:r>
-      <w:r>
-        <w:rPr>
-          <w:rFonts w:hint="eastAsia"/>
-          <w:sz w:val="24"/>
-          <w:szCs w:val="28"/>
-        </w:rPr>
-        <w:lastRenderedPageBreak/>
-        <w:t>象，也是这个流程）这时别再试图继续理解定义主体了。</w:t>
+        <w:t>读完定义内容后，心中并没有理解定义主体 后视错觉 的概念。（但好在定义内容并不是十分抽象，单独的每句话还是看得懂的。如果定义内容十分抽象，也是这个流程）这时别再试图继续理解定义主体了。</w:t>
       </w:r>
     </w:p>
     <w:p>
@@ -11864,6 +12894,7 @@
           <w:rFonts w:ascii="Segoe UI" w:hAnsi="Segoe UI" w:cs="Segoe UI"/>
           <w:color w:val="3C464F"/>
         </w:rPr>
+        <w:lastRenderedPageBreak/>
         <w:t>根据上述定义，下列没有凸显情感价值链的是（</w:t>
       </w:r>
       <w:r>
@@ -12842,17 +13873,7 @@
           <w:sz w:val="24"/>
           <w:szCs w:val="28"/>
         </w:rPr>
-        <w:t>这类复杂定义中，往往有些定义内容是次要的，有些是主要的。且次要的</w:t>
-      </w:r>
-      <w:r>
-        <w:rPr>
-          <w:rFonts w:hint="eastAsia"/>
-          <w:strike/>
-          <w:sz w:val="24"/>
-          <w:szCs w:val="28"/>
-        </w:rPr>
-        <w:lastRenderedPageBreak/>
-        <w:t xml:space="preserve">定义内容在选项中要用不合理的推断才能推断出来，或者直接没提到这个定义内容 </w:t>
+        <w:t xml:space="preserve">这类复杂定义中，往往有些定义内容是次要的，有些是主要的。且次要的定义内容在选项中要用不合理的推断才能推断出来，或者直接没提到这个定义内容 </w:t>
       </w:r>
     </w:p>
     <w:p>
@@ -13110,6 +14131,7 @@
           <w:sz w:val="24"/>
           <w:szCs w:val="28"/>
         </w:rPr>
+        <w:lastRenderedPageBreak/>
         <w:t>A甲实施多起电信诈骗，获利十余万元，在公安机关进行的一次隐患排查入户走访中，发现甲形迹可疑，经盘问甲主动交代了自己的罪行</w:t>
       </w:r>
     </w:p>
@@ -13348,7 +14370,6 @@
           <w:sz w:val="24"/>
           <w:szCs w:val="28"/>
         </w:rPr>
-        <w:lastRenderedPageBreak/>
         <w:t>（至少需要部分和重点符合）</w:t>
       </w:r>
     </w:p>
@@ -13553,6 +14574,7 @@
           <w:sz w:val="24"/>
           <w:szCs w:val="28"/>
         </w:rPr>
+        <w:lastRenderedPageBreak/>
         <w:t>合意是指当事人双方或者多方意思表示达成一致。决议是指多个主体根据表决原则做出的决定，是经由多数决策程序机制得出的意思表示，决议结果对团体内部全体成员都有效。</w:t>
       </w:r>
     </w:p>
@@ -13765,189 +14787,183 @@
         <w:rPr>
           <w:rFonts w:hint="eastAsia"/>
         </w:rPr>
-        <w:t>相互转变和变体滑移，材料外形发生明显变化并能恢复原</w:t>
-      </w:r>
-      <w:r>
-        <w:rPr>
-          <w:rFonts w:hint="eastAsia"/>
-        </w:rPr>
+        <w:t>相互转变和变体滑移，材料外形发生明显变化并能恢复原态。</w:t>
+      </w:r>
+    </w:p>
+    <w:p>
+      <w:pPr>
+        <w:rPr>
+          <w:rFonts w:hint="eastAsia"/>
+        </w:rPr>
+      </w:pPr>
+      <w:r>
+        <w:rPr>
+          <w:rFonts w:hint="eastAsia"/>
+        </w:rPr>
+        <w:t>根据上述定义，下列未体现马氏体相变的是：</w:t>
+      </w:r>
+    </w:p>
+    <w:p>
+      <w:pPr>
+        <w:rPr>
+          <w:rFonts w:hint="eastAsia"/>
+        </w:rPr>
+      </w:pPr>
+      <w:r>
+        <w:rPr>
+          <w:rFonts w:hint="eastAsia"/>
+        </w:rPr>
+        <w:t>A将形状扭曲的别针放到热水里，别针立刻就能恢复原状</w:t>
+      </w:r>
+    </w:p>
+    <w:p>
+      <w:pPr>
+        <w:rPr>
+          <w:rFonts w:hint="eastAsia"/>
+        </w:rPr>
+      </w:pPr>
+      <w:r>
+        <w:rPr>
+          <w:rFonts w:hint="eastAsia"/>
+        </w:rPr>
+        <w:t>B起扩张血管作用的心脏支架用在外周血管时，因为挤压而变形</w:t>
+      </w:r>
+    </w:p>
+    <w:p>
+      <w:pPr>
+        <w:rPr>
+          <w:rFonts w:hint="eastAsia"/>
+        </w:rPr>
+      </w:pPr>
+      <w:r>
+        <w:rPr>
+          <w:rFonts w:hint="eastAsia"/>
+        </w:rPr>
+        <w:t>C通过电流加热控制合金网状结构变化，制造了能模仿蠕虫前进的机器人</w:t>
+      </w:r>
+    </w:p>
+    <w:p>
+      <w:pPr>
+        <w:rPr>
+          <w:rFonts w:hint="eastAsia"/>
+        </w:rPr>
+      </w:pPr>
+      <w:r>
+        <w:rPr>
+          <w:rFonts w:hint="eastAsia"/>
+        </w:rPr>
+        <w:t>D采用镍钛弓丝的牙齿矫形器受口腔温度影响，可产生形状恢复力，为牙齿矫形提供所需</w:t>
+      </w:r>
+    </w:p>
+    <w:p>
+      <w:pPr>
+        <w:spacing w:after="0" w:line="360" w:lineRule="exact"/>
+        <w:rPr>
+          <w:rFonts w:hint="eastAsia"/>
+          <w:sz w:val="24"/>
+          <w:szCs w:val="28"/>
+        </w:rPr>
+      </w:pPr>
+      <w:r>
+        <w:rPr>
+          <w:rFonts w:hint="eastAsia"/>
+          <w:sz w:val="24"/>
+          <w:szCs w:val="28"/>
+        </w:rPr>
+        <w:t>B部分符合，物理作用，好像也没有违背，虽没说形状记忆可以复原，但记忆效应是重要特性，且</w:t>
+      </w:r>
+      <w:r>
+        <w:rPr>
+          <w:rFonts w:hint="eastAsia"/>
+          <w:sz w:val="24"/>
+          <w:szCs w:val="28"/>
+        </w:rPr>
+        <w:t>其他几个选项都符合这个特性，所以综合来说选B。</w:t>
+      </w:r>
+    </w:p>
+    <w:p>
+      <w:pPr>
+        <w:spacing w:after="0" w:line="360" w:lineRule="exact"/>
+        <w:rPr>
+          <w:rFonts w:hint="eastAsia"/>
+          <w:sz w:val="24"/>
+          <w:szCs w:val="28"/>
+        </w:rPr>
+      </w:pPr>
+    </w:p>
+    <w:p>
+      <w:pPr>
+        <w:spacing w:after="0" w:line="360" w:lineRule="exact"/>
+        <w:rPr>
+          <w:rFonts w:hint="eastAsia"/>
+          <w:sz w:val="24"/>
+          <w:szCs w:val="28"/>
+        </w:rPr>
+      </w:pPr>
+    </w:p>
+    <w:p>
+      <w:pPr>
+        <w:rPr>
+          <w:rFonts w:hint="eastAsia"/>
+        </w:rPr>
+      </w:pPr>
+      <w:r>
+        <w:t>近零碳建筑是指建筑物通过</w:t>
+      </w:r>
+      <w:r>
+        <w:rPr>
+          <w:color w:val="EE0000"/>
+        </w:rPr>
+        <w:t>适应气候特征和场地条件</w:t>
+      </w:r>
+      <w:r>
+        <w:t>，最大幅度地</w:t>
+      </w:r>
+      <w:r>
+        <w:rPr>
+          <w:color w:val="EE0000"/>
+        </w:rPr>
+        <w:t>降低建筑对能源的需求</w:t>
+      </w:r>
+      <w:r>
+        <w:t>，运行过程中</w:t>
+      </w:r>
+      <w:r>
+        <w:rPr>
+          <w:color w:val="EE0000"/>
+        </w:rPr>
+        <w:t>全电化，不使用燃气</w:t>
+      </w:r>
+      <w:r>
+        <w:t>，建筑排放的碳量处于较低水平。近零碳建筑不仅利用各种方法减少自身产生的碳排放，还收集并利用雨水、太阳能等</w:t>
+      </w:r>
+      <w:r>
+        <w:rPr>
+          <w:color w:val="EE0000"/>
+        </w:rPr>
+        <w:t>可再生能源</w:t>
+      </w:r>
+      <w:r>
+        <w:t>，最终达到</w:t>
+      </w:r>
+      <w:r>
+        <w:rPr>
+          <w:color w:val="EE0000"/>
+        </w:rPr>
+        <w:t>零废水、零能耗、零废弃物</w:t>
+      </w:r>
+      <w:r>
+        <w:t>的理想状态。</w:t>
+      </w:r>
+    </w:p>
+    <w:p>
+      <w:pPr>
+        <w:rPr>
+          <w:rFonts w:hint="eastAsia"/>
+        </w:rPr>
+      </w:pPr>
+      <w:r>
         <w:lastRenderedPageBreak/>
-        <w:t>态。</w:t>
-      </w:r>
-    </w:p>
-    <w:p>
-      <w:pPr>
-        <w:rPr>
-          <w:rFonts w:hint="eastAsia"/>
-        </w:rPr>
-      </w:pPr>
-      <w:r>
-        <w:rPr>
-          <w:rFonts w:hint="eastAsia"/>
-        </w:rPr>
-        <w:t>根据上述定义，下列未体现马氏体相变的是：</w:t>
-      </w:r>
-    </w:p>
-    <w:p>
-      <w:pPr>
-        <w:rPr>
-          <w:rFonts w:hint="eastAsia"/>
-        </w:rPr>
-      </w:pPr>
-      <w:r>
-        <w:rPr>
-          <w:rFonts w:hint="eastAsia"/>
-        </w:rPr>
-        <w:t>A将形状扭曲的别针放到热水里，别针立刻就能恢复原状</w:t>
-      </w:r>
-    </w:p>
-    <w:p>
-      <w:pPr>
-        <w:rPr>
-          <w:rFonts w:hint="eastAsia"/>
-        </w:rPr>
-      </w:pPr>
-      <w:r>
-        <w:rPr>
-          <w:rFonts w:hint="eastAsia"/>
-        </w:rPr>
-        <w:t>B起扩张血管作用的心脏支架用在外周血管时，因为挤压而变形</w:t>
-      </w:r>
-    </w:p>
-    <w:p>
-      <w:pPr>
-        <w:rPr>
-          <w:rFonts w:hint="eastAsia"/>
-        </w:rPr>
-      </w:pPr>
-      <w:r>
-        <w:rPr>
-          <w:rFonts w:hint="eastAsia"/>
-        </w:rPr>
-        <w:t>C通过电流加热控制合金网状结构变化，制造了能模仿蠕虫前进的机器人</w:t>
-      </w:r>
-    </w:p>
-    <w:p>
-      <w:pPr>
-        <w:rPr>
-          <w:rFonts w:hint="eastAsia"/>
-        </w:rPr>
-      </w:pPr>
-      <w:r>
-        <w:rPr>
-          <w:rFonts w:hint="eastAsia"/>
-        </w:rPr>
-        <w:t>D采用镍钛弓丝的牙齿矫形器受口腔温度影响，可产生形状恢复力，为牙齿矫形提供所需</w:t>
-      </w:r>
-    </w:p>
-    <w:p>
-      <w:pPr>
-        <w:spacing w:after="0" w:line="360" w:lineRule="exact"/>
-        <w:rPr>
-          <w:rFonts w:hint="eastAsia"/>
-          <w:sz w:val="24"/>
-          <w:szCs w:val="28"/>
-        </w:rPr>
-      </w:pPr>
-      <w:r>
-        <w:rPr>
-          <w:rFonts w:hint="eastAsia"/>
-          <w:sz w:val="24"/>
-          <w:szCs w:val="28"/>
-        </w:rPr>
-        <w:t>B部分符合，物理作用，好像也没有违背，虽没说形状记忆可以复原，但记忆效应是重要特性，且</w:t>
-      </w:r>
-      <w:r>
-        <w:rPr>
-          <w:rFonts w:hint="eastAsia"/>
-          <w:sz w:val="24"/>
-          <w:szCs w:val="28"/>
-        </w:rPr>
-        <w:t>其他几个选项都符合这个特性，所以综合来说选B。</w:t>
-      </w:r>
-    </w:p>
-    <w:p>
-      <w:pPr>
-        <w:spacing w:after="0" w:line="360" w:lineRule="exact"/>
-        <w:rPr>
-          <w:rFonts w:hint="eastAsia"/>
-          <w:sz w:val="24"/>
-          <w:szCs w:val="28"/>
-        </w:rPr>
-      </w:pPr>
-    </w:p>
-    <w:p>
-      <w:pPr>
-        <w:spacing w:after="0" w:line="360" w:lineRule="exact"/>
-        <w:rPr>
-          <w:rFonts w:hint="eastAsia"/>
-          <w:sz w:val="24"/>
-          <w:szCs w:val="28"/>
-        </w:rPr>
-      </w:pPr>
-    </w:p>
-    <w:p>
-      <w:pPr>
-        <w:rPr>
-          <w:rFonts w:hint="eastAsia"/>
-        </w:rPr>
-      </w:pPr>
-      <w:r>
-        <w:t>近零碳建筑是指建筑物通过</w:t>
-      </w:r>
-      <w:r>
-        <w:rPr>
-          <w:color w:val="EE0000"/>
-        </w:rPr>
-        <w:t>适应气候特征和场地条件</w:t>
-      </w:r>
-      <w:r>
-        <w:t>，最大幅度地</w:t>
-      </w:r>
-      <w:r>
-        <w:rPr>
-          <w:color w:val="EE0000"/>
-        </w:rPr>
-        <w:t>降低建筑对能源的需求</w:t>
-      </w:r>
-      <w:r>
-        <w:t>，运行过程中</w:t>
-      </w:r>
-      <w:r>
-        <w:rPr>
-          <w:color w:val="EE0000"/>
-        </w:rPr>
-        <w:t>全电化，不使用燃气</w:t>
-      </w:r>
-      <w:r>
-        <w:t>，建筑排放的碳量处于较低水平。近零碳建筑不仅利用各种方法减少自身产生的碳排放，还收集并利用雨水、太阳能等</w:t>
-      </w:r>
-      <w:r>
-        <w:rPr>
-          <w:color w:val="EE0000"/>
-        </w:rPr>
-        <w:t>可再生能源</w:t>
-      </w:r>
-      <w:r>
-        <w:t>，最终达到</w:t>
-      </w:r>
-      <w:r>
-        <w:rPr>
-          <w:color w:val="EE0000"/>
-        </w:rPr>
-        <w:t>零废水、零能耗、零废弃物</w:t>
-      </w:r>
-      <w:r>
-        <w:t>的理想状态。</w:t>
-      </w:r>
-    </w:p>
-    <w:p>
-      <w:pPr>
-        <w:rPr>
-          <w:rFonts w:hint="eastAsia"/>
-        </w:rPr>
-      </w:pPr>
-      <w:r>
         <w:t>下列做法不符合近零碳建筑理念的是：</w:t>
       </w:r>
     </w:p>
@@ -14217,7 +15233,6 @@
           <w:sz w:val="24"/>
           <w:szCs w:val="28"/>
         </w:rPr>
-        <w:lastRenderedPageBreak/>
         <w:t>考察本质：</w:t>
       </w:r>
     </w:p>
@@ -14245,7 +15260,6 @@
         <w:spacing w:after="16" w:line="360" w:lineRule="exact"/>
         <w:ind w:left="420" w:firstLine="420"/>
         <w:rPr>
-          <w:rFonts w:hint="eastAsia"/>
           <w:sz w:val="24"/>
           <w:szCs w:val="28"/>
         </w:rPr>
@@ -14296,6 +15310,690 @@
         <w:spacing w:after="16" w:line="360" w:lineRule="exact"/>
         <w:ind w:left="420" w:firstLine="420"/>
         <w:rPr>
+          <w:sz w:val="24"/>
+          <w:szCs w:val="28"/>
+        </w:rPr>
+      </w:pPr>
+    </w:p>
+    <w:p>
+      <w:pPr>
+        <w:spacing w:after="16" w:line="360" w:lineRule="exact"/>
+        <w:ind w:left="420" w:firstLine="420"/>
+        <w:rPr>
+          <w:sz w:val="24"/>
+          <w:szCs w:val="28"/>
+        </w:rPr>
+      </w:pPr>
+    </w:p>
+    <w:p>
+      <w:pPr>
+        <w:spacing w:after="16" w:line="360" w:lineRule="exact"/>
+        <w:ind w:left="420" w:firstLine="420"/>
+        <w:rPr>
+          <w:sz w:val="24"/>
+          <w:szCs w:val="28"/>
+        </w:rPr>
+      </w:pPr>
+      <w:r>
+        <w:rPr>
+          <w:rFonts w:hint="eastAsia"/>
+          <w:sz w:val="24"/>
+          <w:szCs w:val="28"/>
+        </w:rPr>
+        <w:t>20260306：并列关系分析</w:t>
+      </w:r>
+    </w:p>
+    <w:p>
+      <w:pPr>
+        <w:spacing w:after="16" w:line="360" w:lineRule="exact"/>
+        <w:ind w:left="420" w:firstLine="420"/>
+        <w:rPr>
+          <w:rFonts w:hint="eastAsia"/>
+          <w:sz w:val="24"/>
+          <w:szCs w:val="28"/>
+        </w:rPr>
+      </w:pPr>
+      <w:r>
+        <w:rPr>
+          <w:rFonts w:hint="eastAsia"/>
+          <w:sz w:val="24"/>
+          <w:szCs w:val="28"/>
+        </w:rPr>
+        <w:t>大了胡:</w:t>
+      </w:r>
+    </w:p>
+    <w:p>
+      <w:pPr>
+        <w:spacing w:after="16" w:line="360" w:lineRule="exact"/>
+        <w:ind w:left="420" w:firstLine="420"/>
+        <w:rPr>
+          <w:rFonts w:hint="eastAsia"/>
+          <w:sz w:val="24"/>
+          <w:szCs w:val="28"/>
+        </w:rPr>
+      </w:pPr>
+      <w:r>
+        <w:rPr>
+          <w:rFonts w:hint="eastAsia"/>
+          <w:sz w:val="24"/>
+          <w:szCs w:val="28"/>
+        </w:rPr>
+        <w:t>并列关系在列逻辑图时要不要把父类也列出来？感觉不用，因为是次要</w:t>
+      </w:r>
+    </w:p>
+    <w:p>
+      <w:pPr>
+        <w:spacing w:after="16" w:line="360" w:lineRule="exact"/>
+        <w:ind w:left="420" w:firstLine="420"/>
+        <w:rPr>
+          <w:rFonts w:hint="eastAsia"/>
+          <w:sz w:val="24"/>
+          <w:szCs w:val="28"/>
+        </w:rPr>
+      </w:pPr>
+      <w:r>
+        <w:rPr>
+          <w:rFonts w:hint="eastAsia"/>
+          <w:sz w:val="24"/>
+          <w:szCs w:val="28"/>
+        </w:rPr>
+        <w:t>层级更低，和词语具体含义有关了:</w:t>
+      </w:r>
+    </w:p>
+    <w:p>
+      <w:pPr>
+        <w:spacing w:after="16" w:line="360" w:lineRule="exact"/>
+        <w:ind w:left="420" w:firstLine="420"/>
+        <w:rPr>
+          <w:rFonts w:hint="eastAsia"/>
+          <w:sz w:val="24"/>
+          <w:szCs w:val="28"/>
+        </w:rPr>
+      </w:pPr>
+      <w:r>
+        <w:rPr>
+          <w:rFonts w:hint="eastAsia"/>
+          <w:sz w:val="24"/>
+          <w:szCs w:val="28"/>
+        </w:rPr>
+        <w:t>并列关系在列逻辑图时要不要把父类也列出来？感觉不用，因为是次要的</w:t>
+      </w:r>
+    </w:p>
+    <w:p>
+      <w:pPr>
+        <w:spacing w:after="16" w:line="360" w:lineRule="exact"/>
+        <w:ind w:left="420" w:firstLine="420"/>
+        <w:rPr>
+          <w:rFonts w:hint="eastAsia"/>
+          <w:sz w:val="24"/>
+          <w:szCs w:val="28"/>
+        </w:rPr>
+      </w:pPr>
+      <w:r>
+        <w:rPr>
+          <w:rFonts w:hint="eastAsia"/>
+          <w:sz w:val="24"/>
+          <w:szCs w:val="28"/>
+        </w:rPr>
+        <w:t>层级更低，和词语具体含义有关了</w:t>
+      </w:r>
+    </w:p>
+    <w:p>
+      <w:pPr>
+        <w:spacing w:after="16" w:line="360" w:lineRule="exact"/>
+        <w:ind w:left="420" w:firstLine="420"/>
+        <w:rPr>
+          <w:rFonts w:hint="eastAsia"/>
+          <w:sz w:val="24"/>
+          <w:szCs w:val="28"/>
+        </w:rPr>
+      </w:pPr>
+    </w:p>
+    <w:p>
+      <w:pPr>
+        <w:spacing w:after="16" w:line="360" w:lineRule="exact"/>
+        <w:ind w:left="420" w:firstLine="420"/>
+        <w:rPr>
+          <w:sz w:val="24"/>
+          <w:szCs w:val="28"/>
+        </w:rPr>
+      </w:pPr>
+      <w:r>
+        <w:rPr>
+          <w:rFonts w:hint="eastAsia"/>
+          <w:sz w:val="24"/>
+          <w:szCs w:val="28"/>
+        </w:rPr>
+        <w:t>20260306：并列关系与近义词区分</w:t>
+      </w:r>
+    </w:p>
+    <w:p>
+      <w:pPr>
+        <w:spacing w:after="16" w:line="360" w:lineRule="exact"/>
+        <w:ind w:left="420" w:firstLine="420"/>
+        <w:rPr>
+          <w:rFonts w:hint="eastAsia"/>
+          <w:sz w:val="24"/>
+          <w:szCs w:val="28"/>
+        </w:rPr>
+      </w:pPr>
+      <w:bookmarkStart w:id="1" w:name="OLE_LINK6"/>
+      <w:r>
+        <w:rPr>
+          <w:rFonts w:hint="eastAsia"/>
+          <w:sz w:val="24"/>
+          <w:szCs w:val="28"/>
+        </w:rPr>
+        <w:lastRenderedPageBreak/>
+        <w:t>近义词，含义相近，互相包含</w:t>
+      </w:r>
+    </w:p>
+    <w:bookmarkEnd w:id="1"/>
+    <w:p>
+      <w:pPr>
+        <w:spacing w:after="16" w:line="360" w:lineRule="exact"/>
+        <w:ind w:left="420" w:firstLine="420"/>
+        <w:rPr>
+          <w:sz w:val="24"/>
+          <w:szCs w:val="28"/>
+        </w:rPr>
+      </w:pPr>
+      <w:r>
+        <w:rPr>
+          <w:rFonts w:hint="eastAsia"/>
+          <w:sz w:val="24"/>
+          <w:szCs w:val="28"/>
+        </w:rPr>
+        <w:t>并列关系强调互不</w:t>
+      </w:r>
+      <w:r>
+        <w:rPr>
+          <w:rFonts w:hint="eastAsia"/>
+          <w:sz w:val="24"/>
+          <w:szCs w:val="28"/>
+        </w:rPr>
+        <w:t>交叉（如苹果和梨）</w:t>
+      </w:r>
+    </w:p>
+    <w:p>
+      <w:pPr>
+        <w:spacing w:after="16" w:line="360" w:lineRule="exact"/>
+        <w:ind w:left="420" w:firstLine="420"/>
+        <w:rPr>
+          <w:rFonts w:hint="eastAsia"/>
+          <w:sz w:val="24"/>
+          <w:szCs w:val="28"/>
+        </w:rPr>
+      </w:pPr>
+      <w:r>
+        <w:rPr>
+          <w:rFonts w:hint="eastAsia"/>
+          <w:sz w:val="24"/>
+          <w:szCs w:val="28"/>
+        </w:rPr>
+        <w:t>近义词</w:t>
+      </w:r>
+      <w:r>
+        <w:rPr>
+          <w:rFonts w:hint="eastAsia"/>
+          <w:sz w:val="24"/>
+          <w:szCs w:val="28"/>
+        </w:rPr>
+        <w:t>强调</w:t>
+      </w:r>
+      <w:r>
+        <w:rPr>
+          <w:rFonts w:hint="eastAsia"/>
+          <w:sz w:val="24"/>
+          <w:szCs w:val="28"/>
+        </w:rPr>
+        <w:t>含义相近，</w:t>
+      </w:r>
+      <w:r>
+        <w:rPr>
+          <w:rFonts w:hint="eastAsia"/>
+          <w:sz w:val="24"/>
+          <w:szCs w:val="28"/>
+        </w:rPr>
+        <w:t>一般</w:t>
+      </w:r>
+      <w:r>
+        <w:rPr>
+          <w:rFonts w:hint="eastAsia"/>
+          <w:sz w:val="24"/>
+          <w:szCs w:val="28"/>
+        </w:rPr>
+        <w:t>互相</w:t>
+      </w:r>
+      <w:r>
+        <w:rPr>
+          <w:rFonts w:hint="eastAsia"/>
+          <w:sz w:val="24"/>
+          <w:szCs w:val="28"/>
+        </w:rPr>
+        <w:t>交叉（如才能和才干 都是说一个人有能力，含义交叉）</w:t>
+      </w:r>
+    </w:p>
+    <w:p>
+      <w:pPr>
+        <w:spacing w:after="16" w:line="360" w:lineRule="exact"/>
+        <w:ind w:left="420" w:firstLine="420"/>
+        <w:rPr>
+          <w:rFonts w:hint="eastAsia"/>
+          <w:sz w:val="24"/>
+          <w:szCs w:val="28"/>
+        </w:rPr>
+      </w:pPr>
+    </w:p>
+    <w:p>
+      <w:pPr>
+        <w:spacing w:after="16" w:line="360" w:lineRule="exact"/>
+        <w:ind w:left="420" w:firstLine="420"/>
+        <w:rPr>
+          <w:rFonts w:hint="eastAsia"/>
+          <w:sz w:val="24"/>
+          <w:szCs w:val="28"/>
+        </w:rPr>
+      </w:pPr>
+      <w:r>
+        <w:rPr>
+          <w:rFonts w:hint="eastAsia"/>
+          <w:sz w:val="24"/>
+          <w:szCs w:val="28"/>
+        </w:rPr>
+        <w:t>如：</w:t>
+      </w:r>
+    </w:p>
+    <w:p>
+      <w:pPr>
+        <w:spacing w:after="16" w:line="360" w:lineRule="exact"/>
+        <w:ind w:left="420" w:firstLine="420"/>
+        <w:rPr>
+          <w:rFonts w:hint="eastAsia"/>
+          <w:sz w:val="24"/>
+          <w:szCs w:val="28"/>
+        </w:rPr>
+      </w:pPr>
+      <w:r>
+        <w:rPr>
+          <w:rFonts w:hint="eastAsia"/>
+          <w:sz w:val="24"/>
+          <w:szCs w:val="28"/>
+        </w:rPr>
+        <w:t>不根之论:凿空之论:言论</w:t>
+      </w:r>
+    </w:p>
+    <w:p>
+      <w:pPr>
+        <w:spacing w:after="16" w:line="360" w:lineRule="exact"/>
+        <w:ind w:left="420" w:firstLine="420"/>
+        <w:rPr>
+          <w:rFonts w:hint="eastAsia"/>
+          <w:sz w:val="24"/>
+          <w:szCs w:val="28"/>
+        </w:rPr>
+      </w:pPr>
+      <w:r>
+        <w:rPr>
+          <w:rFonts w:hint="eastAsia"/>
+          <w:sz w:val="24"/>
+          <w:szCs w:val="28"/>
+        </w:rPr>
+        <w:t>八斗之才:不羁之才:才华</w:t>
+      </w:r>
+    </w:p>
+    <w:p>
+      <w:pPr>
+        <w:spacing w:after="16" w:line="360" w:lineRule="exact"/>
+        <w:ind w:left="420" w:firstLine="420"/>
+        <w:rPr>
+          <w:rFonts w:hint="eastAsia"/>
+          <w:sz w:val="24"/>
+          <w:szCs w:val="28"/>
+        </w:rPr>
+      </w:pPr>
+      <w:r>
+        <w:rPr>
+          <w:rFonts w:hint="eastAsia"/>
+          <w:sz w:val="24"/>
+          <w:szCs w:val="28"/>
+        </w:rPr>
+        <w:t>得意之作:一家之作:作品</w:t>
+      </w:r>
+    </w:p>
+    <w:p>
+      <w:pPr>
+        <w:spacing w:after="16" w:line="360" w:lineRule="exact"/>
+        <w:ind w:left="420" w:firstLine="420"/>
+        <w:rPr>
+          <w:rFonts w:hint="eastAsia"/>
+          <w:sz w:val="24"/>
+          <w:szCs w:val="28"/>
+        </w:rPr>
+      </w:pPr>
+      <w:r>
+        <w:rPr>
+          <w:rFonts w:hint="eastAsia"/>
+          <w:sz w:val="24"/>
+          <w:szCs w:val="28"/>
+        </w:rPr>
+        <w:t>二姓之好:秦晋之好:和谐</w:t>
+      </w:r>
+    </w:p>
+    <w:p>
+      <w:pPr>
+        <w:spacing w:after="16" w:line="360" w:lineRule="exact"/>
+        <w:ind w:left="420" w:firstLine="420"/>
+        <w:rPr>
+          <w:rFonts w:hint="eastAsia"/>
+          <w:sz w:val="24"/>
+          <w:szCs w:val="28"/>
+        </w:rPr>
+      </w:pPr>
+      <w:r>
+        <w:rPr>
+          <w:rFonts w:hint="eastAsia"/>
+          <w:sz w:val="24"/>
+          <w:szCs w:val="28"/>
+        </w:rPr>
+        <w:t>俯仰之间:喘息之间:时间</w:t>
+      </w:r>
+    </w:p>
+    <w:p>
+      <w:pPr>
+        <w:spacing w:after="16" w:line="360" w:lineRule="exact"/>
+        <w:ind w:left="420" w:firstLine="420"/>
+        <w:rPr>
+          <w:sz w:val="24"/>
+          <w:szCs w:val="28"/>
+        </w:rPr>
+      </w:pPr>
+    </w:p>
+    <w:p>
+      <w:pPr>
+        <w:spacing w:after="16" w:line="360" w:lineRule="exact"/>
+        <w:ind w:left="420" w:firstLine="420"/>
+        <w:rPr>
+          <w:sz w:val="24"/>
+          <w:szCs w:val="28"/>
+        </w:rPr>
+      </w:pPr>
+      <w:r>
+        <w:rPr>
+          <w:rFonts w:hint="eastAsia"/>
+          <w:sz w:val="24"/>
+          <w:szCs w:val="28"/>
+        </w:rPr>
+        <w:t>20260306：</w:t>
+      </w:r>
+      <w:r>
+        <w:rPr>
+          <w:rFonts w:hint="eastAsia"/>
+          <w:sz w:val="24"/>
+          <w:szCs w:val="28"/>
+        </w:rPr>
+        <w:t>词语本身的含义只是载体，考察的是</w:t>
+      </w:r>
+      <w:r>
+        <w:rPr>
+          <w:rFonts w:hint="eastAsia"/>
+          <w:sz w:val="24"/>
+          <w:szCs w:val="28"/>
+        </w:rPr>
+        <w:t>将其关系抽象出来，并做判断的能力</w:t>
+      </w:r>
+    </w:p>
+    <w:p>
+      <w:pPr>
+        <w:spacing w:after="16" w:line="360" w:lineRule="exact"/>
+        <w:rPr>
+          <w:rFonts w:hint="eastAsia"/>
+          <w:sz w:val="24"/>
+          <w:szCs w:val="28"/>
+        </w:rPr>
+      </w:pPr>
+      <w:r>
+        <w:rPr>
+          <w:rFonts w:hint="eastAsia"/>
+          <w:sz w:val="24"/>
+          <w:szCs w:val="28"/>
+        </w:rPr>
+        <w:t>做题思路还是不变，先看两个词的具体含义，然后联想他们之间的逻辑关系，如果联想出来了多个，再按以上思路去判断</w:t>
+      </w:r>
+    </w:p>
+    <w:p>
+      <w:pPr>
+        <w:spacing w:after="16" w:line="360" w:lineRule="exact"/>
+        <w:ind w:left="420" w:firstLine="420"/>
+        <w:rPr>
+          <w:sz w:val="24"/>
+          <w:szCs w:val="28"/>
+        </w:rPr>
+      </w:pPr>
+      <w:r>
+        <w:rPr>
+          <w:rFonts w:hint="eastAsia"/>
+          <w:sz w:val="24"/>
+          <w:szCs w:val="28"/>
+        </w:rPr>
+        <w:t>如</w:t>
+      </w:r>
+    </w:p>
+    <w:p>
+      <w:pPr>
+        <w:spacing w:after="16" w:line="360" w:lineRule="exact"/>
+        <w:ind w:left="420" w:firstLine="420"/>
+        <w:rPr>
+          <w:rFonts w:hint="eastAsia"/>
+          <w:sz w:val="24"/>
+          <w:szCs w:val="28"/>
+        </w:rPr>
+      </w:pPr>
+      <w:r>
+        <w:rPr>
+          <w:rFonts w:hint="eastAsia"/>
+          <w:sz w:val="24"/>
+          <w:szCs w:val="28"/>
+        </w:rPr>
+        <w:t>火炉:蒲扇</w:t>
+      </w:r>
+    </w:p>
+    <w:p>
+      <w:pPr>
+        <w:spacing w:after="16" w:line="360" w:lineRule="exact"/>
+        <w:ind w:left="420" w:firstLine="420"/>
+        <w:rPr>
+          <w:rFonts w:hint="eastAsia"/>
+          <w:sz w:val="24"/>
+          <w:szCs w:val="28"/>
+        </w:rPr>
+      </w:pPr>
+      <w:r>
+        <w:rPr>
+          <w:rFonts w:hint="eastAsia"/>
+          <w:sz w:val="24"/>
+          <w:szCs w:val="28"/>
+        </w:rPr>
+        <w:t xml:space="preserve">A </w:t>
+      </w:r>
+      <w:r>
+        <w:rPr>
+          <w:rFonts w:hint="eastAsia"/>
+          <w:sz w:val="24"/>
+          <w:szCs w:val="28"/>
+        </w:rPr>
+        <w:t>斗笠:蓑衣</w:t>
+      </w:r>
+    </w:p>
+    <w:p>
+      <w:pPr>
+        <w:spacing w:after="16" w:line="360" w:lineRule="exact"/>
+        <w:ind w:left="420" w:firstLine="420"/>
+        <w:rPr>
+          <w:rFonts w:hint="eastAsia"/>
+          <w:sz w:val="24"/>
+          <w:szCs w:val="28"/>
+        </w:rPr>
+      </w:pPr>
+      <w:r>
+        <w:rPr>
+          <w:rFonts w:hint="eastAsia"/>
+          <w:sz w:val="24"/>
+          <w:szCs w:val="28"/>
+        </w:rPr>
+        <w:t xml:space="preserve">B </w:t>
+      </w:r>
+      <w:r>
+        <w:rPr>
+          <w:rFonts w:hint="eastAsia"/>
+          <w:sz w:val="24"/>
+          <w:szCs w:val="28"/>
+        </w:rPr>
+        <w:t>暖气:空调</w:t>
+      </w:r>
+    </w:p>
+    <w:p>
+      <w:pPr>
+        <w:spacing w:after="16" w:line="360" w:lineRule="exact"/>
+        <w:ind w:left="420" w:firstLine="420"/>
+        <w:rPr>
+          <w:rFonts w:hint="eastAsia"/>
+          <w:sz w:val="24"/>
+          <w:szCs w:val="28"/>
+        </w:rPr>
+      </w:pPr>
+      <w:r>
+        <w:rPr>
+          <w:rFonts w:hint="eastAsia"/>
+          <w:sz w:val="24"/>
+          <w:szCs w:val="28"/>
+        </w:rPr>
+        <w:t xml:space="preserve">C </w:t>
+      </w:r>
+      <w:r>
+        <w:rPr>
+          <w:rFonts w:hint="eastAsia"/>
+          <w:sz w:val="24"/>
+          <w:szCs w:val="28"/>
+        </w:rPr>
+        <w:t>油门:刹车</w:t>
+      </w:r>
+    </w:p>
+    <w:p>
+      <w:pPr>
+        <w:spacing w:after="16" w:line="360" w:lineRule="exact"/>
+        <w:ind w:left="420" w:firstLine="420"/>
+        <w:rPr>
+          <w:sz w:val="24"/>
+          <w:szCs w:val="28"/>
+        </w:rPr>
+      </w:pPr>
+      <w:r>
+        <w:rPr>
+          <w:rFonts w:hint="eastAsia"/>
+          <w:sz w:val="24"/>
+          <w:szCs w:val="28"/>
+        </w:rPr>
+        <w:t xml:space="preserve">D </w:t>
+      </w:r>
+      <w:r>
+        <w:rPr>
+          <w:rFonts w:hint="eastAsia"/>
+          <w:sz w:val="24"/>
+          <w:szCs w:val="28"/>
+        </w:rPr>
+        <w:t>出租车:私家车</w:t>
+      </w:r>
+    </w:p>
+    <w:p>
+      <w:pPr>
+        <w:spacing w:after="16" w:line="360" w:lineRule="exact"/>
+        <w:ind w:left="420" w:firstLine="420"/>
+        <w:rPr>
+          <w:sz w:val="24"/>
+          <w:szCs w:val="28"/>
+        </w:rPr>
+      </w:pPr>
+      <w:r>
+        <w:rPr>
+          <w:rFonts w:hint="eastAsia"/>
+          <w:sz w:val="24"/>
+          <w:szCs w:val="28"/>
+        </w:rPr>
+        <w:t>火炉和蒲扇是改变温度的并列关系</w:t>
+      </w:r>
+    </w:p>
+    <w:p>
+      <w:pPr>
+        <w:spacing w:after="16" w:line="360" w:lineRule="exact"/>
+        <w:ind w:left="420" w:firstLine="420"/>
+        <w:rPr>
+          <w:sz w:val="24"/>
+          <w:szCs w:val="28"/>
+        </w:rPr>
+      </w:pPr>
+      <w:r>
+        <w:rPr>
+          <w:rFonts w:hint="eastAsia"/>
+          <w:sz w:val="24"/>
+          <w:szCs w:val="28"/>
+        </w:rPr>
+        <w:t>其中并列关系是标准以及关系，改变温度只是词义属性</w:t>
+      </w:r>
+    </w:p>
+    <w:p>
+      <w:pPr>
+        <w:spacing w:after="16" w:line="360" w:lineRule="exact"/>
+        <w:ind w:left="420" w:firstLine="420"/>
+        <w:rPr>
+          <w:sz w:val="24"/>
+          <w:szCs w:val="28"/>
+        </w:rPr>
+      </w:pPr>
+      <w:r>
+        <w:rPr>
+          <w:rFonts w:hint="eastAsia"/>
+          <w:sz w:val="24"/>
+          <w:szCs w:val="28"/>
+        </w:rPr>
+        <w:t>直接拿这两个关系混合起来找答案，就会找到B</w:t>
+      </w:r>
+    </w:p>
+    <w:p>
+      <w:pPr>
+        <w:spacing w:after="16" w:line="360" w:lineRule="exact"/>
+        <w:ind w:left="420" w:firstLine="420"/>
+        <w:rPr>
+          <w:rFonts w:hint="eastAsia"/>
+          <w:sz w:val="24"/>
+          <w:szCs w:val="28"/>
+        </w:rPr>
+      </w:pPr>
+      <w:r>
+        <w:rPr>
+          <w:rFonts w:hint="eastAsia"/>
+          <w:sz w:val="24"/>
+          <w:szCs w:val="28"/>
+        </w:rPr>
+        <w:t>应该看并列关系的二级属性：反对关系，功能反对选C</w:t>
+      </w:r>
+    </w:p>
+    <w:p>
+      <w:pPr>
+        <w:spacing w:after="16" w:line="360" w:lineRule="exact"/>
+        <w:ind w:left="420" w:firstLine="420"/>
+        <w:rPr>
+          <w:rFonts w:hint="eastAsia"/>
+          <w:sz w:val="24"/>
+          <w:szCs w:val="28"/>
+        </w:rPr>
+      </w:pPr>
+    </w:p>
+    <w:p>
+      <w:pPr>
+        <w:spacing w:after="16" w:line="360" w:lineRule="exact"/>
+        <w:ind w:left="420" w:firstLine="420"/>
+        <w:rPr>
           <w:rFonts w:hint="eastAsia"/>
           <w:sz w:val="24"/>
           <w:szCs w:val="28"/>
@@ -14332,7 +16030,7 @@
           <w:szCs w:val="28"/>
         </w:rPr>
       </w:pPr>
-      <w:bookmarkStart w:id="1" w:name="OLE_LINK2"/>
+      <w:bookmarkStart w:id="2" w:name="OLE_LINK2"/>
       <w:r>
         <w:rPr>
           <w:sz w:val="24"/>
@@ -14468,7 +16166,16 @@
           <w:sz w:val="24"/>
           <w:szCs w:val="28"/>
         </w:rPr>
-        <w:t>同时属于兰花也属于花，属于兰花即属于同一个物种下的两个子类别，更具体，所以优先级更高</w:t>
+        <w:t>同时属于兰花也属于花，属于兰花即属</w:t>
+      </w:r>
+      <w:r>
+        <w:rPr>
+          <w:rFonts w:hint="eastAsia"/>
+          <w:sz w:val="24"/>
+          <w:szCs w:val="28"/>
+        </w:rPr>
+        <w:lastRenderedPageBreak/>
+        <w:t>于同一个物种下的两个子类别，更具体，所以优先级更高</w:t>
       </w:r>
     </w:p>
     <w:p>
@@ -14639,7 +16346,7 @@
                     </pic:cNvPicPr>
                   </pic:nvPicPr>
                   <pic:blipFill>
-                    <a:blip r:embed="rId46" cstate="print">
+                    <a:blip r:embed="rId50" cstate="print">
                       <a:extLst>
                         <a:ext uri="{28A0092B-C50C-407E-A947-70E740481C1C}">
                           <a14:useLocalDpi xmlns:a14="http://schemas.microsoft.com/office/drawing/2010/main" val="0"/>
@@ -14796,7 +16503,7 @@
                     </pic:cNvPicPr>
                   </pic:nvPicPr>
                   <pic:blipFill>
-                    <a:blip r:embed="rId47" cstate="print">
+                    <a:blip r:embed="rId51" cstate="print">
                       <a:extLst>
                         <a:ext uri="{28A0092B-C50C-407E-A947-70E740481C1C}">
                           <a14:useLocalDpi xmlns:a14="http://schemas.microsoft.com/office/drawing/2010/main" val="0"/>
@@ -15055,7 +16762,7 @@
         <w:t>能不能说题干都是液体，不行，那就是词本身的属性，而非逻辑关系</w:t>
       </w:r>
     </w:p>
-    <w:bookmarkEnd w:id="1"/>
+    <w:bookmarkEnd w:id="2"/>
     <w:p>
       <w:pPr>
         <w:spacing w:after="16" w:line="360" w:lineRule="exact"/>
@@ -15148,6 +16855,7 @@
           <w:sz w:val="24"/>
           <w:szCs w:val="28"/>
         </w:rPr>
+        <w:lastRenderedPageBreak/>
         <w:tab/>
       </w:r>
       <w:r>
@@ -15864,6 +17572,7 @@
           <w:sz w:val="24"/>
           <w:szCs w:val="28"/>
         </w:rPr>
+        <w:lastRenderedPageBreak/>
         <w:t>A</w:t>
       </w:r>
       <w:r>
@@ -16295,7 +18004,6 @@
           <w:sz w:val="24"/>
           <w:szCs w:val="28"/>
         </w:rPr>
-        <w:lastRenderedPageBreak/>
         <w:t>继续想，</w:t>
       </w:r>
       <w:r>
@@ -16607,6 +18315,7 @@
           <w:sz w:val="24"/>
           <w:szCs w:val="28"/>
         </w:rPr>
+        <w:lastRenderedPageBreak/>
         <w:t>例</w:t>
       </w:r>
       <w:r>
@@ -16990,7 +18699,6 @@
           <w:sz w:val="24"/>
           <w:szCs w:val="28"/>
         </w:rPr>
-        <w:lastRenderedPageBreak/>
         <w:t>分析一级关系：功能的对应关系</w:t>
       </w:r>
     </w:p>
@@ -17743,7 +19451,6 @@
           <w:sz w:val="24"/>
           <w:szCs w:val="28"/>
         </w:rPr>
-        <w:lastRenderedPageBreak/>
         <w:t>其优先级高于词义的二级属性（此处的词义不等于语义，词义</w:t>
       </w:r>
       <w:r>
@@ -18514,7 +20221,6 @@
           <w:sz w:val="24"/>
           <w:szCs w:val="28"/>
         </w:rPr>
-        <w:lastRenderedPageBreak/>
         <w:t>C</w:t>
       </w:r>
       <w:r>
@@ -18912,6 +20618,7 @@
           <w:sz w:val="24"/>
           <w:szCs w:val="28"/>
         </w:rPr>
+        <w:lastRenderedPageBreak/>
         <w:t>分析二级属性：题干为必然的因果（一级关系的二级属性），留下AB</w:t>
       </w:r>
     </w:p>
@@ -19245,7 +20952,6 @@
           <w:sz w:val="24"/>
           <w:szCs w:val="28"/>
         </w:rPr>
-        <w:lastRenderedPageBreak/>
         <w:t>例3</w:t>
       </w:r>
     </w:p>
@@ -19607,6 +21313,7 @@
           <w:sz w:val="24"/>
           <w:szCs w:val="28"/>
         </w:rPr>
+        <w:lastRenderedPageBreak/>
         <w:t>D</w:t>
       </w:r>
       <w:r>
@@ -19721,7 +21428,7 @@
           <w:szCs w:val="28"/>
         </w:rPr>
       </w:pPr>
-      <w:bookmarkStart w:id="2" w:name="OLE_LINK1"/>
+      <w:bookmarkStart w:id="3" w:name="OLE_LINK1"/>
       <w:r>
         <w:rPr>
           <w:sz w:val="24"/>
@@ -19806,7 +21513,7 @@
         <w:t>D 菊花：梅花：花卉</w:t>
       </w:r>
     </w:p>
-    <w:bookmarkEnd w:id="2"/>
+    <w:bookmarkEnd w:id="3"/>
     <w:p>
       <w:pPr>
         <w:spacing w:after="16" w:line="360" w:lineRule="exact"/>
@@ -19903,7 +21610,6 @@
           <w:sz w:val="24"/>
           <w:szCs w:val="28"/>
         </w:rPr>
-        <w:lastRenderedPageBreak/>
         <w:t>例5</w:t>
       </w:r>
     </w:p>
@@ -20264,6 +21970,7 @@
           <w:sz w:val="24"/>
           <w:szCs w:val="28"/>
         </w:rPr>
+        <w:lastRenderedPageBreak/>
         <w:t>判断一级关系：必要条件和非必要条件，结婚必须要身份证但可以不用户口本。（其中必要与非必要按大众认知来判断，不要钻牛角尖。 按大众认知，成功7分努力3分运气，所以努力是必要的。 不少人爬山不会带登山杖，但几乎所有人都会穿鞋，所以登山杖非必要，鞋子必要）</w:t>
       </w:r>
     </w:p>
@@ -20904,6 +22611,7 @@
           <w:sz w:val="24"/>
           <w:szCs w:val="28"/>
         </w:rPr>
+        <w:lastRenderedPageBreak/>
         <w:t>B医生：住院：病人</w:t>
       </w:r>
     </w:p>
@@ -21046,7 +22754,7 @@
           <w:szCs w:val="28"/>
         </w:rPr>
       </w:pPr>
-      <w:bookmarkStart w:id="3" w:name="OLE_LINK9"/>
+      <w:bookmarkStart w:id="4" w:name="OLE_LINK9"/>
       <w:r>
         <w:rPr>
           <w:sz w:val="24"/>
@@ -21054,7 +22762,7 @@
         </w:rPr>
         <w:t>骈偶</w:t>
       </w:r>
-      <w:bookmarkEnd w:id="3"/>
+      <w:bookmarkEnd w:id="4"/>
       <w:r>
         <w:rPr>
           <w:sz w:val="24"/>
@@ -21218,7 +22926,6 @@
           <w:sz w:val="24"/>
           <w:szCs w:val="28"/>
         </w:rPr>
-        <w:lastRenderedPageBreak/>
         <w:t>逻辑关系就是内外属性</w:t>
       </w:r>
       <w:r>
@@ -21615,6 +23322,7 @@
           <w:sz w:val="24"/>
           <w:szCs w:val="28"/>
         </w:rPr>
+        <w:lastRenderedPageBreak/>
         <w:t>有两个词含义相同用法相同就是外延，但侧重点细微差别，这就是内涵。此时不存在逻辑关系，只能说是近义词</w:t>
       </w:r>
     </w:p>
@@ -21821,7 +23529,6 @@
           <w:sz w:val="24"/>
           <w:szCs w:val="28"/>
         </w:rPr>
-        <w:lastRenderedPageBreak/>
         <w:t>20260107增：并列关系首先是全异关系，在此基础上如果属于同一个父类别，则叫做并列关系</w:t>
       </w:r>
     </w:p>
@@ -22150,6 +23857,7 @@
           <w:sz w:val="24"/>
           <w:szCs w:val="28"/>
         </w:rPr>
+        <w:lastRenderedPageBreak/>
         <w:t>广义</w:t>
       </w:r>
       <w:r>
@@ -22924,7 +24632,6 @@
           <w:sz w:val="24"/>
           <w:szCs w:val="28"/>
         </w:rPr>
-        <w:lastRenderedPageBreak/>
         <w:tab/>
       </w:r>
       <w:r>
@@ -23298,6 +25005,7 @@
           <w:sz w:val="24"/>
           <w:szCs w:val="28"/>
         </w:rPr>
+        <w:lastRenderedPageBreak/>
         <w:tab/>
         <w:t>多刷题锻炼语感</w:t>
       </w:r>
@@ -23537,14 +25245,7 @@
         <w:rPr>
           <w:rFonts w:hint="eastAsia"/>
         </w:rPr>
-        <w:t>维护一开始想的是装备的属性，但感觉有点牵强，只能牵强的理解为海军装备</w:t>
-      </w:r>
-      <w:r>
-        <w:rPr>
-          <w:rFonts w:hint="eastAsia"/>
-        </w:rPr>
-        <w:lastRenderedPageBreak/>
-        <w:t>和军事装备需要维护，但这样一来，无法排除所有选项，这个思路不对</w:t>
+        <w:t>维护一开始想的是装备的属性，但感觉有点牵强，只能牵强的理解为海军装备和军事装备需要维护，但这样一来，无法排除所有选项，这个思路不对</w:t>
       </w:r>
     </w:p>
     <w:p>
@@ -24500,7 +26201,16 @@
           <w:sz w:val="24"/>
           <w:szCs w:val="28"/>
         </w:rPr>
-        <w:t>D交通警察和刑事警察关系很明显是并列全异，先代入D。但后一空不符</w:t>
+        <w:t>D交通警察和刑事警察关系很明显是并列全异，先代入D。但后一空不</w:t>
+      </w:r>
+      <w:r>
+        <w:rPr>
+          <w:rFonts w:hint="eastAsia"/>
+          <w:sz w:val="24"/>
+          <w:szCs w:val="28"/>
+        </w:rPr>
+        <w:lastRenderedPageBreak/>
+        <w:t>符</w:t>
       </w:r>
     </w:p>
     <w:p>
@@ -24807,288 +26517,297 @@
           <w:sz w:val="24"/>
           <w:szCs w:val="28"/>
         </w:rPr>
+        <w:t>C火：火焰：火气</w:t>
+      </w:r>
+    </w:p>
+    <w:p>
+      <w:pPr>
+        <w:pStyle w:val="ae"/>
+        <w:spacing w:beforeLines="50" w:before="156" w:after="0" w:line="360" w:lineRule="exact"/>
+        <w:ind w:left="641" w:firstLine="199"/>
+        <w:rPr>
+          <w:rFonts w:hint="eastAsia"/>
+          <w:sz w:val="24"/>
+          <w:szCs w:val="28"/>
+        </w:rPr>
+      </w:pPr>
+      <w:r>
+        <w:rPr>
+          <w:rFonts w:hint="eastAsia"/>
+          <w:sz w:val="24"/>
+          <w:szCs w:val="28"/>
+        </w:rPr>
+        <w:t>D心：心房：心腹</w:t>
+      </w:r>
+    </w:p>
+    <w:p>
+      <w:pPr>
+        <w:pStyle w:val="ae"/>
+        <w:spacing w:beforeLines="50" w:before="156" w:after="0" w:line="360" w:lineRule="exact"/>
+        <w:ind w:left="641"/>
+        <w:rPr>
+          <w:rFonts w:hint="eastAsia"/>
+          <w:sz w:val="24"/>
+          <w:szCs w:val="28"/>
+        </w:rPr>
+      </w:pPr>
+      <w:r>
+        <w:rPr>
+          <w:rFonts w:hint="eastAsia"/>
+          <w:sz w:val="24"/>
+          <w:szCs w:val="28"/>
+        </w:rPr>
+        <w:t>海沟中海的含义就是本意，指海洋。海量中的海是海洋的引申意，像海一样，指量大</w:t>
+      </w:r>
+    </w:p>
+    <w:p>
+      <w:pPr>
+        <w:pStyle w:val="ae"/>
+        <w:spacing w:beforeLines="50" w:before="156" w:after="0" w:line="360" w:lineRule="exact"/>
+        <w:ind w:left="641"/>
+        <w:rPr>
+          <w:rFonts w:hint="eastAsia"/>
+          <w:sz w:val="24"/>
+          <w:szCs w:val="28"/>
+        </w:rPr>
+      </w:pPr>
+      <w:r>
+        <w:rPr>
+          <w:rFonts w:hint="eastAsia"/>
+          <w:sz w:val="24"/>
+          <w:szCs w:val="28"/>
+        </w:rPr>
+        <w:t>C中火焰中的火指的是火的本意，火气中的火指的是火的引申意，像火一样，指气暴躁</w:t>
+      </w:r>
+    </w:p>
+    <w:p>
+      <w:pPr>
+        <w:pStyle w:val="ae"/>
+        <w:spacing w:beforeLines="50" w:before="156" w:after="0" w:line="360" w:lineRule="exact"/>
+        <w:ind w:left="641"/>
+        <w:rPr>
+          <w:rFonts w:hint="eastAsia"/>
+          <w:sz w:val="24"/>
+          <w:szCs w:val="28"/>
+        </w:rPr>
+      </w:pPr>
+      <w:r>
+        <w:rPr>
+          <w:rFonts w:hint="eastAsia"/>
+          <w:sz w:val="24"/>
+          <w:szCs w:val="28"/>
+        </w:rPr>
+        <w:t>D心腹，像心一样，感觉有点奇怪</w:t>
+      </w:r>
+    </w:p>
+    <w:p>
+      <w:pPr>
+        <w:pStyle w:val="ae"/>
+        <w:spacing w:beforeLines="50" w:before="156" w:after="0" w:line="360" w:lineRule="exact"/>
+        <w:ind w:left="641"/>
+        <w:rPr>
+          <w:rFonts w:hint="eastAsia"/>
+          <w:sz w:val="24"/>
+          <w:szCs w:val="28"/>
+        </w:rPr>
+      </w:pPr>
+      <w:r>
+        <w:rPr>
+          <w:rFonts w:hint="eastAsia"/>
+          <w:sz w:val="24"/>
+          <w:szCs w:val="28"/>
+        </w:rPr>
+        <w:t>应该是选A</w:t>
+      </w:r>
+    </w:p>
+    <w:p>
+      <w:pPr>
+        <w:spacing w:beforeLines="50" w:before="156" w:after="0" w:line="360" w:lineRule="exact"/>
+        <w:rPr>
+          <w:rFonts w:hint="eastAsia"/>
+          <w:sz w:val="24"/>
+          <w:szCs w:val="28"/>
+        </w:rPr>
+      </w:pPr>
+      <w:r>
+        <w:rPr>
+          <w:sz w:val="24"/>
+          <w:szCs w:val="28"/>
+        </w:rPr>
+        <w:tab/>
+      </w:r>
+      <w:r>
+        <w:rPr>
+          <w:sz w:val="24"/>
+          <w:szCs w:val="28"/>
+        </w:rPr>
+        <w:tab/>
+      </w:r>
+    </w:p>
+    <w:p>
+      <w:pPr>
+        <w:spacing w:beforeLines="50" w:before="156" w:after="0" w:line="360" w:lineRule="exact"/>
+        <w:rPr>
+          <w:rFonts w:hint="eastAsia"/>
+          <w:sz w:val="24"/>
+          <w:szCs w:val="28"/>
+        </w:rPr>
+      </w:pPr>
+      <w:r>
+        <w:rPr>
+          <w:sz w:val="24"/>
+          <w:szCs w:val="28"/>
+        </w:rPr>
+        <w:tab/>
+      </w:r>
+      <w:r>
+        <w:rPr>
+          <w:sz w:val="24"/>
+          <w:szCs w:val="28"/>
+        </w:rPr>
+        <w:tab/>
+      </w:r>
+      <w:r>
+        <w:rPr>
+          <w:rFonts w:hint="eastAsia"/>
+          <w:sz w:val="24"/>
+          <w:szCs w:val="28"/>
+        </w:rPr>
+        <w:t>例9（因果关系+语法   对顺序关系理解不够透彻，导致用错）</w:t>
+      </w:r>
+    </w:p>
+    <w:p>
+      <w:pPr>
+        <w:pStyle w:val="ae"/>
+        <w:spacing w:beforeLines="50" w:before="156" w:after="0" w:line="360" w:lineRule="exact"/>
+        <w:ind w:left="641"/>
+        <w:rPr>
+          <w:rFonts w:hint="eastAsia"/>
+          <w:sz w:val="24"/>
+          <w:szCs w:val="28"/>
+        </w:rPr>
+      </w:pPr>
+      <w:r>
+        <w:rPr>
+          <w:sz w:val="24"/>
+          <w:szCs w:val="28"/>
+        </w:rPr>
+        <w:t>雷击：停电：电梯停运</w:t>
+      </w:r>
+    </w:p>
+    <w:p>
+      <w:pPr>
+        <w:pStyle w:val="ae"/>
+        <w:spacing w:beforeLines="50" w:before="156" w:after="0" w:line="360" w:lineRule="exact"/>
+        <w:ind w:left="641" w:firstLine="199"/>
+        <w:rPr>
+          <w:rFonts w:hint="eastAsia"/>
+          <w:sz w:val="24"/>
+          <w:szCs w:val="28"/>
+        </w:rPr>
+      </w:pPr>
+      <w:r>
+        <w:rPr>
+          <w:sz w:val="24"/>
+          <w:szCs w:val="28"/>
+        </w:rPr>
+        <w:t>A生病：住院：四肢酸疼</w:t>
+      </w:r>
+    </w:p>
+    <w:p>
+      <w:pPr>
+        <w:pStyle w:val="ae"/>
+        <w:spacing w:beforeLines="50" w:before="156" w:after="0" w:line="360" w:lineRule="exact"/>
+        <w:ind w:left="641" w:firstLine="199"/>
+        <w:rPr>
+          <w:rFonts w:hint="eastAsia"/>
+          <w:sz w:val="24"/>
+          <w:szCs w:val="28"/>
+        </w:rPr>
+      </w:pPr>
+      <w:r>
+        <w:rPr>
+          <w:sz w:val="24"/>
+          <w:szCs w:val="28"/>
+        </w:rPr>
+        <w:t>B通胀：加息：资金回流</w:t>
+      </w:r>
+    </w:p>
+    <w:p>
+      <w:pPr>
+        <w:pStyle w:val="ae"/>
+        <w:spacing w:beforeLines="50" w:before="156" w:after="0" w:line="360" w:lineRule="exact"/>
+        <w:ind w:left="641" w:firstLine="199"/>
+        <w:rPr>
+          <w:rFonts w:hint="eastAsia"/>
+          <w:sz w:val="24"/>
+          <w:szCs w:val="28"/>
+        </w:rPr>
+      </w:pPr>
+      <w:r>
+        <w:rPr>
+          <w:sz w:val="24"/>
+          <w:szCs w:val="28"/>
+        </w:rPr>
+        <w:t>C增收：免签：航班增加</w:t>
+      </w:r>
+    </w:p>
+    <w:p>
+      <w:pPr>
+        <w:pStyle w:val="ae"/>
+        <w:spacing w:beforeLines="50" w:before="156" w:after="0" w:line="360" w:lineRule="exact"/>
+        <w:ind w:left="641" w:firstLine="199"/>
+        <w:rPr>
+          <w:rFonts w:hint="eastAsia"/>
+          <w:sz w:val="24"/>
+          <w:szCs w:val="28"/>
+        </w:rPr>
+      </w:pPr>
+      <w:r>
+        <w:rPr>
+          <w:sz w:val="24"/>
+          <w:szCs w:val="28"/>
+        </w:rPr>
+        <w:t>D奋斗：成长：自立自强</w:t>
+      </w:r>
+    </w:p>
+    <w:p>
+      <w:pPr>
+        <w:pStyle w:val="ae"/>
+        <w:spacing w:beforeLines="50" w:before="156" w:after="0" w:line="360" w:lineRule="exact"/>
+        <w:ind w:left="641"/>
+        <w:rPr>
+          <w:rFonts w:hint="eastAsia"/>
+          <w:sz w:val="24"/>
+          <w:szCs w:val="28"/>
+        </w:rPr>
+      </w:pPr>
+      <w:r>
+        <w:rPr>
+          <w:rFonts w:hint="eastAsia"/>
+          <w:sz w:val="24"/>
+          <w:szCs w:val="28"/>
+        </w:rPr>
+        <w:t>这个一开始我认为是顺序关系+因果关系。其实只有因果关系，</w:t>
+      </w:r>
+      <w:r>
+        <w:rPr>
+          <w:rFonts w:hint="eastAsia"/>
+          <w:strike/>
+          <w:sz w:val="24"/>
+          <w:szCs w:val="28"/>
+        </w:rPr>
+        <w:t>顺序关系的关键词是只有什么，才能什么。就算没雷击也会停电，不属于顺序关</w:t>
+      </w:r>
+      <w:r>
+        <w:rPr>
+          <w:rFonts w:hint="eastAsia"/>
+          <w:strike/>
+          <w:sz w:val="24"/>
+          <w:szCs w:val="28"/>
+        </w:rPr>
         <w:lastRenderedPageBreak/>
-        <w:t>C火：火焰：火气</w:t>
-      </w:r>
-    </w:p>
-    <w:p>
-      <w:pPr>
-        <w:pStyle w:val="ae"/>
-        <w:spacing w:beforeLines="50" w:before="156" w:after="0" w:line="360" w:lineRule="exact"/>
-        <w:ind w:left="641" w:firstLine="199"/>
-        <w:rPr>
-          <w:rFonts w:hint="eastAsia"/>
-          <w:sz w:val="24"/>
-          <w:szCs w:val="28"/>
-        </w:rPr>
-      </w:pPr>
-      <w:r>
-        <w:rPr>
-          <w:rFonts w:hint="eastAsia"/>
-          <w:sz w:val="24"/>
-          <w:szCs w:val="28"/>
-        </w:rPr>
-        <w:t>D心：心房：心腹</w:t>
-      </w:r>
-    </w:p>
-    <w:p>
-      <w:pPr>
-        <w:pStyle w:val="ae"/>
-        <w:spacing w:beforeLines="50" w:before="156" w:after="0" w:line="360" w:lineRule="exact"/>
-        <w:ind w:left="641"/>
-        <w:rPr>
-          <w:rFonts w:hint="eastAsia"/>
-          <w:sz w:val="24"/>
-          <w:szCs w:val="28"/>
-        </w:rPr>
-      </w:pPr>
-      <w:r>
-        <w:rPr>
-          <w:rFonts w:hint="eastAsia"/>
-          <w:sz w:val="24"/>
-          <w:szCs w:val="28"/>
-        </w:rPr>
-        <w:t>海沟中海的含义就是本意，指海洋。海量中的海是海洋的引申意，像海一样，指量大</w:t>
-      </w:r>
-    </w:p>
-    <w:p>
-      <w:pPr>
-        <w:pStyle w:val="ae"/>
-        <w:spacing w:beforeLines="50" w:before="156" w:after="0" w:line="360" w:lineRule="exact"/>
-        <w:ind w:left="641"/>
-        <w:rPr>
-          <w:rFonts w:hint="eastAsia"/>
-          <w:sz w:val="24"/>
-          <w:szCs w:val="28"/>
-        </w:rPr>
-      </w:pPr>
-      <w:r>
-        <w:rPr>
-          <w:rFonts w:hint="eastAsia"/>
-          <w:sz w:val="24"/>
-          <w:szCs w:val="28"/>
-        </w:rPr>
-        <w:t>C中火焰中的火指的是火的本意，火气中的火指的是火的引申意，像火一样，指气暴躁</w:t>
-      </w:r>
-    </w:p>
-    <w:p>
-      <w:pPr>
-        <w:pStyle w:val="ae"/>
-        <w:spacing w:beforeLines="50" w:before="156" w:after="0" w:line="360" w:lineRule="exact"/>
-        <w:ind w:left="641"/>
-        <w:rPr>
-          <w:rFonts w:hint="eastAsia"/>
-          <w:sz w:val="24"/>
-          <w:szCs w:val="28"/>
-        </w:rPr>
-      </w:pPr>
-      <w:r>
-        <w:rPr>
-          <w:rFonts w:hint="eastAsia"/>
-          <w:sz w:val="24"/>
-          <w:szCs w:val="28"/>
-        </w:rPr>
-        <w:t>D心腹，像心一样，感觉有点奇怪</w:t>
-      </w:r>
-    </w:p>
-    <w:p>
-      <w:pPr>
-        <w:pStyle w:val="ae"/>
-        <w:spacing w:beforeLines="50" w:before="156" w:after="0" w:line="360" w:lineRule="exact"/>
-        <w:ind w:left="641"/>
-        <w:rPr>
-          <w:rFonts w:hint="eastAsia"/>
-          <w:sz w:val="24"/>
-          <w:szCs w:val="28"/>
-        </w:rPr>
-      </w:pPr>
-      <w:r>
-        <w:rPr>
-          <w:rFonts w:hint="eastAsia"/>
-          <w:sz w:val="24"/>
-          <w:szCs w:val="28"/>
-        </w:rPr>
-        <w:t>应该是选A</w:t>
-      </w:r>
-    </w:p>
-    <w:p>
-      <w:pPr>
-        <w:spacing w:beforeLines="50" w:before="156" w:after="0" w:line="360" w:lineRule="exact"/>
-        <w:rPr>
-          <w:rFonts w:hint="eastAsia"/>
-          <w:sz w:val="24"/>
-          <w:szCs w:val="28"/>
-        </w:rPr>
-      </w:pPr>
-      <w:r>
-        <w:rPr>
-          <w:sz w:val="24"/>
-          <w:szCs w:val="28"/>
-        </w:rPr>
-        <w:tab/>
-      </w:r>
-      <w:r>
-        <w:rPr>
-          <w:sz w:val="24"/>
-          <w:szCs w:val="28"/>
-        </w:rPr>
-        <w:tab/>
-      </w:r>
-    </w:p>
-    <w:p>
-      <w:pPr>
-        <w:spacing w:beforeLines="50" w:before="156" w:after="0" w:line="360" w:lineRule="exact"/>
-        <w:rPr>
-          <w:rFonts w:hint="eastAsia"/>
-          <w:sz w:val="24"/>
-          <w:szCs w:val="28"/>
-        </w:rPr>
-      </w:pPr>
-      <w:r>
-        <w:rPr>
-          <w:sz w:val="24"/>
-          <w:szCs w:val="28"/>
-        </w:rPr>
-        <w:tab/>
-      </w:r>
-      <w:r>
-        <w:rPr>
-          <w:sz w:val="24"/>
-          <w:szCs w:val="28"/>
-        </w:rPr>
-        <w:tab/>
-      </w:r>
-      <w:r>
-        <w:rPr>
-          <w:rFonts w:hint="eastAsia"/>
-          <w:sz w:val="24"/>
-          <w:szCs w:val="28"/>
-        </w:rPr>
-        <w:t>例9（因果关系+语法   对顺序关系理解不够透彻，导致用错）</w:t>
-      </w:r>
-    </w:p>
-    <w:p>
-      <w:pPr>
-        <w:pStyle w:val="ae"/>
-        <w:spacing w:beforeLines="50" w:before="156" w:after="0" w:line="360" w:lineRule="exact"/>
-        <w:ind w:left="641"/>
-        <w:rPr>
-          <w:rFonts w:hint="eastAsia"/>
-          <w:sz w:val="24"/>
-          <w:szCs w:val="28"/>
-        </w:rPr>
-      </w:pPr>
-      <w:r>
-        <w:rPr>
-          <w:sz w:val="24"/>
-          <w:szCs w:val="28"/>
-        </w:rPr>
-        <w:t>雷击：停电：电梯停运</w:t>
-      </w:r>
-    </w:p>
-    <w:p>
-      <w:pPr>
-        <w:pStyle w:val="ae"/>
-        <w:spacing w:beforeLines="50" w:before="156" w:after="0" w:line="360" w:lineRule="exact"/>
-        <w:ind w:left="641" w:firstLine="199"/>
-        <w:rPr>
-          <w:rFonts w:hint="eastAsia"/>
-          <w:sz w:val="24"/>
-          <w:szCs w:val="28"/>
-        </w:rPr>
-      </w:pPr>
-      <w:r>
-        <w:rPr>
-          <w:sz w:val="24"/>
-          <w:szCs w:val="28"/>
-        </w:rPr>
-        <w:t>A生病：住院：四肢酸疼</w:t>
-      </w:r>
-    </w:p>
-    <w:p>
-      <w:pPr>
-        <w:pStyle w:val="ae"/>
-        <w:spacing w:beforeLines="50" w:before="156" w:after="0" w:line="360" w:lineRule="exact"/>
-        <w:ind w:left="641" w:firstLine="199"/>
-        <w:rPr>
-          <w:rFonts w:hint="eastAsia"/>
-          <w:sz w:val="24"/>
-          <w:szCs w:val="28"/>
-        </w:rPr>
-      </w:pPr>
-      <w:r>
-        <w:rPr>
-          <w:sz w:val="24"/>
-          <w:szCs w:val="28"/>
-        </w:rPr>
-        <w:t>B通胀：加息：资金回流</w:t>
-      </w:r>
-    </w:p>
-    <w:p>
-      <w:pPr>
-        <w:pStyle w:val="ae"/>
-        <w:spacing w:beforeLines="50" w:before="156" w:after="0" w:line="360" w:lineRule="exact"/>
-        <w:ind w:left="641" w:firstLine="199"/>
-        <w:rPr>
-          <w:rFonts w:hint="eastAsia"/>
-          <w:sz w:val="24"/>
-          <w:szCs w:val="28"/>
-        </w:rPr>
-      </w:pPr>
-      <w:r>
-        <w:rPr>
-          <w:sz w:val="24"/>
-          <w:szCs w:val="28"/>
-        </w:rPr>
-        <w:t>C增收：免签：航班增加</w:t>
-      </w:r>
-    </w:p>
-    <w:p>
-      <w:pPr>
-        <w:pStyle w:val="ae"/>
-        <w:spacing w:beforeLines="50" w:before="156" w:after="0" w:line="360" w:lineRule="exact"/>
-        <w:ind w:left="641" w:firstLine="199"/>
-        <w:rPr>
-          <w:rFonts w:hint="eastAsia"/>
-          <w:sz w:val="24"/>
-          <w:szCs w:val="28"/>
-        </w:rPr>
-      </w:pPr>
-      <w:r>
-        <w:rPr>
-          <w:sz w:val="24"/>
-          <w:szCs w:val="28"/>
-        </w:rPr>
-        <w:t>D奋斗：成长：自立自强</w:t>
-      </w:r>
-    </w:p>
-    <w:p>
-      <w:pPr>
-        <w:pStyle w:val="ae"/>
-        <w:spacing w:beforeLines="50" w:before="156" w:after="0" w:line="360" w:lineRule="exact"/>
-        <w:ind w:left="641"/>
-        <w:rPr>
-          <w:rFonts w:hint="eastAsia"/>
-          <w:sz w:val="24"/>
-          <w:szCs w:val="28"/>
-        </w:rPr>
-      </w:pPr>
-      <w:r>
-        <w:rPr>
-          <w:rFonts w:hint="eastAsia"/>
-          <w:sz w:val="24"/>
-          <w:szCs w:val="28"/>
-        </w:rPr>
-        <w:t>这个一开始我认为是顺序关系+因果关系。其实只有因果关系，</w:t>
-      </w:r>
-      <w:r>
-        <w:rPr>
-          <w:rFonts w:hint="eastAsia"/>
-          <w:strike/>
-          <w:sz w:val="24"/>
-          <w:szCs w:val="28"/>
-        </w:rPr>
-        <w:t>顺序关系的关键词是只有什么，才能什么。就算没雷击也会停电，不属于顺序关系。</w:t>
+        <w:t>系。</w:t>
       </w:r>
       <w:r>
         <w:rPr>
@@ -25499,7 +27218,6 @@
           <w:sz w:val="24"/>
           <w:szCs w:val="28"/>
         </w:rPr>
-        <w:lastRenderedPageBreak/>
         <w:tab/>
       </w:r>
       <w:r>
@@ -25815,6 +27533,7 @@
           <w:sz w:val="24"/>
           <w:szCs w:val="28"/>
         </w:rPr>
+        <w:lastRenderedPageBreak/>
         <w:t xml:space="preserve">B 饥饿:进食:健康 </w:t>
       </w:r>
     </w:p>
@@ -26073,275 +27792,283 @@
           <w:sz w:val="24"/>
           <w:szCs w:val="28"/>
         </w:rPr>
+        <w:t>D 复习:考试</w:t>
+      </w:r>
+    </w:p>
+    <w:p>
+      <w:pPr>
+        <w:pStyle w:val="ae"/>
+        <w:spacing w:beforeLines="50" w:before="156" w:after="0" w:line="360" w:lineRule="exact"/>
+        <w:ind w:left="641"/>
+        <w:rPr>
+          <w:rFonts w:hint="eastAsia"/>
+          <w:sz w:val="24"/>
+          <w:szCs w:val="28"/>
+        </w:rPr>
+      </w:pPr>
+      <w:r>
+        <w:rPr>
+          <w:rFonts w:hint="eastAsia"/>
+          <w:sz w:val="24"/>
+          <w:szCs w:val="28"/>
+        </w:rPr>
+        <w:t>初步判断是顺序关系，先张嘴然后喝水。四个选项都是顺序关系，继续分析，张嘴和喝水是必然的顺序关系，只有张嘴了才能喝水。</w:t>
+      </w:r>
+    </w:p>
+    <w:p>
+      <w:pPr>
+        <w:pStyle w:val="ae"/>
+        <w:spacing w:beforeLines="50" w:before="156" w:after="0" w:line="360" w:lineRule="exact"/>
+        <w:ind w:left="641"/>
+        <w:rPr>
+          <w:rFonts w:hint="eastAsia"/>
+          <w:sz w:val="24"/>
+          <w:szCs w:val="28"/>
+        </w:rPr>
+      </w:pPr>
+      <w:r>
+        <w:rPr>
+          <w:rFonts w:hint="eastAsia"/>
+          <w:sz w:val="24"/>
+          <w:szCs w:val="28"/>
+        </w:rPr>
+        <w:t>四个选项中必然顺序关系只有B</w:t>
+      </w:r>
+    </w:p>
+    <w:p>
+      <w:pPr>
+        <w:pStyle w:val="ae"/>
+        <w:spacing w:beforeLines="50" w:before="156" w:after="0" w:line="360" w:lineRule="exact"/>
+        <w:ind w:left="641"/>
+        <w:rPr>
+          <w:rFonts w:hint="eastAsia"/>
+          <w:sz w:val="24"/>
+          <w:szCs w:val="28"/>
+        </w:rPr>
+      </w:pPr>
+      <w:r>
+        <w:rPr>
+          <w:rFonts w:hint="eastAsia"/>
+          <w:sz w:val="24"/>
+          <w:szCs w:val="28"/>
+        </w:rPr>
+        <w:t>Deepseek认为题干是目的关系中的动作-目的关系，D是行为和目的关系</w:t>
+      </w:r>
+    </w:p>
+    <w:p>
+      <w:pPr>
+        <w:pStyle w:val="ae"/>
+        <w:spacing w:beforeLines="50" w:before="156" w:after="0" w:line="360" w:lineRule="exact"/>
+        <w:ind w:left="641"/>
+        <w:rPr>
+          <w:rFonts w:hint="eastAsia"/>
+          <w:sz w:val="24"/>
+          <w:szCs w:val="28"/>
+        </w:rPr>
+      </w:pPr>
+      <w:r>
+        <w:rPr>
+          <w:rFonts w:hint="eastAsia"/>
+          <w:sz w:val="24"/>
+          <w:szCs w:val="28"/>
+        </w:rPr>
+        <w:t>因为顺序本身不是一种关系，顺承才是。A两者之间的目的关系不强，选C</w:t>
+      </w:r>
+    </w:p>
+    <w:p>
+      <w:pPr>
+        <w:pStyle w:val="ae"/>
+        <w:spacing w:beforeLines="50" w:before="156" w:after="0" w:line="360" w:lineRule="exact"/>
+        <w:ind w:left="641"/>
+        <w:rPr>
+          <w:rFonts w:hint="eastAsia"/>
+          <w:sz w:val="24"/>
+          <w:szCs w:val="28"/>
+        </w:rPr>
+      </w:pPr>
+      <w:r>
+        <w:rPr>
+          <w:rFonts w:hint="eastAsia"/>
+          <w:sz w:val="24"/>
+          <w:szCs w:val="28"/>
+        </w:rPr>
+        <w:t>感觉这题有争议</w:t>
+      </w:r>
+    </w:p>
+    <w:p>
+      <w:pPr>
+        <w:pStyle w:val="ae"/>
+        <w:spacing w:beforeLines="50" w:before="156" w:after="0" w:line="360" w:lineRule="exact"/>
+        <w:ind w:left="641"/>
+        <w:rPr>
+          <w:rFonts w:hint="eastAsia"/>
+          <w:sz w:val="24"/>
+          <w:szCs w:val="28"/>
+        </w:rPr>
+      </w:pPr>
+      <w:r>
+        <w:rPr>
+          <w:rFonts w:hint="eastAsia"/>
+          <w:sz w:val="24"/>
+          <w:szCs w:val="28"/>
+        </w:rPr>
+        <w:t>按序列关系，应该是选择B</w:t>
+      </w:r>
+    </w:p>
+    <w:p>
+      <w:pPr>
+        <w:pStyle w:val="ae"/>
+        <w:spacing w:beforeLines="50" w:before="156" w:after="0" w:line="360" w:lineRule="exact"/>
+        <w:ind w:left="641"/>
+        <w:rPr>
+          <w:rFonts w:hint="eastAsia"/>
+          <w:sz w:val="24"/>
+          <w:szCs w:val="28"/>
+        </w:rPr>
+      </w:pPr>
+    </w:p>
+    <w:p>
+      <w:pPr>
+        <w:pStyle w:val="ae"/>
+        <w:spacing w:beforeLines="50" w:before="156" w:after="0" w:line="360" w:lineRule="exact"/>
+        <w:ind w:left="641"/>
+        <w:rPr>
+          <w:rFonts w:hint="eastAsia"/>
+          <w:sz w:val="24"/>
+          <w:szCs w:val="28"/>
+        </w:rPr>
+      </w:pPr>
+      <w:r>
+        <w:rPr>
+          <w:rFonts w:hint="eastAsia"/>
+          <w:sz w:val="24"/>
+          <w:szCs w:val="28"/>
+        </w:rPr>
+        <w:t>例15</w:t>
+      </w:r>
+    </w:p>
+    <w:p>
+      <w:pPr>
+        <w:pStyle w:val="ae"/>
+        <w:spacing w:beforeLines="50" w:before="156" w:after="0" w:line="360" w:lineRule="exact"/>
+        <w:ind w:left="641"/>
+        <w:rPr>
+          <w:rFonts w:hint="eastAsia"/>
+          <w:sz w:val="24"/>
+          <w:szCs w:val="28"/>
+        </w:rPr>
+      </w:pPr>
+      <w:r>
+        <w:rPr>
+          <w:sz w:val="24"/>
+          <w:szCs w:val="28"/>
+        </w:rPr>
+        <w:t xml:space="preserve">言之无文:行之不远 </w:t>
+      </w:r>
+    </w:p>
+    <w:p>
+      <w:pPr>
+        <w:pStyle w:val="ae"/>
+        <w:spacing w:beforeLines="50" w:before="156" w:after="0" w:line="360" w:lineRule="exact"/>
+        <w:ind w:left="641"/>
+        <w:rPr>
+          <w:rFonts w:hint="eastAsia"/>
+          <w:sz w:val="24"/>
+          <w:szCs w:val="28"/>
+        </w:rPr>
+      </w:pPr>
+      <w:r>
+        <w:rPr>
+          <w:sz w:val="24"/>
+          <w:szCs w:val="28"/>
+        </w:rPr>
+        <w:t xml:space="preserve">A 一叶障目:不见泰山 </w:t>
+      </w:r>
+    </w:p>
+    <w:p>
+      <w:pPr>
+        <w:pStyle w:val="ae"/>
+        <w:spacing w:beforeLines="50" w:before="156" w:after="0" w:line="360" w:lineRule="exact"/>
+        <w:ind w:left="641"/>
+        <w:rPr>
+          <w:rFonts w:hint="eastAsia"/>
+          <w:sz w:val="24"/>
+          <w:szCs w:val="28"/>
+        </w:rPr>
+      </w:pPr>
+      <w:r>
+        <w:rPr>
+          <w:sz w:val="24"/>
+          <w:szCs w:val="28"/>
+        </w:rPr>
+        <w:t xml:space="preserve">B 宁为玉碎:不为瓦全 </w:t>
+      </w:r>
+    </w:p>
+    <w:p>
+      <w:pPr>
+        <w:pStyle w:val="ae"/>
+        <w:spacing w:beforeLines="50" w:before="156" w:after="0" w:line="360" w:lineRule="exact"/>
+        <w:ind w:left="641"/>
+        <w:rPr>
+          <w:rFonts w:hint="eastAsia"/>
+          <w:sz w:val="24"/>
+          <w:szCs w:val="28"/>
+        </w:rPr>
+      </w:pPr>
+      <w:r>
+        <w:rPr>
+          <w:sz w:val="24"/>
+          <w:szCs w:val="28"/>
+        </w:rPr>
+        <w:t xml:space="preserve">C 藏诸名山:传之其人 </w:t>
+      </w:r>
+    </w:p>
+    <w:p>
+      <w:pPr>
+        <w:pStyle w:val="ae"/>
+        <w:spacing w:beforeLines="50" w:before="156" w:after="0" w:line="360" w:lineRule="exact"/>
+        <w:ind w:left="641"/>
+        <w:rPr>
+          <w:rFonts w:hint="eastAsia"/>
+          <w:sz w:val="24"/>
+          <w:szCs w:val="28"/>
+        </w:rPr>
+      </w:pPr>
+      <w:r>
+        <w:rPr>
+          <w:sz w:val="24"/>
+          <w:szCs w:val="28"/>
+        </w:rPr>
+        <w:t>D 取之不尽:用之不竭</w:t>
+      </w:r>
+    </w:p>
+    <w:p>
+      <w:pPr>
+        <w:pStyle w:val="ae"/>
+        <w:spacing w:beforeLines="50" w:before="156" w:after="0" w:line="360" w:lineRule="exact"/>
+        <w:ind w:left="641"/>
+        <w:rPr>
+          <w:rFonts w:hint="eastAsia"/>
+          <w:sz w:val="24"/>
+          <w:szCs w:val="28"/>
+        </w:rPr>
+      </w:pPr>
+      <w:r>
+        <w:rPr>
+          <w:rFonts w:hint="eastAsia"/>
+          <w:sz w:val="24"/>
+          <w:szCs w:val="28"/>
+        </w:rPr>
+        <w:t xml:space="preserve"> 题干为因果关系，AD看起来是，且D的词型更像。但D仔细分析，都是表示资源取不完，资源用不完，更像是表示资源多的词语类别下的并</w:t>
+      </w:r>
+      <w:r>
+        <w:rPr>
+          <w:rFonts w:hint="eastAsia"/>
+          <w:sz w:val="24"/>
+          <w:szCs w:val="28"/>
+        </w:rPr>
         <w:lastRenderedPageBreak/>
-        <w:t>D 复习:考试</w:t>
-      </w:r>
-    </w:p>
-    <w:p>
-      <w:pPr>
-        <w:pStyle w:val="ae"/>
-        <w:spacing w:beforeLines="50" w:before="156" w:after="0" w:line="360" w:lineRule="exact"/>
-        <w:ind w:left="641"/>
-        <w:rPr>
-          <w:rFonts w:hint="eastAsia"/>
-          <w:sz w:val="24"/>
-          <w:szCs w:val="28"/>
-        </w:rPr>
-      </w:pPr>
-      <w:r>
-        <w:rPr>
-          <w:rFonts w:hint="eastAsia"/>
-          <w:sz w:val="24"/>
-          <w:szCs w:val="28"/>
-        </w:rPr>
-        <w:t>初步判断是顺序关系，先张嘴然后喝水。四个选项都是顺序关系，继续分析，张嘴和喝水是必然的顺序关系，只有张嘴了才能喝水。</w:t>
-      </w:r>
-    </w:p>
-    <w:p>
-      <w:pPr>
-        <w:pStyle w:val="ae"/>
-        <w:spacing w:beforeLines="50" w:before="156" w:after="0" w:line="360" w:lineRule="exact"/>
-        <w:ind w:left="641"/>
-        <w:rPr>
-          <w:rFonts w:hint="eastAsia"/>
-          <w:sz w:val="24"/>
-          <w:szCs w:val="28"/>
-        </w:rPr>
-      </w:pPr>
-      <w:r>
-        <w:rPr>
-          <w:rFonts w:hint="eastAsia"/>
-          <w:sz w:val="24"/>
-          <w:szCs w:val="28"/>
-        </w:rPr>
-        <w:t>四个选项中必然顺序关系只有B</w:t>
-      </w:r>
-    </w:p>
-    <w:p>
-      <w:pPr>
-        <w:pStyle w:val="ae"/>
-        <w:spacing w:beforeLines="50" w:before="156" w:after="0" w:line="360" w:lineRule="exact"/>
-        <w:ind w:left="641"/>
-        <w:rPr>
-          <w:rFonts w:hint="eastAsia"/>
-          <w:sz w:val="24"/>
-          <w:szCs w:val="28"/>
-        </w:rPr>
-      </w:pPr>
-      <w:r>
-        <w:rPr>
-          <w:rFonts w:hint="eastAsia"/>
-          <w:sz w:val="24"/>
-          <w:szCs w:val="28"/>
-        </w:rPr>
-        <w:t>Deepseek认为题干是目的关系中的动作-目的关系，D是行为和目的关系</w:t>
-      </w:r>
-    </w:p>
-    <w:p>
-      <w:pPr>
-        <w:pStyle w:val="ae"/>
-        <w:spacing w:beforeLines="50" w:before="156" w:after="0" w:line="360" w:lineRule="exact"/>
-        <w:ind w:left="641"/>
-        <w:rPr>
-          <w:rFonts w:hint="eastAsia"/>
-          <w:sz w:val="24"/>
-          <w:szCs w:val="28"/>
-        </w:rPr>
-      </w:pPr>
-      <w:r>
-        <w:rPr>
-          <w:rFonts w:hint="eastAsia"/>
-          <w:sz w:val="24"/>
-          <w:szCs w:val="28"/>
-        </w:rPr>
-        <w:t>因为顺序本身不是一种关系，顺承才是。A两者之间的目的关系不强，选C</w:t>
-      </w:r>
-    </w:p>
-    <w:p>
-      <w:pPr>
-        <w:pStyle w:val="ae"/>
-        <w:spacing w:beforeLines="50" w:before="156" w:after="0" w:line="360" w:lineRule="exact"/>
-        <w:ind w:left="641"/>
-        <w:rPr>
-          <w:rFonts w:hint="eastAsia"/>
-          <w:sz w:val="24"/>
-          <w:szCs w:val="28"/>
-        </w:rPr>
-      </w:pPr>
-      <w:r>
-        <w:rPr>
-          <w:rFonts w:hint="eastAsia"/>
-          <w:sz w:val="24"/>
-          <w:szCs w:val="28"/>
-        </w:rPr>
-        <w:t>感觉这题有争议</w:t>
-      </w:r>
-    </w:p>
-    <w:p>
-      <w:pPr>
-        <w:pStyle w:val="ae"/>
-        <w:spacing w:beforeLines="50" w:before="156" w:after="0" w:line="360" w:lineRule="exact"/>
-        <w:ind w:left="641"/>
-        <w:rPr>
-          <w:rFonts w:hint="eastAsia"/>
-          <w:sz w:val="24"/>
-          <w:szCs w:val="28"/>
-        </w:rPr>
-      </w:pPr>
-      <w:r>
-        <w:rPr>
-          <w:rFonts w:hint="eastAsia"/>
-          <w:sz w:val="24"/>
-          <w:szCs w:val="28"/>
-        </w:rPr>
-        <w:t>按序列关系，应该是选择B</w:t>
-      </w:r>
-    </w:p>
-    <w:p>
-      <w:pPr>
-        <w:pStyle w:val="ae"/>
-        <w:spacing w:beforeLines="50" w:before="156" w:after="0" w:line="360" w:lineRule="exact"/>
-        <w:ind w:left="641"/>
-        <w:rPr>
-          <w:rFonts w:hint="eastAsia"/>
-          <w:sz w:val="24"/>
-          <w:szCs w:val="28"/>
-        </w:rPr>
-      </w:pPr>
-    </w:p>
-    <w:p>
-      <w:pPr>
-        <w:pStyle w:val="ae"/>
-        <w:spacing w:beforeLines="50" w:before="156" w:after="0" w:line="360" w:lineRule="exact"/>
-        <w:ind w:left="641"/>
-        <w:rPr>
-          <w:rFonts w:hint="eastAsia"/>
-          <w:sz w:val="24"/>
-          <w:szCs w:val="28"/>
-        </w:rPr>
-      </w:pPr>
-      <w:r>
-        <w:rPr>
-          <w:rFonts w:hint="eastAsia"/>
-          <w:sz w:val="24"/>
-          <w:szCs w:val="28"/>
-        </w:rPr>
-        <w:t>例15</w:t>
-      </w:r>
-    </w:p>
-    <w:p>
-      <w:pPr>
-        <w:pStyle w:val="ae"/>
-        <w:spacing w:beforeLines="50" w:before="156" w:after="0" w:line="360" w:lineRule="exact"/>
-        <w:ind w:left="641"/>
-        <w:rPr>
-          <w:rFonts w:hint="eastAsia"/>
-          <w:sz w:val="24"/>
-          <w:szCs w:val="28"/>
-        </w:rPr>
-      </w:pPr>
-      <w:r>
-        <w:rPr>
-          <w:sz w:val="24"/>
-          <w:szCs w:val="28"/>
-        </w:rPr>
-        <w:t xml:space="preserve">言之无文:行之不远 </w:t>
-      </w:r>
-    </w:p>
-    <w:p>
-      <w:pPr>
-        <w:pStyle w:val="ae"/>
-        <w:spacing w:beforeLines="50" w:before="156" w:after="0" w:line="360" w:lineRule="exact"/>
-        <w:ind w:left="641"/>
-        <w:rPr>
-          <w:rFonts w:hint="eastAsia"/>
-          <w:sz w:val="24"/>
-          <w:szCs w:val="28"/>
-        </w:rPr>
-      </w:pPr>
-      <w:r>
-        <w:rPr>
-          <w:sz w:val="24"/>
-          <w:szCs w:val="28"/>
-        </w:rPr>
-        <w:t xml:space="preserve">A 一叶障目:不见泰山 </w:t>
-      </w:r>
-    </w:p>
-    <w:p>
-      <w:pPr>
-        <w:pStyle w:val="ae"/>
-        <w:spacing w:beforeLines="50" w:before="156" w:after="0" w:line="360" w:lineRule="exact"/>
-        <w:ind w:left="641"/>
-        <w:rPr>
-          <w:rFonts w:hint="eastAsia"/>
-          <w:sz w:val="24"/>
-          <w:szCs w:val="28"/>
-        </w:rPr>
-      </w:pPr>
-      <w:r>
-        <w:rPr>
-          <w:sz w:val="24"/>
-          <w:szCs w:val="28"/>
-        </w:rPr>
-        <w:t xml:space="preserve">B 宁为玉碎:不为瓦全 </w:t>
-      </w:r>
-    </w:p>
-    <w:p>
-      <w:pPr>
-        <w:pStyle w:val="ae"/>
-        <w:spacing w:beforeLines="50" w:before="156" w:after="0" w:line="360" w:lineRule="exact"/>
-        <w:ind w:left="641"/>
-        <w:rPr>
-          <w:rFonts w:hint="eastAsia"/>
-          <w:sz w:val="24"/>
-          <w:szCs w:val="28"/>
-        </w:rPr>
-      </w:pPr>
-      <w:r>
-        <w:rPr>
-          <w:sz w:val="24"/>
-          <w:szCs w:val="28"/>
-        </w:rPr>
-        <w:t xml:space="preserve">C 藏诸名山:传之其人 </w:t>
-      </w:r>
-    </w:p>
-    <w:p>
-      <w:pPr>
-        <w:pStyle w:val="ae"/>
-        <w:spacing w:beforeLines="50" w:before="156" w:after="0" w:line="360" w:lineRule="exact"/>
-        <w:ind w:left="641"/>
-        <w:rPr>
-          <w:rFonts w:hint="eastAsia"/>
-          <w:sz w:val="24"/>
-          <w:szCs w:val="28"/>
-        </w:rPr>
-      </w:pPr>
-      <w:r>
-        <w:rPr>
-          <w:sz w:val="24"/>
-          <w:szCs w:val="28"/>
-        </w:rPr>
-        <w:t>D 取之不尽:用之不竭</w:t>
-      </w:r>
-    </w:p>
-    <w:p>
-      <w:pPr>
-        <w:pStyle w:val="ae"/>
-        <w:spacing w:beforeLines="50" w:before="156" w:after="0" w:line="360" w:lineRule="exact"/>
-        <w:ind w:left="641"/>
-        <w:rPr>
-          <w:rFonts w:hint="eastAsia"/>
-          <w:sz w:val="24"/>
-          <w:szCs w:val="28"/>
-        </w:rPr>
-      </w:pPr>
-      <w:r>
-        <w:rPr>
-          <w:rFonts w:hint="eastAsia"/>
-          <w:sz w:val="24"/>
-          <w:szCs w:val="28"/>
-        </w:rPr>
-        <w:t xml:space="preserve"> 题干为因果关系，AD看起来是，且D的词型更像。但D仔细分析，都是表示资源取不完，资源用不完，更像是表示资源多的词语类别下的并列关系，因果关系比较弱</w:t>
+        <w:t>列关系，因果关系比较弱</w:t>
       </w:r>
     </w:p>
     <w:p>
@@ -26767,415 +28494,415 @@
           <w:sz w:val="24"/>
           <w:szCs w:val="28"/>
         </w:rPr>
+        <w:t>感想指的是经历了一个事情，心中的产生的想法</w:t>
+      </w:r>
+      <w:r>
+        <w:rPr>
+          <w:rFonts w:hint="eastAsia"/>
+          <w:sz w:val="24"/>
+          <w:szCs w:val="28"/>
+        </w:rPr>
+        <w:t>，想的程度更浅</w:t>
+      </w:r>
+    </w:p>
+    <w:p>
+      <w:pPr>
+        <w:pStyle w:val="ae"/>
+        <w:spacing w:beforeLines="50" w:before="156" w:after="0" w:line="360" w:lineRule="exact"/>
+        <w:ind w:left="641"/>
+        <w:rPr>
+          <w:rFonts w:hint="eastAsia"/>
+          <w:sz w:val="24"/>
+          <w:szCs w:val="28"/>
+        </w:rPr>
+      </w:pPr>
+      <w:r>
+        <w:rPr>
+          <w:rFonts w:hint="eastAsia"/>
+          <w:sz w:val="24"/>
+          <w:szCs w:val="28"/>
+        </w:rPr>
+        <w:t>体会是经历了一个事情，心中产生的想法</w:t>
+      </w:r>
+      <w:r>
+        <w:rPr>
+          <w:rFonts w:hint="eastAsia"/>
+          <w:sz w:val="24"/>
+          <w:szCs w:val="28"/>
+        </w:rPr>
+        <w:t>，想程度更深</w:t>
+      </w:r>
+    </w:p>
+    <w:p>
+      <w:pPr>
+        <w:pStyle w:val="ae"/>
+        <w:spacing w:beforeLines="50" w:before="156" w:after="0" w:line="360" w:lineRule="exact"/>
+        <w:ind w:left="641"/>
+        <w:rPr>
+          <w:rFonts w:hint="eastAsia"/>
+          <w:sz w:val="24"/>
+          <w:szCs w:val="28"/>
+        </w:rPr>
+      </w:pPr>
+      <w:r>
+        <w:rPr>
+          <w:rFonts w:hint="eastAsia"/>
+          <w:sz w:val="24"/>
+          <w:szCs w:val="28"/>
+        </w:rPr>
+        <w:t>此处是近义词关系或全同关系，但这种词语一般是当近义词看待</w:t>
+      </w:r>
+    </w:p>
+    <w:p>
+      <w:pPr>
+        <w:pStyle w:val="ae"/>
+        <w:spacing w:beforeLines="50" w:before="156" w:after="0" w:line="360" w:lineRule="exact"/>
+        <w:ind w:left="641"/>
+        <w:rPr>
+          <w:rFonts w:hint="eastAsia"/>
+          <w:sz w:val="24"/>
+          <w:szCs w:val="28"/>
+        </w:rPr>
+      </w:pPr>
+      <w:r>
+        <w:rPr>
+          <w:rFonts w:hint="eastAsia"/>
+          <w:sz w:val="24"/>
+          <w:szCs w:val="28"/>
+        </w:rPr>
+        <w:t>排除BC</w:t>
+      </w:r>
+    </w:p>
+    <w:p>
+      <w:pPr>
+        <w:pStyle w:val="ae"/>
+        <w:spacing w:beforeLines="50" w:before="156" w:after="0" w:line="360" w:lineRule="exact"/>
+        <w:ind w:left="641"/>
+        <w:rPr>
+          <w:rFonts w:hint="eastAsia"/>
+          <w:sz w:val="24"/>
+          <w:szCs w:val="28"/>
+        </w:rPr>
+      </w:pPr>
+      <w:r>
+        <w:rPr>
+          <w:rFonts w:hint="eastAsia"/>
+          <w:sz w:val="24"/>
+          <w:szCs w:val="28"/>
+        </w:rPr>
+        <w:t>题干和A是人文类的，D是自然类的，选A</w:t>
+      </w:r>
+    </w:p>
+    <w:p>
+      <w:pPr>
+        <w:pStyle w:val="ae"/>
+        <w:spacing w:beforeLines="50" w:before="156" w:after="0" w:line="360" w:lineRule="exact"/>
+        <w:ind w:left="641"/>
+        <w:rPr>
+          <w:rFonts w:hint="eastAsia"/>
+          <w:sz w:val="24"/>
+          <w:szCs w:val="28"/>
+        </w:rPr>
+      </w:pPr>
+      <w:r>
+        <w:rPr>
+          <w:rFonts w:hint="eastAsia"/>
+          <w:sz w:val="24"/>
+          <w:szCs w:val="28"/>
+        </w:rPr>
+        <w:t>其实D规律和定理不是近义词，而是包含关系，定理是规律的子类别</w:t>
+      </w:r>
+    </w:p>
+    <w:p>
+      <w:pPr>
+        <w:pStyle w:val="ae"/>
+        <w:spacing w:beforeLines="50" w:before="156" w:after="0" w:line="360" w:lineRule="exact"/>
+        <w:ind w:left="641"/>
+        <w:rPr>
+          <w:rFonts w:hint="eastAsia"/>
+          <w:sz w:val="24"/>
+          <w:szCs w:val="28"/>
+        </w:rPr>
+      </w:pPr>
+    </w:p>
+    <w:p>
+      <w:pPr>
+        <w:pStyle w:val="ae"/>
+        <w:spacing w:beforeLines="50" w:before="156" w:after="0" w:line="360" w:lineRule="exact"/>
+        <w:ind w:left="641"/>
+        <w:rPr>
+          <w:rFonts w:hint="eastAsia"/>
+          <w:sz w:val="24"/>
+          <w:szCs w:val="28"/>
+        </w:rPr>
+      </w:pPr>
+    </w:p>
+    <w:p>
+      <w:pPr>
+        <w:pStyle w:val="ae"/>
+        <w:spacing w:beforeLines="50" w:before="156" w:after="0" w:line="360" w:lineRule="exact"/>
+        <w:ind w:left="641"/>
+        <w:rPr>
+          <w:rFonts w:hint="eastAsia"/>
+          <w:sz w:val="24"/>
+          <w:szCs w:val="28"/>
+        </w:rPr>
+      </w:pPr>
+      <w:r>
+        <w:rPr>
+          <w:rFonts w:hint="eastAsia"/>
+          <w:sz w:val="24"/>
+          <w:szCs w:val="28"/>
+        </w:rPr>
+        <w:t>因循守旧 对于()相当于()对于 胆量</w:t>
+      </w:r>
+    </w:p>
+    <w:p>
+      <w:pPr>
+        <w:pStyle w:val="ae"/>
+        <w:spacing w:beforeLines="50" w:before="156" w:after="0" w:line="360" w:lineRule="exact"/>
+        <w:ind w:left="641"/>
+        <w:rPr>
+          <w:rFonts w:hint="eastAsia"/>
+          <w:sz w:val="24"/>
+          <w:szCs w:val="28"/>
+        </w:rPr>
+      </w:pPr>
+      <w:r>
+        <w:rPr>
+          <w:rFonts w:hint="eastAsia"/>
+          <w:sz w:val="24"/>
+          <w:szCs w:val="28"/>
+        </w:rPr>
+        <w:t>A</w:t>
+      </w:r>
+      <w:r>
+        <w:rPr>
+          <w:rFonts w:hint="eastAsia"/>
+          <w:sz w:val="24"/>
+          <w:szCs w:val="28"/>
+        </w:rPr>
+        <w:t>创新;畏缩不前</w:t>
+      </w:r>
+    </w:p>
+    <w:p>
+      <w:pPr>
+        <w:pStyle w:val="ae"/>
+        <w:spacing w:beforeLines="50" w:before="156" w:after="0" w:line="360" w:lineRule="exact"/>
+        <w:ind w:left="641"/>
+        <w:rPr>
+          <w:rFonts w:hint="eastAsia"/>
+          <w:sz w:val="24"/>
+          <w:szCs w:val="28"/>
+        </w:rPr>
+      </w:pPr>
+      <w:r>
+        <w:rPr>
+          <w:rFonts w:hint="eastAsia"/>
+          <w:sz w:val="24"/>
+          <w:szCs w:val="28"/>
+        </w:rPr>
+        <w:t>B</w:t>
+      </w:r>
+      <w:r>
+        <w:rPr>
+          <w:rFonts w:hint="eastAsia"/>
+          <w:sz w:val="24"/>
+          <w:szCs w:val="28"/>
+        </w:rPr>
+        <w:t>古板;闻风丧胆</w:t>
+      </w:r>
+    </w:p>
+    <w:p>
+      <w:pPr>
+        <w:pStyle w:val="ae"/>
+        <w:spacing w:beforeLines="50" w:before="156" w:after="0" w:line="360" w:lineRule="exact"/>
+        <w:ind w:left="641"/>
+        <w:rPr>
+          <w:rFonts w:hint="eastAsia"/>
+          <w:sz w:val="24"/>
+          <w:szCs w:val="28"/>
+        </w:rPr>
+      </w:pPr>
+      <w:r>
+        <w:rPr>
+          <w:rFonts w:hint="eastAsia"/>
+          <w:sz w:val="24"/>
+          <w:szCs w:val="28"/>
+        </w:rPr>
+        <w:t>C</w:t>
+      </w:r>
+      <w:r>
+        <w:rPr>
+          <w:rFonts w:hint="eastAsia"/>
+          <w:sz w:val="24"/>
+          <w:szCs w:val="28"/>
+        </w:rPr>
+        <w:t>保守;胆大妄为</w:t>
+      </w:r>
+    </w:p>
+    <w:p>
+      <w:pPr>
+        <w:pStyle w:val="ae"/>
+        <w:spacing w:beforeLines="50" w:before="156" w:after="0" w:line="360" w:lineRule="exact"/>
+        <w:ind w:left="641"/>
+        <w:rPr>
+          <w:rFonts w:hint="eastAsia"/>
+          <w:sz w:val="24"/>
+          <w:szCs w:val="28"/>
+        </w:rPr>
+      </w:pPr>
+      <w:r>
+        <w:rPr>
+          <w:rFonts w:hint="eastAsia"/>
+          <w:sz w:val="24"/>
+          <w:szCs w:val="28"/>
+        </w:rPr>
+        <w:t>D</w:t>
+      </w:r>
+      <w:r>
+        <w:rPr>
+          <w:rFonts w:hint="eastAsia"/>
+          <w:sz w:val="24"/>
+          <w:szCs w:val="28"/>
+        </w:rPr>
+        <w:t>落后;一往无前</w:t>
+      </w:r>
+    </w:p>
+    <w:p>
+      <w:pPr>
+        <w:pStyle w:val="ae"/>
+        <w:spacing w:beforeLines="50" w:before="156" w:after="0" w:line="360" w:lineRule="exact"/>
+        <w:ind w:left="641"/>
+        <w:rPr>
+          <w:rFonts w:hint="eastAsia"/>
+          <w:sz w:val="24"/>
+          <w:szCs w:val="28"/>
+        </w:rPr>
+      </w:pPr>
+      <w:r>
+        <w:rPr>
+          <w:rFonts w:hint="eastAsia"/>
+          <w:sz w:val="24"/>
+          <w:szCs w:val="28"/>
+        </w:rPr>
+        <w:t>胆量只是个名词，可能是胆量大，也可能是胆量小</w:t>
+      </w:r>
+    </w:p>
+    <w:p>
+      <w:pPr>
+        <w:pStyle w:val="ae"/>
+        <w:spacing w:beforeLines="50" w:before="156" w:after="0" w:line="360" w:lineRule="exact"/>
+        <w:ind w:left="641"/>
+        <w:rPr>
+          <w:rFonts w:hint="eastAsia"/>
+          <w:sz w:val="24"/>
+          <w:szCs w:val="28"/>
+        </w:rPr>
+      </w:pPr>
+      <w:r>
+        <w:rPr>
+          <w:rFonts w:hint="eastAsia"/>
+          <w:sz w:val="24"/>
+          <w:szCs w:val="28"/>
+        </w:rPr>
+        <w:t>A是缺乏的对应关系，</w:t>
+      </w:r>
+      <w:r>
+        <w:rPr>
+          <w:rFonts w:hint="eastAsia"/>
+          <w:sz w:val="24"/>
+          <w:szCs w:val="28"/>
+        </w:rPr>
+        <w:t>因循守旧</w:t>
+      </w:r>
+      <w:r>
+        <w:rPr>
+          <w:rFonts w:hint="eastAsia"/>
+          <w:sz w:val="24"/>
+          <w:szCs w:val="28"/>
+        </w:rPr>
+        <w:t>是缺乏创新，畏缩不前是缺乏胆量</w:t>
+      </w:r>
+    </w:p>
+    <w:p>
+      <w:pPr>
+        <w:pStyle w:val="ae"/>
+        <w:spacing w:beforeLines="50" w:before="156" w:after="0" w:line="360" w:lineRule="exact"/>
+        <w:ind w:left="641"/>
+        <w:rPr>
+          <w:rFonts w:hint="eastAsia"/>
+          <w:sz w:val="24"/>
+          <w:szCs w:val="28"/>
+        </w:rPr>
+      </w:pPr>
+      <w:r>
+        <w:rPr>
+          <w:rFonts w:hint="eastAsia"/>
+          <w:sz w:val="24"/>
+          <w:szCs w:val="28"/>
+        </w:rPr>
+        <w:t>C一个是近义词，一个</w:t>
+      </w:r>
+      <w:r>
+        <w:rPr>
+          <w:rFonts w:hint="eastAsia"/>
+          <w:sz w:val="24"/>
+          <w:szCs w:val="28"/>
+        </w:rPr>
+        <w:t>是形容具有很多胆量</w:t>
+      </w:r>
+    </w:p>
+    <w:p>
+      <w:pPr>
+        <w:pStyle w:val="ae"/>
+        <w:spacing w:beforeLines="50" w:before="156" w:after="0" w:line="360" w:lineRule="exact"/>
+        <w:ind w:left="641"/>
+        <w:rPr>
+          <w:rFonts w:hint="eastAsia"/>
+          <w:sz w:val="24"/>
+          <w:szCs w:val="28"/>
+        </w:rPr>
+      </w:pPr>
+    </w:p>
+    <w:p>
+      <w:pPr>
+        <w:pStyle w:val="ae"/>
+        <w:spacing w:beforeLines="50" w:before="156" w:after="0" w:line="360" w:lineRule="exact"/>
+        <w:ind w:left="641"/>
+        <w:rPr>
+          <w:rFonts w:hint="eastAsia"/>
+          <w:sz w:val="24"/>
+          <w:szCs w:val="28"/>
+        </w:rPr>
+      </w:pPr>
+      <w:r>
+        <w:rPr>
+          <w:rFonts w:hint="eastAsia"/>
+          <w:sz w:val="24"/>
+          <w:szCs w:val="28"/>
+        </w:rPr>
+        <w:t>政策试点 对于()相当于 可行性研究 对于</w:t>
+      </w:r>
+    </w:p>
+    <w:p>
+      <w:pPr>
+        <w:pStyle w:val="ae"/>
+        <w:spacing w:beforeLines="50" w:before="156" w:after="0" w:line="360" w:lineRule="exact"/>
+        <w:ind w:left="641"/>
+        <w:rPr>
+          <w:rFonts w:hint="eastAsia"/>
+          <w:sz w:val="24"/>
+          <w:szCs w:val="28"/>
+        </w:rPr>
+      </w:pPr>
+      <w:r>
+        <w:rPr>
+          <w:rFonts w:hint="eastAsia"/>
+          <w:sz w:val="24"/>
+          <w:szCs w:val="28"/>
+        </w:rPr>
         <w:lastRenderedPageBreak/>
-        <w:t>感想指的是经历了一个事情，心中的产生的想法</w:t>
-      </w:r>
-      <w:r>
-        <w:rPr>
-          <w:rFonts w:hint="eastAsia"/>
-          <w:sz w:val="24"/>
-          <w:szCs w:val="28"/>
-        </w:rPr>
-        <w:t>，想的程度更浅</w:t>
-      </w:r>
-    </w:p>
-    <w:p>
-      <w:pPr>
-        <w:pStyle w:val="ae"/>
-        <w:spacing w:beforeLines="50" w:before="156" w:after="0" w:line="360" w:lineRule="exact"/>
-        <w:ind w:left="641"/>
-        <w:rPr>
-          <w:rFonts w:hint="eastAsia"/>
-          <w:sz w:val="24"/>
-          <w:szCs w:val="28"/>
-        </w:rPr>
-      </w:pPr>
-      <w:r>
-        <w:rPr>
-          <w:rFonts w:hint="eastAsia"/>
-          <w:sz w:val="24"/>
-          <w:szCs w:val="28"/>
-        </w:rPr>
-        <w:t>体会是经历了一个事情，心中产生的想法</w:t>
-      </w:r>
-      <w:r>
-        <w:rPr>
-          <w:rFonts w:hint="eastAsia"/>
-          <w:sz w:val="24"/>
-          <w:szCs w:val="28"/>
-        </w:rPr>
-        <w:t>，想程度更深</w:t>
-      </w:r>
-    </w:p>
-    <w:p>
-      <w:pPr>
-        <w:pStyle w:val="ae"/>
-        <w:spacing w:beforeLines="50" w:before="156" w:after="0" w:line="360" w:lineRule="exact"/>
-        <w:ind w:left="641"/>
-        <w:rPr>
-          <w:rFonts w:hint="eastAsia"/>
-          <w:sz w:val="24"/>
-          <w:szCs w:val="28"/>
-        </w:rPr>
-      </w:pPr>
-      <w:r>
-        <w:rPr>
-          <w:rFonts w:hint="eastAsia"/>
-          <w:sz w:val="24"/>
-          <w:szCs w:val="28"/>
-        </w:rPr>
-        <w:t>此处是近义词关系或全同关系，但这种词语一般是当近义词看待</w:t>
-      </w:r>
-    </w:p>
-    <w:p>
-      <w:pPr>
-        <w:pStyle w:val="ae"/>
-        <w:spacing w:beforeLines="50" w:before="156" w:after="0" w:line="360" w:lineRule="exact"/>
-        <w:ind w:left="641"/>
-        <w:rPr>
-          <w:rFonts w:hint="eastAsia"/>
-          <w:sz w:val="24"/>
-          <w:szCs w:val="28"/>
-        </w:rPr>
-      </w:pPr>
-      <w:r>
-        <w:rPr>
-          <w:rFonts w:hint="eastAsia"/>
-          <w:sz w:val="24"/>
-          <w:szCs w:val="28"/>
-        </w:rPr>
-        <w:t>排除BC</w:t>
-      </w:r>
-    </w:p>
-    <w:p>
-      <w:pPr>
-        <w:pStyle w:val="ae"/>
-        <w:spacing w:beforeLines="50" w:before="156" w:after="0" w:line="360" w:lineRule="exact"/>
-        <w:ind w:left="641"/>
-        <w:rPr>
-          <w:rFonts w:hint="eastAsia"/>
-          <w:sz w:val="24"/>
-          <w:szCs w:val="28"/>
-        </w:rPr>
-      </w:pPr>
-      <w:r>
-        <w:rPr>
-          <w:rFonts w:hint="eastAsia"/>
-          <w:sz w:val="24"/>
-          <w:szCs w:val="28"/>
-        </w:rPr>
-        <w:t>题干和A是人文类的，D是自然类的，选A</w:t>
-      </w:r>
-    </w:p>
-    <w:p>
-      <w:pPr>
-        <w:pStyle w:val="ae"/>
-        <w:spacing w:beforeLines="50" w:before="156" w:after="0" w:line="360" w:lineRule="exact"/>
-        <w:ind w:left="641"/>
-        <w:rPr>
-          <w:rFonts w:hint="eastAsia"/>
-          <w:sz w:val="24"/>
-          <w:szCs w:val="28"/>
-        </w:rPr>
-      </w:pPr>
-      <w:r>
-        <w:rPr>
-          <w:rFonts w:hint="eastAsia"/>
-          <w:sz w:val="24"/>
-          <w:szCs w:val="28"/>
-        </w:rPr>
-        <w:t>其实D规律和定理不是近义词，而是包含关系，定理是规律的子类别</w:t>
-      </w:r>
-    </w:p>
-    <w:p>
-      <w:pPr>
-        <w:pStyle w:val="ae"/>
-        <w:spacing w:beforeLines="50" w:before="156" w:after="0" w:line="360" w:lineRule="exact"/>
-        <w:ind w:left="641"/>
-        <w:rPr>
-          <w:rFonts w:hint="eastAsia"/>
-          <w:sz w:val="24"/>
-          <w:szCs w:val="28"/>
-        </w:rPr>
-      </w:pPr>
-    </w:p>
-    <w:p>
-      <w:pPr>
-        <w:pStyle w:val="ae"/>
-        <w:spacing w:beforeLines="50" w:before="156" w:after="0" w:line="360" w:lineRule="exact"/>
-        <w:ind w:left="641"/>
-        <w:rPr>
-          <w:rFonts w:hint="eastAsia"/>
-          <w:sz w:val="24"/>
-          <w:szCs w:val="28"/>
-        </w:rPr>
-      </w:pPr>
-    </w:p>
-    <w:p>
-      <w:pPr>
-        <w:pStyle w:val="ae"/>
-        <w:spacing w:beforeLines="50" w:before="156" w:after="0" w:line="360" w:lineRule="exact"/>
-        <w:ind w:left="641"/>
-        <w:rPr>
-          <w:rFonts w:hint="eastAsia"/>
-          <w:sz w:val="24"/>
-          <w:szCs w:val="28"/>
-        </w:rPr>
-      </w:pPr>
-      <w:r>
-        <w:rPr>
-          <w:rFonts w:hint="eastAsia"/>
-          <w:sz w:val="24"/>
-          <w:szCs w:val="28"/>
-        </w:rPr>
-        <w:t>因循守旧 对于()相当于()对于 胆量</w:t>
-      </w:r>
-    </w:p>
-    <w:p>
-      <w:pPr>
-        <w:pStyle w:val="ae"/>
-        <w:spacing w:beforeLines="50" w:before="156" w:after="0" w:line="360" w:lineRule="exact"/>
-        <w:ind w:left="641"/>
-        <w:rPr>
-          <w:rFonts w:hint="eastAsia"/>
-          <w:sz w:val="24"/>
-          <w:szCs w:val="28"/>
-        </w:rPr>
-      </w:pPr>
-      <w:r>
-        <w:rPr>
-          <w:rFonts w:hint="eastAsia"/>
-          <w:sz w:val="24"/>
-          <w:szCs w:val="28"/>
-        </w:rPr>
-        <w:t>A</w:t>
-      </w:r>
-      <w:r>
-        <w:rPr>
-          <w:rFonts w:hint="eastAsia"/>
-          <w:sz w:val="24"/>
-          <w:szCs w:val="28"/>
-        </w:rPr>
-        <w:t>创新;畏缩不前</w:t>
-      </w:r>
-    </w:p>
-    <w:p>
-      <w:pPr>
-        <w:pStyle w:val="ae"/>
-        <w:spacing w:beforeLines="50" w:before="156" w:after="0" w:line="360" w:lineRule="exact"/>
-        <w:ind w:left="641"/>
-        <w:rPr>
-          <w:rFonts w:hint="eastAsia"/>
-          <w:sz w:val="24"/>
-          <w:szCs w:val="28"/>
-        </w:rPr>
-      </w:pPr>
-      <w:r>
-        <w:rPr>
-          <w:rFonts w:hint="eastAsia"/>
-          <w:sz w:val="24"/>
-          <w:szCs w:val="28"/>
-        </w:rPr>
-        <w:t>B</w:t>
-      </w:r>
-      <w:r>
-        <w:rPr>
-          <w:rFonts w:hint="eastAsia"/>
-          <w:sz w:val="24"/>
-          <w:szCs w:val="28"/>
-        </w:rPr>
-        <w:t>古板;闻风丧胆</w:t>
-      </w:r>
-    </w:p>
-    <w:p>
-      <w:pPr>
-        <w:pStyle w:val="ae"/>
-        <w:spacing w:beforeLines="50" w:before="156" w:after="0" w:line="360" w:lineRule="exact"/>
-        <w:ind w:left="641"/>
-        <w:rPr>
-          <w:rFonts w:hint="eastAsia"/>
-          <w:sz w:val="24"/>
-          <w:szCs w:val="28"/>
-        </w:rPr>
-      </w:pPr>
-      <w:r>
-        <w:rPr>
-          <w:rFonts w:hint="eastAsia"/>
-          <w:sz w:val="24"/>
-          <w:szCs w:val="28"/>
-        </w:rPr>
-        <w:t>C</w:t>
-      </w:r>
-      <w:r>
-        <w:rPr>
-          <w:rFonts w:hint="eastAsia"/>
-          <w:sz w:val="24"/>
-          <w:szCs w:val="28"/>
-        </w:rPr>
-        <w:t>保守;胆大妄为</w:t>
-      </w:r>
-    </w:p>
-    <w:p>
-      <w:pPr>
-        <w:pStyle w:val="ae"/>
-        <w:spacing w:beforeLines="50" w:before="156" w:after="0" w:line="360" w:lineRule="exact"/>
-        <w:ind w:left="641"/>
-        <w:rPr>
-          <w:rFonts w:hint="eastAsia"/>
-          <w:sz w:val="24"/>
-          <w:szCs w:val="28"/>
-        </w:rPr>
-      </w:pPr>
-      <w:r>
-        <w:rPr>
-          <w:rFonts w:hint="eastAsia"/>
-          <w:sz w:val="24"/>
-          <w:szCs w:val="28"/>
-        </w:rPr>
-        <w:t>D</w:t>
-      </w:r>
-      <w:r>
-        <w:rPr>
-          <w:rFonts w:hint="eastAsia"/>
-          <w:sz w:val="24"/>
-          <w:szCs w:val="28"/>
-        </w:rPr>
-        <w:t>落后;一往无前</w:t>
-      </w:r>
-    </w:p>
-    <w:p>
-      <w:pPr>
-        <w:pStyle w:val="ae"/>
-        <w:spacing w:beforeLines="50" w:before="156" w:after="0" w:line="360" w:lineRule="exact"/>
-        <w:ind w:left="641"/>
-        <w:rPr>
-          <w:rFonts w:hint="eastAsia"/>
-          <w:sz w:val="24"/>
-          <w:szCs w:val="28"/>
-        </w:rPr>
-      </w:pPr>
-      <w:r>
-        <w:rPr>
-          <w:rFonts w:hint="eastAsia"/>
-          <w:sz w:val="24"/>
-          <w:szCs w:val="28"/>
-        </w:rPr>
-        <w:t>胆量只是个名词，可能是胆量大，也可能是胆量小</w:t>
-      </w:r>
-    </w:p>
-    <w:p>
-      <w:pPr>
-        <w:pStyle w:val="ae"/>
-        <w:spacing w:beforeLines="50" w:before="156" w:after="0" w:line="360" w:lineRule="exact"/>
-        <w:ind w:left="641"/>
-        <w:rPr>
-          <w:rFonts w:hint="eastAsia"/>
-          <w:sz w:val="24"/>
-          <w:szCs w:val="28"/>
-        </w:rPr>
-      </w:pPr>
-      <w:r>
-        <w:rPr>
-          <w:rFonts w:hint="eastAsia"/>
-          <w:sz w:val="24"/>
-          <w:szCs w:val="28"/>
-        </w:rPr>
-        <w:t>A是缺乏的对应关系，</w:t>
-      </w:r>
-      <w:r>
-        <w:rPr>
-          <w:rFonts w:hint="eastAsia"/>
-          <w:sz w:val="24"/>
-          <w:szCs w:val="28"/>
-        </w:rPr>
-        <w:t>因循守旧</w:t>
-      </w:r>
-      <w:r>
-        <w:rPr>
-          <w:rFonts w:hint="eastAsia"/>
-          <w:sz w:val="24"/>
-          <w:szCs w:val="28"/>
-        </w:rPr>
-        <w:t>是缺乏创新，畏缩不前是缺乏胆量</w:t>
-      </w:r>
-    </w:p>
-    <w:p>
-      <w:pPr>
-        <w:pStyle w:val="ae"/>
-        <w:spacing w:beforeLines="50" w:before="156" w:after="0" w:line="360" w:lineRule="exact"/>
-        <w:ind w:left="641"/>
-        <w:rPr>
-          <w:rFonts w:hint="eastAsia"/>
-          <w:sz w:val="24"/>
-          <w:szCs w:val="28"/>
-        </w:rPr>
-      </w:pPr>
-      <w:r>
-        <w:rPr>
-          <w:rFonts w:hint="eastAsia"/>
-          <w:sz w:val="24"/>
-          <w:szCs w:val="28"/>
-        </w:rPr>
-        <w:t>C一个是近义词，一个</w:t>
-      </w:r>
-      <w:r>
-        <w:rPr>
-          <w:rFonts w:hint="eastAsia"/>
-          <w:sz w:val="24"/>
-          <w:szCs w:val="28"/>
-        </w:rPr>
-        <w:t>是形容具有很多胆量</w:t>
-      </w:r>
-    </w:p>
-    <w:p>
-      <w:pPr>
-        <w:pStyle w:val="ae"/>
-        <w:spacing w:beforeLines="50" w:before="156" w:after="0" w:line="360" w:lineRule="exact"/>
-        <w:ind w:left="641"/>
-        <w:rPr>
-          <w:rFonts w:hint="eastAsia"/>
-          <w:sz w:val="24"/>
-          <w:szCs w:val="28"/>
-        </w:rPr>
-      </w:pPr>
-    </w:p>
-    <w:p>
-      <w:pPr>
-        <w:pStyle w:val="ae"/>
-        <w:spacing w:beforeLines="50" w:before="156" w:after="0" w:line="360" w:lineRule="exact"/>
-        <w:ind w:left="641"/>
-        <w:rPr>
-          <w:rFonts w:hint="eastAsia"/>
-          <w:sz w:val="24"/>
-          <w:szCs w:val="28"/>
-        </w:rPr>
-      </w:pPr>
-      <w:r>
-        <w:rPr>
-          <w:rFonts w:hint="eastAsia"/>
-          <w:sz w:val="24"/>
-          <w:szCs w:val="28"/>
-        </w:rPr>
-        <w:t>政策试点 对于()相当于 可行性研究 对于</w:t>
-      </w:r>
-    </w:p>
-    <w:p>
-      <w:pPr>
-        <w:pStyle w:val="ae"/>
-        <w:spacing w:beforeLines="50" w:before="156" w:after="0" w:line="360" w:lineRule="exact"/>
-        <w:ind w:left="641"/>
-        <w:rPr>
-          <w:rFonts w:hint="eastAsia"/>
-          <w:sz w:val="24"/>
-          <w:szCs w:val="28"/>
-        </w:rPr>
-      </w:pPr>
-      <w:r>
-        <w:rPr>
-          <w:rFonts w:hint="eastAsia"/>
-          <w:sz w:val="24"/>
-          <w:szCs w:val="28"/>
-        </w:rPr>
         <w:t>A</w:t>
       </w:r>
       <w:r>
@@ -27625,7 +29352,6 @@
           <w:sz w:val="24"/>
           <w:szCs w:val="28"/>
         </w:rPr>
-        <w:lastRenderedPageBreak/>
         <w:t>这种</w:t>
       </w:r>
       <w:r>
@@ -28490,7 +30216,6 @@
           <w:rFonts w:hint="eastAsia"/>
           <w:szCs w:val="28"/>
         </w:rPr>
-        <w:lastRenderedPageBreak/>
         <w:t xml:space="preserve">论点是“卫星与移动走向互补，构建网络是大势所趋”， </w:t>
       </w:r>
     </w:p>
@@ -29483,7 +31208,16 @@
           <w:sz w:val="24"/>
           <w:szCs w:val="28"/>
         </w:rPr>
-        <w:t>看选项，找出合适答案。一般新增有效论据比加强论据好，完全杀死比削弱好</w:t>
+        <w:t>看选项，找出合适答案。一般新增有效论据比加强论据好，完全杀死</w:t>
+      </w:r>
+      <w:r>
+        <w:rPr>
+          <w:strike/>
+          <w:sz w:val="24"/>
+          <w:szCs w:val="28"/>
+        </w:rPr>
+        <w:lastRenderedPageBreak/>
+        <w:t>比削弱好</w:t>
       </w:r>
     </w:p>
     <w:p>
@@ -30015,11 +31749,11 @@
         </w:rPr>
         <w:t>论点：</w:t>
       </w:r>
-      <w:bookmarkStart w:id="4" w:name="OLE_LINK4"/>
+      <w:bookmarkStart w:id="5" w:name="OLE_LINK4"/>
       <w:r>
         <w:t>超大陆的极端高温</w:t>
       </w:r>
-      <w:bookmarkEnd w:id="4"/>
+      <w:bookmarkEnd w:id="5"/>
       <w:r>
         <w:t>会使哺乳动物面临灭绝的风险。</w:t>
       </w:r>
@@ -30303,6 +32037,9 @@
     <w:p>
       <w:pPr>
         <w:spacing w:after="0" w:line="360" w:lineRule="exact"/>
+        <w:rPr>
+          <w:rFonts w:hint="eastAsia"/>
+        </w:rPr>
       </w:pPr>
       <w:r>
         <w:tab/>
@@ -30400,6 +32137,9 @@
     <w:p>
       <w:pPr>
         <w:spacing w:after="0" w:line="360" w:lineRule="exact"/>
+        <w:rPr>
+          <w:rFonts w:hint="eastAsia"/>
+        </w:rPr>
       </w:pPr>
       <w:r>
         <w:tab/>
@@ -30493,7 +32233,6 @@
         <w:rPr>
           <w:rFonts w:hint="eastAsia"/>
         </w:rPr>
-        <w:lastRenderedPageBreak/>
         <w:t>此时说 身体好的人会经常走路</w:t>
       </w:r>
     </w:p>
@@ -30544,6 +32283,9 @@
         <w:pStyle w:val="ae"/>
         <w:spacing w:beforeLines="50" w:before="156" w:after="0" w:line="360" w:lineRule="exact"/>
         <w:ind w:left="924"/>
+        <w:rPr>
+          <w:rFonts w:hint="eastAsia"/>
+        </w:rPr>
       </w:pPr>
       <w:r>
         <w:rPr>
@@ -30557,6 +32299,9 @@
         <w:pStyle w:val="ae"/>
         <w:spacing w:beforeLines="50" w:before="156" w:after="0" w:line="360" w:lineRule="exact"/>
         <w:ind w:left="924"/>
+        <w:rPr>
+          <w:rFonts w:hint="eastAsia"/>
+        </w:rPr>
       </w:pPr>
     </w:p>
     <w:p>
@@ -30564,6 +32309,9 @@
         <w:pStyle w:val="ae"/>
         <w:spacing w:beforeLines="50" w:before="156" w:after="0" w:line="360" w:lineRule="exact"/>
         <w:ind w:left="924"/>
+        <w:rPr>
+          <w:rFonts w:hint="eastAsia"/>
+        </w:rPr>
       </w:pPr>
     </w:p>
     <w:p>
@@ -30571,6 +32319,9 @@
         <w:pStyle w:val="ae"/>
         <w:spacing w:beforeLines="50" w:before="156" w:after="0" w:line="360" w:lineRule="exact"/>
         <w:ind w:left="924"/>
+        <w:rPr>
+          <w:rFonts w:hint="eastAsia"/>
+        </w:rPr>
       </w:pPr>
       <w:r>
         <w:rPr>
@@ -30584,6 +32335,9 @@
         <w:pStyle w:val="ae"/>
         <w:spacing w:beforeLines="50" w:before="156" w:after="0" w:line="360" w:lineRule="exact"/>
         <w:ind w:left="924"/>
+        <w:rPr>
+          <w:rFonts w:hint="eastAsia"/>
+        </w:rPr>
       </w:pPr>
       <w:r>
         <w:rPr>
@@ -30597,6 +32351,9 @@
         <w:pStyle w:val="ae"/>
         <w:spacing w:beforeLines="50" w:before="156" w:after="0" w:line="360" w:lineRule="exact"/>
         <w:ind w:left="924"/>
+        <w:rPr>
+          <w:rFonts w:hint="eastAsia"/>
+        </w:rPr>
       </w:pPr>
       <w:r>
         <w:rPr>
@@ -30610,6 +32367,9 @@
         <w:pStyle w:val="ae"/>
         <w:spacing w:beforeLines="50" w:before="156" w:after="0" w:line="360" w:lineRule="exact"/>
         <w:ind w:left="924"/>
+        <w:rPr>
+          <w:rFonts w:hint="eastAsia"/>
+        </w:rPr>
       </w:pPr>
       <w:r>
         <w:rPr>
@@ -30662,7 +32422,7 @@
         </w:rPr>
         <w:t>注：加强有搭桥，</w:t>
       </w:r>
-      <w:bookmarkStart w:id="5" w:name="_Hlk214797566"/>
+      <w:bookmarkStart w:id="6" w:name="_Hlk214797566"/>
       <w:r>
         <w:rPr>
           <w:rFonts w:hint="eastAsia"/>
@@ -30671,7 +32431,7 @@
         </w:rPr>
         <w:t>）</w:t>
       </w:r>
-      <w:bookmarkEnd w:id="5"/>
+      <w:bookmarkEnd w:id="6"/>
       <w:r>
         <w:rPr>
           <w:rFonts w:hint="eastAsia"/>
@@ -30774,6 +32534,7 @@
         <w:ind w:left="420"/>
         <w:contextualSpacing/>
         <w:rPr>
+          <w:rFonts w:hint="eastAsia"/>
           <w:sz w:val="24"/>
           <w:szCs w:val="28"/>
         </w:rPr>
@@ -30785,6 +32546,7 @@
         <w:ind w:left="420"/>
         <w:contextualSpacing/>
         <w:rPr>
+          <w:rFonts w:hint="eastAsia"/>
           <w:sz w:val="24"/>
           <w:szCs w:val="28"/>
         </w:rPr>
@@ -30815,6 +32577,7 @@
           <w:sz w:val="24"/>
           <w:szCs w:val="28"/>
         </w:rPr>
+        <w:lastRenderedPageBreak/>
         <w:t>我理解削弱论证指的是逻辑推理这个过程</w:t>
       </w:r>
     </w:p>
@@ -31316,7 +33079,7 @@
           <w:sz w:val="20"/>
           <w:szCs w:val="22"/>
         </w:rPr>
-        <w:t>因为构建网络就包含了互补的意</w:t>
+        <w:t>因为构建网络就包含了互补的意思。但互补也不是证明论点的证据，不算论据，所以还是留在</w:t>
       </w:r>
       <w:r>
         <w:rPr>
@@ -31324,8 +33087,7 @@
           <w:sz w:val="20"/>
           <w:szCs w:val="22"/>
         </w:rPr>
-        <w:lastRenderedPageBreak/>
-        <w:t>思。但互补也不是证明论点的证据，不算论据，所以还是留在</w:t>
+        <w:t>论点里比较好，</w:t>
       </w:r>
       <w:r>
         <w:rPr>
@@ -31333,7 +33095,7 @@
           <w:sz w:val="20"/>
           <w:szCs w:val="22"/>
         </w:rPr>
-        <w:t>论点里比较好，</w:t>
+        <w:t>同时它也</w:t>
       </w:r>
       <w:r>
         <w:rPr>
@@ -31341,7 +33103,7 @@
           <w:sz w:val="20"/>
           <w:szCs w:val="22"/>
         </w:rPr>
-        <w:t>同时它也</w:t>
+        <w:t>把核心论点</w:t>
       </w:r>
       <w:r>
         <w:rPr>
@@ -31349,7 +33111,7 @@
           <w:sz w:val="20"/>
           <w:szCs w:val="22"/>
         </w:rPr>
-        <w:t>把核心论点</w:t>
+        <w:t>所</w:t>
       </w:r>
       <w:r>
         <w:rPr>
@@ -31357,7 +33119,7 @@
           <w:sz w:val="20"/>
           <w:szCs w:val="22"/>
         </w:rPr>
-        <w:t>所</w:t>
+        <w:t>依赖的东西展现</w:t>
       </w:r>
       <w:r>
         <w:rPr>
@@ -31365,7 +33127,7 @@
           <w:sz w:val="20"/>
           <w:szCs w:val="22"/>
         </w:rPr>
-        <w:t>依赖的东西展现</w:t>
+        <w:t>了</w:t>
       </w:r>
       <w:r>
         <w:rPr>
@@ -31373,7 +33135,7 @@
           <w:sz w:val="20"/>
           <w:szCs w:val="22"/>
         </w:rPr>
-        <w:t>了</w:t>
+        <w:t>出来，更利于分析选项是否对论点有影响</w:t>
       </w:r>
       <w:r>
         <w:rPr>
@@ -31381,14 +33143,6 @@
           <w:sz w:val="20"/>
           <w:szCs w:val="22"/>
         </w:rPr>
-        <w:t>出来，更利于分析选项是否对论点有影响</w:t>
-      </w:r>
-      <w:r>
-        <w:rPr>
-          <w:rFonts w:hint="eastAsia"/>
-          <w:sz w:val="20"/>
-          <w:szCs w:val="22"/>
-        </w:rPr>
         <w:t>）</w:t>
       </w:r>
     </w:p>
@@ -31702,6 +33456,7 @@
           <w:sz w:val="24"/>
           <w:szCs w:val="28"/>
         </w:rPr>
+        <w:lastRenderedPageBreak/>
         <w:t>第二产业人减少</w:t>
       </w:r>
       <w:r>
@@ -33314,6 +35069,7 @@
           <w:sz w:val="24"/>
           <w:szCs w:val="28"/>
         </w:rPr>
+        <w:lastRenderedPageBreak/>
         <w:t>中秋节是中华民族重要的传统节日，月饼也是过中秋节必不可少的节日“官配”。有人说，选购月饼的时候一定要看保质期，保质期越短，防腐剂含量就越少、月饼的质量也就越好。</w:t>
       </w:r>
     </w:p>
@@ -33502,6 +35258,7 @@
         <w:ind w:left="420"/>
         <w:contextualSpacing/>
         <w:rPr>
+          <w:rFonts w:hint="eastAsia"/>
           <w:sz w:val="24"/>
           <w:szCs w:val="28"/>
         </w:rPr>
@@ -33532,16 +35289,7 @@
           <w:sz w:val="24"/>
           <w:szCs w:val="28"/>
         </w:rPr>
-        <w:t>20260305增：虽然论点“选月饼要看保质期”是对的，但是逻辑题里一般不</w:t>
-      </w:r>
-      <w:r>
-        <w:rPr>
-          <w:rFonts w:hint="eastAsia"/>
-          <w:sz w:val="24"/>
-          <w:szCs w:val="28"/>
-        </w:rPr>
-        <w:lastRenderedPageBreak/>
-        <w:t>拿这个当论点，重点是后面那句</w:t>
+        <w:t>20260305增：虽然论点“选月饼要看保质期”是对的，但是逻辑题里一般不拿这个当论点，重点是后面那句</w:t>
       </w:r>
       <w:r>
         <w:rPr>
@@ -33792,6 +35540,7 @@
           <w:sz w:val="24"/>
           <w:szCs w:val="28"/>
         </w:rPr>
+        <w:lastRenderedPageBreak/>
         <w:t>D</w:t>
       </w:r>
       <w:r>
@@ -34043,23 +35792,14 @@
           <w:szCs w:val="28"/>
         </w:rPr>
       </w:pPr>
-      <w:bookmarkStart w:id="6" w:name="OLE_LINK5"/>
-      <w:r>
-        <w:rPr>
-          <w:rFonts w:hint="eastAsia"/>
-          <w:sz w:val="24"/>
-          <w:szCs w:val="28"/>
-        </w:rPr>
-        <w:t>人的跖趾关节将其脚趾与脚的其他部位相连，使得双脚在行走和跑步中更加平稳，动作更加迅速。有研究认为，当跖趾关节向上弯曲时，连接着脚趾骨和跟骨的足底腱膜会变得更加紧绷，产生一个向上的力，来抵消脚纵</w:t>
-      </w:r>
-      <w:r>
-        <w:rPr>
-          <w:rFonts w:hint="eastAsia"/>
-          <w:sz w:val="24"/>
-          <w:szCs w:val="28"/>
-        </w:rPr>
-        <w:lastRenderedPageBreak/>
-        <w:t>弓承受的一部分压力，从而让双脚在前进中更加稳定。因此，一些常见的运动鞋或者老年健步鞋会有一个特征——具有鞋尖翘度。当人们穿上一双鞋尖向上翘起的鞋时，跖趾关节会顺着鞋尖翘起的弧度向上翘起，产生相似的效果。</w:t>
+      <w:bookmarkStart w:id="7" w:name="OLE_LINK5"/>
+      <w:r>
+        <w:rPr>
+          <w:rFonts w:hint="eastAsia"/>
+          <w:sz w:val="24"/>
+          <w:szCs w:val="28"/>
+        </w:rPr>
+        <w:t>人的跖趾关节将其脚趾与脚的其他部位相连，使得双脚在行走和跑步中更加平稳，动作更加迅速。有研究认为，当跖趾关节向上弯曲时，连接着脚趾骨和跟骨的足底腱膜会变得更加紧绷，产生一个向上的力，来抵消脚纵弓承受的一部分压力，从而让双脚在前进中更加稳定。因此，一些常见的运动鞋或者老年健步鞋会有一个特征——具有鞋尖翘度。当人们穿上一双鞋尖向上翘起的鞋时，跖趾关节会顺着鞋尖翘起的弧度向上翘起，产生相似的效果。</w:t>
       </w:r>
     </w:p>
     <w:p>
@@ -34220,6 +35960,7 @@
           <w:sz w:val="24"/>
           <w:szCs w:val="28"/>
         </w:rPr>
+        <w:lastRenderedPageBreak/>
         <w:t>B. 脚发力过程中，鞋尖翘度会明显影响跖趾关节的弯曲范围，限制其活动</w:t>
       </w:r>
     </w:p>
@@ -34261,7 +36002,7 @@
         <w:t>D. 跖趾关节向上弯曲产生的向上力虽可抵消脚纵弓承受的一部分压力，但十分微弱，对人类稳定行走的影响不大</w:t>
       </w:r>
     </w:p>
-    <w:bookmarkEnd w:id="6"/>
+    <w:bookmarkEnd w:id="7"/>
     <w:p>
       <w:pPr>
         <w:spacing w:beforeLines="50" w:before="156" w:after="0" w:line="360" w:lineRule="exact"/>
@@ -34358,16 +36099,7 @@
           <w:sz w:val="24"/>
           <w:szCs w:val="28"/>
         </w:rPr>
-        <w:t>程度比最上要好）（此处举例说的是向上向下靠近，而不是向上向下弯曲，因为向下弯曲指的是在水平的基础上向下弯曲，和向上弯曲没有重复</w:t>
-      </w:r>
-      <w:r>
-        <w:rPr>
-          <w:rFonts w:hint="eastAsia"/>
-          <w:sz w:val="24"/>
-          <w:szCs w:val="28"/>
-        </w:rPr>
-        <w:lastRenderedPageBreak/>
-        <w:t>空间，所以此时管你向下弯曲是什么效果，都影响不到向上弯曲的效果的结论）</w:t>
+        <w:t>程度比最上要好）（此处举例说的是向上向下靠近，而不是向上向下弯曲，因为向下弯曲指的是在水平的基础上向下弯曲，和向上弯曲没有重复空间，所以此时管你向下弯曲是什么效果，都影响不到向上弯曲的效果的结论）</w:t>
       </w:r>
     </w:p>
     <w:p>
@@ -34471,6 +36203,7 @@
         <w:ind w:left="420"/>
         <w:contextualSpacing/>
         <w:rPr>
+          <w:rFonts w:hint="eastAsia"/>
           <w:sz w:val="24"/>
           <w:szCs w:val="28"/>
         </w:rPr>
@@ -34560,7 +36293,15 @@
           <w:sz w:val="24"/>
           <w:szCs w:val="28"/>
         </w:rPr>
-        <w:t>甲、乙两国交战超过半个世纪，战火迄今未休。多年前，为了防御甲国的攻击，乙国投入巨资开发了一套全天候机动式防空系统，用于拦截射程范围在5-70公里的火箭弹。乙国对外宣称，该系统能计算出目标的弹道、落点，拦截率达90%。该系统目前仍在服役中。然而，新近解密的文件披露，十年前甲国发起的某次攻击中，实际上只有50%的火箭弹被该系统拦截。</w:t>
+        <w:t>甲、乙两国交战超过半个世纪，战火迄今未休。多年前，为了防御甲国的攻击，乙国投入巨资开发了一套全天候机动式防空系统，用于拦截射程范围在5-70公里的火箭弹。乙国对外宣称，该系统能计算出目标的弹道、落</w:t>
+      </w:r>
+      <w:r>
+        <w:rPr>
+          <w:sz w:val="24"/>
+          <w:szCs w:val="28"/>
+        </w:rPr>
+        <w:lastRenderedPageBreak/>
+        <w:t>点，拦截率达90%。该系统目前仍在服役中。然而，新近解密的文件披露，十年前甲国发起的某次攻击中，实际上只有50%的火箭弹被该系统拦截。</w:t>
       </w:r>
     </w:p>
     <w:p>
@@ -34923,10 +36664,9 @@
           <w:sz w:val="24"/>
           <w:szCs w:val="28"/>
         </w:rPr>
-        <w:lastRenderedPageBreak/>
         <w:t>由于剖宫产分娩是无菌分娩，分娩时胎儿不会接触到妈妈产道中的有益菌群，使得剖宫产宝宝的肠道菌群定植迟缓，影响免疫系统的发育，过敏风险也随之升高。要降低剖宫产宝宝的过敏风险，家长们需要把好饮食关。专家指出，</w:t>
       </w:r>
-      <w:bookmarkStart w:id="7" w:name="OLE_LINK3"/>
+      <w:bookmarkStart w:id="8" w:name="OLE_LINK3"/>
       <w:r>
         <w:rPr>
           <w:sz w:val="24"/>
@@ -34934,7 +36674,7 @@
         </w:rPr>
         <w:t>母乳喂养可降低剖宫产宝宝过敏风险</w:t>
       </w:r>
-      <w:bookmarkEnd w:id="7"/>
+      <w:bookmarkEnd w:id="8"/>
       <w:r>
         <w:rPr>
           <w:sz w:val="24"/>
@@ -35404,15 +37144,7 @@
           <w:sz w:val="24"/>
           <w:szCs w:val="28"/>
         </w:rPr>
-        <w:t>在非洲东南部稀树草原的林地，每年约有8个月为旱季，雨季极为短暂。这里生活着一种非洲鳉鱼，其胚胎遭遇旱季时细胞会停止分裂，新陈代谢高度减缓，出现“胚胎滞育”现象，直到雨季到来再次生长。人们发现，非洲鳉鱼的胚胎表面有一层特殊的蛋白质纤丝结构，该结构透水性极差，减少</w:t>
-      </w:r>
-      <w:r>
-        <w:rPr>
-          <w:sz w:val="24"/>
-          <w:szCs w:val="28"/>
-        </w:rPr>
-        <w:lastRenderedPageBreak/>
-        <w:t>了胚胎在干旱条件下的水分流失。有人据此认为，蛋白质纤丝结构是非洲鳉鱼可以在干旱条件下存活很久的主要原因。</w:t>
+        <w:t>在非洲东南部稀树草原的林地，每年约有8个月为旱季，雨季极为短暂。这里生活着一种非洲鳉鱼，其胚胎遭遇旱季时细胞会停止分裂，新陈代谢高度减缓，出现“胚胎滞育”现象，直到雨季到来再次生长。人们发现，非洲鳉鱼的胚胎表面有一层特殊的蛋白质纤丝结构，该结构透水性极差，减少了胚胎在干旱条件下的水分流失。有人据此认为，蛋白质纤丝结构是非洲鳉鱼可以在干旱条件下存活很久的主要原因。</w:t>
       </w:r>
     </w:p>
     <w:p>
@@ -35629,6 +37361,7 @@
           <w:sz w:val="24"/>
           <w:szCs w:val="28"/>
         </w:rPr>
+        <w:lastRenderedPageBreak/>
         <w:t>以下哪项如果为真，不能反驳小张的观点？</w:t>
       </w:r>
     </w:p>
@@ -35939,7 +37672,6 @@
           <w:sz w:val="24"/>
           <w:szCs w:val="28"/>
         </w:rPr>
-        <w:lastRenderedPageBreak/>
         <w:t>A. 不同的人对于味道的感受不同，校长闻起来无异味并不代表事实上无异味</w:t>
       </w:r>
     </w:p>
@@ -36210,6 +37942,7 @@
           <w:sz w:val="24"/>
           <w14:ligatures w14:val="none"/>
         </w:rPr>
+        <w:lastRenderedPageBreak/>
         <w:t>为分析烧烤类食物对口腔疾病的影响，研究机构针对健康成年人开展了一项长期的追踪研究。结果发现，经常食用烧烤类食物且摄入量较多的健康成年人，未来患上牙龈炎的比例更高。研究机构据此得出结论，频繁、大量食用烧烤类食物是人们罹患牙龈炎的重要因素。</w:t>
       </w:r>
     </w:p>
@@ -36409,16 +38142,7 @@
           <w:sz w:val="24"/>
           <w:szCs w:val="28"/>
         </w:rPr>
-        <w:t>B 没有提到大量食用，且即使大量食用，只能说吃熟肉也会和吃烧烤一</w:t>
-      </w:r>
-      <w:r>
-        <w:rPr>
-          <w:rFonts w:hint="eastAsia"/>
-          <w:sz w:val="24"/>
-          <w:szCs w:val="28"/>
-        </w:rPr>
-        <w:lastRenderedPageBreak/>
-        <w:t>样，导致更容易得牙龈炎。对提炼后的论据 桥 论点都无影响</w:t>
+        <w:t>B 没有提到大量食用，且即使大量食用，只能说吃熟肉也会和吃烧烤一样，导致更容易得牙龈炎。对提炼后的论据 桥 论点都无影响</w:t>
       </w:r>
     </w:p>
     <w:p>
@@ -36617,6 +38341,7 @@
           <w:sz w:val="24"/>
           <w:szCs w:val="28"/>
         </w:rPr>
+        <w:lastRenderedPageBreak/>
         <w:t>B普通稻米的成品售价已经低于名牌稻米的收购价</w:t>
       </w:r>
     </w:p>
@@ -36867,7 +38592,279 @@
           <w:sz w:val="24"/>
           <w:szCs w:val="28"/>
         </w:rPr>
-        <w:t>增：按目前的做题策略，根据是否有关理论，论点是成本-价差-</w:t>
+        <w:t>增：按目前的做题策略，根据是否有关理论，论点是成本-价差-吸引 之间的复杂关系</w:t>
+      </w:r>
+    </w:p>
+    <w:p>
+      <w:pPr>
+        <w:spacing w:beforeLines="50" w:before="156" w:after="0" w:line="360" w:lineRule="exact"/>
+        <w:ind w:firstLine="420"/>
+        <w:rPr>
+          <w:rFonts w:hint="eastAsia"/>
+          <w:sz w:val="24"/>
+          <w:szCs w:val="28"/>
+        </w:rPr>
+      </w:pPr>
+      <w:r>
+        <w:rPr>
+          <w:rFonts w:hint="eastAsia"/>
+          <w:sz w:val="24"/>
+          <w:szCs w:val="28"/>
+        </w:rPr>
+        <w:t>A</w:t>
+      </w:r>
+      <w:r>
+        <w:rPr>
+          <w:sz w:val="24"/>
+          <w:szCs w:val="28"/>
+        </w:rPr>
+        <w:t xml:space="preserve"> </w:t>
+      </w:r>
+      <w:r>
+        <w:rPr>
+          <w:rFonts w:hint="eastAsia"/>
+          <w:sz w:val="24"/>
+          <w:szCs w:val="28"/>
+        </w:rPr>
+        <w:t>名牌稻米无价差，和论点的价差不是一个东西，根据重复范围理论，无重复，所以无关。</w:t>
+      </w:r>
+    </w:p>
+    <w:p>
+      <w:pPr>
+        <w:spacing w:beforeLines="50" w:before="156" w:after="0" w:line="360" w:lineRule="exact"/>
+        <w:ind w:firstLine="420"/>
+        <w:rPr>
+          <w:rFonts w:hint="eastAsia"/>
+          <w:sz w:val="24"/>
+          <w:szCs w:val="28"/>
+        </w:rPr>
+      </w:pPr>
+      <w:r>
+        <w:rPr>
+          <w:rFonts w:hint="eastAsia"/>
+          <w:sz w:val="24"/>
+          <w:szCs w:val="28"/>
+        </w:rPr>
+        <w:t>如果该选项改为名牌和普通稻米无价差，那根据范围重复理论，就有重复了，此时降低成本-</w:t>
+      </w:r>
+      <w:r>
+        <w:rPr>
+          <w:sz w:val="24"/>
+          <w:szCs w:val="28"/>
+        </w:rPr>
+        <w:t>&gt;</w:t>
+      </w:r>
+      <w:r>
+        <w:rPr>
+          <w:rFonts w:hint="eastAsia"/>
+          <w:sz w:val="24"/>
+          <w:szCs w:val="28"/>
+        </w:rPr>
+        <w:t xml:space="preserve">缩小价差异就不成立了，因为本来就就无价差异，降低成本只能让名牌米价格低于普通米。 </w:t>
+      </w:r>
+      <w:r>
+        <w:rPr>
+          <w:sz w:val="24"/>
+          <w:szCs w:val="28"/>
+        </w:rPr>
+        <w:t xml:space="preserve">  </w:t>
+      </w:r>
+      <w:r>
+        <w:rPr>
+          <w:rFonts w:hint="eastAsia"/>
+          <w:sz w:val="24"/>
+          <w:szCs w:val="28"/>
+        </w:rPr>
+        <w:t>虽说可以达到最终论点，但是这个论点链路被破坏了，可以削弱。</w:t>
+      </w:r>
+    </w:p>
+    <w:p>
+      <w:pPr>
+        <w:spacing w:beforeLines="50" w:before="156" w:after="0" w:line="360" w:lineRule="exact"/>
+        <w:ind w:firstLine="420"/>
+        <w:rPr>
+          <w:rFonts w:hint="eastAsia"/>
+          <w:sz w:val="24"/>
+          <w:szCs w:val="28"/>
+        </w:rPr>
+      </w:pPr>
+      <w:r>
+        <w:rPr>
+          <w:rFonts w:hint="eastAsia"/>
+          <w:sz w:val="24"/>
+          <w:szCs w:val="28"/>
+        </w:rPr>
+        <w:t>B</w:t>
+      </w:r>
+      <w:r>
+        <w:rPr>
+          <w:sz w:val="24"/>
+          <w:szCs w:val="28"/>
+        </w:rPr>
+        <w:t xml:space="preserve"> </w:t>
+      </w:r>
+      <w:r>
+        <w:rPr>
+          <w:rFonts w:hint="eastAsia"/>
+          <w:sz w:val="24"/>
+          <w:szCs w:val="28"/>
+        </w:rPr>
+        <w:t>普米售价和名米收价的关系，根据是否有关理论，能和价差关联上，根据范围重复理论，有重复。名米收价和普米售价接近，说明价差难以缩到很小，可以削弱。</w:t>
+      </w:r>
+    </w:p>
+    <w:p>
+      <w:pPr>
+        <w:spacing w:beforeLines="50" w:before="156" w:after="0" w:line="360" w:lineRule="exact"/>
+        <w:ind w:firstLine="420"/>
+        <w:rPr>
+          <w:rFonts w:hint="eastAsia"/>
+          <w:sz w:val="24"/>
+          <w:szCs w:val="28"/>
+        </w:rPr>
+      </w:pPr>
+      <w:r>
+        <w:rPr>
+          <w:rFonts w:hint="eastAsia"/>
+          <w:sz w:val="24"/>
+          <w:szCs w:val="28"/>
+        </w:rPr>
+        <w:t>C</w:t>
+      </w:r>
+      <w:r>
+        <w:rPr>
+          <w:sz w:val="24"/>
+          <w:szCs w:val="28"/>
+        </w:rPr>
+        <w:t xml:space="preserve"> </w:t>
+      </w:r>
+      <w:r>
+        <w:rPr>
+          <w:rFonts w:hint="eastAsia"/>
+          <w:sz w:val="24"/>
+          <w:szCs w:val="28"/>
+        </w:rPr>
+        <w:t>部分消费者态度和普米的关系，根据是否有关理论，和吸引有关。根据重复范围理论，无重复，因为材料是降低价差以</w:t>
+      </w:r>
+      <w:r>
+        <w:rPr>
+          <w:rFonts w:hint="eastAsia"/>
+          <w:sz w:val="24"/>
+          <w:szCs w:val="28"/>
+        </w:rPr>
+        <w:t>增强名米吸引力</w:t>
+      </w:r>
+      <w:r>
+        <w:rPr>
+          <w:rFonts w:hint="eastAsia"/>
+          <w:sz w:val="24"/>
+          <w:szCs w:val="28"/>
+        </w:rPr>
+        <w:t>，是一个动态过程</w:t>
+      </w:r>
+      <w:r>
+        <w:rPr>
+          <w:rFonts w:hint="eastAsia"/>
+          <w:sz w:val="24"/>
+          <w:szCs w:val="28"/>
+        </w:rPr>
+        <w:t>，此处是说普通米已经吸引了一部分人了</w:t>
+      </w:r>
+      <w:r>
+        <w:rPr>
+          <w:rFonts w:hint="eastAsia"/>
+          <w:sz w:val="24"/>
+          <w:szCs w:val="28"/>
+        </w:rPr>
+        <w:t>，是一个时点值</w:t>
+      </w:r>
+      <w:r>
+        <w:rPr>
+          <w:rFonts w:hint="eastAsia"/>
+          <w:sz w:val="24"/>
+          <w:szCs w:val="28"/>
+        </w:rPr>
+        <w:t>，</w:t>
+      </w:r>
+      <w:r>
+        <w:rPr>
+          <w:rFonts w:hint="eastAsia"/>
+          <w:sz w:val="24"/>
+          <w:szCs w:val="28"/>
+        </w:rPr>
+        <w:t>且</w:t>
+      </w:r>
+      <w:r>
+        <w:rPr>
+          <w:rFonts w:hint="eastAsia"/>
+          <w:sz w:val="24"/>
+          <w:szCs w:val="28"/>
+        </w:rPr>
+        <w:t>没有重叠</w:t>
+      </w:r>
+      <w:r>
+        <w:rPr>
+          <w:rFonts w:hint="eastAsia"/>
+          <w:sz w:val="24"/>
+          <w:szCs w:val="28"/>
+        </w:rPr>
+        <w:t>范围</w:t>
+      </w:r>
+      <w:r>
+        <w:rPr>
+          <w:rFonts w:hint="eastAsia"/>
+          <w:sz w:val="24"/>
+          <w:szCs w:val="28"/>
+        </w:rPr>
+        <w:t xml:space="preserve"> </w:t>
+      </w:r>
+      <w:r>
+        <w:rPr>
+          <w:sz w:val="24"/>
+          <w:szCs w:val="28"/>
+        </w:rPr>
+        <w:t xml:space="preserve"> </w:t>
+      </w:r>
+      <w:r>
+        <w:rPr>
+          <w:rFonts w:hint="eastAsia"/>
+          <w:sz w:val="24"/>
+          <w:szCs w:val="28"/>
+        </w:rPr>
+        <w:t>无关。</w:t>
+      </w:r>
+    </w:p>
+    <w:p>
+      <w:pPr>
+        <w:spacing w:beforeLines="50" w:before="156" w:after="0" w:line="360" w:lineRule="exact"/>
+        <w:ind w:firstLine="420"/>
+        <w:rPr>
+          <w:rFonts w:hint="eastAsia"/>
+          <w:sz w:val="24"/>
+          <w:szCs w:val="28"/>
+        </w:rPr>
+      </w:pPr>
+      <w:r>
+        <w:rPr>
+          <w:rFonts w:hint="eastAsia"/>
+          <w:sz w:val="24"/>
+          <w:szCs w:val="28"/>
+        </w:rPr>
+        <w:t>D</w:t>
+      </w:r>
+      <w:r>
+        <w:rPr>
+          <w:sz w:val="24"/>
+          <w:szCs w:val="28"/>
+        </w:rPr>
+        <w:t xml:space="preserve"> </w:t>
+      </w:r>
+      <w:r>
+        <w:rPr>
+          <w:rFonts w:hint="eastAsia"/>
+          <w:sz w:val="24"/>
+          <w:szCs w:val="28"/>
+        </w:rPr>
+        <w:t>部分人的态度和名米的关系，根据是否有关理论，和吸引有关。根据范</w:t>
       </w:r>
       <w:r>
         <w:rPr>
@@ -36876,7 +38873,7 @@
           <w:szCs w:val="28"/>
         </w:rPr>
         <w:lastRenderedPageBreak/>
-        <w:t>吸引 之间的复杂关系</w:t>
+        <w:t>围重复理论，无关。</w:t>
       </w:r>
     </w:p>
     <w:p>
@@ -36889,29 +38886,6 @@
           <w:szCs w:val="28"/>
         </w:rPr>
       </w:pPr>
-      <w:r>
-        <w:rPr>
-          <w:rFonts w:hint="eastAsia"/>
-          <w:sz w:val="24"/>
-          <w:szCs w:val="28"/>
-        </w:rPr>
-        <w:t>A</w:t>
-      </w:r>
-      <w:r>
-        <w:rPr>
-          <w:sz w:val="24"/>
-          <w:szCs w:val="28"/>
-        </w:rPr>
-        <w:t xml:space="preserve"> </w:t>
-      </w:r>
-      <w:r>
-        <w:rPr>
-          <w:rFonts w:hint="eastAsia"/>
-          <w:sz w:val="24"/>
-          <w:szCs w:val="28"/>
-        </w:rPr>
-        <w:t>名牌稻米无价差，和论点的价差不是一个东西，根据重复范围理论，无重复，所以无关。</w:t>
-      </w:r>
     </w:p>
     <w:p>
       <w:pPr>
@@ -36919,252 +38893,6 @@
         <w:ind w:firstLine="420"/>
         <w:rPr>
           <w:rFonts w:hint="eastAsia"/>
-          <w:sz w:val="24"/>
-          <w:szCs w:val="28"/>
-        </w:rPr>
-      </w:pPr>
-      <w:r>
-        <w:rPr>
-          <w:rFonts w:hint="eastAsia"/>
-          <w:sz w:val="24"/>
-          <w:szCs w:val="28"/>
-        </w:rPr>
-        <w:t>如果该选项改为名牌和普通稻米无价差，那根据范围重复理论，就有重复了，此时降低成本-</w:t>
-      </w:r>
-      <w:r>
-        <w:rPr>
-          <w:sz w:val="24"/>
-          <w:szCs w:val="28"/>
-        </w:rPr>
-        <w:t>&gt;</w:t>
-      </w:r>
-      <w:r>
-        <w:rPr>
-          <w:rFonts w:hint="eastAsia"/>
-          <w:sz w:val="24"/>
-          <w:szCs w:val="28"/>
-        </w:rPr>
-        <w:t xml:space="preserve">缩小价差异就不成立了，因为本来就就无价差异，降低成本只能让名牌米价格低于普通米。 </w:t>
-      </w:r>
-      <w:r>
-        <w:rPr>
-          <w:sz w:val="24"/>
-          <w:szCs w:val="28"/>
-        </w:rPr>
-        <w:t xml:space="preserve">  </w:t>
-      </w:r>
-      <w:r>
-        <w:rPr>
-          <w:rFonts w:hint="eastAsia"/>
-          <w:sz w:val="24"/>
-          <w:szCs w:val="28"/>
-        </w:rPr>
-        <w:t>虽说可以达到最终论点，但是这个论点链路被破坏了，可以削弱。</w:t>
-      </w:r>
-    </w:p>
-    <w:p>
-      <w:pPr>
-        <w:spacing w:beforeLines="50" w:before="156" w:after="0" w:line="360" w:lineRule="exact"/>
-        <w:ind w:firstLine="420"/>
-        <w:rPr>
-          <w:rFonts w:hint="eastAsia"/>
-          <w:sz w:val="24"/>
-          <w:szCs w:val="28"/>
-        </w:rPr>
-      </w:pPr>
-      <w:r>
-        <w:rPr>
-          <w:rFonts w:hint="eastAsia"/>
-          <w:sz w:val="24"/>
-          <w:szCs w:val="28"/>
-        </w:rPr>
-        <w:t>B</w:t>
-      </w:r>
-      <w:r>
-        <w:rPr>
-          <w:sz w:val="24"/>
-          <w:szCs w:val="28"/>
-        </w:rPr>
-        <w:t xml:space="preserve"> </w:t>
-      </w:r>
-      <w:r>
-        <w:rPr>
-          <w:rFonts w:hint="eastAsia"/>
-          <w:sz w:val="24"/>
-          <w:szCs w:val="28"/>
-        </w:rPr>
-        <w:t>普米售价和名米收价的关系，根据是否有关理论，能和价差关联上，根据范围重复理论，有重复。名米收价和普米售价接近，说明价差难以缩到很小，可以削弱。</w:t>
-      </w:r>
-    </w:p>
-    <w:p>
-      <w:pPr>
-        <w:spacing w:beforeLines="50" w:before="156" w:after="0" w:line="360" w:lineRule="exact"/>
-        <w:ind w:firstLine="420"/>
-        <w:rPr>
-          <w:rFonts w:hint="eastAsia"/>
-          <w:sz w:val="24"/>
-          <w:szCs w:val="28"/>
-        </w:rPr>
-      </w:pPr>
-      <w:r>
-        <w:rPr>
-          <w:rFonts w:hint="eastAsia"/>
-          <w:sz w:val="24"/>
-          <w:szCs w:val="28"/>
-        </w:rPr>
-        <w:t>C</w:t>
-      </w:r>
-      <w:r>
-        <w:rPr>
-          <w:sz w:val="24"/>
-          <w:szCs w:val="28"/>
-        </w:rPr>
-        <w:t xml:space="preserve"> </w:t>
-      </w:r>
-      <w:r>
-        <w:rPr>
-          <w:rFonts w:hint="eastAsia"/>
-          <w:sz w:val="24"/>
-          <w:szCs w:val="28"/>
-        </w:rPr>
-        <w:t>部分消费者态度和普米的关系，根据是否有关理论，和吸引有关。根据重复范围理论，无重复，因为材料是降低价差以</w:t>
-      </w:r>
-      <w:r>
-        <w:rPr>
-          <w:rFonts w:hint="eastAsia"/>
-          <w:sz w:val="24"/>
-          <w:szCs w:val="28"/>
-        </w:rPr>
-        <w:t>增强名米吸引力</w:t>
-      </w:r>
-      <w:r>
-        <w:rPr>
-          <w:rFonts w:hint="eastAsia"/>
-          <w:sz w:val="24"/>
-          <w:szCs w:val="28"/>
-        </w:rPr>
-        <w:t>，是一个动态过程</w:t>
-      </w:r>
-      <w:r>
-        <w:rPr>
-          <w:rFonts w:hint="eastAsia"/>
-          <w:sz w:val="24"/>
-          <w:szCs w:val="28"/>
-        </w:rPr>
-        <w:t>，此处是说普通米已经吸引了一部分人了</w:t>
-      </w:r>
-      <w:r>
-        <w:rPr>
-          <w:rFonts w:hint="eastAsia"/>
-          <w:sz w:val="24"/>
-          <w:szCs w:val="28"/>
-        </w:rPr>
-        <w:t>，是一个时点值</w:t>
-      </w:r>
-      <w:r>
-        <w:rPr>
-          <w:rFonts w:hint="eastAsia"/>
-          <w:sz w:val="24"/>
-          <w:szCs w:val="28"/>
-        </w:rPr>
-        <w:t>，</w:t>
-      </w:r>
-      <w:r>
-        <w:rPr>
-          <w:rFonts w:hint="eastAsia"/>
-          <w:sz w:val="24"/>
-          <w:szCs w:val="28"/>
-        </w:rPr>
-        <w:t>且</w:t>
-      </w:r>
-      <w:r>
-        <w:rPr>
-          <w:rFonts w:hint="eastAsia"/>
-          <w:sz w:val="24"/>
-          <w:szCs w:val="28"/>
-        </w:rPr>
-        <w:t>没有重叠</w:t>
-      </w:r>
-      <w:r>
-        <w:rPr>
-          <w:rFonts w:hint="eastAsia"/>
-          <w:sz w:val="24"/>
-          <w:szCs w:val="28"/>
-        </w:rPr>
-        <w:t>范围</w:t>
-      </w:r>
-      <w:r>
-        <w:rPr>
-          <w:rFonts w:hint="eastAsia"/>
-          <w:sz w:val="24"/>
-          <w:szCs w:val="28"/>
-        </w:rPr>
-        <w:t xml:space="preserve"> </w:t>
-      </w:r>
-      <w:r>
-        <w:rPr>
-          <w:sz w:val="24"/>
-          <w:szCs w:val="28"/>
-        </w:rPr>
-        <w:t xml:space="preserve"> </w:t>
-      </w:r>
-      <w:r>
-        <w:rPr>
-          <w:rFonts w:hint="eastAsia"/>
-          <w:sz w:val="24"/>
-          <w:szCs w:val="28"/>
-        </w:rPr>
-        <w:t>无关。</w:t>
-      </w:r>
-    </w:p>
-    <w:p>
-      <w:pPr>
-        <w:spacing w:beforeLines="50" w:before="156" w:after="0" w:line="360" w:lineRule="exact"/>
-        <w:ind w:firstLine="420"/>
-        <w:rPr>
-          <w:sz w:val="24"/>
-          <w:szCs w:val="28"/>
-        </w:rPr>
-      </w:pPr>
-      <w:r>
-        <w:rPr>
-          <w:rFonts w:hint="eastAsia"/>
-          <w:sz w:val="24"/>
-          <w:szCs w:val="28"/>
-        </w:rPr>
-        <w:t>D</w:t>
-      </w:r>
-      <w:r>
-        <w:rPr>
-          <w:sz w:val="24"/>
-          <w:szCs w:val="28"/>
-        </w:rPr>
-        <w:t xml:space="preserve"> </w:t>
-      </w:r>
-      <w:r>
-        <w:rPr>
-          <w:rFonts w:hint="eastAsia"/>
-          <w:sz w:val="24"/>
-          <w:szCs w:val="28"/>
-        </w:rPr>
-        <w:t>部分人的态度和名米的关系，根据是否有关理论，和吸引有关。根据范围重复理论，无关。</w:t>
-      </w:r>
-    </w:p>
-    <w:p>
-      <w:pPr>
-        <w:spacing w:beforeLines="50" w:before="156" w:after="0" w:line="360" w:lineRule="exact"/>
-        <w:ind w:firstLine="420"/>
-        <w:rPr>
-          <w:sz w:val="24"/>
-          <w:szCs w:val="28"/>
-        </w:rPr>
-      </w:pPr>
-    </w:p>
-    <w:p>
-      <w:pPr>
-        <w:spacing w:beforeLines="50" w:before="156" w:after="0" w:line="360" w:lineRule="exact"/>
-        <w:ind w:firstLine="420"/>
-        <w:rPr>
           <w:sz w:val="24"/>
           <w:szCs w:val="28"/>
         </w:rPr>
@@ -37332,7 +39060,6 @@
           <w:sz w:val="24"/>
           <w:szCs w:val="28"/>
         </w:rPr>
-        <w:lastRenderedPageBreak/>
         <w:t>C在城市发展农业能解决部分“低端岗位”就业问题，促进城市低收入群体创业增收</w:t>
       </w:r>
     </w:p>
@@ -37430,6 +39157,7 @@
       <w:pPr>
         <w:spacing w:beforeLines="50" w:before="156" w:after="0" w:line="360" w:lineRule="exact"/>
         <w:rPr>
+          <w:rFonts w:hint="eastAsia"/>
           <w:sz w:val="24"/>
           <w:szCs w:val="28"/>
         </w:rPr>
@@ -37447,6 +39175,7 @@
       <w:pPr>
         <w:spacing w:beforeLines="50" w:before="156" w:after="0" w:line="360" w:lineRule="exact"/>
         <w:rPr>
+          <w:rFonts w:hint="eastAsia"/>
           <w:sz w:val="24"/>
           <w:szCs w:val="28"/>
         </w:rPr>
@@ -37493,6 +39222,7 @@
           <w:sz w:val="24"/>
           <w:szCs w:val="28"/>
         </w:rPr>
+        <w:lastRenderedPageBreak/>
         <w:t>20260108补：</w:t>
       </w:r>
       <w:r>
@@ -37768,7 +39498,6 @@
           <w:sz w:val="24"/>
           <w:szCs w:val="28"/>
         </w:rPr>
-        <w:lastRenderedPageBreak/>
         <w:tab/>
       </w:r>
       <w:r>
@@ -37966,6 +39695,7 @@
           <w:sz w:val="24"/>
           <w:szCs w:val="28"/>
         </w:rPr>
+        <w:lastRenderedPageBreak/>
         <w:tab/>
       </w:r>
       <w:r>
@@ -38185,7 +39915,6 @@
           <w:sz w:val="24"/>
           <w:szCs w:val="28"/>
         </w:rPr>
-        <w:lastRenderedPageBreak/>
         <w:t>C水和岩浆的混合物在上升过程中有时会发生脱气现象，使混合物变得更加粘稠，导致上升缓慢甚至停滞</w:t>
       </w:r>
     </w:p>
@@ -38411,7 +40140,16 @@
           <w:sz w:val="24"/>
           <w:szCs w:val="28"/>
         </w:rPr>
-        <w:t>B 提到额外浮力可喷的更多，和更猛烈的喷发其实有点区别，略微加强①的桥</w:t>
+        <w:t>B 提到额外浮力可喷的更多，和更猛烈的喷发其实有点区别，略微加强①</w:t>
+      </w:r>
+      <w:r>
+        <w:rPr>
+          <w:rFonts w:hint="eastAsia"/>
+          <w:sz w:val="24"/>
+          <w:szCs w:val="28"/>
+        </w:rPr>
+        <w:lastRenderedPageBreak/>
+        <w:t>的桥</w:t>
       </w:r>
     </w:p>
     <w:p>
@@ -38664,16 +40402,7 @@
           <w:color w:val="3C464F"/>
           <w:sz w:val="24"/>
         </w:rPr>
-        <w:t>一项研究重建了过去25年来鸟类在20多万个地点创造的声音景观，结果</w:t>
-      </w:r>
-      <w:r>
-        <w:rPr>
-          <w:rFonts w:ascii="宋体" w:eastAsia="宋体" w:hAnsi="宋体" w:cs="Segoe UI"/>
-          <w:color w:val="3C464F"/>
-          <w:sz w:val="24"/>
-        </w:rPr>
-        <w:lastRenderedPageBreak/>
-        <w:t>发现，现今鸟类的声音强度已经出现了普遍的下降，且不如过去那般高低起伏、动听悦耳。研究者认为，这种现象主要是气候变化导致的。但反对者认为，这与气候无关，主要是因为鸟类社群的组成发生了变化，致使物种减少导致。</w:t>
+        <w:t>一项研究重建了过去25年来鸟类在20多万个地点创造的声音景观，结果发现，现今鸟类的声音强度已经出现了普遍的下降，且不如过去那般高低起伏、动听悦耳。研究者认为，这种现象主要是气候变化导致的。但反对者认为，这与气候无关，主要是因为鸟类社群的组成发生了变化，致使物种减少导致。</w:t>
       </w:r>
     </w:p>
     <w:p>
@@ -38894,6 +40623,7 @@
           <w:sz w:val="24"/>
           <w:szCs w:val="28"/>
         </w:rPr>
+        <w:lastRenderedPageBreak/>
         <w:t>论据是证明论点的证据，很明显前面和后面不形成证明关系，他们俩应该是同一句话，都属于论点</w:t>
       </w:r>
     </w:p>
@@ -39037,7 +40767,7 @@
         </w:rPr>
         <w:t>。因此，有一些学者认为，</w:t>
       </w:r>
-      <w:bookmarkStart w:id="8" w:name="_Hlk186030011"/>
+      <w:bookmarkStart w:id="9" w:name="_Hlk186030011"/>
       <w:r>
         <w:rPr>
           <w:rFonts w:ascii="Segoe UI" w:hAnsi="Segoe UI" w:cs="Segoe UI"/>
@@ -39047,7 +40777,7 @@
         <w:t>相对孤立的海山存在独特的生物群落且拥有高度特有的动物群。</w:t>
       </w:r>
     </w:p>
-    <w:bookmarkEnd w:id="8"/>
+    <w:bookmarkEnd w:id="9"/>
     <w:p>
       <w:pPr>
         <w:pStyle w:val="a9"/>
@@ -39134,7 +40864,6 @@
           <w:sz w:val="24"/>
           <w:szCs w:val="28"/>
         </w:rPr>
-        <w:lastRenderedPageBreak/>
         <w:t>D. 地形和海流的相互作用在某些海山顶部形成封闭环流，使栖息其上的生物幼体难以扩散</w:t>
       </w:r>
     </w:p>
@@ -39343,8 +41072,9 @@
           <w:sz w:val="24"/>
           <w:szCs w:val="28"/>
         </w:rPr>
+        <w:lastRenderedPageBreak/>
         <w:drawing>
-          <wp:anchor distT="0" distB="0" distL="114300" distR="114300" simplePos="0" relativeHeight="251671552" behindDoc="0" locked="0" layoutInCell="1" allowOverlap="1" wp14:anchorId="6220009A" wp14:editId="62E7F3B8">
+          <wp:anchor distT="0" distB="0" distL="114300" distR="114300" simplePos="0" relativeHeight="251671552" behindDoc="0" locked="0" layoutInCell="1" allowOverlap="1" wp14:anchorId="6220009A" wp14:editId="3C6333D1">
             <wp:simplePos x="0" y="0"/>
             <wp:positionH relativeFrom="margin">
               <wp:align>left</wp:align>
@@ -39369,7 +41099,7 @@
                     </pic:cNvPicPr>
                   </pic:nvPicPr>
                   <pic:blipFill>
-                    <a:blip r:embed="rId48" cstate="print">
+                    <a:blip r:embed="rId52" cstate="print">
                       <a:extLst>
                         <a:ext uri="{28A0092B-C50C-407E-A947-70E740481C1C}">
                           <a14:useLocalDpi xmlns:a14="http://schemas.microsoft.com/office/drawing/2010/main" val="0"/>
@@ -39416,6 +41146,7 @@
       <w:pPr>
         <w:spacing w:beforeLines="50" w:before="156" w:after="0" w:line="360" w:lineRule="exact"/>
         <w:rPr>
+          <w:rFonts w:hint="eastAsia"/>
           <w:sz w:val="24"/>
           <w:szCs w:val="28"/>
         </w:rPr>
@@ -39433,6 +41164,7 @@
       <w:pPr>
         <w:spacing w:beforeLines="50" w:before="156" w:after="0" w:line="360" w:lineRule="exact"/>
         <w:rPr>
+          <w:rFonts w:hint="eastAsia"/>
           <w:sz w:val="24"/>
           <w:szCs w:val="28"/>
         </w:rPr>
@@ -39450,6 +41182,7 @@
       <w:pPr>
         <w:spacing w:beforeLines="50" w:before="156" w:after="0" w:line="360" w:lineRule="exact"/>
         <w:rPr>
+          <w:rFonts w:hint="eastAsia"/>
           <w:sz w:val="24"/>
           <w:szCs w:val="28"/>
         </w:rPr>
@@ -39583,7 +41316,6 @@
           <w:sz w:val="24"/>
           <w:szCs w:val="28"/>
         </w:rPr>
-        <w:lastRenderedPageBreak/>
         <w:t>注：少加盐是以吃的咸为参照物的，降低死亡风险也是以吃的咸死的早为参展物的，所以可以反推过去</w:t>
       </w:r>
     </w:p>
@@ -39657,7 +41389,7 @@
                     </pic:cNvPicPr>
                   </pic:nvPicPr>
                   <pic:blipFill>
-                    <a:blip r:embed="rId49">
+                    <a:blip r:embed="rId53">
                       <a:extLst>
                         <a:ext uri="{28A0092B-C50C-407E-A947-70E740481C1C}">
                           <a14:useLocalDpi xmlns:a14="http://schemas.microsoft.com/office/drawing/2010/main" val="0"/>
@@ -39739,6 +41471,7 @@
           <w:sz w:val="24"/>
           <w:szCs w:val="28"/>
         </w:rPr>
+        <w:lastRenderedPageBreak/>
         <w:t>题目提炼为：不及格的大多喜欢打游戏 -&gt; 打游戏容易导致不及格。</w:t>
       </w:r>
     </w:p>
@@ -40091,7 +41824,16 @@
           <w:sz w:val="24"/>
           <w:szCs w:val="28"/>
         </w:rPr>
-        <w:t>题目提炼为活跃菌群移植到寒冷环境小鼠肠道，骨密度增强 -&gt; 只要改善肠道菌群活性就可增强骨密度</w:t>
+        <w:t>题目提炼为活跃菌群移植到寒冷环境小鼠肠道，骨密度增强 -&gt; 只要改善肠道</w:t>
+      </w:r>
+      <w:r>
+        <w:rPr>
+          <w:rFonts w:hint="eastAsia"/>
+          <w:sz w:val="24"/>
+          <w:szCs w:val="28"/>
+        </w:rPr>
+        <w:lastRenderedPageBreak/>
+        <w:t>菌群活性就可增强骨密度</w:t>
       </w:r>
     </w:p>
     <w:p>
@@ -40619,7 +42361,6 @@
           <w:sz w:val="24"/>
           <w:szCs w:val="28"/>
         </w:rPr>
-        <w:lastRenderedPageBreak/>
         <w:t>D为扩大宣传，H地区许多冰雪项目会推出优惠组合套餐，吸引人们多次消费</w:t>
       </w:r>
     </w:p>
@@ -40818,7 +42559,17 @@
           <w:sz w:val="24"/>
           <w:szCs w:val="28"/>
         </w:rPr>
-        <w:t>按争议题2发现的理论，B选项讲的是近几年年均投资额和投资额变化的关系，和各论点论据不能合理关联。所以B选项无关</w:t>
+        <w:t>按争议题2发现的理论，B选项讲的是近几年年均投资额和投资额变化的关</w:t>
+      </w:r>
+      <w:r>
+        <w:rPr>
+          <w:rFonts w:hint="eastAsia"/>
+          <w:color w:val="000000" w:themeColor="text1"/>
+          <w:sz w:val="24"/>
+          <w:szCs w:val="28"/>
+        </w:rPr>
+        <w:lastRenderedPageBreak/>
+        <w:t>系，和各论点论据不能合理关联。所以B选项无关</w:t>
       </w:r>
     </w:p>
     <w:p>
@@ -41065,7 +42816,7 @@
           <w:sz w:val="24"/>
           <w14:ligatures w14:val="none"/>
         </w:rPr>
-        <w:t>近来，国际大宗商品市场中，原油和天然气价格达到近十年以来的高位，锌矿</w:t>
+        <w:t>近来，国际大宗商品市场中，原油和天然气价格达到近十年以来的高位，锌矿价格也上涨了</w:t>
       </w:r>
       <w:r>
         <w:rPr>
@@ -41075,8 +42826,7 @@
           <w:sz w:val="24"/>
           <w14:ligatures w14:val="none"/>
         </w:rPr>
-        <w:lastRenderedPageBreak/>
-        <w:t>价格也上涨了</w:t>
+        <w:t>7%</w:t>
       </w:r>
       <w:r>
         <w:rPr>
@@ -41086,7 +42836,7 @@
           <w:sz w:val="24"/>
           <w14:ligatures w14:val="none"/>
         </w:rPr>
-        <w:t>7%</w:t>
+        <w:t>左右，有分析人士认为，大宗商品市场将进入</w:t>
       </w:r>
       <w:r>
         <w:rPr>
@@ -41096,7 +42846,7 @@
           <w:sz w:val="24"/>
           <w14:ligatures w14:val="none"/>
         </w:rPr>
-        <w:t>左右，有分析人士认为，大宗商品市场将进入</w:t>
+        <w:t>“</w:t>
       </w:r>
       <w:r>
         <w:rPr>
@@ -41106,7 +42856,7 @@
           <w:sz w:val="24"/>
           <w14:ligatures w14:val="none"/>
         </w:rPr>
-        <w:t>“</w:t>
+        <w:t>超级周期</w:t>
       </w:r>
       <w:r>
         <w:rPr>
@@ -41116,7 +42866,7 @@
           <w:sz w:val="24"/>
           <w14:ligatures w14:val="none"/>
         </w:rPr>
-        <w:t>超级周期</w:t>
+        <w:t>”</w:t>
       </w:r>
       <w:r>
         <w:rPr>
@@ -41126,7 +42876,7 @@
           <w:sz w:val="24"/>
           <w14:ligatures w14:val="none"/>
         </w:rPr>
-        <w:t>”</w:t>
+        <w:t>（大宗商品价格高于长期平均价格的时期）。从宏观层面看，大宗商品进入</w:t>
       </w:r>
       <w:r>
         <w:rPr>
@@ -41136,7 +42886,7 @@
           <w:sz w:val="24"/>
           <w14:ligatures w14:val="none"/>
         </w:rPr>
-        <w:t>（大宗商品价格高于长期平均价格的时期）。从宏观层面看，大宗商品进入</w:t>
+        <w:t>“</w:t>
       </w:r>
       <w:r>
         <w:rPr>
@@ -41146,7 +42896,7 @@
           <w:sz w:val="24"/>
           <w14:ligatures w14:val="none"/>
         </w:rPr>
-        <w:t>“</w:t>
+        <w:t>超级周期</w:t>
       </w:r>
       <w:r>
         <w:rPr>
@@ -41156,7 +42906,7 @@
           <w:sz w:val="24"/>
           <w14:ligatures w14:val="none"/>
         </w:rPr>
-        <w:t>超级周期</w:t>
+        <w:t>”</w:t>
       </w:r>
       <w:r>
         <w:rPr>
@@ -41166,7 +42916,7 @@
           <w:sz w:val="24"/>
           <w14:ligatures w14:val="none"/>
         </w:rPr>
-        <w:t>”</w:t>
+        <w:t>是全球经济出现新的增长动力的结果。历史上大宗商品进入</w:t>
       </w:r>
       <w:r>
         <w:rPr>
@@ -41176,7 +42926,7 @@
           <w:sz w:val="24"/>
           <w14:ligatures w14:val="none"/>
         </w:rPr>
-        <w:t>是全球经济出现新的增长动力的结果。历史上大宗商品进入</w:t>
+        <w:t>“</w:t>
       </w:r>
       <w:r>
         <w:rPr>
@@ -41186,7 +42936,7 @@
           <w:sz w:val="24"/>
           <w14:ligatures w14:val="none"/>
         </w:rPr>
-        <w:t>“</w:t>
+        <w:t>超级周期</w:t>
       </w:r>
       <w:r>
         <w:rPr>
@@ -41196,7 +42946,7 @@
           <w:sz w:val="24"/>
           <w14:ligatures w14:val="none"/>
         </w:rPr>
-        <w:t>超级周期</w:t>
+        <w:t>”</w:t>
       </w:r>
       <w:r>
         <w:rPr>
@@ -41206,9 +42956,12 @@
           <w:sz w:val="24"/>
           <w14:ligatures w14:val="none"/>
         </w:rPr>
-        <w:t>”</w:t>
-      </w:r>
-      <w:r>
+        <w:t>往往会带动全球经济复苏，这也预示着当下全球经济正在复苏。</w:t>
+      </w:r>
+    </w:p>
+    <w:p>
+      <w:pPr>
+        <w:spacing w:after="0" w:line="360" w:lineRule="exact"/>
         <w:rPr>
           <w:rFonts w:ascii="Segoe UI" w:eastAsia="宋体" w:hAnsi="Segoe UI" w:cs="Segoe UI"/>
           <w:color w:val="3C464F"/>
@@ -41216,12 +42969,8 @@
           <w:sz w:val="24"/>
           <w14:ligatures w14:val="none"/>
         </w:rPr>
-        <w:t>往往会带动全球经济复苏，这也预示着当下全球经济正在复苏。</w:t>
-      </w:r>
-    </w:p>
-    <w:p>
-      <w:pPr>
-        <w:spacing w:after="0" w:line="360" w:lineRule="exact"/>
+      </w:pPr>
+      <w:r>
         <w:rPr>
           <w:rFonts w:ascii="Segoe UI" w:eastAsia="宋体" w:hAnsi="Segoe UI" w:cs="Segoe UI"/>
           <w:color w:val="3C464F"/>
@@ -41229,23 +42978,14 @@
           <w:sz w:val="24"/>
           <w14:ligatures w14:val="none"/>
         </w:rPr>
-      </w:pPr>
-      <w:r>
+        <w:t>以下哪项如果为真，最能削弱上述论证？</w:t>
+      </w:r>
+    </w:p>
+    <w:p>
+      <w:pPr>
+        <w:spacing w:after="0" w:line="360" w:lineRule="exact"/>
         <w:rPr>
           <w:rFonts w:ascii="Segoe UI" w:eastAsia="宋体" w:hAnsi="Segoe UI" w:cs="Segoe UI"/>
-          <w:color w:val="3C464F"/>
-          <w:kern w:val="0"/>
-          <w:sz w:val="24"/>
-          <w14:ligatures w14:val="none"/>
-        </w:rPr>
-        <w:t>以下哪项如果为真，最能削弱上述论证？</w:t>
-      </w:r>
-    </w:p>
-    <w:p>
-      <w:pPr>
-        <w:spacing w:after="0" w:line="360" w:lineRule="exact"/>
-        <w:rPr>
-          <w:rFonts w:ascii="Segoe UI" w:eastAsia="宋体" w:hAnsi="Segoe UI" w:cs="Segoe UI" w:hint="eastAsia"/>
           <w:color w:val="3C464F"/>
           <w:kern w:val="0"/>
           <w:sz w:val="24"/>
@@ -41632,16 +43372,7 @@
           <w:sz w:val="24"/>
           <w:szCs w:val="28"/>
         </w:rPr>
-        <w:t>原证明论点的逻辑链条不完善，需加一个来进行完善，一般是搭桥，而绝</w:t>
-      </w:r>
-      <w:r>
-        <w:rPr>
-          <w:rFonts w:hint="eastAsia"/>
-          <w:sz w:val="24"/>
-          <w:szCs w:val="28"/>
-        </w:rPr>
-        <w:lastRenderedPageBreak/>
-        <w:t>非单纯的加强论点！</w:t>
+        <w:t>原证明论点的逻辑链条不完善，需加一个来进行完善，一般是搭桥，而绝非单纯的加强论点！</w:t>
       </w:r>
     </w:p>
     <w:p>
@@ -41992,6 +43723,7 @@
           <w:sz w:val="24"/>
           <w:szCs w:val="28"/>
         </w:rPr>
+        <w:lastRenderedPageBreak/>
         <w:t>3</w:t>
       </w:r>
       <w:r>
@@ -42107,7 +43839,7 @@
           <w:szCs w:val="28"/>
         </w:rPr>
         <w:drawing>
-          <wp:anchor distT="0" distB="0" distL="114300" distR="114300" simplePos="0" relativeHeight="251711488" behindDoc="0" locked="0" layoutInCell="1" allowOverlap="1" wp14:anchorId="41FFBFA7" wp14:editId="1B994B3C">
+          <wp:anchor distT="0" distB="0" distL="114300" distR="114300" simplePos="0" relativeHeight="251711488" behindDoc="0" locked="0" layoutInCell="1" allowOverlap="1" wp14:anchorId="41FFBFA7" wp14:editId="18923761">
             <wp:simplePos x="0" y="0"/>
             <wp:positionH relativeFrom="column">
               <wp:posOffset>211455</wp:posOffset>
@@ -42130,7 +43862,7 @@
                     <pic:cNvPicPr/>
                   </pic:nvPicPr>
                   <pic:blipFill>
-                    <a:blip r:embed="rId50" cstate="print">
+                    <a:blip r:embed="rId54" cstate="print">
                       <a:extLst>
                         <a:ext uri="{28A0092B-C50C-407E-A947-70E740481C1C}">
                           <a14:useLocalDpi xmlns:a14="http://schemas.microsoft.com/office/drawing/2010/main" val="0"/>
@@ -42278,16 +44010,7 @@
           <w:sz w:val="24"/>
           <w:szCs w:val="28"/>
         </w:rPr>
-        <w:t>某机构对在广州有创业、就业、实习等经历的港澳青年进行调查，结果显示，有留穗发展意愿的港澳青年比例占七成以上；九成港澳青年通过实习</w:t>
-      </w:r>
-      <w:r>
-        <w:rPr>
-          <w:rFonts w:hint="eastAsia"/>
-          <w:sz w:val="24"/>
-          <w:szCs w:val="28"/>
-        </w:rPr>
-        <w:lastRenderedPageBreak/>
-        <w:t>了解和认识广州；有超过一半的港澳青年非常看好粤港澳大湾区的发展前景。因此，来广州实习有助于港澳青年获得对粤港澳大湾区的认同感。</w:t>
+        <w:t>某机构对在广州有创业、就业、实习等经历的港澳青年进行调查，结果显示，有留穗发展意愿的港澳青年比例占七成以上；九成港澳青年通过实习了解和认识广州；有超过一半的港澳青年非常看好粤港澳大湾区的发展前景。因此，来广州实习有助于港澳青年获得对粤港澳大湾区的认同感。</w:t>
       </w:r>
     </w:p>
     <w:p>
@@ -42545,7 +44268,15 @@
           <w:sz w:val="24"/>
           <w:szCs w:val="28"/>
         </w:rPr>
-        <w:t>气象研究团队开发出一种基于人工智能的计算模型，用以检测云的旋转运动。研究人员鉴定并标记了逗点状云系的形态和运动，并利用计算机视觉和机器学习技术，“教会”计算机自动识别和检测卫星图像中的逗点状云系，以帮助人们更高效地在海量天气数据中及时发现恶劣天气的“端倪”。该计算模型有助于更快、更准确地预测恶劣天气。</w:t>
+        <w:t>气象研究团队开发出一种基于人工智能的计算模型，用以检测云的旋转运</w:t>
+      </w:r>
+      <w:r>
+        <w:rPr>
+          <w:sz w:val="24"/>
+          <w:szCs w:val="28"/>
+        </w:rPr>
+        <w:lastRenderedPageBreak/>
+        <w:t>动。研究人员鉴定并标记了逗点状云系的形态和运动，并利用计算机视觉和机器学习技术，“教会”计算机自动识别和检测卫星图像中的逗点状云系，以帮助人们更高效地在海量天气数据中及时发现恶劣天气的“端倪”。该计算模型有助于更快、更准确地预测恶劣天气。</w:t>
       </w:r>
     </w:p>
     <w:p>
@@ -42632,7 +44363,7 @@
                     </pic:cNvPicPr>
                   </pic:nvPicPr>
                   <pic:blipFill>
-                    <a:blip r:embed="rId51">
+                    <a:blip r:embed="rId55">
                       <a:extLst>
                         <a:ext uri="{28A0092B-C50C-407E-A947-70E740481C1C}">
                           <a14:useLocalDpi xmlns:a14="http://schemas.microsoft.com/office/drawing/2010/main" val="0"/>
@@ -42777,7 +44508,7 @@
                     </pic:cNvPicPr>
                   </pic:nvPicPr>
                   <pic:blipFill>
-                    <a:blip r:embed="rId52">
+                    <a:blip r:embed="rId56">
                       <a:extLst>
                         <a:ext uri="{28A0092B-C50C-407E-A947-70E740481C1C}">
                           <a14:useLocalDpi xmlns:a14="http://schemas.microsoft.com/office/drawing/2010/main" val="0"/>
@@ -42899,15 +44630,7 @@
           <w:sz w:val="24"/>
           <w:szCs w:val="28"/>
         </w:rPr>
-        <w:t>景德镇是著名的瓷器之都，一条名为昌河的河流从景德镇北方流过。船通过昌河进入鄱阳湖再进入长江，最终入海把景德镇的瓷器行销世界。为什么瓷器的辉煌是在景德镇？专家认为，这与景德镇地处河流密布的水运区</w:t>
-      </w:r>
-      <w:r>
-        <w:rPr>
-          <w:sz w:val="24"/>
-          <w:szCs w:val="28"/>
-        </w:rPr>
-        <w:lastRenderedPageBreak/>
-        <w:t>紧密相关。</w:t>
+        <w:t>景德镇是著名的瓷器之都，一条名为昌河的河流从景德镇北方流过。船通过昌河进入鄱阳湖再进入长江，最终入海把景德镇的瓷器行销世界。为什么瓷器的辉煌是在景德镇？专家认为，这与景德镇地处河流密布的水运区紧密相关。</w:t>
       </w:r>
     </w:p>
     <w:p>
@@ -43162,6 +44885,7 @@
           <w:sz w:val="24"/>
           <w:szCs w:val="28"/>
         </w:rPr>
+        <w:lastRenderedPageBreak/>
         <w:t>梳理</w:t>
       </w:r>
       <w:r>
@@ -43382,7 +45106,7 @@
                     </pic:cNvPicPr>
                   </pic:nvPicPr>
                   <pic:blipFill>
-                    <a:blip r:embed="rId53">
+                    <a:blip r:embed="rId57">
                       <a:extLst>
                         <a:ext uri="{28A0092B-C50C-407E-A947-70E740481C1C}">
                           <a14:useLocalDpi xmlns:a14="http://schemas.microsoft.com/office/drawing/2010/main" val="0"/>
@@ -43487,7 +45211,7 @@
                     </pic:cNvPicPr>
                   </pic:nvPicPr>
                   <pic:blipFill>
-                    <a:blip r:embed="rId53">
+                    <a:blip r:embed="rId57">
                       <a:extLst>
                         <a:ext uri="{28A0092B-C50C-407E-A947-70E740481C1C}">
                           <a14:useLocalDpi xmlns:a14="http://schemas.microsoft.com/office/drawing/2010/main" val="0"/>
@@ -43573,7 +45297,7 @@
                     </pic:cNvPicPr>
                   </pic:nvPicPr>
                   <pic:blipFill>
-                    <a:blip r:embed="rId53">
+                    <a:blip r:embed="rId57">
                       <a:extLst>
                         <a:ext uri="{28A0092B-C50C-407E-A947-70E740481C1C}">
                           <a14:useLocalDpi xmlns:a14="http://schemas.microsoft.com/office/drawing/2010/main" val="0"/>
@@ -43659,7 +45383,7 @@
                     </pic:cNvPicPr>
                   </pic:nvPicPr>
                   <pic:blipFill>
-                    <a:blip r:embed="rId53">
+                    <a:blip r:embed="rId57">
                       <a:extLst>
                         <a:ext uri="{28A0092B-C50C-407E-A947-70E740481C1C}">
                           <a14:useLocalDpi xmlns:a14="http://schemas.microsoft.com/office/drawing/2010/main" val="0"/>
@@ -43745,7 +45469,7 @@
                     </pic:cNvPicPr>
                   </pic:nvPicPr>
                   <pic:blipFill>
-                    <a:blip r:embed="rId53">
+                    <a:blip r:embed="rId57">
                       <a:extLst>
                         <a:ext uri="{28A0092B-C50C-407E-A947-70E740481C1C}">
                           <a14:useLocalDpi xmlns:a14="http://schemas.microsoft.com/office/drawing/2010/main" val="0"/>
@@ -43847,15 +45571,7 @@
           <w:sz w:val="24"/>
           <w:szCs w:val="28"/>
         </w:rPr>
-        <w:t>没有空气（A）→ 人就没法呼吸（B）、没法运动（C）、没法</w:t>
-      </w:r>
-      <w:r>
-        <w:rPr>
-          <w:sz w:val="24"/>
-          <w:szCs w:val="28"/>
-        </w:rPr>
-        <w:lastRenderedPageBreak/>
-        <w:t>正常工作（D）</w:t>
+        <w:t>没有空气（A）→ 人就没法呼吸（B）、没法运动（C）、没法正常工作（D）</w:t>
       </w:r>
     </w:p>
     <w:p>
@@ -44100,7 +45816,15 @@
           <w:sz w:val="24"/>
           <w:szCs w:val="28"/>
         </w:rPr>
-        <w:t>不粘锅常见的不粘涂层为特氟龙涂层。全氟辛酸铵是特氟龙生产过程中使用的含量极微的一种加工助剂。数据表明，高剂量的全氟辛酸铵有可能导致胆固醇水平升高、甲状腺疾病及不育。特氟龙在常温及常态下具有非常稳定的理化性质，使用特氟龙不粘涂层的炊具在常温至</w:t>
+        <w:t>不粘锅常见的不粘涂层为特氟龙涂层。全氟辛酸铵是特氟龙生产过程中</w:t>
+      </w:r>
+      <w:r>
+        <w:rPr>
+          <w:sz w:val="24"/>
+          <w:szCs w:val="28"/>
+        </w:rPr>
+        <w:lastRenderedPageBreak/>
+        <w:t>使用的含量极微的一种加工助剂。数据表明，高剂量的全氟辛酸铵有可能导致胆固醇水平升高、甲状腺疾病及不育。特氟龙在常温及常态下具有非常稳定的理化性质，使用特氟龙不粘涂层的炊具在常温至</w:t>
       </w:r>
       <w:r>
         <w:rPr>
@@ -44122,321 +45846,6 @@
                 <pic:pic xmlns:pic="http://schemas.openxmlformats.org/drawingml/2006/picture">
                   <pic:nvPicPr>
                     <pic:cNvPr id="0" name="Picture 50"/>
-                    <pic:cNvPicPr>
-                      <a:picLocks noChangeAspect="1" noChangeArrowheads="1"/>
-                    </pic:cNvPicPr>
-                  </pic:nvPicPr>
-                  <pic:blipFill>
-                    <a:blip r:embed="rId54">
-                      <a:extLst>
-                        <a:ext uri="{28A0092B-C50C-407E-A947-70E740481C1C}">
-                          <a14:useLocalDpi xmlns:a14="http://schemas.microsoft.com/office/drawing/2010/main" val="0"/>
-                        </a:ext>
-                      </a:extLst>
-                    </a:blip>
-                    <a:srcRect/>
-                    <a:stretch>
-                      <a:fillRect/>
-                    </a:stretch>
-                  </pic:blipFill>
-                  <pic:spPr bwMode="auto">
-                    <a:xfrm>
-                      <a:off x="0" y="0"/>
-                      <a:ext cx="403860" cy="220980"/>
-                    </a:xfrm>
-                    <a:prstGeom prst="rect">
-                      <a:avLst/>
-                    </a:prstGeom>
-                    <a:noFill/>
-                    <a:ln>
-                      <a:noFill/>
-                    </a:ln>
-                  </pic:spPr>
-                </pic:pic>
-              </a:graphicData>
-            </a:graphic>
-          </wp:inline>
-        </w:drawing>
-      </w:r>
-      <w:r>
-        <w:rPr>
-          <w:sz w:val="24"/>
-          <w:szCs w:val="28"/>
-        </w:rPr>
-        <w:t>的温度范围内都不会发生任何变化，但是当温度超过</w:t>
-      </w:r>
-      <w:r>
-        <w:rPr>
-          <w:rFonts w:hint="eastAsia"/>
-          <w:noProof/>
-          <w:sz w:val="24"/>
-          <w:szCs w:val="28"/>
-        </w:rPr>
-        <w:drawing>
-          <wp:inline distT="0" distB="0" distL="0" distR="0" wp14:anchorId="0FF1C437" wp14:editId="49012CF3">
-            <wp:extent cx="403860" cy="220980"/>
-            <wp:effectExtent l="0" t="0" r="0" b="7620"/>
-            <wp:docPr id="489743763" name="图片 17"/>
-            <wp:cNvGraphicFramePr>
-              <a:graphicFrameLocks xmlns:a="http://schemas.openxmlformats.org/drawingml/2006/main" noChangeAspect="1"/>
-            </wp:cNvGraphicFramePr>
-            <a:graphic xmlns:a="http://schemas.openxmlformats.org/drawingml/2006/main">
-              <a:graphicData uri="http://schemas.openxmlformats.org/drawingml/2006/picture">
-                <pic:pic xmlns:pic="http://schemas.openxmlformats.org/drawingml/2006/picture">
-                  <pic:nvPicPr>
-                    <pic:cNvPr id="0" name="Picture 51"/>
-                    <pic:cNvPicPr>
-                      <a:picLocks noChangeAspect="1" noChangeArrowheads="1"/>
-                    </pic:cNvPicPr>
-                  </pic:nvPicPr>
-                  <pic:blipFill>
-                    <a:blip r:embed="rId54">
-                      <a:extLst>
-                        <a:ext uri="{28A0092B-C50C-407E-A947-70E740481C1C}">
-                          <a14:useLocalDpi xmlns:a14="http://schemas.microsoft.com/office/drawing/2010/main" val="0"/>
-                        </a:ext>
-                      </a:extLst>
-                    </a:blip>
-                    <a:srcRect/>
-                    <a:stretch>
-                      <a:fillRect/>
-                    </a:stretch>
-                  </pic:blipFill>
-                  <pic:spPr bwMode="auto">
-                    <a:xfrm>
-                      <a:off x="0" y="0"/>
-                      <a:ext cx="403860" cy="220980"/>
-                    </a:xfrm>
-                    <a:prstGeom prst="rect">
-                      <a:avLst/>
-                    </a:prstGeom>
-                    <a:noFill/>
-                    <a:ln>
-                      <a:noFill/>
-                    </a:ln>
-                  </pic:spPr>
-                </pic:pic>
-              </a:graphicData>
-            </a:graphic>
-          </wp:inline>
-        </w:drawing>
-      </w:r>
-      <w:r>
-        <w:rPr>
-          <w:sz w:val="24"/>
-          <w:szCs w:val="28"/>
-        </w:rPr>
-        <w:t>时，涂层逐渐向不稳定状态转变，当温度超过</w:t>
-      </w:r>
-      <w:r>
-        <w:rPr>
-          <w:rFonts w:hint="eastAsia"/>
-          <w:noProof/>
-          <w:sz w:val="24"/>
-          <w:szCs w:val="28"/>
-        </w:rPr>
-        <w:drawing>
-          <wp:inline distT="0" distB="0" distL="0" distR="0" wp14:anchorId="4D263E3E" wp14:editId="4F2EB3CE">
-            <wp:extent cx="403860" cy="220980"/>
-            <wp:effectExtent l="0" t="0" r="0" b="7620"/>
-            <wp:docPr id="1771236079" name="图片 16"/>
-            <wp:cNvGraphicFramePr>
-              <a:graphicFrameLocks xmlns:a="http://schemas.openxmlformats.org/drawingml/2006/main" noChangeAspect="1"/>
-            </wp:cNvGraphicFramePr>
-            <a:graphic xmlns:a="http://schemas.openxmlformats.org/drawingml/2006/main">
-              <a:graphicData uri="http://schemas.openxmlformats.org/drawingml/2006/picture">
-                <pic:pic xmlns:pic="http://schemas.openxmlformats.org/drawingml/2006/picture">
-                  <pic:nvPicPr>
-                    <pic:cNvPr id="0" name="Picture 52"/>
-                    <pic:cNvPicPr>
-                      <a:picLocks noChangeAspect="1" noChangeArrowheads="1"/>
-                    </pic:cNvPicPr>
-                  </pic:nvPicPr>
-                  <pic:blipFill>
-                    <a:blip r:embed="rId55">
-                      <a:extLst>
-                        <a:ext uri="{28A0092B-C50C-407E-A947-70E740481C1C}">
-                          <a14:useLocalDpi xmlns:a14="http://schemas.microsoft.com/office/drawing/2010/main" val="0"/>
-                        </a:ext>
-                      </a:extLst>
-                    </a:blip>
-                    <a:srcRect/>
-                    <a:stretch>
-                      <a:fillRect/>
-                    </a:stretch>
-                  </pic:blipFill>
-                  <pic:spPr bwMode="auto">
-                    <a:xfrm>
-                      <a:off x="0" y="0"/>
-                      <a:ext cx="403860" cy="220980"/>
-                    </a:xfrm>
-                    <a:prstGeom prst="rect">
-                      <a:avLst/>
-                    </a:prstGeom>
-                    <a:noFill/>
-                    <a:ln>
-                      <a:noFill/>
-                    </a:ln>
-                  </pic:spPr>
-                </pic:pic>
-              </a:graphicData>
-            </a:graphic>
-          </wp:inline>
-        </w:drawing>
-      </w:r>
-      <w:r>
-        <w:rPr>
-          <w:sz w:val="24"/>
-          <w:szCs w:val="28"/>
-        </w:rPr>
-        <w:t>时会发生分解。正常烹调时，水的沸点是</w:t>
-      </w:r>
-      <w:r>
-        <w:rPr>
-          <w:rFonts w:hint="eastAsia"/>
-          <w:noProof/>
-          <w:sz w:val="24"/>
-          <w:szCs w:val="28"/>
-        </w:rPr>
-        <w:drawing>
-          <wp:inline distT="0" distB="0" distL="0" distR="0" wp14:anchorId="4DB4B329" wp14:editId="284A171E">
-            <wp:extent cx="403860" cy="220980"/>
-            <wp:effectExtent l="0" t="0" r="0" b="7620"/>
-            <wp:docPr id="1279889785" name="图片 15"/>
-            <wp:cNvGraphicFramePr>
-              <a:graphicFrameLocks xmlns:a="http://schemas.openxmlformats.org/drawingml/2006/main" noChangeAspect="1"/>
-            </wp:cNvGraphicFramePr>
-            <a:graphic xmlns:a="http://schemas.openxmlformats.org/drawingml/2006/main">
-              <a:graphicData uri="http://schemas.openxmlformats.org/drawingml/2006/picture">
-                <pic:pic xmlns:pic="http://schemas.openxmlformats.org/drawingml/2006/picture">
-                  <pic:nvPicPr>
-                    <pic:cNvPr id="0" name="Picture 53"/>
-                    <pic:cNvPicPr>
-                      <a:picLocks noChangeAspect="1" noChangeArrowheads="1"/>
-                    </pic:cNvPicPr>
-                  </pic:nvPicPr>
-                  <pic:blipFill>
-                    <a:blip r:embed="rId56">
-                      <a:extLst>
-                        <a:ext uri="{28A0092B-C50C-407E-A947-70E740481C1C}">
-                          <a14:useLocalDpi xmlns:a14="http://schemas.microsoft.com/office/drawing/2010/main" val="0"/>
-                        </a:ext>
-                      </a:extLst>
-                    </a:blip>
-                    <a:srcRect/>
-                    <a:stretch>
-                      <a:fillRect/>
-                    </a:stretch>
-                  </pic:blipFill>
-                  <pic:spPr bwMode="auto">
-                    <a:xfrm>
-                      <a:off x="0" y="0"/>
-                      <a:ext cx="403860" cy="220980"/>
-                    </a:xfrm>
-                    <a:prstGeom prst="rect">
-                      <a:avLst/>
-                    </a:prstGeom>
-                    <a:noFill/>
-                    <a:ln>
-                      <a:noFill/>
-                    </a:ln>
-                  </pic:spPr>
-                </pic:pic>
-              </a:graphicData>
-            </a:graphic>
-          </wp:inline>
-        </w:drawing>
-      </w:r>
-      <w:r>
-        <w:rPr>
-          <w:sz w:val="24"/>
-          <w:szCs w:val="28"/>
-        </w:rPr>
-        <w:t>，温度较高的爆炒通常也只是</w:t>
-      </w:r>
-      <w:r>
-        <w:rPr>
-          <w:rFonts w:hint="eastAsia"/>
-          <w:noProof/>
-          <w:sz w:val="24"/>
-          <w:szCs w:val="28"/>
-        </w:rPr>
-        <w:drawing>
-          <wp:inline distT="0" distB="0" distL="0" distR="0" wp14:anchorId="3D65B0F7" wp14:editId="0142D01F">
-            <wp:extent cx="403860" cy="220980"/>
-            <wp:effectExtent l="0" t="0" r="0" b="7620"/>
-            <wp:docPr id="448539756" name="图片 14"/>
-            <wp:cNvGraphicFramePr>
-              <a:graphicFrameLocks xmlns:a="http://schemas.openxmlformats.org/drawingml/2006/main" noChangeAspect="1"/>
-            </wp:cNvGraphicFramePr>
-            <a:graphic xmlns:a="http://schemas.openxmlformats.org/drawingml/2006/main">
-              <a:graphicData uri="http://schemas.openxmlformats.org/drawingml/2006/picture">
-                <pic:pic xmlns:pic="http://schemas.openxmlformats.org/drawingml/2006/picture">
-                  <pic:nvPicPr>
-                    <pic:cNvPr id="0" name="Picture 54"/>
-                    <pic:cNvPicPr>
-                      <a:picLocks noChangeAspect="1" noChangeArrowheads="1"/>
-                    </pic:cNvPicPr>
-                  </pic:nvPicPr>
-                  <pic:blipFill>
-                    <a:blip r:embed="rId57">
-                      <a:extLst>
-                        <a:ext uri="{28A0092B-C50C-407E-A947-70E740481C1C}">
-                          <a14:useLocalDpi xmlns:a14="http://schemas.microsoft.com/office/drawing/2010/main" val="0"/>
-                        </a:ext>
-                      </a:extLst>
-                    </a:blip>
-                    <a:srcRect/>
-                    <a:stretch>
-                      <a:fillRect/>
-                    </a:stretch>
-                  </pic:blipFill>
-                  <pic:spPr bwMode="auto">
-                    <a:xfrm>
-                      <a:off x="0" y="0"/>
-                      <a:ext cx="403860" cy="220980"/>
-                    </a:xfrm>
-                    <a:prstGeom prst="rect">
-                      <a:avLst/>
-                    </a:prstGeom>
-                    <a:noFill/>
-                    <a:ln>
-                      <a:noFill/>
-                    </a:ln>
-                  </pic:spPr>
-                </pic:pic>
-              </a:graphicData>
-            </a:graphic>
-          </wp:inline>
-        </w:drawing>
-      </w:r>
-      <w:r>
-        <w:rPr>
-          <w:sz w:val="24"/>
-          <w:szCs w:val="28"/>
-        </w:rPr>
-        <w:t>左右，即使采用油炸的方式，油温也不会超过</w:t>
-      </w:r>
-      <w:r>
-        <w:rPr>
-          <w:rFonts w:hint="eastAsia"/>
-          <w:noProof/>
-          <w:sz w:val="24"/>
-          <w:szCs w:val="28"/>
-        </w:rPr>
-        <w:drawing>
-          <wp:inline distT="0" distB="0" distL="0" distR="0" wp14:anchorId="7B36E74F" wp14:editId="0454CECB">
-            <wp:extent cx="403860" cy="220980"/>
-            <wp:effectExtent l="0" t="0" r="0" b="7620"/>
-            <wp:docPr id="22394481" name="图片 13"/>
-            <wp:cNvGraphicFramePr>
-              <a:graphicFrameLocks xmlns:a="http://schemas.openxmlformats.org/drawingml/2006/main" noChangeAspect="1"/>
-            </wp:cNvGraphicFramePr>
-            <a:graphic xmlns:a="http://schemas.openxmlformats.org/drawingml/2006/main">
-              <a:graphicData uri="http://schemas.openxmlformats.org/drawingml/2006/picture">
-                <pic:pic xmlns:pic="http://schemas.openxmlformats.org/drawingml/2006/picture">
-                  <pic:nvPicPr>
-                    <pic:cNvPr id="0" name="Picture 55"/>
                     <pic:cNvPicPr>
                       <a:picLocks noChangeAspect="1" noChangeArrowheads="1"/>
                     </pic:cNvPicPr>
@@ -44478,7 +45887,7 @@
           <w:sz w:val="24"/>
           <w:szCs w:val="28"/>
         </w:rPr>
-        <w:t>。然而，如果在炒菜时喜欢把锅烧干、烧红后再加油，锅内温度就容易超过</w:t>
+        <w:t>的温度范围内都不会发生任何变化，但是当温度超过</w:t>
       </w:r>
       <w:r>
         <w:rPr>
@@ -44488,10 +45897,10 @@
           <w:szCs w:val="28"/>
         </w:rPr>
         <w:drawing>
-          <wp:inline distT="0" distB="0" distL="0" distR="0" wp14:anchorId="448E01F6" wp14:editId="16EE0765">
+          <wp:inline distT="0" distB="0" distL="0" distR="0" wp14:anchorId="0FF1C437" wp14:editId="49012CF3">
             <wp:extent cx="403860" cy="220980"/>
             <wp:effectExtent l="0" t="0" r="0" b="7620"/>
-            <wp:docPr id="627575393" name="图片 12"/>
+            <wp:docPr id="489743763" name="图片 17"/>
             <wp:cNvGraphicFramePr>
               <a:graphicFrameLocks xmlns:a="http://schemas.openxmlformats.org/drawingml/2006/main" noChangeAspect="1"/>
             </wp:cNvGraphicFramePr>
@@ -44499,13 +45908,13 @@
               <a:graphicData uri="http://schemas.openxmlformats.org/drawingml/2006/picture">
                 <pic:pic xmlns:pic="http://schemas.openxmlformats.org/drawingml/2006/picture">
                   <pic:nvPicPr>
-                    <pic:cNvPr id="0" name="Picture 56"/>
+                    <pic:cNvPr id="0" name="Picture 51"/>
                     <pic:cNvPicPr>
                       <a:picLocks noChangeAspect="1" noChangeArrowheads="1"/>
                     </pic:cNvPicPr>
                   </pic:nvPicPr>
                   <pic:blipFill>
-                    <a:blip r:embed="rId54">
+                    <a:blip r:embed="rId58">
                       <a:extLst>
                         <a:ext uri="{28A0092B-C50C-407E-A947-70E740481C1C}">
                           <a14:useLocalDpi xmlns:a14="http://schemas.microsoft.com/office/drawing/2010/main" val="0"/>
@@ -44541,6 +45950,321 @@
           <w:sz w:val="24"/>
           <w:szCs w:val="28"/>
         </w:rPr>
+        <w:t>时，涂层逐渐向不稳定状态转变，当温度超过</w:t>
+      </w:r>
+      <w:r>
+        <w:rPr>
+          <w:rFonts w:hint="eastAsia"/>
+          <w:noProof/>
+          <w:sz w:val="24"/>
+          <w:szCs w:val="28"/>
+        </w:rPr>
+        <w:drawing>
+          <wp:inline distT="0" distB="0" distL="0" distR="0" wp14:anchorId="4D263E3E" wp14:editId="4F2EB3CE">
+            <wp:extent cx="403860" cy="220980"/>
+            <wp:effectExtent l="0" t="0" r="0" b="7620"/>
+            <wp:docPr id="1771236079" name="图片 16"/>
+            <wp:cNvGraphicFramePr>
+              <a:graphicFrameLocks xmlns:a="http://schemas.openxmlformats.org/drawingml/2006/main" noChangeAspect="1"/>
+            </wp:cNvGraphicFramePr>
+            <a:graphic xmlns:a="http://schemas.openxmlformats.org/drawingml/2006/main">
+              <a:graphicData uri="http://schemas.openxmlformats.org/drawingml/2006/picture">
+                <pic:pic xmlns:pic="http://schemas.openxmlformats.org/drawingml/2006/picture">
+                  <pic:nvPicPr>
+                    <pic:cNvPr id="0" name="Picture 52"/>
+                    <pic:cNvPicPr>
+                      <a:picLocks noChangeAspect="1" noChangeArrowheads="1"/>
+                    </pic:cNvPicPr>
+                  </pic:nvPicPr>
+                  <pic:blipFill>
+                    <a:blip r:embed="rId59">
+                      <a:extLst>
+                        <a:ext uri="{28A0092B-C50C-407E-A947-70E740481C1C}">
+                          <a14:useLocalDpi xmlns:a14="http://schemas.microsoft.com/office/drawing/2010/main" val="0"/>
+                        </a:ext>
+                      </a:extLst>
+                    </a:blip>
+                    <a:srcRect/>
+                    <a:stretch>
+                      <a:fillRect/>
+                    </a:stretch>
+                  </pic:blipFill>
+                  <pic:spPr bwMode="auto">
+                    <a:xfrm>
+                      <a:off x="0" y="0"/>
+                      <a:ext cx="403860" cy="220980"/>
+                    </a:xfrm>
+                    <a:prstGeom prst="rect">
+                      <a:avLst/>
+                    </a:prstGeom>
+                    <a:noFill/>
+                    <a:ln>
+                      <a:noFill/>
+                    </a:ln>
+                  </pic:spPr>
+                </pic:pic>
+              </a:graphicData>
+            </a:graphic>
+          </wp:inline>
+        </w:drawing>
+      </w:r>
+      <w:r>
+        <w:rPr>
+          <w:sz w:val="24"/>
+          <w:szCs w:val="28"/>
+        </w:rPr>
+        <w:t>时会发生分解。正常烹调时，水的沸点是</w:t>
+      </w:r>
+      <w:r>
+        <w:rPr>
+          <w:rFonts w:hint="eastAsia"/>
+          <w:noProof/>
+          <w:sz w:val="24"/>
+          <w:szCs w:val="28"/>
+        </w:rPr>
+        <w:drawing>
+          <wp:inline distT="0" distB="0" distL="0" distR="0" wp14:anchorId="4DB4B329" wp14:editId="284A171E">
+            <wp:extent cx="403860" cy="220980"/>
+            <wp:effectExtent l="0" t="0" r="0" b="7620"/>
+            <wp:docPr id="1279889785" name="图片 15"/>
+            <wp:cNvGraphicFramePr>
+              <a:graphicFrameLocks xmlns:a="http://schemas.openxmlformats.org/drawingml/2006/main" noChangeAspect="1"/>
+            </wp:cNvGraphicFramePr>
+            <a:graphic xmlns:a="http://schemas.openxmlformats.org/drawingml/2006/main">
+              <a:graphicData uri="http://schemas.openxmlformats.org/drawingml/2006/picture">
+                <pic:pic xmlns:pic="http://schemas.openxmlformats.org/drawingml/2006/picture">
+                  <pic:nvPicPr>
+                    <pic:cNvPr id="0" name="Picture 53"/>
+                    <pic:cNvPicPr>
+                      <a:picLocks noChangeAspect="1" noChangeArrowheads="1"/>
+                    </pic:cNvPicPr>
+                  </pic:nvPicPr>
+                  <pic:blipFill>
+                    <a:blip r:embed="rId60">
+                      <a:extLst>
+                        <a:ext uri="{28A0092B-C50C-407E-A947-70E740481C1C}">
+                          <a14:useLocalDpi xmlns:a14="http://schemas.microsoft.com/office/drawing/2010/main" val="0"/>
+                        </a:ext>
+                      </a:extLst>
+                    </a:blip>
+                    <a:srcRect/>
+                    <a:stretch>
+                      <a:fillRect/>
+                    </a:stretch>
+                  </pic:blipFill>
+                  <pic:spPr bwMode="auto">
+                    <a:xfrm>
+                      <a:off x="0" y="0"/>
+                      <a:ext cx="403860" cy="220980"/>
+                    </a:xfrm>
+                    <a:prstGeom prst="rect">
+                      <a:avLst/>
+                    </a:prstGeom>
+                    <a:noFill/>
+                    <a:ln>
+                      <a:noFill/>
+                    </a:ln>
+                  </pic:spPr>
+                </pic:pic>
+              </a:graphicData>
+            </a:graphic>
+          </wp:inline>
+        </w:drawing>
+      </w:r>
+      <w:r>
+        <w:rPr>
+          <w:sz w:val="24"/>
+          <w:szCs w:val="28"/>
+        </w:rPr>
+        <w:t>，温度较高的爆炒通常也只是</w:t>
+      </w:r>
+      <w:r>
+        <w:rPr>
+          <w:rFonts w:hint="eastAsia"/>
+          <w:noProof/>
+          <w:sz w:val="24"/>
+          <w:szCs w:val="28"/>
+        </w:rPr>
+        <w:drawing>
+          <wp:inline distT="0" distB="0" distL="0" distR="0" wp14:anchorId="3D65B0F7" wp14:editId="0142D01F">
+            <wp:extent cx="403860" cy="220980"/>
+            <wp:effectExtent l="0" t="0" r="0" b="7620"/>
+            <wp:docPr id="448539756" name="图片 14"/>
+            <wp:cNvGraphicFramePr>
+              <a:graphicFrameLocks xmlns:a="http://schemas.openxmlformats.org/drawingml/2006/main" noChangeAspect="1"/>
+            </wp:cNvGraphicFramePr>
+            <a:graphic xmlns:a="http://schemas.openxmlformats.org/drawingml/2006/main">
+              <a:graphicData uri="http://schemas.openxmlformats.org/drawingml/2006/picture">
+                <pic:pic xmlns:pic="http://schemas.openxmlformats.org/drawingml/2006/picture">
+                  <pic:nvPicPr>
+                    <pic:cNvPr id="0" name="Picture 54"/>
+                    <pic:cNvPicPr>
+                      <a:picLocks noChangeAspect="1" noChangeArrowheads="1"/>
+                    </pic:cNvPicPr>
+                  </pic:nvPicPr>
+                  <pic:blipFill>
+                    <a:blip r:embed="rId61">
+                      <a:extLst>
+                        <a:ext uri="{28A0092B-C50C-407E-A947-70E740481C1C}">
+                          <a14:useLocalDpi xmlns:a14="http://schemas.microsoft.com/office/drawing/2010/main" val="0"/>
+                        </a:ext>
+                      </a:extLst>
+                    </a:blip>
+                    <a:srcRect/>
+                    <a:stretch>
+                      <a:fillRect/>
+                    </a:stretch>
+                  </pic:blipFill>
+                  <pic:spPr bwMode="auto">
+                    <a:xfrm>
+                      <a:off x="0" y="0"/>
+                      <a:ext cx="403860" cy="220980"/>
+                    </a:xfrm>
+                    <a:prstGeom prst="rect">
+                      <a:avLst/>
+                    </a:prstGeom>
+                    <a:noFill/>
+                    <a:ln>
+                      <a:noFill/>
+                    </a:ln>
+                  </pic:spPr>
+                </pic:pic>
+              </a:graphicData>
+            </a:graphic>
+          </wp:inline>
+        </w:drawing>
+      </w:r>
+      <w:r>
+        <w:rPr>
+          <w:sz w:val="24"/>
+          <w:szCs w:val="28"/>
+        </w:rPr>
+        <w:t>左右，即使采用油炸的方式，油温也不会超过</w:t>
+      </w:r>
+      <w:r>
+        <w:rPr>
+          <w:rFonts w:hint="eastAsia"/>
+          <w:noProof/>
+          <w:sz w:val="24"/>
+          <w:szCs w:val="28"/>
+        </w:rPr>
+        <w:drawing>
+          <wp:inline distT="0" distB="0" distL="0" distR="0" wp14:anchorId="7B36E74F" wp14:editId="0454CECB">
+            <wp:extent cx="403860" cy="220980"/>
+            <wp:effectExtent l="0" t="0" r="0" b="7620"/>
+            <wp:docPr id="22394481" name="图片 13"/>
+            <wp:cNvGraphicFramePr>
+              <a:graphicFrameLocks xmlns:a="http://schemas.openxmlformats.org/drawingml/2006/main" noChangeAspect="1"/>
+            </wp:cNvGraphicFramePr>
+            <a:graphic xmlns:a="http://schemas.openxmlformats.org/drawingml/2006/main">
+              <a:graphicData uri="http://schemas.openxmlformats.org/drawingml/2006/picture">
+                <pic:pic xmlns:pic="http://schemas.openxmlformats.org/drawingml/2006/picture">
+                  <pic:nvPicPr>
+                    <pic:cNvPr id="0" name="Picture 55"/>
+                    <pic:cNvPicPr>
+                      <a:picLocks noChangeAspect="1" noChangeArrowheads="1"/>
+                    </pic:cNvPicPr>
+                  </pic:nvPicPr>
+                  <pic:blipFill>
+                    <a:blip r:embed="rId62">
+                      <a:extLst>
+                        <a:ext uri="{28A0092B-C50C-407E-A947-70E740481C1C}">
+                          <a14:useLocalDpi xmlns:a14="http://schemas.microsoft.com/office/drawing/2010/main" val="0"/>
+                        </a:ext>
+                      </a:extLst>
+                    </a:blip>
+                    <a:srcRect/>
+                    <a:stretch>
+                      <a:fillRect/>
+                    </a:stretch>
+                  </pic:blipFill>
+                  <pic:spPr bwMode="auto">
+                    <a:xfrm>
+                      <a:off x="0" y="0"/>
+                      <a:ext cx="403860" cy="220980"/>
+                    </a:xfrm>
+                    <a:prstGeom prst="rect">
+                      <a:avLst/>
+                    </a:prstGeom>
+                    <a:noFill/>
+                    <a:ln>
+                      <a:noFill/>
+                    </a:ln>
+                  </pic:spPr>
+                </pic:pic>
+              </a:graphicData>
+            </a:graphic>
+          </wp:inline>
+        </w:drawing>
+      </w:r>
+      <w:r>
+        <w:rPr>
+          <w:sz w:val="24"/>
+          <w:szCs w:val="28"/>
+        </w:rPr>
+        <w:t>。然而，如果在炒菜时喜欢把锅烧干、烧红后再加油，锅内温度就容易超过</w:t>
+      </w:r>
+      <w:r>
+        <w:rPr>
+          <w:rFonts w:hint="eastAsia"/>
+          <w:noProof/>
+          <w:sz w:val="24"/>
+          <w:szCs w:val="28"/>
+        </w:rPr>
+        <w:drawing>
+          <wp:inline distT="0" distB="0" distL="0" distR="0" wp14:anchorId="448E01F6" wp14:editId="16EE0765">
+            <wp:extent cx="403860" cy="220980"/>
+            <wp:effectExtent l="0" t="0" r="0" b="7620"/>
+            <wp:docPr id="627575393" name="图片 12"/>
+            <wp:cNvGraphicFramePr>
+              <a:graphicFrameLocks xmlns:a="http://schemas.openxmlformats.org/drawingml/2006/main" noChangeAspect="1"/>
+            </wp:cNvGraphicFramePr>
+            <a:graphic xmlns:a="http://schemas.openxmlformats.org/drawingml/2006/main">
+              <a:graphicData uri="http://schemas.openxmlformats.org/drawingml/2006/picture">
+                <pic:pic xmlns:pic="http://schemas.openxmlformats.org/drawingml/2006/picture">
+                  <pic:nvPicPr>
+                    <pic:cNvPr id="0" name="Picture 56"/>
+                    <pic:cNvPicPr>
+                      <a:picLocks noChangeAspect="1" noChangeArrowheads="1"/>
+                    </pic:cNvPicPr>
+                  </pic:nvPicPr>
+                  <pic:blipFill>
+                    <a:blip r:embed="rId58">
+                      <a:extLst>
+                        <a:ext uri="{28A0092B-C50C-407E-A947-70E740481C1C}">
+                          <a14:useLocalDpi xmlns:a14="http://schemas.microsoft.com/office/drawing/2010/main" val="0"/>
+                        </a:ext>
+                      </a:extLst>
+                    </a:blip>
+                    <a:srcRect/>
+                    <a:stretch>
+                      <a:fillRect/>
+                    </a:stretch>
+                  </pic:blipFill>
+                  <pic:spPr bwMode="auto">
+                    <a:xfrm>
+                      <a:off x="0" y="0"/>
+                      <a:ext cx="403860" cy="220980"/>
+                    </a:xfrm>
+                    <a:prstGeom prst="rect">
+                      <a:avLst/>
+                    </a:prstGeom>
+                    <a:noFill/>
+                    <a:ln>
+                      <a:noFill/>
+                    </a:ln>
+                  </pic:spPr>
+                </pic:pic>
+              </a:graphicData>
+            </a:graphic>
+          </wp:inline>
+        </w:drawing>
+      </w:r>
+      <w:r>
+        <w:rPr>
+          <w:sz w:val="24"/>
+          <w:szCs w:val="28"/>
+        </w:rPr>
         <w:t>。</w:t>
       </w:r>
     </w:p>
@@ -44816,7 +46540,6 @@
           <w:sz w:val="24"/>
           <w:szCs w:val="28"/>
         </w:rPr>
-        <w:lastRenderedPageBreak/>
         <w:t>一真或一假</w:t>
       </w:r>
     </w:p>
@@ -45152,7 +46875,16 @@
           <w:sz w:val="24"/>
           <w:szCs w:val="28"/>
         </w:rPr>
-        <w:t>：如互不矛盾则成功找出真假命题，如矛盾说明第一个是假命题，是否矛盾见“矛盾关系”，如不完全矛盾则就是不矛盾）</w:t>
+        <w:t>：如互不矛盾则成功找出真假命题，如矛盾说明第一个是假</w:t>
+      </w:r>
+      <w:r>
+        <w:rPr>
+          <w:rFonts w:hint="eastAsia"/>
+          <w:sz w:val="24"/>
+          <w:szCs w:val="28"/>
+        </w:rPr>
+        <w:lastRenderedPageBreak/>
+        <w:t>命题，是否矛盾见“矛盾关系”，如不完全矛盾则就是不矛盾）</w:t>
       </w:r>
     </w:p>
     <w:p>
@@ -45314,7 +47046,7 @@
                     <pic:cNvPicPr/>
                   </pic:nvPicPr>
                   <pic:blipFill>
-                    <a:blip r:embed="rId59">
+                    <a:blip r:embed="rId63">
                       <a:extLst>
                         <a:ext uri="{28A0092B-C50C-407E-A947-70E740481C1C}">
                           <a14:useLocalDpi xmlns:a14="http://schemas.microsoft.com/office/drawing/2010/main" val="0"/>
@@ -45373,7 +47105,6 @@
           <w:sz w:val="24"/>
           <w:szCs w:val="28"/>
         </w:rPr>
-        <w:lastRenderedPageBreak/>
         <w:t>1</w:t>
       </w:r>
       <w:r>
@@ -45610,6 +47341,7 @@
           <w:sz w:val="24"/>
           <w:szCs w:val="28"/>
         </w:rPr>
+        <w:lastRenderedPageBreak/>
         <w:t>描述略复杂，但是转为标准逻辑关系后还是很清晰的</w:t>
       </w:r>
       <w:r>
@@ -45642,7 +47374,7 @@
                     <pic:cNvPicPr/>
                   </pic:nvPicPr>
                   <pic:blipFill>
-                    <a:blip r:embed="rId60">
+                    <a:blip r:embed="rId64">
                       <a:extLst>
                         <a:ext uri="{28A0092B-C50C-407E-A947-70E740481C1C}">
                           <a14:useLocalDpi xmlns:a14="http://schemas.microsoft.com/office/drawing/2010/main" val="0"/>
@@ -45913,7 +47645,6 @@
           <w:sz w:val="24"/>
           <w:szCs w:val="28"/>
         </w:rPr>
-        <w:lastRenderedPageBreak/>
         <w:t>小赵：如果甲进入决赛，则乙也能进入决赛。</w:t>
       </w:r>
     </w:p>
@@ -46108,6 +47839,7 @@
           <w:sz w:val="24"/>
           <w:szCs w:val="28"/>
         </w:rPr>
+        <w:lastRenderedPageBreak/>
         <w:t>所以2，4也一真一假</w:t>
       </w:r>
     </w:p>
@@ -46497,7 +48229,6 @@
         <w:rPr>
           <w:rFonts w:hint="eastAsia"/>
         </w:rPr>
-        <w:lastRenderedPageBreak/>
         <w:t>假设剩余两个C真D假 或D真C假</w:t>
       </w:r>
     </w:p>
@@ -46580,6 +48311,7 @@
         <w:rPr>
           <w:noProof/>
         </w:rPr>
+        <w:lastRenderedPageBreak/>
         <w:drawing>
           <wp:inline distT="0" distB="0" distL="0" distR="0" wp14:anchorId="1F73C9DF" wp14:editId="3814285C">
             <wp:extent cx="5274310" cy="2371090"/>
@@ -46596,7 +48328,7 @@
                     <pic:cNvPicPr/>
                   </pic:nvPicPr>
                   <pic:blipFill>
-                    <a:blip r:embed="rId61"/>
+                    <a:blip r:embed="rId65"/>
                     <a:stretch>
                       <a:fillRect/>
                     </a:stretch>
@@ -46749,7 +48481,7 @@
                     <pic:cNvPicPr/>
                   </pic:nvPicPr>
                   <pic:blipFill>
-                    <a:blip r:embed="rId62"/>
+                    <a:blip r:embed="rId66"/>
                     <a:stretch>
                       <a:fillRect/>
                     </a:stretch>
@@ -46944,7 +48676,7 @@
                     <pic:cNvPicPr/>
                   </pic:nvPicPr>
                   <pic:blipFill>
-                    <a:blip r:embed="rId63"/>
+                    <a:blip r:embed="rId67"/>
                     <a:stretch>
                       <a:fillRect/>
                     </a:stretch>
@@ -47512,6 +49244,11 @@
       </w:r>
     </w:p>
     <w:p>
+      <w:pPr>
+        <w:rPr>
+          <w:rFonts w:hint="eastAsia"/>
+        </w:rPr>
+      </w:pPr>
       <w:r>
         <w:rPr>
           <w:rFonts w:hint="eastAsia"/>
@@ -47577,7 +49314,7 @@
                     <pic:cNvPicPr/>
                   </pic:nvPicPr>
                   <pic:blipFill>
-                    <a:blip r:embed="rId64"/>
+                    <a:blip r:embed="rId68"/>
                     <a:stretch>
                       <a:fillRect/>
                     </a:stretch>
@@ -47642,7 +49379,7 @@
                     <pic:cNvPicPr/>
                   </pic:nvPicPr>
                   <pic:blipFill>
-                    <a:blip r:embed="rId65"/>
+                    <a:blip r:embed="rId69"/>
                     <a:stretch>
                       <a:fillRect/>
                     </a:stretch>
@@ -47798,38 +49535,38 @@
     <w:p>
       <w:pPr>
         <w:rPr>
+          <w:rFonts w:ascii="Segoe UI" w:eastAsia="宋体" w:hAnsi="Segoe UI" w:cs="Segoe UI"/>
+          <w:color w:val="3C464F"/>
+          <w:kern w:val="0"/>
+          <w:sz w:val="24"/>
+          <w14:ligatures w14:val="none"/>
+        </w:rPr>
+      </w:pPr>
+      <w:r>
+        <w:rPr>
+          <w:rFonts w:ascii="Segoe UI" w:eastAsia="宋体" w:hAnsi="Segoe UI" w:cs="Segoe UI"/>
+          <w:color w:val="3C464F"/>
+          <w:kern w:val="0"/>
+          <w:sz w:val="24"/>
+          <w14:ligatures w14:val="none"/>
+        </w:rPr>
+        <w:t>小钱：我看甲进入决赛没有问题。</w:t>
+      </w:r>
+      <w:r>
+        <w:rPr>
           <w:rFonts w:ascii="Segoe UI" w:eastAsia="宋体" w:hAnsi="Segoe UI" w:cs="Segoe UI" w:hint="eastAsia"/>
           <w:color w:val="3C464F"/>
           <w:kern w:val="0"/>
           <w:sz w:val="24"/>
           <w14:ligatures w14:val="none"/>
         </w:rPr>
-      </w:pPr>
-      <w:r>
+        <w:t>假</w:t>
+      </w:r>
+    </w:p>
+    <w:p>
+      <w:pPr>
         <w:rPr>
           <w:rFonts w:ascii="Segoe UI" w:eastAsia="宋体" w:hAnsi="Segoe UI" w:cs="Segoe UI"/>
-          <w:color w:val="3C464F"/>
-          <w:kern w:val="0"/>
-          <w:sz w:val="24"/>
-          <w14:ligatures w14:val="none"/>
-        </w:rPr>
-        <w:t>小钱：我看甲进入决赛没有问题。</w:t>
-      </w:r>
-      <w:r>
-        <w:rPr>
-          <w:rFonts w:ascii="Segoe UI" w:eastAsia="宋体" w:hAnsi="Segoe UI" w:cs="Segoe UI" w:hint="eastAsia"/>
-          <w:color w:val="3C464F"/>
-          <w:kern w:val="0"/>
-          <w:sz w:val="24"/>
-          <w14:ligatures w14:val="none"/>
-        </w:rPr>
-        <w:t>假</w:t>
-      </w:r>
-    </w:p>
-    <w:p>
-      <w:pPr>
-        <w:rPr>
-          <w:rFonts w:ascii="Segoe UI" w:eastAsia="宋体" w:hAnsi="Segoe UI" w:cs="Segoe UI" w:hint="eastAsia"/>
           <w:color w:val="3C464F"/>
           <w:kern w:val="0"/>
           <w:sz w:val="24"/>
@@ -48265,6 +50002,7 @@
         <w:contextualSpacing w:val="0"/>
         <w:outlineLvl w:val="1"/>
         <w:rPr>
+          <w:rFonts w:hint="eastAsia"/>
           <w:sz w:val="28"/>
           <w:szCs w:val="32"/>
         </w:rPr>
@@ -48333,6 +50071,9 @@
           <w:ilvl w:val="0"/>
           <w:numId w:val="15"/>
         </w:numPr>
+        <w:rPr>
+          <w:rFonts w:hint="eastAsia"/>
+        </w:rPr>
       </w:pPr>
       <w:r>
         <w:rPr>
@@ -48605,7 +50346,7 @@
                     <pic:cNvPicPr/>
                   </pic:nvPicPr>
                   <pic:blipFill>
-                    <a:blip r:embed="rId66"/>
+                    <a:blip r:embed="rId70"/>
                     <a:stretch>
                       <a:fillRect/>
                     </a:stretch>
@@ -48655,7 +50396,7 @@
                     </pic:cNvPicPr>
                   </pic:nvPicPr>
                   <pic:blipFill>
-                    <a:blip r:embed="rId67" cstate="print">
+                    <a:blip r:embed="rId71" cstate="print">
                       <a:extLst>
                         <a:ext uri="{28A0092B-C50C-407E-A947-70E740481C1C}">
                           <a14:useLocalDpi xmlns:a14="http://schemas.microsoft.com/office/drawing/2010/main" val="0"/>
@@ -48733,7 +50474,7 @@
                     <pic:cNvPicPr/>
                   </pic:nvPicPr>
                   <pic:blipFill>
-                    <a:blip r:embed="rId68"/>
+                    <a:blip r:embed="rId72"/>
                     <a:stretch>
                       <a:fillRect/>
                     </a:stretch>
@@ -53487,7 +55228,7 @@
   <w:style w:type="paragraph" w:default="1" w:styleId="a">
     <w:name w:val="Normal"/>
     <w:qFormat/>
-    <w:rsid w:val="000C61A0"/>
+    <w:rsid w:val="005B4273"/>
     <w:pPr>
       <w:widowControl w:val="0"/>
       <w:spacing w:after="160" w:line="278" w:lineRule="auto"/>
